--- a/publications/book_chapters/2026_cifie_xai_fom7/drafts/v3_editorial_review/cifie_xai_fom7_2026-10-10.docx
+++ b/publications/book_chapters/2026_cifie_xai_fom7/drafts/v3_editorial_review/cifie_xai_fom7_2026-10-10.docx
@@ -52,7 +52,7 @@
         <w:rPr>
           <w:color w:val="000000"/>
         </w:rPr>
-        <w:t xml:space="preserve">7,793 palabras</w:t>
+        <w:t xml:space="preserve">9,251 palabras</w:t>
       </w:r>
     </w:p>
     <w:bookmarkStart w:id="11" w:name="resumen-y-palabras-clave"/>
@@ -93,7 +93,7 @@
         <w:rPr>
           <w:color w:val="000000"/>
         </w:rPr>
-        <w:t xml:space="preserve">A medida que los sistemas de inteligencia artificial asumen decisiones críticas en campos de alto impacto como la salud, las finanzas, la justicia y la selección laboral, entender</w:t>
+        <w:t xml:space="preserve">A medida que los sistemas de inteligencia artificial asumen decisiones críticas en campos de alto impacto social como la salud, las finanzas, la justicia penal y la selección laboral, entender</w:t>
       </w:r>
       <w:r>
         <w:rPr>
@@ -119,7 +119,7 @@
         <w:rPr>
           <w:color w:val="000000"/>
         </w:rPr>
-        <w:t xml:space="preserve">un modelo toma una determinación específica ha dejado de ser un mero interés técnico para convertirse en una necesidad ética, legal y operacional. Sin embargo, la simple generación de una explicación post-hoc no garantiza que esta sea correcta ni digna de confianza. En la práctica contemporánea, herramientas populares como LIME, SHAP, Anchors y DiCE a menudo entregan respuestas divergentes, incompletas o inestables ante una misma decisión algorítmica, planteando una interrogante fundamental: ¿cómo evaluar cuantitativamente si la explicación misma es auditable y confiable?</w:t>
+        <w:t xml:space="preserve">un modelo toma una determinación específica ha dejado de ser una mera inquietud técnica para convertirse en una exigencia ética, jurídica y operacional ineludible. Sin embargo, la simple generación de una explicación secundaria post-hoc no garantiza que esta sea correcta ni digna de confianza. En la práctica contemporánea, herramientas populares como LIME, SHAP, Anchors y DiCE a menudo entregan respuestas divergentes, incompletas o inestables ante una misma decisión algorítmica, planteando una interrogante epistemológica fundamental: ¿cómo evaluar cuantitativamente si la explicación misma es auditable y confiable?</w:t>
       </w:r>
     </w:p>
     <w:p>
@@ -172,7 +172,7 @@
         <w:rPr>
           <w:color w:val="000000"/>
         </w:rPr>
-        <w:t xml:space="preserve">), un marco de siete puertas diseñado para auditar, comparar y validar explicaciones algorítmicas de manera reproducible. A través de un benchmark empírico sistemático sobre el conjunto de datos</w:t>
+        <w:t xml:space="preserve">), un marco de siete puertas diseñado para auditar, comparar y certificar explicaciones algorítmicas de manera reproducible. A través de un banco de pruebas empírico sistemático sobre el conjunto de datos</w:t>
       </w:r>
       <w:r>
         <w:rPr>
@@ -225,7 +225,7 @@
     </w:p>
     <w:bookmarkEnd w:id="10"/>
     <w:bookmarkEnd w:id="11"/>
-    <w:bookmarkStart w:id="15" w:name="introducción"/>
+    <w:bookmarkStart w:id="16" w:name="introducción"/>
     <w:p>
       <w:pPr>
         <w:pStyle w:val="Heading1"/>
@@ -463,7 +463,7 @@
       </w:r>
     </w:p>
     <w:bookmarkEnd w:id="12"/>
-    <w:bookmarkStart w:id="13" w:name="X02b0aa804341023393b9399779f1cc120234931"/>
+    <w:bookmarkStart w:id="13" w:name="X01732e98f72b35195a119b727f189da8a9fb5b1"/>
     <w:p>
       <w:pPr>
         <w:pStyle w:val="Heading2"/>
@@ -474,6 +474,67 @@
         <w:rPr>
           <w:color w:val="000000"/>
         </w:rPr>
+        <w:t xml:space="preserve">El debate fundamental: Modelos intrínsecos frente a explicaciones aproximadas</w:t>
+      </w:r>
+    </w:p>
+    <w:p>
+      <w:pPr>
+        <w:pStyle w:val="FirstParagraph"/>
+        <w:spacing w:line="360" w:lineRule="auto"/>
+        <w:jc w:val="both"/>
+      </w:pPr>
+      <w:r>
+        <w:rPr>
+          <w:color w:val="000000"/>
+        </w:rPr>
+        <w:t xml:space="preserve">Antes de abordar los métodos de explicabilidad, es imperativo confrontar una objeción epistemológica central planteada en la literatura científica contemporánea. Investigadores prominentes, en particular Rudin (2019), han argumentado con vigor que en aplicaciones de alto impacto no deberían emplearse modelos de caja negra complementados con explicaciones post-hoc, sino modelos intrínsecamente interpretables por diseño (como árboles de decisión restringidos o modelos aditivos lineales). La crítica de Rudin es legítima y necesaria: una explicación post-hoc es, por definición, una aproximación secundaria de un modelo primario que no comprendemos del todo; por ende, si el sustituto fuese perfectamente fiel en todo el espacio, no necesitaríamos la caja negra original.</w:t>
+      </w:r>
+    </w:p>
+    <w:p>
+      <w:pPr>
+        <w:pStyle w:val="BodyText"/>
+        <w:spacing w:line="360" w:lineRule="auto"/>
+        <w:jc w:val="both"/>
+      </w:pPr>
+      <w:r>
+        <w:rPr>
+          <w:color w:val="000000"/>
+        </w:rPr>
+        <w:t xml:space="preserve">Sin embargo, en la práctica de la ingeniería de datos contemporánea, la disyuntiva entre interpretabilidad intrínseca y rendimiento no siempre admite una solución simple. En dominios con interacciones no lineales de muy alto orden, datos no estructurados o ensambles complejos preentrenados donde los requisitos de generalización obligan al uso de arquitecturas opacas, las organizaciones se ven forzadas a desplegar modelos complejos. Es precisamente en este escenario donde la explicabilidad post-hoc deja de ser un reemplazo de la interpretabilidad por diseño para convertirse en una</w:t>
+      </w:r>
+      <w:r>
+        <w:rPr>
+          <w:color w:val="000000"/>
+        </w:rPr>
+        <w:t xml:space="preserve"> </w:t>
+      </w:r>
+      <w:r>
+        <w:rPr>
+          <w:b/>
+          <w:bCs/>
+          <w:color w:val="000000"/>
+        </w:rPr>
+        <w:t xml:space="preserve">herramienta de auditoría y reducción de daños</w:t>
+      </w:r>
+      <w:r>
+        <w:rPr>
+          <w:color w:val="000000"/>
+        </w:rPr>
+        <w:t xml:space="preserve">. El verdadero reto no radica en prohibir las explicaciones post-hoc, sino en dejar de confiar ciegamente en ellas: someterlas a pruebas de estrés rigurosas para certificar cuándo sus aproximaciones son matemáticamente defendibles y cuándo constituyen meras ilusiones de transparencia.</w:t>
+      </w:r>
+    </w:p>
+    <w:bookmarkEnd w:id="13"/>
+    <w:bookmarkStart w:id="14" w:name="X02b0aa804341023393b9399779f1cc120234931"/>
+    <w:p>
+      <w:pPr>
+        <w:pStyle w:val="Heading2"/>
+        <w:spacing w:line="360" w:lineRule="auto"/>
+        <w:jc w:val="left"/>
+      </w:pPr>
+      <w:r>
+        <w:rPr>
+          <w:color w:val="000000"/>
+        </w:rPr>
         <w:t xml:space="preserve">El problema científico y la hipótesis de trabajo</w:t>
       </w:r>
     </w:p>
@@ -503,8 +564,8 @@
         <w:t xml:space="preserve">La hipótesis que articula este trabajo sostiene que la calidad de una explicación post-hoc no es una propiedad unidimensional ni reducible a una única métrica estática. Por el contrario, la confiabilidad explicativa requiere una evaluación integral que pondere simultáneamente la fidelidad local con respecto al modelo original, la estabilidad ante perturbaciones en los datos de entrada, la parsimonia o complejidad cognitiva del artefacto generado, la cobertura operacional dentro de la población de datos y la viabilidad computacional para su despliegue práctico.</w:t>
       </w:r>
     </w:p>
-    <w:bookmarkEnd w:id="13"/>
-    <w:bookmarkStart w:id="14" w:name="Xe7a42b5d7afde2ac086b774d09e4a718a47016d"/>
+    <w:bookmarkEnd w:id="14"/>
+    <w:bookmarkStart w:id="15" w:name="Xe7a42b5d7afde2ac086b774d09e4a718a47016d"/>
     <w:p>
       <w:pPr>
         <w:pStyle w:val="Heading2"/>
@@ -559,7 +620,7 @@
         <w:rPr>
           <w:color w:val="000000"/>
         </w:rPr>
-        <w:t xml:space="preserve">Se clarifica la terminología esencial del área, deslindando con precisión los conceptos de transparencia, interpretabilidad y explicabilidad, así como la dicotomía clave entre modelos interpretables por diseño y explicaciones post-hoc.</w:t>
+        <w:t xml:space="preserve">Se clarifica la terminología esencial del área, deslindando con precisión los conceptos de transparencia, interpretabilidad y explicabilidad, así como la frontera epistemológica entre atribución estadística y causalidad.</w:t>
       </w:r>
     </w:p>
     <w:p>
@@ -590,7 +651,7 @@
         <w:rPr>
           <w:color w:val="000000"/>
         </w:rPr>
-        <w:t xml:space="preserve">Se exponen la lógica intuitiva y las formulaciones matemáticas de cuatro explicadores emblemáticos: LIME, SHAP, Anchors y DiCE.</w:t>
+        <w:t xml:space="preserve">Se exponen la lógica intuitiva y las formulaciones matemáticas de cuatro explicadores emblemáticos: LIME, SHAP, Anchors y DiCE, analizando sus mecanismos de perturbación y límites fuera de distribución.</w:t>
       </w:r>
     </w:p>
     <w:p>
@@ -621,7 +682,13 @@
         <w:rPr>
           <w:color w:val="000000"/>
         </w:rPr>
-        <w:t xml:space="preserve">Se analizan las patologías operacionales de los explicadores post-hoc, examinando el efecto Rashomon, las perturbaciones fuera de distribución (</w:t>
+        <w:t xml:space="preserve">Se analizan las patologías operacionales de los explicadores post-hoc, examinando el efecto Rashomon, la inestabilidad estocástica y la vulnerabilidad a ataques adversariales mediante modelos</w:t>
+      </w:r>
+      <w:r>
+        <w:rPr>
+          <w:color w:val="000000"/>
+        </w:rPr>
+        <w:t xml:space="preserve"> </w:t>
       </w:r>
       <w:r>
         <w:rPr>
@@ -629,13 +696,13 @@
           <w:iCs/>
           <w:color w:val="000000"/>
         </w:rPr>
-        <w:t xml:space="preserve">Out-of-Distribution</w:t>
-      </w:r>
-      <w:r>
-        <w:rPr>
-          <w:color w:val="000000"/>
-        </w:rPr>
-        <w:t xml:space="preserve">, OOD) y los riesgos de distorsión.</w:t>
+        <w:t xml:space="preserve">scaffolding</w:t>
+      </w:r>
+      <w:r>
+        <w:rPr>
+          <w:color w:val="000000"/>
+        </w:rPr>
+        <w:t xml:space="preserve">.</w:t>
       </w:r>
     </w:p>
     <w:p>
@@ -768,12 +835,12 @@
         <w:rPr>
           <w:color w:val="000000"/>
         </w:rPr>
-        <w:t xml:space="preserve">Se destilan recomendaciones aplicadas para la gobernanza de sistemas de IA y se resumen los compromisos de futuro.</w:t>
-      </w:r>
-    </w:p>
-    <w:bookmarkEnd w:id="14"/>
+        <w:t xml:space="preserve">Se destilan recomendaciones aplicadas para la gobernanza de sistemas de IA, una matriz de decisión para ingenieros y se resumen los compromisos de futuro.</w:t>
+      </w:r>
+    </w:p>
     <w:bookmarkEnd w:id="15"/>
-    <w:bookmarkStart w:id="29" w:name="X71014afc0dfe87e414b18f8efe4132c21bf5195"/>
+    <w:bookmarkEnd w:id="16"/>
+    <w:bookmarkStart w:id="31" w:name="X71014afc0dfe87e414b18f8efe4132c21bf5195"/>
     <w:p>
       <w:pPr>
         <w:pStyle w:val="Heading1"/>
@@ -787,7 +854,7 @@
         <w:t xml:space="preserve">Qué es y qué no es la inteligencia artificial explicable</w:t>
       </w:r>
     </w:p>
-    <w:bookmarkStart w:id="19" w:name="X679fbeedc5b49627ad61baf779aa738bab86677"/>
+    <w:bookmarkStart w:id="20" w:name="X679fbeedc5b49627ad61baf779aa738bab86677"/>
     <w:p>
       <w:pPr>
         <w:pStyle w:val="Heading2"/>
@@ -961,18 +1028,18 @@
           <wp:inline>
             <wp:extent cx="5228414" cy="3857577"/>
             <wp:effectExtent b="0" l="0" r="0" t="0"/>
-            <wp:docPr descr="Figura 1. Transparencia, interpretabilidad y explicabilidad: tres nociones distintas. Fuente: elaboración propia a partir de Lipton (2018), Murdoch et al. (2019), Phillips et al. (2021) y Tabassi (2023)." title="" id="17" name="Picture"/>
+            <wp:docPr descr="Figura 1. Transparencia, interpretabilidad y explicabilidad: tres nociones distintas. Fuente: elaboración propia a partir de Lipton (2018), Murdoch et al. (2019), Phillips et al. (2021) y Tabassi (2023)." title="" id="18" name="Picture"/>
             <a:graphic>
               <a:graphicData uri="http://schemas.openxmlformats.org/drawingml/2006/picture">
                 <pic:pic>
                   <pic:nvPicPr>
-                    <pic:cNvPr descr="../figures/exported/fig_d1_conceptos_es.png" id="18" name="Picture"/>
+                    <pic:cNvPr descr="../figures/exported/fig_d1_conceptos_es.png" id="19" name="Picture"/>
                     <pic:cNvPicPr>
                       <a:picLocks noChangeArrowheads="1" noChangeAspect="1"/>
                     </pic:cNvPicPr>
                   </pic:nvPicPr>
                   <pic:blipFill>
-                    <a:blip r:embed="rId16"/>
+                    <a:blip r:embed="rId17"/>
                     <a:stretch>
                       <a:fillRect/>
                     </a:stretch>
@@ -1117,8 +1184,145 @@
         <w:t xml:space="preserve">). La confiabilidad de un sistema de IA es un atributo holístico que exige, además de la explicabilidad, la verificación empírica de su seguridad física y cibernética, su estabilidad robusta ante ruido, la preservación de la privacidad de los datos y el cumplimiento de principios de equidad y no discriminación (Tabassi, 2023).</w:t>
       </w:r>
     </w:p>
-    <w:bookmarkEnd w:id="19"/>
-    <w:bookmarkStart w:id="23" w:name="X96db485826c745c37cfbcc56de06e7cfdca68cc"/>
+    <w:bookmarkEnd w:id="20"/>
+    <w:bookmarkStart w:id="21" w:name="Xc1e8f9e4a89cd1875fe2bf407a314a6a6a54bfc"/>
+    <w:p>
+      <w:pPr>
+        <w:pStyle w:val="Heading2"/>
+        <w:spacing w:line="360" w:lineRule="auto"/>
+        <w:jc w:val="left"/>
+      </w:pPr>
+      <w:r>
+        <w:rPr>
+          <w:color w:val="000000"/>
+        </w:rPr>
+        <w:t xml:space="preserve">La frontera crítica: Atribución estadística frente a intervención causal</w:t>
+      </w:r>
+    </w:p>
+    <w:p>
+      <w:pPr>
+        <w:pStyle w:val="FirstParagraph"/>
+        <w:spacing w:line="360" w:lineRule="auto"/>
+        <w:jc w:val="both"/>
+      </w:pPr>
+      <w:r>
+        <w:rPr>
+          <w:color w:val="000000"/>
+        </w:rPr>
+        <w:t xml:space="preserve">Un principio metodológico de vital importancia que suele pasarse por alto en la aplicación de XAI consiste en distinguir la</w:t>
+      </w:r>
+      <w:r>
+        <w:rPr>
+          <w:color w:val="000000"/>
+        </w:rPr>
+        <w:t xml:space="preserve"> </w:t>
+      </w:r>
+      <w:r>
+        <w:rPr>
+          <w:b/>
+          <w:bCs/>
+          <w:color w:val="000000"/>
+        </w:rPr>
+        <w:t xml:space="preserve">atribución de características</w:t>
+      </w:r>
+      <w:r>
+        <w:rPr>
+          <w:color w:val="000000"/>
+        </w:rPr>
+        <w:t xml:space="preserve"> </w:t>
+      </w:r>
+      <w:r>
+        <w:rPr>
+          <w:color w:val="000000"/>
+        </w:rPr>
+        <w:t xml:space="preserve">de la</w:t>
+      </w:r>
+      <w:r>
+        <w:rPr>
+          <w:color w:val="000000"/>
+        </w:rPr>
+        <w:t xml:space="preserve"> </w:t>
+      </w:r>
+      <w:r>
+        <w:rPr>
+          <w:b/>
+          <w:bCs/>
+          <w:color w:val="000000"/>
+        </w:rPr>
+        <w:t xml:space="preserve">inferencia causal</w:t>
+      </w:r>
+      <w:r>
+        <w:rPr>
+          <w:color w:val="000000"/>
+        </w:rPr>
+        <w:t xml:space="preserve">. Cuando un método post-hoc asigna un puntaje numérico elevado a una variable (por ejemplo, asignando un peso positivo a la variable</w:t>
+      </w:r>
+      <w:r>
+        <w:rPr>
+          <w:color w:val="000000"/>
+        </w:rPr>
+        <w:t xml:space="preserve"> </w:t>
+      </w:r>
+      <w:r>
+        <w:rPr>
+          <w:i/>
+          <w:iCs/>
+          <w:color w:val="000000"/>
+        </w:rPr>
+        <w:t xml:space="preserve">Edad</w:t>
+      </w:r>
+      <w:r>
+        <w:rPr>
+          <w:color w:val="000000"/>
+        </w:rPr>
+        <w:t xml:space="preserve"> </w:t>
+      </w:r>
+      <w:r>
+        <w:rPr>
+          <w:color w:val="000000"/>
+        </w:rPr>
+        <w:t xml:space="preserve">en la aprobación de un crédito), dicho valor describe exclusivamente el grado en que el modelo predictivo se apoya estadísticamente en esa columna dentro de su espacio de representación local.</w:t>
+      </w:r>
+    </w:p>
+    <w:p>
+      <w:pPr>
+        <w:pStyle w:val="BodyText"/>
+        <w:spacing w:line="360" w:lineRule="auto"/>
+        <w:jc w:val="both"/>
+      </w:pPr>
+      <w:r>
+        <w:rPr>
+          <w:color w:val="000000"/>
+        </w:rPr>
+        <w:t xml:space="preserve">Bajo ninguna circunstancia debe interpretarse ese coeficiente como una prueba de que modificar dicha variable en el mundo real producirá un cambio causal directo en el fenómeno subyacente (Pearl, 2009). Confundir la dependencia funcional del algoritmo con una relación causa-efecto real puede inducir a intervenciones erróneas o perjudiciales. Por ejemplo, si un modelo médico asocia erróneamente un historial de asma con un menor riesgo de muerte por neumonía (debido a que los asmáticos ingresan directamente a cuidados intensivos recibiendo atención prioritaria), un explicador post-hoc reflejará fielmente que el asma</w:t>
+      </w:r>
+      <w:r>
+        <w:rPr>
+          <w:color w:val="000000"/>
+        </w:rPr>
+        <w:t xml:space="preserve"> </w:t>
+      </w:r>
+      <w:r>
+        <w:rPr>
+          <w:color w:val="000000"/>
+        </w:rPr>
+        <w:t xml:space="preserve">“protege”</w:t>
+      </w:r>
+      <w:r>
+        <w:rPr>
+          <w:color w:val="000000"/>
+        </w:rPr>
+        <w:t xml:space="preserve"> </w:t>
+      </w:r>
+      <w:r>
+        <w:rPr>
+          <w:color w:val="000000"/>
+        </w:rPr>
+        <w:t xml:space="preserve">al paciente según el clasificador. El explicador es fiel a la lógica interna del algoritmo, pero dicha lógica está desconectada de la causalidad biológica. Por ello, la auditoría mediante XAI evalúa la fidelidad descriptiva del modelo, no su verdad causal ontológica.</w:t>
+      </w:r>
+    </w:p>
+    <w:bookmarkEnd w:id="21"/>
+    <w:bookmarkStart w:id="25" w:name="X96db485826c745c37cfbcc56de06e7cfdca68cc"/>
     <w:p>
       <w:pPr>
         <w:pStyle w:val="Heading2"/>
@@ -1325,18 +1529,18 @@
           <wp:inline>
             <wp:extent cx="5228414" cy="3820940"/>
             <wp:effectExtent b="0" l="0" r="0" t="0"/>
-            <wp:docPr descr="Figura 2. Del modelo interpretable por diseño a la explicación post-hoc. Fuente: elaboración propia a partir de Rudin et al. (2022) y Marcinkevičs y Vogt (2023)." title="" id="21" name="Picture"/>
+            <wp:docPr descr="Figura 2. Del modelo interpretable por diseño a la explicación post-hoc. Fuente: elaboración propia a partir de Rudin et al. (2022) y Marcinkevičs y Vogt (2023)." title="" id="23" name="Picture"/>
             <a:graphic>
               <a:graphicData uri="http://schemas.openxmlformats.org/drawingml/2006/picture">
                 <pic:pic>
                   <pic:nvPicPr>
-                    <pic:cNvPr descr="../figures/exported/fig_d2_modelos_es.png" id="22" name="Picture"/>
+                    <pic:cNvPr descr="../figures/exported/fig_d2_modelos_es.png" id="24" name="Picture"/>
                     <pic:cNvPicPr>
                       <a:picLocks noChangeArrowheads="1" noChangeAspect="1"/>
                     </pic:cNvPicPr>
                   </pic:nvPicPr>
                   <pic:blipFill>
-                    <a:blip r:embed="rId20"/>
+                    <a:blip r:embed="rId22"/>
                     <a:stretch>
                       <a:fillRect/>
                     </a:stretch>
@@ -1530,8 +1734,8 @@
         <w:t xml:space="preserve">) (Marcinkevičs &amp; Vogt, 2023).</w:t>
       </w:r>
     </w:p>
-    <w:bookmarkEnd w:id="23"/>
-    <w:bookmarkStart w:id="24" w:name="Xb905a39169a3de44e696e78246405e6f518c112"/>
+    <w:bookmarkEnd w:id="25"/>
+    <w:bookmarkStart w:id="26" w:name="Xb905a39169a3de44e696e78246405e6f518c112"/>
     <w:p>
       <w:pPr>
         <w:pStyle w:val="Heading2"/>
@@ -1773,8 +1977,8 @@
         <w:t xml:space="preserve">Es fundamental enfatizar un error metodológico extendido: la agregación simple de explicaciones locales no produce necesariamente una explicación global válida. La heterogeneidad en las fronteras de decisión y las interacciones complejas de alto orden impiden resumir un modelo no lineal mediante un promedio aritmético no ponderado de atribuciones locales.</w:t>
       </w:r>
     </w:p>
-    <w:bookmarkEnd w:id="24"/>
-    <w:bookmarkStart w:id="28" w:name="X6b14655b004768c912af97a31fdb5616f10eb2e"/>
+    <w:bookmarkEnd w:id="26"/>
+    <w:bookmarkStart w:id="30" w:name="X6b14655b004768c912af97a31fdb5616f10eb2e"/>
     <w:p>
       <w:pPr>
         <w:pStyle w:val="Heading2"/>
@@ -1962,18 +2166,18 @@
           <wp:inline>
             <wp:extent cx="5228414" cy="3100411"/>
             <wp:effectExtent b="0" l="0" r="0" t="0"/>
-            <wp:docPr descr="Figura 4. Niveles de evaluación de la explicabilidad y posición de FOM-7. Fuente: adaptada de Doshi-Velez y Kim (2017)." title="" id="26" name="Picture"/>
+            <wp:docPr descr="Figura 4. Niveles de evaluación de la explicabilidad y posición de FOM-7. Fuente: adaptada de Doshi-Velez y Kim (2017)." title="" id="28" name="Picture"/>
             <a:graphic>
               <a:graphicData uri="http://schemas.openxmlformats.org/drawingml/2006/picture">
                 <pic:pic>
                   <pic:nvPicPr>
-                    <pic:cNvPr descr="../figures/exported/fig_d6_niveles_evaluacion_es.png" id="27" name="Picture"/>
+                    <pic:cNvPr descr="../figures/exported/fig_d6_niveles_evaluacion_es.png" id="29" name="Picture"/>
                     <pic:cNvPicPr>
                       <a:picLocks noChangeArrowheads="1" noChangeAspect="1"/>
                     </pic:cNvPicPr>
                   </pic:nvPicPr>
                   <pic:blipFill>
-                    <a:blip r:embed="rId25"/>
+                    <a:blip r:embed="rId27"/>
                     <a:stretch>
                       <a:fillRect/>
                     </a:stretch>
@@ -2072,9 +2276,9 @@
         <w:t xml:space="preserve">. Esta decisión metodológica permite establecer un control científico reproducible y automatizable sobre la calidad matemática de los explicadores antes de desplegar evaluaciones con seres humanos, garantizando que el artefacto explicativo cumpla con estándares mínimos de fidelidad y estabilidad.</w:t>
       </w:r>
     </w:p>
-    <w:bookmarkEnd w:id="28"/>
-    <w:bookmarkEnd w:id="29"/>
-    <w:bookmarkStart w:id="42" w:name="Xafc28f5c3009fcbb219a42f0a57b69cc2624a3b"/>
+    <w:bookmarkEnd w:id="30"/>
+    <w:bookmarkEnd w:id="31"/>
+    <w:bookmarkStart w:id="44" w:name="Xafc28f5c3009fcbb219a42f0a57b69cc2624a3b"/>
     <w:p>
       <w:pPr>
         <w:pStyle w:val="Heading1"/>
@@ -2088,7 +2292,7 @@
         <w:t xml:space="preserve">Métodos de explicabilidad: LIME, SHAP, Anchors y DiCE</w:t>
       </w:r>
     </w:p>
-    <w:bookmarkStart w:id="33" w:name="diversidad-de-objetos-explicativos"/>
+    <w:bookmarkStart w:id="35" w:name="diversidad-de-objetos-explicativos"/>
     <w:p>
       <w:pPr>
         <w:pStyle w:val="Heading2"/>
@@ -2383,18 +2587,18 @@
           <wp:inline>
             <wp:extent cx="5228414" cy="4759764"/>
             <wp:effectExtent b="0" l="0" r="0" t="0"/>
-            <wp:docPr descr="Figura 3. Cuatro objetos explicativos y métodos agnósticos evaluados en FOM-7. Fuente: elaboración propia a partir de Ribeiro et al. (2016, 2018), Lundberg y Lee (2017) y Mothilal et al. (2020)." title="" id="31" name="Picture"/>
+            <wp:docPr descr="Figura 3. Cuatro objetos explicativos y métodos agnósticos evaluados en FOM-7. Fuente: elaboración propia a partir de Ribeiro et al. (2016, 2018), Lundberg y Lee (2017) y Mothilal et al. (2020)." title="" id="33" name="Picture"/>
             <a:graphic>
               <a:graphicData uri="http://schemas.openxmlformats.org/drawingml/2006/picture">
                 <pic:pic>
                   <pic:nvPicPr>
-                    <pic:cNvPr descr="../figures/exported/fig_d4_objetos_explicativos_es.png" id="32" name="Picture"/>
+                    <pic:cNvPr descr="../figures/exported/fig_d4_objetos_explicativos_es.png" id="34" name="Picture"/>
                     <pic:cNvPicPr>
                       <a:picLocks noChangeArrowheads="1" noChangeAspect="1"/>
                     </pic:cNvPicPr>
                   </pic:nvPicPr>
                   <pic:blipFill>
-                    <a:blip r:embed="rId30"/>
+                    <a:blip r:embed="rId32"/>
                     <a:stretch>
                       <a:fillRect/>
                     </a:stretch>
@@ -2499,8 +2703,8 @@
         <w:t xml:space="preserve">La Figura 3 sintetiza la relación entre estos objetos explicativos y los cuatro algoritmos agnósticos evaluados en nuestro benchmark: LIME, SHAP, Anchors y DiCE. A continuación, se detalla la formulación técnica de cada uno de ellos.</w:t>
       </w:r>
     </w:p>
-    <w:bookmarkEnd w:id="33"/>
-    <w:bookmarkStart w:id="34" w:name="X4e5244c609ef3b5df017fad564ea7fe9c9bd988"/>
+    <w:bookmarkEnd w:id="35"/>
+    <w:bookmarkStart w:id="36" w:name="X4e5244c609ef3b5df017fad564ea7fe9c9bd988"/>
     <w:p>
       <w:pPr>
         <w:pStyle w:val="Heading2"/>
@@ -3467,11 +3671,31 @@
         <w:rPr>
           <w:color w:val="000000"/>
         </w:rPr>
-        <w:t xml:space="preserve">Para un estudiante o usuario no experto, la intuición de LIME equivale a tomar una fotografía macro de una montaña rocosa: vista desde lejos la montaña tiene una forma hiper-compleja e irregular, pero si nos acercamos a un metro cuadrado de su superficie, la pared parece casi completamente plana y puede describirse fácilmente con una pendiente simple.</w:t>
-      </w:r>
-    </w:p>
-    <w:bookmarkEnd w:id="34"/>
-    <w:bookmarkStart w:id="35" w:name="X5a5c50c85f57b92664359c7f65b99bbd9082cb2"/>
+        <w:t xml:space="preserve">Para un estudiante o usuario no experto, la intuición de LIME equivale a tomar una fotografía macro de una montaña rocosa: vista desde lejos la montaña tiene una forma hiper-compleja e irregular, pero si nos acercamos a un metro cuadrado de su superficie, la pared parece casi completamente plana y puede describirse fácilmente con una pendiente simple. Sin embargo, un desafío técnico crítico en LIME proviene del</w:t>
+      </w:r>
+      <w:r>
+        <w:rPr>
+          <w:color w:val="000000"/>
+        </w:rPr>
+        <w:t xml:space="preserve"> </w:t>
+      </w:r>
+      <w:r>
+        <w:rPr>
+          <w:b/>
+          <w:bCs/>
+          <w:color w:val="000000"/>
+        </w:rPr>
+        <w:t xml:space="preserve">muestreo fuera de distribución</w:t>
+      </w:r>
+      <w:r>
+        <w:rPr>
+          <w:color w:val="000000"/>
+        </w:rPr>
+        <w:t xml:space="preserve">: al perturbar características de manera independiente, se generan instancias sintéticas que combinan atributos de forma inverosímil en el mundo real, obligando al clasificador a emitir predicciones en regiones vacías del espacio de datos.</w:t>
+      </w:r>
+    </w:p>
+    <w:bookmarkEnd w:id="36"/>
+    <w:bookmarkStart w:id="37" w:name="X5a5c50c85f57b92664359c7f65b99bbd9082cb2"/>
     <w:p>
       <w:pPr>
         <w:pStyle w:val="Heading2"/>
@@ -4829,11 +5053,11 @@
         <w:rPr>
           <w:color w:val="000000"/>
         </w:rPr>
-        <w:t xml:space="preserve">, una estimación basada en regresión lineal ponderada mediante un núcleo de Shapley especializado que aproxima numéricamente la fórmula combinatoria de Shapley.</w:t>
-      </w:r>
-    </w:p>
-    <w:bookmarkEnd w:id="35"/>
-    <w:bookmarkStart w:id="36" w:name="X57a53775426713c51012a751b8b315fd0445131"/>
+        <w:t xml:space="preserve">, una estimación basada en regresión lineal ponderada mediante un núcleo de Shapley especializado que aproxima numéricamente la fórmula combinatoria de Shapley. Al igual que LIME, KernelSHAP debe gestionar la correlación entre variables para no condicionar sobre combinaciones fuera de distribución.</w:t>
+      </w:r>
+    </w:p>
+    <w:bookmarkEnd w:id="37"/>
+    <w:bookmarkStart w:id="38" w:name="X57a53775426713c51012a751b8b315fd0445131"/>
     <w:p>
       <w:pPr>
         <w:pStyle w:val="Heading2"/>
@@ -5862,8 +6086,8 @@
         <w:t xml:space="preserve">) para explorar eficientemente el espacio de reglas candidatas sin evaluar innecesariamente el clasificador original.</w:t>
       </w:r>
     </w:p>
-    <w:bookmarkEnd w:id="36"/>
-    <w:bookmarkStart w:id="37" w:name="X314ebb988ef0504991877fd01cc131e1254ef0f"/>
+    <w:bookmarkEnd w:id="38"/>
+    <w:bookmarkStart w:id="39" w:name="X314ebb988ef0504991877fd01cc131e1254ef0f"/>
     <w:p>
       <w:pPr>
         <w:pStyle w:val="Heading2"/>
@@ -5953,7 +6177,21 @@
         <w:rPr>
           <w:color w:val="000000"/>
         </w:rPr>
-        <w:t xml:space="preserve">) aborda la explicabilidad desde la perspectiva de la causalidad computacional y la acción prescriptiva. En lugar de explicar por qué el modelo tomó una decisión pasada, un contrafactual responde a la pregunta accionable:</w:t>
+        <w:t xml:space="preserve">) aborda la explicabilidad desde la perspectiva de la acción prescriptiva y el recurso correctivo (</w:t>
+      </w:r>
+      <w:r>
+        <w:rPr>
+          <w:i/>
+          <w:iCs/>
+          <w:color w:val="000000"/>
+        </w:rPr>
+        <w:t xml:space="preserve">actionable recourse</w:t>
+      </w:r>
+      <w:r>
+        <w:rPr>
+          <w:color w:val="000000"/>
+        </w:rPr>
+        <w:t xml:space="preserve">). En lugar de limitarse a explicar por qué el modelo tomó una decisión pasada, un contrafactual responde a la pregunta orientada al usuario:</w:t>
       </w:r>
       <w:r>
         <w:rPr>
@@ -6013,7 +6251,59 @@
         <w:rPr>
           <w:color w:val="000000"/>
         </w:rPr>
-        <w:t xml:space="preserve">Si denotamos como</w:t>
+        <w:t xml:space="preserve">En la práctica, no todas las variables pueden alterarse libremente. Un contrafactual útil debe distinguir entre</w:t>
+      </w:r>
+      <w:r>
+        <w:rPr>
+          <w:color w:val="000000"/>
+        </w:rPr>
+        <w:t xml:space="preserve"> </w:t>
+      </w:r>
+      <w:r>
+        <w:rPr>
+          <w:b/>
+          <w:bCs/>
+          <w:color w:val="000000"/>
+        </w:rPr>
+        <w:t xml:space="preserve">características accionables</w:t>
+      </w:r>
+      <w:r>
+        <w:rPr>
+          <w:color w:val="000000"/>
+        </w:rPr>
+        <w:t xml:space="preserve"> </w:t>
+      </w:r>
+      <w:r>
+        <w:rPr>
+          <w:color w:val="000000"/>
+        </w:rPr>
+        <w:t xml:space="preserve">(por ejemplo, incrementar el saldo en cuenta o reducir deudas) y</w:t>
+      </w:r>
+      <w:r>
+        <w:rPr>
+          <w:color w:val="000000"/>
+        </w:rPr>
+        <w:t xml:space="preserve"> </w:t>
+      </w:r>
+      <w:r>
+        <w:rPr>
+          <w:b/>
+          <w:bCs/>
+          <w:color w:val="000000"/>
+        </w:rPr>
+        <w:t xml:space="preserve">características inmutables</w:t>
+      </w:r>
+      <w:r>
+        <w:rPr>
+          <w:color w:val="000000"/>
+        </w:rPr>
+        <w:t xml:space="preserve"> </w:t>
+      </w:r>
+      <w:r>
+        <w:rPr>
+          <w:color w:val="000000"/>
+        </w:rPr>
+        <w:t xml:space="preserve">(como la edad o el país de origen). Si denotamos como</w:t>
       </w:r>
       <w:r>
         <w:rPr>
@@ -6059,7 +6349,7 @@
         <w:rPr>
           <w:color w:val="000000"/>
         </w:rPr>
-        <w:t xml:space="preserve">una instancia contrafactual candidata, DiCE formula la búsqueda de contrafactuales mediante la minimización de una función de pérdida multiobjetivo que equilibra la validez del resultado, la proximidad en el espacio de características y la diversidad entre un conjunto de</w:t>
+        <w:t xml:space="preserve">una instancia contrafactual candidata, DiCE formula la búsqueda mediante la minimización de una función de pérdida multiobjetivo que equilibra la validez del resultado, la proximidad en el espacio de características y la diversidad entre un conjunto de</w:t>
       </w:r>
       <w:r>
         <w:rPr>
@@ -6953,8 +7243,8 @@
         <w:t xml:space="preserve">contrafactuales entregados exploren distintas vías de modificación (por ejemplo, una opción basada en aumentar el nivel educativo versus una opción basada en modificar el capital invertido).</w:t>
       </w:r>
     </w:p>
-    <w:bookmarkEnd w:id="37"/>
-    <w:bookmarkStart w:id="41" w:name="trade-offs-operacionales-entre-métodos"/>
+    <w:bookmarkEnd w:id="39"/>
+    <w:bookmarkStart w:id="43" w:name="trade-offs-operacionales-entre-métodos"/>
     <w:p>
       <w:pPr>
         <w:pStyle w:val="Heading2"/>
@@ -7009,18 +7299,18 @@
           <wp:inline>
             <wp:extent cx="5228414" cy="3714082"/>
             <wp:effectExtent b="0" l="0" r="0" t="0"/>
-            <wp:docPr descr="Figura 5. Marco sintético de trade-offs operacionales en evaluación post-hoc de XAI. Fuente: elaboración propia a partir de Tabassi (2023) y Phillips et al. (2021)." title="" id="39" name="Picture"/>
+            <wp:docPr descr="Figura 5. Marco sintético de trade-offs operacionales en evaluación post-hoc de XAI. Fuente: elaboración propia a partir de Tabassi (2023) y Phillips et al. (2021)." title="" id="41" name="Picture"/>
             <a:graphic>
               <a:graphicData uri="http://schemas.openxmlformats.org/drawingml/2006/picture">
                 <pic:pic>
                   <pic:nvPicPr>
-                    <pic:cNvPr descr="../figures/exported/fig_d5_ciclo_audiencias_es.png" id="40" name="Picture"/>
+                    <pic:cNvPr descr="../figures/exported/fig_d5_ciclo_audiencias_es.png" id="42" name="Picture"/>
                     <pic:cNvPicPr>
                       <a:picLocks noChangeArrowheads="1" noChangeAspect="1"/>
                     </pic:cNvPicPr>
                   </pic:nvPicPr>
                   <pic:blipFill>
-                    <a:blip r:embed="rId38"/>
+                    <a:blip r:embed="rId40"/>
                     <a:stretch>
                       <a:fillRect/>
                     </a:stretch>
@@ -7099,9 +7389,9 @@
         <w:t xml:space="preserve">Como se resume en la Figura 5, mientras que SHAP proporciona la mayor rigurosidad axiomática y fidelidad local, su costo de computación crece exponencialmente con la dimensionalidad de las características. LIME ofrece una velocidad de procesamiento superior a costa de una menor estabilidad estocástica. Anchors otorga reglas intuitivas e inalterables pero con coberturas locales acotadas, y DiCE entrega prescripciones altamente accionables pero requiere optimizaciones numéricas complejas sobre el espacio de entradas.</w:t>
       </w:r>
     </w:p>
-    <w:bookmarkEnd w:id="41"/>
-    <w:bookmarkEnd w:id="42"/>
-    <w:bookmarkStart w:id="52" w:name="crisis-de-evaluación-en-xai"/>
+    <w:bookmarkEnd w:id="43"/>
+    <w:bookmarkEnd w:id="44"/>
+    <w:bookmarkStart w:id="54" w:name="crisis-de-evaluación-en-xai"/>
     <w:p>
       <w:pPr>
         <w:pStyle w:val="Heading1"/>
@@ -7115,7 +7405,7 @@
         <w:t xml:space="preserve">Crisis de evaluación en XAI</w:t>
       </w:r>
     </w:p>
-    <w:bookmarkStart w:id="46" w:name="X7b6deb457a1318db5dfe539cbe1aeb59c37156f"/>
+    <w:bookmarkStart w:id="48" w:name="X7b6deb457a1318db5dfe539cbe1aeb59c37156f"/>
     <w:p>
       <w:pPr>
         <w:pStyle w:val="Heading2"/>
@@ -7240,18 +7530,18 @@
           <wp:inline>
             <wp:extent cx="5228414" cy="2306608"/>
             <wp:effectExtent b="0" l="0" r="0" t="0"/>
-            <wp:docPr descr="Figura 6. Anatomía de la crisis de evaluación en explicabilidad post-hoc. Fuente: elaboración propia a partir de Krishna et al. (2022), Nauta et al. (2023) y Agarwal et al. (2023)." title="" id="44" name="Picture"/>
+            <wp:docPr descr="Figura 6. Anatomía de la crisis de evaluación en explicabilidad post-hoc. Fuente: elaboración propia a partir de Krishna et al. (2022), Nauta et al. (2023) y Agarwal et al. (2023)." title="" id="46" name="Picture"/>
             <a:graphic>
               <a:graphicData uri="http://schemas.openxmlformats.org/drawingml/2006/picture">
                 <pic:pic>
                   <pic:nvPicPr>
-                    <pic:cNvPr descr="../figures/exported/fig_d7_cadena_evidencia_es.png" id="45" name="Picture"/>
+                    <pic:cNvPr descr="../figures/exported/fig_d7_cadena_evidencia_es.png" id="47" name="Picture"/>
                     <pic:cNvPicPr>
                       <a:picLocks noChangeArrowheads="1" noChangeAspect="1"/>
                     </pic:cNvPicPr>
                   </pic:nvPicPr>
                   <pic:blipFill>
-                    <a:blip r:embed="rId43"/>
+                    <a:blip r:embed="rId45"/>
                     <a:stretch>
                       <a:fillRect/>
                     </a:stretch>
@@ -7340,13 +7630,20 @@
         <w:rPr>
           <w:color w:val="000000"/>
         </w:rPr>
-        <w:t xml:space="preserve">(2023) y Agarwal</w:t>
-      </w:r>
-      <w:r>
-        <w:rPr>
-          <w:color w:val="000000"/>
-        </w:rPr>
-        <w:t xml:space="preserve"> </w:t>
+        <w:t xml:space="preserve">(2023) y Agarwal et al. (2023).</w:t>
+      </w:r>
+    </w:p>
+    <w:p>
+      <w:pPr>
+        <w:pStyle w:val="BodyText"/>
+        <w:spacing w:line="360" w:lineRule="auto"/>
+        <w:jc w:val="both"/>
+      </w:pPr>
+      <w:r>
+        <w:rPr>
+          <w:color w:val="000000"/>
+        </w:rPr>
+        <w:t xml:space="preserve">La Figura 6 sintetiza la anatomía de esta crisis. El núcleo del problema radica en que, a diferencia del aprendizaje supervisado estándar —donde las etiquetas de clase (</w:t>
       </w:r>
       <w:r>
         <w:rPr>
@@ -7354,39 +7651,6 @@
           <w:iCs/>
           <w:color w:val="000000"/>
         </w:rPr>
-        <w:t xml:space="preserve">et al.</w:t>
-      </w:r>
-      <w:r>
-        <w:rPr>
-          <w:color w:val="000000"/>
-        </w:rPr>
-        <w:t xml:space="preserve"> </w:t>
-      </w:r>
-      <w:r>
-        <w:rPr>
-          <w:color w:val="000000"/>
-        </w:rPr>
-        <w:t xml:space="preserve">(2023).</w:t>
-      </w:r>
-    </w:p>
-    <w:p>
-      <w:pPr>
-        <w:pStyle w:val="BodyText"/>
-        <w:spacing w:line="360" w:lineRule="auto"/>
-        <w:jc w:val="both"/>
-      </w:pPr>
-      <w:r>
-        <w:rPr>
-          <w:color w:val="000000"/>
-        </w:rPr>
-        <w:t xml:space="preserve">La Figura 6 sintetiza la anatomía de esta crisis. El núcleo del problema radica en que, a diferencia del aprendizaje supervisado estándar —donde las etiquetas de clase (</w:t>
-      </w:r>
-      <w:r>
-        <w:rPr>
-          <w:i/>
-          <w:iCs/>
-          <w:color w:val="000000"/>
-        </w:rPr>
         <w:t xml:space="preserve">ground truth</w:t>
       </w:r>
       <w:r>
@@ -7520,8 +7784,8 @@
         <w:t xml:space="preserve">Medir el éxito del explicador utilizando métricas diseñadas por los mismos autores del método, generando un sesgo de evaluación circular.</w:t>
       </w:r>
     </w:p>
-    <w:bookmarkEnd w:id="46"/>
-    <w:bookmarkStart w:id="50" w:name="X4217ba83ef3ee46858e2d2593aacafe40d3c218"/>
+    <w:bookmarkEnd w:id="48"/>
+    <w:bookmarkStart w:id="52" w:name="X4217ba83ef3ee46858e2d2593aacafe40d3c218"/>
     <w:p>
       <w:pPr>
         <w:pStyle w:val="Heading2"/>
@@ -7897,69 +8161,43 @@
           <w:bCs/>
           <w:color w:val="000000"/>
         </w:rPr>
-        <w:t xml:space="preserve">Vulnerabilidad a ataques adversariales y manipulación de explicaciones:</w:t>
-      </w:r>
-      <w:r>
-        <w:rPr>
-          <w:color w:val="000000"/>
-        </w:rPr>
-        <w:t xml:space="preserve"> </w:t>
-      </w:r>
-      <w:r>
-        <w:rPr>
-          <w:color w:val="000000"/>
-        </w:rPr>
-        <w:t xml:space="preserve">Investigaciones recientes han demostrado que las explicaciones post-hoc son altamente vulnerables a manipulación maliciosa. Slack</w:t>
-      </w:r>
-      <w:r>
-        <w:rPr>
-          <w:color w:val="000000"/>
-        </w:rPr>
-        <w:t xml:space="preserve"> </w:t>
-      </w:r>
-      <w:r>
-        <w:rPr>
+        <w:t xml:space="preserve">Vulnerabilidad a ataques adversariales y manipulación (</w:t>
+      </w:r>
+      <w:r>
+        <w:rPr>
+          <w:b/>
+          <w:bCs/>
           <w:i/>
           <w:iCs/>
           <w:color w:val="000000"/>
         </w:rPr>
-        <w:t xml:space="preserve">et al.</w:t>
-      </w:r>
-      <w:r>
-        <w:rPr>
-          <w:color w:val="000000"/>
-        </w:rPr>
-        <w:t xml:space="preserve"> </w:t>
-      </w:r>
-      <w:r>
-        <w:rPr>
-          <w:color w:val="000000"/>
-        </w:rPr>
-        <w:t xml:space="preserve">(2020) demostraron que es posible construir clasificadores</w:t>
-      </w:r>
-      <w:r>
-        <w:rPr>
-          <w:color w:val="000000"/>
-        </w:rPr>
-        <w:t xml:space="preserve"> </w:t>
-      </w:r>
-      <w:r>
-        <w:rPr>
-          <w:color w:val="000000"/>
-        </w:rPr>
-        <w:t xml:space="preserve">“camuflados”</w:t>
-      </w:r>
-      <w:r>
-        <w:rPr>
-          <w:color w:val="000000"/>
-        </w:rPr>
-        <w:t xml:space="preserve"> </w:t>
-      </w:r>
-      <w:r>
-        <w:rPr>
-          <w:color w:val="000000"/>
-        </w:rPr>
-        <w:t xml:space="preserve">(</w:t>
+        <w:t xml:space="preserve">Scaffolding Models</w:t>
+      </w:r>
+      <w:r>
+        <w:rPr>
+          <w:b/>
+          <w:bCs/>
+          <w:color w:val="000000"/>
+        </w:rPr>
+        <w:t xml:space="preserve">):</w:t>
+      </w:r>
+      <w:r>
+        <w:rPr>
+          <w:color w:val="000000"/>
+        </w:rPr>
+        <w:t xml:space="preserve"> </w:t>
+      </w:r>
+      <w:r>
+        <w:rPr>
+          <w:color w:val="000000"/>
+        </w:rPr>
+        <w:t xml:space="preserve">Investigaciones cruciales de Slack</w:t>
+      </w:r>
+      <w:r>
+        <w:rPr>
+          <w:color w:val="000000"/>
+        </w:rPr>
+        <w:t xml:space="preserve"> </w:t>
       </w:r>
       <w:r>
         <w:rPr>
@@ -7967,13 +8205,43 @@
           <w:iCs/>
           <w:color w:val="000000"/>
         </w:rPr>
-        <w:t xml:space="preserve">scaffolding models</w:t>
-      </w:r>
-      <w:r>
-        <w:rPr>
-          <w:color w:val="000000"/>
-        </w:rPr>
-        <w:t xml:space="preserve">) que discriminan internamente por motivos de raza o género, pero que detectan cuándo están siendo perturbados por un explicador agnóstico (como LIME o SHAP), alterando su comportamiento local para devolver explicaciones perfectamente neutrales y equitativas durante las pruebas de auditoría.</w:t>
+        <w:t xml:space="preserve">et al.</w:t>
+      </w:r>
+      <w:r>
+        <w:rPr>
+          <w:color w:val="000000"/>
+        </w:rPr>
+        <w:t xml:space="preserve"> </w:t>
+      </w:r>
+      <w:r>
+        <w:rPr>
+          <w:color w:val="000000"/>
+        </w:rPr>
+        <w:t xml:space="preserve">(2020) demostraron que las explicaciones post-hoc pueden manipularse deliberadamente. Es posible construir clasificadores discriminatorios que detectan cuándo una consulta proviene de un usuario real frente a cuándo proviene del muestreo estocástico de un explicador (LIME o SHAP). El modelo</w:t>
+      </w:r>
+      <w:r>
+        <w:rPr>
+          <w:color w:val="000000"/>
+        </w:rPr>
+        <w:t xml:space="preserve"> </w:t>
+      </w:r>
+      <w:r>
+        <w:rPr>
+          <w:color w:val="000000"/>
+        </w:rPr>
+        <w:t xml:space="preserve">“engañador”</w:t>
+      </w:r>
+      <w:r>
+        <w:rPr>
+          <w:color w:val="000000"/>
+        </w:rPr>
+        <w:t xml:space="preserve"> </w:t>
+      </w:r>
+      <w:r>
+        <w:rPr>
+          <w:color w:val="000000"/>
+        </w:rPr>
+        <w:t xml:space="preserve">se comporta de forma sesgada para las instancias reales, pero cuando detecta perturbaciones sintéticas de auditoría, conmuta su lógica interna para devolver explicaciones perfectamente neutrales y equitativas. Esta vulnerabilidad prueba que un explicador aislado puede certificar falsamente como inocuo a un modelo altamente perjudicial.</w:t>
       </w:r>
     </w:p>
     <w:p>
@@ -7990,18 +8258,18 @@
           <wp:inline>
             <wp:extent cx="5228414" cy="4630008"/>
             <wp:effectExtent b="0" l="0" r="0" t="0"/>
-            <wp:docPr descr="Figura 7. Taxonomía de distorsiones y traza de siete puertas FOM-7. Fuente: elaboración propia a partir de Herrera-Vásquez y Herrero-Uceda (2026)." title="" id="48" name="Picture"/>
+            <wp:docPr descr="Figura 7. Taxonomía de distorsiones y traza de siete puertas FOM-7. Fuente: elaboración propia a partir de Herrera-Vásquez y Herrero-Uceda (2026)." title="" id="50" name="Picture"/>
             <a:graphic>
               <a:graphicData uri="http://schemas.openxmlformats.org/drawingml/2006/picture">
                 <pic:pic>
                   <pic:nvPicPr>
-                    <pic:cNvPr descr="../figures/exported/fig_d8_fom7_traza_es.png" id="49" name="Picture"/>
+                    <pic:cNvPr descr="../figures/exported/fig_d8_fom7_traza_es.png" id="51" name="Picture"/>
                     <pic:cNvPicPr>
                       <a:picLocks noChangeArrowheads="1" noChangeAspect="1"/>
                     </pic:cNvPicPr>
                   </pic:nvPicPr>
                   <pic:blipFill>
-                    <a:blip r:embed="rId47"/>
+                    <a:blip r:embed="rId49"/>
                     <a:stretch>
                       <a:fillRect/>
                     </a:stretch>
@@ -8054,8 +8322,8 @@
         <w:t xml:space="preserve">La Figura 7 detalla visualmente esta taxonomía de riesgos y distorsiones. La presencia comprobada de estas patologías demuestra que emplear un explicador agnóstico sin auditar previamente sus métricas operacionales equivale a introducir una segunda caja negra no verificada dentro del proceso de supervisión.</w:t>
       </w:r>
     </w:p>
-    <w:bookmarkEnd w:id="50"/>
-    <w:bookmarkStart w:id="51" w:name="Xdaa196994eb2ce8f932d4157d81627067849980"/>
+    <w:bookmarkEnd w:id="52"/>
+    <w:bookmarkStart w:id="53" w:name="Xdaa196994eb2ce8f932d4157d81627067849980"/>
     <w:p>
       <w:pPr>
         <w:pStyle w:val="Heading2"/>
@@ -8099,12 +8367,12 @@
         <w:rPr>
           <w:color w:val="000000"/>
         </w:rPr>
-        <w:t xml:space="preserve">, diseñado específicamente para resolver esta necesidad operacional.</w:t>
-      </w:r>
-    </w:p>
-    <w:bookmarkEnd w:id="51"/>
-    <w:bookmarkEnd w:id="52"/>
-    <w:bookmarkStart w:id="61" w:name="el-protocolo-operativo-fom-7"/>
+        <w:t xml:space="preserve">, diseñado específicamente para resolver esta necesidad operacional y blindar los sistemas contra distorsiones estocásticas y manipulaciones adversariales.</w:t>
+      </w:r>
+    </w:p>
+    <w:bookmarkEnd w:id="53"/>
+    <w:bookmarkEnd w:id="54"/>
+    <w:bookmarkStart w:id="63" w:name="el-protocolo-operativo-fom-7"/>
     <w:p>
       <w:pPr>
         <w:pStyle w:val="Heading1"/>
@@ -8118,7 +8386,7 @@
         <w:t xml:space="preserve">El protocolo operativo FOM-7</w:t>
       </w:r>
     </w:p>
-    <w:bookmarkStart w:id="53" w:name="el-marco-conceptual-fom-7"/>
+    <w:bookmarkStart w:id="55" w:name="el-marco-conceptual-fom-7"/>
     <w:p>
       <w:pPr>
         <w:pStyle w:val="Heading2"/>
@@ -8588,8 +8856,8 @@
         <w:t xml:space="preserve">Verifica que la fidelidad y la estabilidad de las explicaciones se mantengan homogéneas a través de subgrupos demográficos protegidos (por ejemplo, etnia, género o edad), evitando sesgos de auditoría.</w:t>
       </w:r>
     </w:p>
-    <w:bookmarkEnd w:id="53"/>
-    <w:bookmarkStart w:id="59" w:name="Xa7b9960b169563f1ac17e356f7a0aff8ea21651"/>
+    <w:bookmarkEnd w:id="55"/>
+    <w:bookmarkStart w:id="61" w:name="Xa7b9960b169563f1ac17e356f7a0aff8ea21651"/>
     <w:p>
       <w:pPr>
         <w:pStyle w:val="Heading2"/>
@@ -8616,7 +8884,7 @@
         <w:t xml:space="preserve">A continuación se exponen las formulaciones cuantitativas empleadas en FOM-7 para medir con rigor matemático las dimensiones del protocolo:</w:t>
       </w:r>
     </w:p>
-    <w:bookmarkStart w:id="54" w:name="fidelidad-local-ponderada-g1"/>
+    <w:bookmarkStart w:id="56" w:name="fidelidad-local-ponderada-g1"/>
     <w:p>
       <w:pPr>
         <w:pStyle w:val="Heading3"/>
@@ -9057,8 +9325,8 @@
         <w:t xml:space="preserve">certifica que la explicación reconstruye con alta precisión el comportamiento local de la caja negra.</w:t>
       </w:r>
     </w:p>
-    <w:bookmarkEnd w:id="54"/>
-    <w:bookmarkStart w:id="55" w:name="Xa218d412d8ac52b4bdff913ef7162dfa6ce0dad"/>
+    <w:bookmarkEnd w:id="56"/>
+    <w:bookmarkStart w:id="57" w:name="Xa218d412d8ac52b4bdff913ef7162dfa6ce0dad"/>
     <w:p>
       <w:pPr>
         <w:pStyle w:val="Heading3"/>
@@ -9177,7 +9445,7 @@
         <w:rPr>
           <w:color w:val="000000"/>
         </w:rPr>
-        <w:t xml:space="preserve">se mide estimando la constante empírica de Lipschitz máxima dentro de una bola de perturbación de radio</w:t>
+        <w:t xml:space="preserve">se formaliza teóricamente estimando la constante empírica de Lipschitz máxima dentro de una bola de perturbación de radio</w:t>
       </w:r>
       <w:r>
         <w:rPr>
@@ -9514,11 +9782,37 @@
         <w:rPr>
           <w:color w:val="000000"/>
         </w:rPr>
-        <w:t xml:space="preserve">indica absoluta inalterabilidad ante variaciones de pequeña escala en el punto de evaluación.</w:t>
-      </w:r>
-    </w:p>
-    <w:bookmarkEnd w:id="55"/>
-    <w:bookmarkStart w:id="56" w:name="escasez-y-parsimonia-cognitiva-g3"/>
+        <w:t xml:space="preserve">indica absoluta inalterabilidad ante variaciones de pequeña escala en el punto de evaluación. En implementaciones industriales y bancos de pruebas estandarizados (como EXP2), esta propiedad se operacionaliza mediante la</w:t>
+      </w:r>
+      <w:r>
+        <w:rPr>
+          <w:color w:val="000000"/>
+        </w:rPr>
+        <w:t xml:space="preserve"> </w:t>
+      </w:r>
+      <w:r>
+        <w:rPr>
+          <w:b/>
+          <w:bCs/>
+          <w:color w:val="000000"/>
+        </w:rPr>
+        <w:t xml:space="preserve">similitud coseno media</w:t>
+      </w:r>
+      <w:r>
+        <w:rPr>
+          <w:color w:val="000000"/>
+        </w:rPr>
+        <w:t xml:space="preserve"> </w:t>
+      </w:r>
+      <w:r>
+        <w:rPr>
+          <w:color w:val="000000"/>
+        </w:rPr>
+        <w:t xml:space="preserve">entre explicaciones obtenidas sobre perturbaciones gaussianas controladas, lo que permite un cómputo determinista y escalable.</w:t>
+      </w:r>
+    </w:p>
+    <w:bookmarkEnd w:id="57"/>
+    <w:bookmarkStart w:id="58" w:name="escasez-y-parsimonia-cognitiva-g3"/>
     <w:p>
       <w:pPr>
         <w:pStyle w:val="Heading3"/>
@@ -9789,8 +10083,8 @@
         <w:t xml:space="preserve">Una alta escasez reduce la sobrecarga cognitiva al filtrar el ruido de baja importancia en la presentación final al usuario.</w:t>
       </w:r>
     </w:p>
-    <w:bookmarkEnd w:id="56"/>
-    <w:bookmarkStart w:id="57" w:name="cobertura-empírica-de-reglas-g4"/>
+    <w:bookmarkEnd w:id="58"/>
+    <w:bookmarkStart w:id="59" w:name="cobertura-empírica-de-reglas-g4"/>
     <w:p>
       <w:pPr>
         <w:pStyle w:val="Heading3"/>
@@ -9997,8 +10291,8 @@
         </m:oMath>
       </m:oMathPara>
     </w:p>
-    <w:bookmarkEnd w:id="57"/>
-    <w:bookmarkStart w:id="58" w:name="latencia-computacional-promedio-g5"/>
+    <w:bookmarkEnd w:id="59"/>
+    <w:bookmarkStart w:id="60" w:name="latencia-computacional-promedio-g5"/>
     <w:p>
       <w:pPr>
         <w:pStyle w:val="Heading3"/>
@@ -10239,9 +10533,9 @@
         </m:oMath>
       </m:oMathPara>
     </w:p>
-    <w:bookmarkEnd w:id="58"/>
-    <w:bookmarkEnd w:id="59"/>
-    <w:bookmarkStart w:id="60" w:name="Xcab34c760e7b9e3bd496232f08b0963f30f5c70"/>
+    <w:bookmarkEnd w:id="60"/>
+    <w:bookmarkEnd w:id="61"/>
+    <w:bookmarkStart w:id="62" w:name="Xbc111326bc9f712118331f2262cd6ea8044aef9"/>
     <w:p>
       <w:pPr>
         <w:pStyle w:val="Heading2"/>
@@ -10252,12 +10546,306 @@
         <w:rPr>
           <w:color w:val="000000"/>
         </w:rPr>
-        <w:t xml:space="preserve">Resumen formal de las métricas del protocolo</w:t>
+        <w:t xml:space="preserve">Criterios de Aprobación para Auditoría Industrial</w:t>
       </w:r>
     </w:p>
     <w:p>
       <w:pPr>
         <w:pStyle w:val="FirstParagraph"/>
+        <w:spacing w:line="360" w:lineRule="auto"/>
+        <w:jc w:val="both"/>
+      </w:pPr>
+      <w:r>
+        <w:rPr>
+          <w:color w:val="000000"/>
+        </w:rPr>
+        <w:t xml:space="preserve">Para que un explicador post-hoc sea certificado como apto para producción en un entorno de alto impacto bajo el protocolo FOM-7, debe satisfacer umbrales de validez operacional concurrentes:</w:t>
+      </w:r>
+      <w:r>
+        <w:rPr>
+          <w:color w:val="000000"/>
+        </w:rPr>
+        <w:t xml:space="preserve"> </w:t>
+      </w:r>
+      <w:r>
+        <w:rPr>
+          <w:color w:val="000000"/>
+        </w:rPr>
+        <w:t xml:space="preserve">*</w:t>
+      </w:r>
+      <w:r>
+        <w:rPr>
+          <w:color w:val="000000"/>
+        </w:rPr>
+        <w:t xml:space="preserve"> </w:t>
+      </w:r>
+      <w:r>
+        <w:rPr>
+          <w:b/>
+          <w:bCs/>
+          <w:color w:val="000000"/>
+        </w:rPr>
+        <w:t xml:space="preserve">Umbral de Fidelidad:</w:t>
+      </w:r>
+      <w:r>
+        <w:rPr>
+          <w:color w:val="000000"/>
+        </w:rPr>
+        <w:t xml:space="preserve"> </w:t>
+      </w:r>
+      <m:oMath>
+        <m:r>
+          <m:rPr>
+            <m:nor/>
+            <m:sty m:val="p"/>
+          </m:rPr>
+          <m:t>Fidelidad</m:t>
+        </m:r>
+        <m:r>
+          <m:rPr>
+            <m:sty m:val="p"/>
+          </m:rPr>
+          <m:t>≥</m:t>
+        </m:r>
+        <m:r>
+          <m:t>0.85</m:t>
+        </m:r>
+      </m:oMath>
+      <w:r>
+        <w:rPr>
+          <w:color w:val="000000"/>
+        </w:rPr>
+        <w:t xml:space="preserve"> </w:t>
+      </w:r>
+      <w:r>
+        <w:rPr>
+          <w:color w:val="000000"/>
+        </w:rPr>
+        <w:t xml:space="preserve">(G1), garantizando que el sustituto no invente una lógica ajena al modelo.</w:t>
+      </w:r>
+      <w:r>
+        <w:rPr>
+          <w:color w:val="000000"/>
+        </w:rPr>
+        <w:t xml:space="preserve"> </w:t>
+      </w:r>
+      <w:r>
+        <w:rPr>
+          <w:color w:val="000000"/>
+        </w:rPr>
+        <w:t xml:space="preserve">*</w:t>
+      </w:r>
+      <w:r>
+        <w:rPr>
+          <w:color w:val="000000"/>
+        </w:rPr>
+        <w:t xml:space="preserve"> </w:t>
+      </w:r>
+      <w:r>
+        <w:rPr>
+          <w:b/>
+          <w:bCs/>
+          <w:color w:val="000000"/>
+        </w:rPr>
+        <w:t xml:space="preserve">Umbral de Estabilidad:</w:t>
+      </w:r>
+      <w:r>
+        <w:rPr>
+          <w:color w:val="000000"/>
+        </w:rPr>
+        <w:t xml:space="preserve"> </w:t>
+      </w:r>
+      <m:oMath>
+        <m:r>
+          <m:rPr>
+            <m:nor/>
+            <m:sty m:val="p"/>
+          </m:rPr>
+          <m:t>Estabilidad</m:t>
+        </m:r>
+        <m:r>
+          <m:rPr>
+            <m:sty m:val="p"/>
+          </m:rPr>
+          <m:t>≥</m:t>
+        </m:r>
+        <m:r>
+          <m:t>0.80</m:t>
+        </m:r>
+      </m:oMath>
+      <w:r>
+        <w:rPr>
+          <w:color w:val="000000"/>
+        </w:rPr>
+        <w:t xml:space="preserve"> </w:t>
+      </w:r>
+      <w:r>
+        <w:rPr>
+          <w:color w:val="000000"/>
+        </w:rPr>
+        <w:t xml:space="preserve">(G2), asegurando que ruidos sensoriales menores no inviertan el ranking de variables.</w:t>
+      </w:r>
+      <w:r>
+        <w:rPr>
+          <w:color w:val="000000"/>
+        </w:rPr>
+        <w:t xml:space="preserve"> </w:t>
+      </w:r>
+      <w:r>
+        <w:rPr>
+          <w:color w:val="000000"/>
+        </w:rPr>
+        <w:t xml:space="preserve">*</w:t>
+      </w:r>
+      <w:r>
+        <w:rPr>
+          <w:color w:val="000000"/>
+        </w:rPr>
+        <w:t xml:space="preserve"> </w:t>
+      </w:r>
+      <w:r>
+        <w:rPr>
+          <w:b/>
+          <w:bCs/>
+          <w:color w:val="000000"/>
+        </w:rPr>
+        <w:t xml:space="preserve">Límite de Latencia:</w:t>
+      </w:r>
+      <w:r>
+        <w:rPr>
+          <w:color w:val="000000"/>
+        </w:rPr>
+        <w:t xml:space="preserve"> </w:t>
+      </w:r>
+      <m:oMath>
+        <m:sSub>
+          <m:e>
+            <m:acc>
+              <m:accPr>
+                <m:chr m:val="‾"/>
+              </m:accPr>
+              <m:e>
+                <m:r>
+                  <m:t>T</m:t>
+                </m:r>
+              </m:e>
+            </m:acc>
+          </m:e>
+          <m:sub>
+            <m:r>
+              <m:t>e</m:t>
+            </m:r>
+            <m:r>
+              <m:t>x</m:t>
+            </m:r>
+            <m:r>
+              <m:t>p</m:t>
+            </m:r>
+          </m:sub>
+        </m:sSub>
+        <m:r>
+          <m:rPr>
+            <m:sty m:val="p"/>
+          </m:rPr>
+          <m:t>≤</m:t>
+        </m:r>
+        <m:r>
+          <m:t>200</m:t>
+        </m:r>
+        <m:r>
+          <m:rPr>
+            <m:nor/>
+            <m:sty m:val="p"/>
+          </m:rPr>
+          <m:t> ms</m:t>
+        </m:r>
+      </m:oMath>
+      <w:r>
+        <w:rPr>
+          <w:color w:val="000000"/>
+        </w:rPr>
+        <w:t xml:space="preserve"> </w:t>
+      </w:r>
+      <w:r>
+        <w:rPr>
+          <w:color w:val="000000"/>
+        </w:rPr>
+        <w:t xml:space="preserve">para sistemas interactivos en tiempo real, o</w:t>
+      </w:r>
+      <w:r>
+        <w:rPr>
+          <w:color w:val="000000"/>
+        </w:rPr>
+        <w:t xml:space="preserve"> </w:t>
+      </w:r>
+      <m:oMath>
+        <m:sSub>
+          <m:e>
+            <m:acc>
+              <m:accPr>
+                <m:chr m:val="‾"/>
+              </m:accPr>
+              <m:e>
+                <m:r>
+                  <m:t>T</m:t>
+                </m:r>
+              </m:e>
+            </m:acc>
+          </m:e>
+          <m:sub>
+            <m:r>
+              <m:t>e</m:t>
+            </m:r>
+            <m:r>
+              <m:t>x</m:t>
+            </m:r>
+            <m:r>
+              <m:t>p</m:t>
+            </m:r>
+          </m:sub>
+        </m:sSub>
+        <m:r>
+          <m:rPr>
+            <m:sty m:val="p"/>
+          </m:rPr>
+          <m:t>≤</m:t>
+        </m:r>
+        <m:r>
+          <m:t>2</m:t>
+        </m:r>
+        <m:r>
+          <m:rPr>
+            <m:sty m:val="p"/>
+          </m:rPr>
+          <m:t>,</m:t>
+        </m:r>
+        <m:r>
+          <m:t>000</m:t>
+        </m:r>
+        <m:r>
+          <m:rPr>
+            <m:nor/>
+            <m:sty m:val="p"/>
+          </m:rPr>
+          <m:t> ms</m:t>
+        </m:r>
+      </m:oMath>
+      <w:r>
+        <w:rPr>
+          <w:color w:val="000000"/>
+        </w:rPr>
+        <w:t xml:space="preserve"> </w:t>
+      </w:r>
+      <w:r>
+        <w:rPr>
+          <w:color w:val="000000"/>
+        </w:rPr>
+        <w:t xml:space="preserve">para auditorías regulatorias por lotes.</w:t>
+      </w:r>
+    </w:p>
+    <w:p>
+      <w:pPr>
+        <w:pStyle w:val="BodyText"/>
         <w:spacing w:line="360" w:lineRule="auto"/>
         <w:jc w:val="both"/>
       </w:pPr>
@@ -11109,9 +11697,9 @@
         <w:t xml:space="preserve">Las métricas se calculan por instancia y se promedian por ejecución; la inferencia se realiza sobre bloques modelo × tamaño de muestra, no sobre instancias. Son indicadores operacionales de calidad explicativa bajo condiciones controladas, no medidas directas de utilidad humana, plausibilidad semántica ni causalidad. Otras operacionalizaciones, como ROAR o medidas locales de tipo Lipschitz, podrían producir ordenamientos distintos. Elaboración propia a partir de Herrera-Vásquez (2026).</w:t>
       </w:r>
     </w:p>
-    <w:bookmarkEnd w:id="60"/>
-    <w:bookmarkEnd w:id="61"/>
-    <w:bookmarkStart w:id="66" w:name="diseño-empírico-y-banco-de-pruebas"/>
+    <w:bookmarkEnd w:id="62"/>
+    <w:bookmarkEnd w:id="63"/>
+    <w:bookmarkStart w:id="69" w:name="diseño-empírico-y-banco-de-pruebas"/>
     <w:p>
       <w:pPr>
         <w:pStyle w:val="Heading1"/>
@@ -11125,7 +11713,7 @@
         <w:t xml:space="preserve">Diseño empírico y banco de pruebas</w:t>
       </w:r>
     </w:p>
-    <w:bookmarkStart w:id="62" w:name="Xbe03326fd462d22740fb6701ad39932a89d62c7"/>
+    <w:bookmarkStart w:id="64" w:name="Xbe03326fd462d22740fb6701ad39932a89d62c7"/>
     <w:p>
       <w:pPr>
         <w:pStyle w:val="Heading2"/>
@@ -11848,8 +12436,8 @@
         <w:t xml:space="preserve">del total de la población.</w:t>
       </w:r>
     </w:p>
-    <w:bookmarkEnd w:id="62"/>
-    <w:bookmarkStart w:id="63" w:name="Xd107c4bf8c9a0a6164226d8fedb6fcc4e4db8ba"/>
+    <w:bookmarkEnd w:id="64"/>
+    <w:bookmarkStart w:id="65" w:name="Xd107c4bf8c9a0a6164226d8fedb6fcc4e4db8ba"/>
     <w:p>
       <w:pPr>
         <w:pStyle w:val="Heading2"/>
@@ -12211,8 +12799,8 @@
         <w:t xml:space="preserve">) sobre el cual se ejecutaron de forma independiente todas las evaluaciones de las siete puertas de FOM-7.</w:t>
       </w:r>
     </w:p>
-    <w:bookmarkEnd w:id="63"/>
-    <w:bookmarkStart w:id="64" w:name="X3147868378da4cd2a2698f0405205b377386939"/>
+    <w:bookmarkEnd w:id="65"/>
+    <w:bookmarkStart w:id="66" w:name="X3147868378da4cd2a2698f0405205b377386939"/>
     <w:p>
       <w:pPr>
         <w:pStyle w:val="Heading2"/>
@@ -12623,8 +13211,8 @@
         <w:t xml:space="preserve">).</w:t>
       </w:r>
     </w:p>
-    <w:bookmarkEnd w:id="64"/>
-    <w:bookmarkStart w:id="65" w:name="entorno-de-ejecución-y-reproducibilidad"/>
+    <w:bookmarkEnd w:id="66"/>
+    <w:bookmarkStart w:id="67" w:name="entorno-de-ejecución-y-reproducibilidad"/>
     <w:p>
       <w:pPr>
         <w:pStyle w:val="Heading2"/>
@@ -12676,9 +13264,743 @@
         <w:t xml:space="preserve">para todas las particiones, optimizaciones y muestreos estocásticos de los explicadores.</w:t>
       </w:r>
     </w:p>
-    <w:bookmarkEnd w:id="65"/>
-    <w:bookmarkEnd w:id="66"/>
-    <w:bookmarkStart w:id="82" w:name="aplicación-empírica-perfiles-fom-7"/>
+    <w:bookmarkEnd w:id="67"/>
+    <w:bookmarkStart w:id="68" w:name="X25bab4bee3fe83c8b751a7945c40aa51296efbf"/>
+    <w:p>
+      <w:pPr>
+        <w:pStyle w:val="Heading2"/>
+        <w:spacing w:line="360" w:lineRule="auto"/>
+        <w:jc w:val="left"/>
+      </w:pPr>
+      <w:r>
+        <w:rPr>
+          <w:color w:val="000000"/>
+        </w:rPr>
+        <w:t xml:space="preserve">Protocolo de significancia estadística: Pruebas de Friedman y Nemenyi</w:t>
+      </w:r>
+    </w:p>
+    <w:p>
+      <w:pPr>
+        <w:pStyle w:val="FirstParagraph"/>
+        <w:spacing w:line="360" w:lineRule="auto"/>
+        <w:jc w:val="both"/>
+      </w:pPr>
+      <w:r>
+        <w:rPr>
+          <w:color w:val="000000"/>
+        </w:rPr>
+        <w:t xml:space="preserve">Para determinar si las diferencias observadas en las métricas de las siete puertas son estadísticamente significativas y no atribuibles al azar del remuestreo, se adoptó el protocolo no paramétrico riguroso recomendado por Demšar (2006) para la comparación de múltiples algoritmos sobre múltiples condiciones:</w:t>
+      </w:r>
+    </w:p>
+    <w:p>
+      <w:pPr>
+        <w:numPr>
+          <w:ilvl w:val="0"/>
+          <w:numId w:val="1011"/>
+        </w:numPr>
+        <w:spacing w:line="360" w:lineRule="auto"/>
+        <w:jc w:val="both"/>
+      </w:pPr>
+      <w:r>
+        <w:rPr>
+          <w:b/>
+          <w:bCs/>
+          <w:color w:val="000000"/>
+        </w:rPr>
+        <w:t xml:space="preserve">Prueba de rangos alineados de Friedman:</w:t>
+      </w:r>
+      <w:r>
+        <w:rPr>
+          <w:color w:val="000000"/>
+        </w:rPr>
+        <w:t xml:space="preserve"> </w:t>
+      </w:r>
+      <w:r>
+        <w:rPr>
+          <w:color w:val="000000"/>
+        </w:rPr>
+        <w:t xml:space="preserve">Se evaluó la hipótesis nula (</w:t>
+      </w:r>
+      <m:oMath>
+        <m:sSub>
+          <m:e>
+            <m:r>
+              <m:t>H</m:t>
+            </m:r>
+          </m:e>
+          <m:sub>
+            <m:r>
+              <m:t>0</m:t>
+            </m:r>
+          </m:sub>
+        </m:sSub>
+      </m:oMath>
+      <w:r>
+        <w:rPr>
+          <w:color w:val="000000"/>
+        </w:rPr>
+        <w:t xml:space="preserve">) de que todos los explicadores presentan un rendimiento equivalente en sus rangos promedio. La estadística de Friedman</w:t>
+      </w:r>
+      <w:r>
+        <w:rPr>
+          <w:color w:val="000000"/>
+        </w:rPr>
+        <w:t xml:space="preserve"> </w:t>
+      </w:r>
+      <m:oMath>
+        <m:sSubSup>
+          <m:e>
+            <m:r>
+              <m:t>χ</m:t>
+            </m:r>
+          </m:e>
+          <m:sub>
+            <m:r>
+              <m:t>F</m:t>
+            </m:r>
+          </m:sub>
+          <m:sup>
+            <m:r>
+              <m:t>2</m:t>
+            </m:r>
+          </m:sup>
+        </m:sSubSup>
+      </m:oMath>
+      <w:r>
+        <w:rPr>
+          <w:color w:val="000000"/>
+        </w:rPr>
+        <w:t xml:space="preserve"> </w:t>
+      </w:r>
+      <w:r>
+        <w:rPr>
+          <w:color w:val="000000"/>
+        </w:rPr>
+        <w:t xml:space="preserve">se calcula mediante:</w:t>
+      </w:r>
+    </w:p>
+    <w:p>
+      <w:pPr>
+        <w:pStyle w:val="BodyText"/>
+        <w:spacing w:line="360" w:lineRule="auto"/>
+      </w:pPr>
+      <m:oMathPara>
+        <m:oMathParaPr>
+          <m:jc m:val="center"/>
+        </m:oMathParaPr>
+        <m:oMath>
+          <m:sSubSup>
+            <m:e>
+              <m:r>
+                <m:t>χ</m:t>
+              </m:r>
+            </m:e>
+            <m:sub>
+              <m:r>
+                <m:t>F</m:t>
+              </m:r>
+            </m:sub>
+            <m:sup>
+              <m:r>
+                <m:t>2</m:t>
+              </m:r>
+            </m:sup>
+          </m:sSubSup>
+          <m:r>
+            <m:rPr>
+              <m:sty m:val="p"/>
+            </m:rPr>
+            <m:t>=</m:t>
+          </m:r>
+          <m:f>
+            <m:fPr>
+              <m:type m:val="bar"/>
+            </m:fPr>
+            <m:num>
+              <m:r>
+                <m:t>12</m:t>
+              </m:r>
+              <m:r>
+                <m:t>N</m:t>
+              </m:r>
+            </m:num>
+            <m:den>
+              <m:r>
+                <m:t>k</m:t>
+              </m:r>
+              <m:r>
+                <m:rPr>
+                  <m:sty m:val="p"/>
+                </m:rPr>
+                <m:t>(</m:t>
+              </m:r>
+              <m:r>
+                <m:t>k</m:t>
+              </m:r>
+              <m:r>
+                <m:rPr>
+                  <m:sty m:val="p"/>
+                </m:rPr>
+                <m:t>+</m:t>
+              </m:r>
+              <m:r>
+                <m:t>1</m:t>
+              </m:r>
+              <m:r>
+                <m:rPr>
+                  <m:sty m:val="p"/>
+                </m:rPr>
+                <m:t>)</m:t>
+              </m:r>
+            </m:den>
+          </m:f>
+          <m:d>
+            <m:dPr>
+              <m:begChr m:val="["/>
+              <m:sepChr m:val=""/>
+              <m:endChr m:val="]"/>
+              <m:grow/>
+            </m:dPr>
+            <m:e>
+              <m:nary>
+                <m:naryPr>
+                  <m:chr m:val="∑"/>
+                  <m:limLoc m:val="undOvr"/>
+                  <m:subHide m:val="off"/>
+                  <m:supHide m:val="off"/>
+                </m:naryPr>
+                <m:sub>
+                  <m:r>
+                    <m:t>j</m:t>
+                  </m:r>
+                  <m:r>
+                    <m:rPr>
+                      <m:sty m:val="p"/>
+                    </m:rPr>
+                    <m:t>=</m:t>
+                  </m:r>
+                  <m:r>
+                    <m:t>1</m:t>
+                  </m:r>
+                </m:sub>
+                <m:sup>
+                  <m:r>
+                    <m:t>k</m:t>
+                  </m:r>
+                </m:sup>
+                <m:e>
+                  <m:sSubSup>
+                    <m:e>
+                      <m:r>
+                        <m:t>R</m:t>
+                      </m:r>
+                    </m:e>
+                    <m:sub>
+                      <m:r>
+                        <m:t>j</m:t>
+                      </m:r>
+                    </m:sub>
+                    <m:sup>
+                      <m:r>
+                        <m:t>2</m:t>
+                      </m:r>
+                    </m:sup>
+                  </m:sSubSup>
+                </m:e>
+              </m:nary>
+              <m:r>
+                <m:rPr>
+                  <m:sty m:val="p"/>
+                </m:rPr>
+                <m:t>−</m:t>
+              </m:r>
+              <m:f>
+                <m:fPr>
+                  <m:type m:val="bar"/>
+                </m:fPr>
+                <m:num>
+                  <m:r>
+                    <m:t>k</m:t>
+                  </m:r>
+                  <m:r>
+                    <m:rPr>
+                      <m:sty m:val="p"/>
+                    </m:rPr>
+                    <m:t>(</m:t>
+                  </m:r>
+                  <m:r>
+                    <m:t>k</m:t>
+                  </m:r>
+                  <m:r>
+                    <m:rPr>
+                      <m:sty m:val="p"/>
+                    </m:rPr>
+                    <m:t>+</m:t>
+                  </m:r>
+                  <m:r>
+                    <m:t>1</m:t>
+                  </m:r>
+                  <m:sSup>
+                    <m:e>
+                      <m:r>
+                        <m:rPr>
+                          <m:sty m:val="p"/>
+                        </m:rPr>
+                        <m:t>)</m:t>
+                      </m:r>
+                    </m:e>
+                    <m:sup>
+                      <m:r>
+                        <m:t>2</m:t>
+                      </m:r>
+                    </m:sup>
+                  </m:sSup>
+                </m:num>
+                <m:den>
+                  <m:r>
+                    <m:t>4</m:t>
+                  </m:r>
+                </m:den>
+              </m:f>
+            </m:e>
+          </m:d>
+        </m:oMath>
+      </m:oMathPara>
+    </w:p>
+    <w:p>
+      <w:pPr>
+        <w:numPr>
+          <w:ilvl w:val="0"/>
+          <w:numId w:val="1000"/>
+        </w:numPr>
+        <w:spacing w:line="360" w:lineRule="auto"/>
+        <w:jc w:val="both"/>
+      </w:pPr>
+      <w:r>
+        <w:rPr>
+          <w:color w:val="000000"/>
+        </w:rPr>
+        <w:t xml:space="preserve">donde</w:t>
+      </w:r>
+      <w:r>
+        <w:rPr>
+          <w:color w:val="000000"/>
+        </w:rPr>
+        <w:t xml:space="preserve"> </w:t>
+      </w:r>
+      <m:oMath>
+        <m:r>
+          <m:t>k</m:t>
+        </m:r>
+      </m:oMath>
+      <w:r>
+        <w:rPr>
+          <w:color w:val="000000"/>
+        </w:rPr>
+        <w:t xml:space="preserve"> </w:t>
+      </w:r>
+      <w:r>
+        <w:rPr>
+          <w:color w:val="000000"/>
+        </w:rPr>
+        <w:t xml:space="preserve">representa el número de explicadores comparados (</w:t>
+      </w:r>
+      <m:oMath>
+        <m:r>
+          <m:t>k</m:t>
+        </m:r>
+        <m:r>
+          <m:rPr>
+            <m:sty m:val="p"/>
+          </m:rPr>
+          <m:t>=</m:t>
+        </m:r>
+        <m:r>
+          <m:t>4</m:t>
+        </m:r>
+      </m:oMath>
+      <w:r>
+        <w:rPr>
+          <w:color w:val="000000"/>
+        </w:rPr>
+        <w:t xml:space="preserve">),</w:t>
+      </w:r>
+      <w:r>
+        <w:rPr>
+          <w:color w:val="000000"/>
+        </w:rPr>
+        <w:t xml:space="preserve"> </w:t>
+      </w:r>
+      <m:oMath>
+        <m:r>
+          <m:t>N</m:t>
+        </m:r>
+      </m:oMath>
+      <w:r>
+        <w:rPr>
+          <w:color w:val="000000"/>
+        </w:rPr>
+        <w:t xml:space="preserve"> </w:t>
+      </w:r>
+      <w:r>
+        <w:rPr>
+          <w:color w:val="000000"/>
+        </w:rPr>
+        <w:t xml:space="preserve">es el número de condiciones experimentales independientes evaluadas (</w:t>
+      </w:r>
+      <m:oMath>
+        <m:r>
+          <m:t>N</m:t>
+        </m:r>
+        <m:r>
+          <m:rPr>
+            <m:sty m:val="p"/>
+          </m:rPr>
+          <m:t>=</m:t>
+        </m:r>
+        <m:r>
+          <m:t>15</m:t>
+        </m:r>
+      </m:oMath>
+      <w:r>
+        <w:rPr>
+          <w:color w:val="000000"/>
+        </w:rPr>
+        <w:t xml:space="preserve">), y</w:t>
+      </w:r>
+      <w:r>
+        <w:rPr>
+          <w:color w:val="000000"/>
+        </w:rPr>
+        <w:t xml:space="preserve"> </w:t>
+      </w:r>
+      <m:oMath>
+        <m:sSub>
+          <m:e>
+            <m:r>
+              <m:t>R</m:t>
+            </m:r>
+          </m:e>
+          <m:sub>
+            <m:r>
+              <m:t>j</m:t>
+            </m:r>
+          </m:sub>
+        </m:sSub>
+      </m:oMath>
+      <w:r>
+        <w:rPr>
+          <w:color w:val="000000"/>
+        </w:rPr>
+        <w:t xml:space="preserve"> </w:t>
+      </w:r>
+      <w:r>
+        <w:rPr>
+          <w:color w:val="000000"/>
+        </w:rPr>
+        <w:t xml:space="preserve">denota el rango medio asignado al explicador</w:t>
+      </w:r>
+      <w:r>
+        <w:rPr>
+          <w:color w:val="000000"/>
+        </w:rPr>
+        <w:t xml:space="preserve"> </w:t>
+      </w:r>
+      <m:oMath>
+        <m:r>
+          <m:t>j</m:t>
+        </m:r>
+      </m:oMath>
+      <w:r>
+        <w:rPr>
+          <w:color w:val="000000"/>
+        </w:rPr>
+        <w:t xml:space="preserve">.</w:t>
+      </w:r>
+    </w:p>
+    <w:p>
+      <w:pPr>
+        <w:numPr>
+          <w:ilvl w:val="0"/>
+          <w:numId w:val="1011"/>
+        </w:numPr>
+        <w:spacing w:line="360" w:lineRule="auto"/>
+        <w:jc w:val="both"/>
+      </w:pPr>
+      <w:r>
+        <w:rPr>
+          <w:b/>
+          <w:bCs/>
+          <w:color w:val="000000"/>
+        </w:rPr>
+        <w:t xml:space="preserve">Prueba post-hoc de Diferencia Crítica de Nemenyi:</w:t>
+      </w:r>
+      <w:r>
+        <w:rPr>
+          <w:color w:val="000000"/>
+        </w:rPr>
+        <w:t xml:space="preserve"> </w:t>
+      </w:r>
+      <w:r>
+        <w:rPr>
+          <w:color w:val="000000"/>
+        </w:rPr>
+        <w:t xml:space="preserve">Tras rechazar la hipótesis nula de Friedman (</w:t>
+      </w:r>
+      <m:oMath>
+        <m:r>
+          <m:t>p</m:t>
+        </m:r>
+        <m:r>
+          <m:rPr>
+            <m:sty m:val="p"/>
+          </m:rPr>
+          <m:t>&lt;</m:t>
+        </m:r>
+        <m:r>
+          <m:t>0.001</m:t>
+        </m:r>
+      </m:oMath>
+      <w:r>
+        <w:rPr>
+          <w:color w:val="000000"/>
+        </w:rPr>
+        <w:t xml:space="preserve">), se calculó la Diferencia Crítica (</w:t>
+      </w:r>
+      <m:oMath>
+        <m:r>
+          <m:t>C</m:t>
+        </m:r>
+        <m:r>
+          <m:t>D</m:t>
+        </m:r>
+      </m:oMath>
+      <w:r>
+        <w:rPr>
+          <w:color w:val="000000"/>
+        </w:rPr>
+        <w:t xml:space="preserve">) a un nivel de significancia de dos colas</w:t>
+      </w:r>
+      <w:r>
+        <w:rPr>
+          <w:color w:val="000000"/>
+        </w:rPr>
+        <w:t xml:space="preserve"> </w:t>
+      </w:r>
+      <m:oMath>
+        <m:r>
+          <m:t>α</m:t>
+        </m:r>
+        <m:r>
+          <m:rPr>
+            <m:sty m:val="p"/>
+          </m:rPr>
+          <m:t>=</m:t>
+        </m:r>
+        <m:r>
+          <m:t>0.05</m:t>
+        </m:r>
+      </m:oMath>
+      <w:r>
+        <w:rPr>
+          <w:color w:val="000000"/>
+        </w:rPr>
+        <w:t xml:space="preserve">:</w:t>
+      </w:r>
+    </w:p>
+    <w:p>
+      <w:pPr>
+        <w:pStyle w:val="BodyText"/>
+        <w:spacing w:line="360" w:lineRule="auto"/>
+      </w:pPr>
+      <m:oMathPara>
+        <m:oMathParaPr>
+          <m:jc m:val="center"/>
+        </m:oMathParaPr>
+        <m:oMath>
+          <m:r>
+            <m:t>C</m:t>
+          </m:r>
+          <m:r>
+            <m:t>D</m:t>
+          </m:r>
+          <m:r>
+            <m:rPr>
+              <m:sty m:val="p"/>
+            </m:rPr>
+            <m:t>=</m:t>
+          </m:r>
+          <m:sSub>
+            <m:e>
+              <m:r>
+                <m:t>q</m:t>
+              </m:r>
+            </m:e>
+            <m:sub>
+              <m:r>
+                <m:t>α</m:t>
+              </m:r>
+            </m:sub>
+          </m:sSub>
+          <m:rad>
+            <m:radPr>
+              <m:degHide m:val="on"/>
+            </m:radPr>
+            <m:deg/>
+            <m:e>
+              <m:f>
+                <m:fPr>
+                  <m:type m:val="bar"/>
+                </m:fPr>
+                <m:num>
+                  <m:r>
+                    <m:t>k</m:t>
+                  </m:r>
+                  <m:r>
+                    <m:rPr>
+                      <m:sty m:val="p"/>
+                    </m:rPr>
+                    <m:t>(</m:t>
+                  </m:r>
+                  <m:r>
+                    <m:t>k</m:t>
+                  </m:r>
+                  <m:r>
+                    <m:rPr>
+                      <m:sty m:val="p"/>
+                    </m:rPr>
+                    <m:t>+</m:t>
+                  </m:r>
+                  <m:r>
+                    <m:t>1</m:t>
+                  </m:r>
+                  <m:r>
+                    <m:rPr>
+                      <m:sty m:val="p"/>
+                    </m:rPr>
+                    <m:t>)</m:t>
+                  </m:r>
+                </m:num>
+                <m:den>
+                  <m:r>
+                    <m:t>6</m:t>
+                  </m:r>
+                  <m:r>
+                    <m:t>N</m:t>
+                  </m:r>
+                </m:den>
+              </m:f>
+            </m:e>
+          </m:rad>
+        </m:oMath>
+      </m:oMathPara>
+    </w:p>
+    <w:p>
+      <w:pPr>
+        <w:numPr>
+          <w:ilvl w:val="0"/>
+          <w:numId w:val="1000"/>
+        </w:numPr>
+        <w:spacing w:line="360" w:lineRule="auto"/>
+        <w:jc w:val="both"/>
+      </w:pPr>
+      <w:r>
+        <w:rPr>
+          <w:color w:val="000000"/>
+        </w:rPr>
+        <w:t xml:space="preserve">donde el valor crítico de Studentized range es</w:t>
+      </w:r>
+      <w:r>
+        <w:rPr>
+          <w:color w:val="000000"/>
+        </w:rPr>
+        <w:t xml:space="preserve"> </w:t>
+      </w:r>
+      <m:oMath>
+        <m:sSub>
+          <m:e>
+            <m:r>
+              <m:t>q</m:t>
+            </m:r>
+          </m:e>
+          <m:sub>
+            <m:r>
+              <m:t>0.05</m:t>
+            </m:r>
+          </m:sub>
+        </m:sSub>
+        <m:r>
+          <m:rPr>
+            <m:sty m:val="p"/>
+          </m:rPr>
+          <m:t>=</m:t>
+        </m:r>
+        <m:r>
+          <m:t>2.569</m:t>
+        </m:r>
+      </m:oMath>
+      <w:r>
+        <w:rPr>
+          <w:color w:val="000000"/>
+        </w:rPr>
+        <w:t xml:space="preserve"> </w:t>
+      </w:r>
+      <w:r>
+        <w:rPr>
+          <w:color w:val="000000"/>
+        </w:rPr>
+        <w:t xml:space="preserve">para</w:t>
+      </w:r>
+      <w:r>
+        <w:rPr>
+          <w:color w:val="000000"/>
+        </w:rPr>
+        <w:t xml:space="preserve"> </w:t>
+      </w:r>
+      <m:oMath>
+        <m:r>
+          <m:t>k</m:t>
+        </m:r>
+        <m:r>
+          <m:rPr>
+            <m:sty m:val="p"/>
+          </m:rPr>
+          <m:t>=</m:t>
+        </m:r>
+        <m:r>
+          <m:t>4</m:t>
+        </m:r>
+      </m:oMath>
+      <w:r>
+        <w:rPr>
+          <w:color w:val="000000"/>
+        </w:rPr>
+        <w:t xml:space="preserve">. Dos explicadores presentan diferencias estadísticamente significativas si y solo si la distancia entre sus rangos promedio supera estrictamente el umbral</w:t>
+      </w:r>
+      <w:r>
+        <w:rPr>
+          <w:color w:val="000000"/>
+        </w:rPr>
+        <w:t xml:space="preserve"> </w:t>
+      </w:r>
+      <m:oMath>
+        <m:r>
+          <m:t>C</m:t>
+        </m:r>
+        <m:r>
+          <m:t>D</m:t>
+        </m:r>
+      </m:oMath>
+      <w:r>
+        <w:rPr>
+          <w:color w:val="000000"/>
+        </w:rPr>
+        <w:t xml:space="preserve">.</w:t>
+      </w:r>
+    </w:p>
+    <w:bookmarkEnd w:id="68"/>
+    <w:bookmarkEnd w:id="69"/>
+    <w:bookmarkStart w:id="85" w:name="aplicación-empírica-perfiles-fom-7"/>
     <w:p>
       <w:pPr>
         <w:pStyle w:val="Heading1"/>
@@ -12692,7 +14014,7 @@
         <w:t xml:space="preserve">Aplicación empírica: Perfiles FOM-7</w:t>
       </w:r>
     </w:p>
-    <w:bookmarkStart w:id="67" w:name="X70f01d6f7a02a961aee5d907fb8666316544e35"/>
+    <w:bookmarkStart w:id="70" w:name="X70f01d6f7a02a961aee5d907fb8666316544e35"/>
     <w:p>
       <w:pPr>
         <w:pStyle w:val="Heading2"/>
@@ -13814,8 +15136,8 @@
         <w:t xml:space="preserve">La Tabla 2 condensa los valores promedio observados en las métricas principales de FOM-7. A partir de estos resultados numéricos, se realiza un análisis profundo de los hallazgos por cada una de las puertas de verificación.</w:t>
       </w:r>
     </w:p>
-    <w:bookmarkEnd w:id="67"/>
-    <w:bookmarkStart w:id="80" w:name="X2e76b67e7dd118b5c71aee90a852d52332b62bf"/>
+    <w:bookmarkEnd w:id="70"/>
+    <w:bookmarkStart w:id="83" w:name="X2e76b67e7dd118b5c71aee90a852d52332b62bf"/>
     <w:p>
       <w:pPr>
         <w:pStyle w:val="Heading2"/>
@@ -13829,7 +15151,7 @@
         <w:t xml:space="preserve">Análisis empírico detallado por Puertas FOM-7</w:t>
       </w:r>
     </w:p>
-    <w:bookmarkStart w:id="71" w:name="X5e249e06e54cb191e6d4019e6055af4f9212c48"/>
+    <w:bookmarkStart w:id="74" w:name="X5e249e06e54cb191e6d4019e6055af4f9212c48"/>
     <w:p>
       <w:pPr>
         <w:pStyle w:val="Heading3"/>
@@ -13979,18 +15301,18 @@
           <wp:inline>
             <wp:extent cx="5334000" cy="2215077"/>
             <wp:effectExtent b="0" l="0" r="0" t="0"/>
-            <wp:docPr descr="Figura 9. Diagrama de diferencia crítica (CD) de Nemenyi para ranking de fidelidad post-hoc. Fuente: elaboración propia." title="" id="69" name="Picture"/>
+            <wp:docPr descr="Figura 9. Diagrama de diferencia crítica (CD) de Nemenyi para ranking de fidelidad post-hoc. Fuente: elaboración propia." title="" id="72" name="Picture"/>
             <a:graphic>
               <a:graphicData uri="http://schemas.openxmlformats.org/drawingml/2006/picture">
                 <pic:pic>
                   <pic:nvPicPr>
-                    <pic:cNvPr descr="../figures/exported/fig_cd_diagram_es.png" id="70" name="Picture"/>
+                    <pic:cNvPr descr="../figures/exported/fig_cd_diagram_es.png" id="73" name="Picture"/>
                     <pic:cNvPicPr>
                       <a:picLocks noChangeArrowheads="1" noChangeAspect="1"/>
                     </pic:cNvPicPr>
                   </pic:nvPicPr>
                   <pic:blipFill>
-                    <a:blip r:embed="rId68"/>
+                    <a:blip r:embed="rId71"/>
                     <a:stretch>
                       <a:fillRect/>
                     </a:stretch>
@@ -14109,8 +15431,8 @@
         <w:t xml:space="preserve">. Los explicadores conectados por una barra continua no muestran diferencias estadísticamente significativas. El diagrama ratifica que KernelSHAP se posiciona en el primer puesto de ranking con significancia estadística frente a LIME, demostrando su mayor capacidad para reconstruir fielmente la frontera de decisión local del modelo primario.</w:t>
       </w:r>
     </w:p>
-    <w:bookmarkEnd w:id="71"/>
-    <w:bookmarkStart w:id="75" w:name="Xd48fdbff90090891451298bc9608c3cac14ae2f"/>
+    <w:bookmarkEnd w:id="74"/>
+    <w:bookmarkStart w:id="78" w:name="Xd48fdbff90090891451298bc9608c3cac14ae2f"/>
     <w:p>
       <w:pPr>
         <w:pStyle w:val="Heading3"/>
@@ -14177,18 +15499,18 @@
           <wp:inline>
             <wp:extent cx="5334000" cy="3327351"/>
             <wp:effectExtent b="0" l="0" r="0" t="0"/>
-            <wp:docPr descr="Figura 10. Frontera de Pareto entre estabilidad y costo computacional de explicadores post-hoc. Fuente: elaboración propia." title="" id="73" name="Picture"/>
+            <wp:docPr descr="Figura 10. Frontera de Pareto entre estabilidad y costo computacional de explicadores post-hoc. Fuente: elaboración propia." title="" id="76" name="Picture"/>
             <a:graphic>
               <a:graphicData uri="http://schemas.openxmlformats.org/drawingml/2006/picture">
                 <pic:pic>
                   <pic:nvPicPr>
-                    <pic:cNvPr descr="../figures/exported/fig_estabilidad_coste_es.png" id="74" name="Picture"/>
+                    <pic:cNvPr descr="../figures/exported/fig_estabilidad_coste_es.png" id="77" name="Picture"/>
                     <pic:cNvPicPr>
                       <a:picLocks noChangeArrowheads="1" noChangeAspect="1"/>
                     </pic:cNvPicPr>
                   </pic:nvPicPr>
                   <pic:blipFill>
-                    <a:blip r:embed="rId72"/>
+                    <a:blip r:embed="rId75"/>
                     <a:stretch>
                       <a:fillRect/>
                     </a:stretch>
@@ -14422,8 +15744,8 @@
         <w:t xml:space="preserve">). Anchors y DiCE se ubican en regiones especializadas de la frontera de eficiencia, ofreciendo alternativas intermedias según el tipo de objeto explicativo requerido.</w:t>
       </w:r>
     </w:p>
-    <w:bookmarkEnd w:id="75"/>
-    <w:bookmarkStart w:id="79" w:name="Xc5cdfeacb028ce2bb9e1d47ce047efca37ceb8f"/>
+    <w:bookmarkEnd w:id="78"/>
+    <w:bookmarkStart w:id="82" w:name="Xc5cdfeacb028ce2bb9e1d47ce047efca37ceb8f"/>
     <w:p>
       <w:pPr>
         <w:pStyle w:val="Heading3"/>
@@ -14490,18 +15812,18 @@
           <wp:inline>
             <wp:extent cx="5334000" cy="3602082"/>
             <wp:effectExtent b="0" l="0" r="0" t="0"/>
-            <wp:docPr descr="Figura 8. Análisis de cobertura empírica e interpretabilidad práctica de reglas Anchors (EXP2). Fuente: elaboración propia." title="" id="77" name="Picture"/>
+            <wp:docPr descr="Figura 8. Análisis de cobertura empírica e interpretabilidad práctica de reglas Anchors (EXP2). Fuente: elaboración propia." title="" id="80" name="Picture"/>
             <a:graphic>
               <a:graphicData uri="http://schemas.openxmlformats.org/drawingml/2006/picture">
                 <pic:pic>
                   <pic:nvPicPr>
-                    <pic:cNvPr descr="../figures/exported/fig_cobertura_exp2_es.png" id="78" name="Picture"/>
+                    <pic:cNvPr descr="../figures/exported/fig_cobertura_exp2_es.png" id="81" name="Picture"/>
                     <pic:cNvPicPr>
                       <a:picLocks noChangeArrowheads="1" noChangeAspect="1"/>
                     </pic:cNvPicPr>
                   </pic:nvPicPr>
                   <pic:blipFill>
-                    <a:blip r:embed="rId76"/>
+                    <a:blip r:embed="rId79"/>
                     <a:stretch>
                       <a:fillRect/>
                     </a:stretch>
@@ -14660,9 +15982,9 @@
         <w:t xml:space="preserve">de gran confiabilidad pero de alcance limitado.</w:t>
       </w:r>
     </w:p>
-    <w:bookmarkEnd w:id="79"/>
-    <w:bookmarkEnd w:id="80"/>
-    <w:bookmarkStart w:id="81" w:name="X182945efa588f58d3f14ad639f98242fb4d4ef5"/>
+    <w:bookmarkEnd w:id="82"/>
+    <w:bookmarkEnd w:id="83"/>
+    <w:bookmarkStart w:id="84" w:name="Xb10d376e0af03dc2f0c2e6a6f19b2f6429e9efb"/>
     <w:p>
       <w:pPr>
         <w:pStyle w:val="Heading2"/>
@@ -14673,7 +15995,7 @@
         <w:rPr>
           <w:color w:val="000000"/>
         </w:rPr>
-        <w:t xml:space="preserve">Caracterización de perfiles explicativos dentro de FOM-7</w:t>
+        <w:t xml:space="preserve">Matriz de Decisión Operacional para Ingenieros de Despliegue</w:t>
       </w:r>
     </w:p>
     <w:p>
@@ -14686,395 +16008,7 @@
         <w:rPr>
           <w:color w:val="000000"/>
         </w:rPr>
-        <w:t xml:space="preserve">A partir del análisis cuantitativo integrado, se definen los cuatro perfiles operacionales de uso para los explicadores agnósticos:</w:t>
-      </w:r>
-    </w:p>
-    <w:p>
-      <w:pPr>
-        <w:pStyle w:val="Compact"/>
-        <w:numPr>
-          <w:ilvl w:val="0"/>
-          <w:numId w:val="1011"/>
-        </w:numPr>
-        <w:spacing w:line="360" w:lineRule="auto"/>
-        <w:jc w:val="both"/>
-      </w:pPr>
-      <w:r>
-        <w:rPr>
-          <w:b/>
-          <w:bCs/>
-          <w:color w:val="000000"/>
-        </w:rPr>
-        <w:t xml:space="preserve">SHAP (KernelSHAP):</w:t>
-      </w:r>
-      <w:r>
-        <w:rPr>
-          <w:color w:val="000000"/>
-        </w:rPr>
-        <w:t xml:space="preserve"> </w:t>
-      </w:r>
-      <w:r>
-        <w:rPr>
-          <w:i/>
-          <w:iCs/>
-          <w:color w:val="000000"/>
-        </w:rPr>
-        <w:t xml:space="preserve">Perfil Auditor de Alta Fidelidad.</w:t>
-      </w:r>
-      <w:r>
-        <w:rPr>
-          <w:color w:val="000000"/>
-        </w:rPr>
-        <w:t xml:space="preserve"> </w:t>
-      </w:r>
-      <w:r>
-        <w:rPr>
-          <w:color w:val="000000"/>
-        </w:rPr>
-        <w:t xml:space="preserve">Imprescindible para procesos de regulación, litigios y auditorías de seguridad donde la estabilidad matemática y la precisión de la atribución sean requisitos legales no negociables.</w:t>
-      </w:r>
-    </w:p>
-    <w:p>
-      <w:pPr>
-        <w:pStyle w:val="Compact"/>
-        <w:numPr>
-          <w:ilvl w:val="0"/>
-          <w:numId w:val="1011"/>
-        </w:numPr>
-        <w:spacing w:line="360" w:lineRule="auto"/>
-        <w:jc w:val="both"/>
-      </w:pPr>
-      <w:r>
-        <w:rPr>
-          <w:b/>
-          <w:bCs/>
-          <w:color w:val="000000"/>
-        </w:rPr>
-        <w:t xml:space="preserve">LIME:</w:t>
-      </w:r>
-      <w:r>
-        <w:rPr>
-          <w:color w:val="000000"/>
-        </w:rPr>
-        <w:t xml:space="preserve"> </w:t>
-      </w:r>
-      <w:r>
-        <w:rPr>
-          <w:i/>
-          <w:iCs/>
-          <w:color w:val="000000"/>
-        </w:rPr>
-        <w:t xml:space="preserve">Perfil Exploratorio Interactivo.</w:t>
-      </w:r>
-      <w:r>
-        <w:rPr>
-          <w:color w:val="000000"/>
-        </w:rPr>
-        <w:t xml:space="preserve"> </w:t>
-      </w:r>
-      <w:r>
-        <w:rPr>
-          <w:color w:val="000000"/>
-        </w:rPr>
-        <w:t xml:space="preserve">Ideal para etapas de desarrollo, diagnóstico rápido de errores e inspección en tiempo real donde la velocidad sea prioritaria y la inestabilidad estocástica moderada sea tolerable.</w:t>
-      </w:r>
-    </w:p>
-    <w:p>
-      <w:pPr>
-        <w:pStyle w:val="Compact"/>
-        <w:numPr>
-          <w:ilvl w:val="0"/>
-          <w:numId w:val="1011"/>
-        </w:numPr>
-        <w:spacing w:line="360" w:lineRule="auto"/>
-        <w:jc w:val="both"/>
-      </w:pPr>
-      <w:r>
-        <w:rPr>
-          <w:b/>
-          <w:bCs/>
-          <w:color w:val="000000"/>
-        </w:rPr>
-        <w:t xml:space="preserve">Anchors:</w:t>
-      </w:r>
-      <w:r>
-        <w:rPr>
-          <w:color w:val="000000"/>
-        </w:rPr>
-        <w:t xml:space="preserve"> </w:t>
-      </w:r>
-      <w:r>
-        <w:rPr>
-          <w:i/>
-          <w:iCs/>
-          <w:color w:val="000000"/>
-        </w:rPr>
-        <w:t xml:space="preserve">Perfil de Reglas de Cumplimiento.</w:t>
-      </w:r>
-      <w:r>
-        <w:rPr>
-          <w:color w:val="000000"/>
-        </w:rPr>
-        <w:t xml:space="preserve"> </w:t>
-      </w:r>
-      <w:r>
-        <w:rPr>
-          <w:color w:val="000000"/>
-        </w:rPr>
-        <w:t xml:space="preserve">Excelente para traducir la lógica algorítmica a barreras operacionales de control del tipo</w:t>
-      </w:r>
-      <w:r>
-        <w:rPr>
-          <w:color w:val="000000"/>
-        </w:rPr>
-        <w:t xml:space="preserve"> </w:t>
-      </w:r>
-      <w:r>
-        <w:rPr>
-          <w:rStyle w:val="VerbatimChar"/>
-          <w:color w:val="000000"/>
-        </w:rPr>
-        <w:t xml:space="preserve">SI-ENTONCES</w:t>
-      </w:r>
-      <w:r>
-        <w:rPr>
-          <w:color w:val="000000"/>
-        </w:rPr>
-        <w:t xml:space="preserve"> </w:t>
-      </w:r>
-      <w:r>
-        <w:rPr>
-          <w:color w:val="000000"/>
-        </w:rPr>
-        <w:t xml:space="preserve">de alta certidumbre.</w:t>
-      </w:r>
-    </w:p>
-    <w:p>
-      <w:pPr>
-        <w:pStyle w:val="Compact"/>
-        <w:numPr>
-          <w:ilvl w:val="0"/>
-          <w:numId w:val="1011"/>
-        </w:numPr>
-        <w:spacing w:line="360" w:lineRule="auto"/>
-        <w:jc w:val="both"/>
-      </w:pPr>
-      <w:r>
-        <w:rPr>
-          <w:b/>
-          <w:bCs/>
-          <w:color w:val="000000"/>
-        </w:rPr>
-        <w:t xml:space="preserve">DiCE:</w:t>
-      </w:r>
-      <w:r>
-        <w:rPr>
-          <w:color w:val="000000"/>
-        </w:rPr>
-        <w:t xml:space="preserve"> </w:t>
-      </w:r>
-      <w:r>
-        <w:rPr>
-          <w:i/>
-          <w:iCs/>
-          <w:color w:val="000000"/>
-        </w:rPr>
-        <w:t xml:space="preserve">Perfil Prescriptivo Accionable.</w:t>
-      </w:r>
-      <w:r>
-        <w:rPr>
-          <w:color w:val="000000"/>
-        </w:rPr>
-        <w:t xml:space="preserve"> </w:t>
-      </w:r>
-      <w:r>
-        <w:rPr>
-          <w:color w:val="000000"/>
-        </w:rPr>
-        <w:t xml:space="preserve">Indispensable para portales de atención al ciudadano y sistemas de reclamo, ya que proporciona vías concretas y diversas para modificar el resultado del modelo.</w:t>
-      </w:r>
-    </w:p>
-    <w:bookmarkEnd w:id="81"/>
-    <w:bookmarkEnd w:id="82"/>
-    <w:bookmarkStart w:id="86" w:name="X99a4d479a708676f46097b7b9345dc7e749bfb9"/>
-    <w:p>
-      <w:pPr>
-        <w:pStyle w:val="Heading1"/>
-        <w:spacing w:line="360" w:lineRule="auto"/>
-        <w:jc w:val="left"/>
-      </w:pPr>
-      <w:r>
-        <w:rPr>
-          <w:color w:val="000000"/>
-        </w:rPr>
-        <w:t xml:space="preserve">Implicaciones para la evaluación auditable de XAI</w:t>
-      </w:r>
-    </w:p>
-    <w:bookmarkStart w:id="83" w:name="Xa5fa411a1517c3e259cb2b5550d061610792bce"/>
-    <w:p>
-      <w:pPr>
-        <w:pStyle w:val="Heading2"/>
-        <w:spacing w:line="360" w:lineRule="auto"/>
-        <w:jc w:val="left"/>
-      </w:pPr>
-      <w:r>
-        <w:rPr>
-          <w:color w:val="000000"/>
-        </w:rPr>
-        <w:t xml:space="preserve">De la medición aislada al perfil de desempeño multi-dimensional</w:t>
-      </w:r>
-    </w:p>
-    <w:p>
-      <w:pPr>
-        <w:pStyle w:val="FirstParagraph"/>
-        <w:spacing w:line="360" w:lineRule="auto"/>
-        <w:jc w:val="both"/>
-      </w:pPr>
-      <w:r>
-        <w:rPr>
-          <w:color w:val="000000"/>
-        </w:rPr>
-        <w:t xml:space="preserve">Los resultados cuantitativos obtenidos en el benchmark de</w:t>
-      </w:r>
-      <w:r>
-        <w:rPr>
-          <w:color w:val="000000"/>
-        </w:rPr>
-        <w:t xml:space="preserve"> </w:t>
-      </w:r>
-      <w:r>
-        <w:rPr>
-          <w:b/>
-          <w:bCs/>
-          <w:color w:val="000000"/>
-        </w:rPr>
-        <w:t xml:space="preserve">FOM-7</w:t>
-      </w:r>
-      <w:r>
-        <w:rPr>
-          <w:color w:val="000000"/>
-        </w:rPr>
-        <w:t xml:space="preserve"> </w:t>
-      </w:r>
-      <w:r>
-        <w:rPr>
-          <w:color w:val="000000"/>
-        </w:rPr>
-        <w:t xml:space="preserve">demuestran de manera irrefutable que evaluar la explicabilidad de un sistema de IA mediante una única métrica aislada constituye un fallo de diseño metodológico. Ningún explicador agnóstico dominante supera a sus competidores en todas las puertas del protocolo de forma simultánea. Por consiguiente, la gobernanza institucional de la IA debe evolucionar desde la búsqueda ilusoria de</w:t>
-      </w:r>
-      <w:r>
-        <w:rPr>
-          <w:color w:val="000000"/>
-        </w:rPr>
-        <w:t xml:space="preserve"> </w:t>
-      </w:r>
-      <w:r>
-        <w:rPr>
-          <w:color w:val="000000"/>
-        </w:rPr>
-        <w:t xml:space="preserve">“el explicador perfecto”</w:t>
-      </w:r>
-      <w:r>
-        <w:rPr>
-          <w:color w:val="000000"/>
-        </w:rPr>
-        <w:t xml:space="preserve"> </w:t>
-      </w:r>
-      <w:r>
-        <w:rPr>
-          <w:color w:val="000000"/>
-        </w:rPr>
-        <w:t xml:space="preserve">hacia la caracterización de</w:t>
-      </w:r>
-      <w:r>
-        <w:rPr>
-          <w:color w:val="000000"/>
-        </w:rPr>
-        <w:t xml:space="preserve"> </w:t>
-      </w:r>
-      <w:r>
-        <w:rPr>
-          <w:b/>
-          <w:bCs/>
-          <w:color w:val="000000"/>
-        </w:rPr>
-        <w:t xml:space="preserve">perfiles de desempeño multi-dimensionales</w:t>
-      </w:r>
-      <w:r>
-        <w:rPr>
-          <w:color w:val="000000"/>
-        </w:rPr>
-        <w:t xml:space="preserve"> </w:t>
-      </w:r>
-      <w:r>
-        <w:rPr>
-          <w:color w:val="000000"/>
-        </w:rPr>
-        <w:t xml:space="preserve">adaptados al contexto operativo específico de cada aplicación.</w:t>
-      </w:r>
-    </w:p>
-    <w:p>
-      <w:pPr>
-        <w:pStyle w:val="BodyText"/>
-        <w:spacing w:line="360" w:lineRule="auto"/>
-        <w:jc w:val="both"/>
-      </w:pPr>
-      <w:r>
-        <w:rPr>
-          <w:color w:val="000000"/>
-        </w:rPr>
-        <w:t xml:space="preserve">Para un organismo regulador o un auditor de sistemas de alto riesgo (según la clasificación de la Ley de IA de la UE), una explicación solo puede considerarse éticamente defendible si se acompañan sus métricas de fidelidad local (G1) y estabilidad (G2). Presentar un gráfico de atribución generado por LIME sin advertir que su estabilidad bajo perturbaciones es de apenas</w:t>
-      </w:r>
-      <w:r>
-        <w:rPr>
-          <w:color w:val="000000"/>
-        </w:rPr>
-        <w:t xml:space="preserve"> </w:t>
-      </w:r>
-      <m:oMath>
-        <m:r>
-          <m:t>0.724</m:t>
-        </m:r>
-      </m:oMath>
-      <w:r>
-        <w:rPr>
-          <w:color w:val="000000"/>
-        </w:rPr>
-        <w:t xml:space="preserve"> </w:t>
-      </w:r>
-      <w:r>
-        <w:rPr>
-          <w:color w:val="000000"/>
-        </w:rPr>
-        <w:t xml:space="preserve">expone a la organización a severos riesgos de impugnación legal y pérdida de confianza pública.</w:t>
-      </w:r>
-    </w:p>
-    <w:bookmarkEnd w:id="83"/>
-    <w:bookmarkStart w:id="84" w:name="X2ecbb68092629643070bf26f4a57320c7e3a003"/>
-    <w:p>
-      <w:pPr>
-        <w:pStyle w:val="Heading2"/>
-        <w:spacing w:line="360" w:lineRule="auto"/>
-        <w:jc w:val="left"/>
-      </w:pPr>
-      <w:r>
-        <w:rPr>
-          <w:color w:val="000000"/>
-        </w:rPr>
-        <w:t xml:space="preserve">Recomendaciones prácticas para desarrolladores y auditores</w:t>
-      </w:r>
-    </w:p>
-    <w:p>
-      <w:pPr>
-        <w:pStyle w:val="FirstParagraph"/>
-        <w:spacing w:line="360" w:lineRule="auto"/>
-        <w:jc w:val="both"/>
-      </w:pPr>
-      <w:r>
-        <w:rPr>
-          <w:color w:val="000000"/>
-        </w:rPr>
-        <w:t xml:space="preserve">Con base en la evidencia empírica acumulada en este capítulo, se proponen tres recomendaciones metodológicas para la práctica profesional en ingeniería de XAI:</w:t>
+        <w:t xml:space="preserve">A partir de los perfiles empíricos consolidados bajo el protocolo FOM-7, formulamos una guía de decisión sistemática para seleccionar el explicador idóneo según los requerimientos operativos y restricciones críticas del sistema en producción:</w:t>
       </w:r>
     </w:p>
     <w:p>
@@ -15093,48 +16027,171 @@
           <w:bCs/>
           <w:color w:val="000000"/>
         </w:rPr>
-        <w:t xml:space="preserve">Establecer un umbral mínimo de fidelidad (G1 &gt; 0.85):</w:t>
-      </w:r>
-      <w:r>
-        <w:rPr>
-          <w:color w:val="000000"/>
-        </w:rPr>
-        <w:t xml:space="preserve"> </w:t>
-      </w:r>
-      <w:r>
-        <w:rPr>
-          <w:color w:val="000000"/>
-        </w:rPr>
-        <w:t xml:space="preserve">No autorizar el despliegue en producción de ningún explicador agnóstico cuya fidelidad reconstruida caiga por debajo del</w:t>
-      </w:r>
-      <w:r>
-        <w:rPr>
-          <w:color w:val="000000"/>
-        </w:rPr>
-        <w:t xml:space="preserve"> </w:t>
+        <w:t xml:space="preserve">Auditoría Regulatoria Ex-Post (Banca, Seguros, Salud):</w:t>
+      </w:r>
+    </w:p>
+    <w:p>
+      <w:pPr>
+        <w:pStyle w:val="Compact"/>
+        <w:numPr>
+          <w:ilvl w:val="1"/>
+          <w:numId w:val="1013"/>
+        </w:numPr>
+        <w:spacing w:line="360" w:lineRule="auto"/>
+        <w:jc w:val="both"/>
+      </w:pPr>
+      <w:r>
+        <w:rPr>
+          <w:i/>
+          <w:iCs/>
+          <w:color w:val="000000"/>
+        </w:rPr>
+        <w:t xml:space="preserve">Restricción crítica:</w:t>
+      </w:r>
+      <w:r>
+        <w:rPr>
+          <w:color w:val="000000"/>
+        </w:rPr>
+        <w:t xml:space="preserve"> </w:t>
+      </w:r>
+      <w:r>
+        <w:rPr>
+          <w:color w:val="000000"/>
+        </w:rPr>
+        <w:t xml:space="preserve">Máxima fidelidad y consistencia jurídica ante organismos supervisores.</w:t>
+      </w:r>
+    </w:p>
+    <w:p>
+      <w:pPr>
+        <w:pStyle w:val="Compact"/>
+        <w:numPr>
+          <w:ilvl w:val="1"/>
+          <w:numId w:val="1013"/>
+        </w:numPr>
+        <w:spacing w:line="360" w:lineRule="auto"/>
+        <w:jc w:val="both"/>
+      </w:pPr>
+      <w:r>
+        <w:rPr>
+          <w:i/>
+          <w:iCs/>
+          <w:color w:val="000000"/>
+        </w:rPr>
+        <w:t xml:space="preserve">Explicador recomendado:</w:t>
+      </w:r>
+      <w:r>
+        <w:rPr>
+          <w:color w:val="000000"/>
+        </w:rPr>
+        <w:t xml:space="preserve"> </w:t>
+      </w:r>
+      <w:r>
+        <w:rPr>
+          <w:b/>
+          <w:bCs/>
+          <w:color w:val="000000"/>
+        </w:rPr>
+        <w:t xml:space="preserve">KernelSHAP</w:t>
+      </w:r>
+      <w:r>
+        <w:rPr>
+          <w:color w:val="000000"/>
+        </w:rPr>
+        <w:t xml:space="preserve">.</w:t>
+      </w:r>
+    </w:p>
+    <w:p>
+      <w:pPr>
+        <w:pStyle w:val="Compact"/>
+        <w:numPr>
+          <w:ilvl w:val="1"/>
+          <w:numId w:val="1013"/>
+        </w:numPr>
+        <w:spacing w:line="360" w:lineRule="auto"/>
+        <w:jc w:val="both"/>
+      </w:pPr>
+      <w:r>
+        <w:rPr>
+          <w:i/>
+          <w:iCs/>
+          <w:color w:val="000000"/>
+        </w:rPr>
+        <w:t xml:space="preserve">Justificación empírica FOM-7:</w:t>
+      </w:r>
+      <w:r>
+        <w:rPr>
+          <w:color w:val="000000"/>
+        </w:rPr>
+        <w:t xml:space="preserve"> </w:t>
+      </w:r>
+      <w:r>
+        <w:rPr>
+          <w:color w:val="000000"/>
+        </w:rPr>
+        <w:t xml:space="preserve">Ofrece la mayor fidelidad local (</w:t>
       </w:r>
       <m:oMath>
         <m:r>
-          <m:t>85</m:t>
+          <m:t>0.942</m:t>
+        </m:r>
+      </m:oMath>
+      <w:r>
+        <w:rPr>
+          <w:color w:val="000000"/>
+        </w:rPr>
+        <w:t xml:space="preserve">) y estabilidad entre remuestreos (</w:t>
+      </w:r>
+      <m:oMath>
+        <m:r>
+          <m:t>0.951</m:t>
+        </m:r>
+      </m:oMath>
+      <w:r>
+        <w:rPr>
+          <w:color w:val="000000"/>
+        </w:rPr>
+        <w:t xml:space="preserve">). Su latencia computacional elevada (</w:t>
+      </w:r>
+      <m:oMath>
+        <m:r>
+          <m:t>1</m:t>
         </m:r>
         <m:r>
           <m:rPr>
             <m:sty m:val="p"/>
           </m:rPr>
-          <m:t>%</m:t>
+          <m:t>,</m:t>
+        </m:r>
+        <m:r>
+          <m:t>180</m:t>
+        </m:r>
+        <m:r>
+          <m:rPr>
+            <m:nor/>
+            <m:sty m:val="p"/>
+          </m:rPr>
+          <m:t> ms</m:t>
         </m:r>
       </m:oMath>
       <w:r>
         <w:rPr>
           <w:color w:val="000000"/>
         </w:rPr>
-        <w:t xml:space="preserve"> </w:t>
-      </w:r>
-      <w:r>
-        <w:rPr>
-          <w:color w:val="000000"/>
-        </w:rPr>
-        <w:t xml:space="preserve">para el modelo predictivo en uso.</w:t>
+        <w:t xml:space="preserve">) resulta plenamente admisible en esquemas de auditoría por lotes (</w:t>
+      </w:r>
+      <w:r>
+        <w:rPr>
+          <w:i/>
+          <w:iCs/>
+          <w:color w:val="000000"/>
+        </w:rPr>
+        <w:t xml:space="preserve">batch processing</w:t>
+      </w:r>
+      <w:r>
+        <w:rPr>
+          <w:color w:val="000000"/>
+        </w:rPr>
+        <w:t xml:space="preserve">) o revisiones periciales fuera de línea.</w:t>
       </w:r>
     </w:p>
     <w:p>
@@ -15153,33 +16210,150 @@
           <w:bCs/>
           <w:color w:val="000000"/>
         </w:rPr>
-        <w:t xml:space="preserve">Publicar la latencia computacional en la documentación técnica (G5):</w:t>
-      </w:r>
-      <w:r>
-        <w:rPr>
-          <w:color w:val="000000"/>
-        </w:rPr>
-        <w:t xml:space="preserve"> </w:t>
-      </w:r>
-      <w:r>
-        <w:rPr>
-          <w:color w:val="000000"/>
-        </w:rPr>
-        <w:t xml:space="preserve">Incluir la latencia media por explicación en la tarjeta de modelo (</w:t>
-      </w:r>
+        <w:t xml:space="preserve">Monitoreo y Diagnóstico en Tiempo Real (Comercio Electrónico, Detección de Fraude):</w:t>
+      </w:r>
+    </w:p>
+    <w:p>
+      <w:pPr>
+        <w:pStyle w:val="Compact"/>
+        <w:numPr>
+          <w:ilvl w:val="1"/>
+          <w:numId w:val="1014"/>
+        </w:numPr>
+        <w:spacing w:line="360" w:lineRule="auto"/>
+        <w:jc w:val="both"/>
+      </w:pPr>
       <w:r>
         <w:rPr>
           <w:i/>
           <w:iCs/>
           <w:color w:val="000000"/>
         </w:rPr>
-        <w:t xml:space="preserve">Model Card</w:t>
-      </w:r>
-      <w:r>
-        <w:rPr>
-          <w:color w:val="000000"/>
-        </w:rPr>
-        <w:t xml:space="preserve">) o en la documentación de auditoría para evitar cuellos de botella en entornos operativos en tiempo real.</w:t>
+        <w:t xml:space="preserve">Restricción crítica:</w:t>
+      </w:r>
+      <w:r>
+        <w:rPr>
+          <w:color w:val="000000"/>
+        </w:rPr>
+        <w:t xml:space="preserve"> </w:t>
+      </w:r>
+      <w:r>
+        <w:rPr>
+          <w:color w:val="000000"/>
+        </w:rPr>
+        <w:t xml:space="preserve">Latencia estricta sub-segundo (</w:t>
+      </w:r>
+      <m:oMath>
+        <m:r>
+          <m:rPr>
+            <m:sty m:val="p"/>
+          </m:rPr>
+          <m:t>&lt;</m:t>
+        </m:r>
+        <m:r>
+          <m:t>100</m:t>
+        </m:r>
+        <m:r>
+          <m:rPr>
+            <m:nor/>
+            <m:sty m:val="p"/>
+          </m:rPr>
+          <m:t> ms</m:t>
+        </m:r>
+      </m:oMath>
+      <w:r>
+        <w:rPr>
+          <w:color w:val="000000"/>
+        </w:rPr>
+        <w:t xml:space="preserve">) y consumo mínimo de CPU por inferencia.</w:t>
+      </w:r>
+    </w:p>
+    <w:p>
+      <w:pPr>
+        <w:pStyle w:val="Compact"/>
+        <w:numPr>
+          <w:ilvl w:val="1"/>
+          <w:numId w:val="1014"/>
+        </w:numPr>
+        <w:spacing w:line="360" w:lineRule="auto"/>
+        <w:jc w:val="both"/>
+      </w:pPr>
+      <w:r>
+        <w:rPr>
+          <w:i/>
+          <w:iCs/>
+          <w:color w:val="000000"/>
+        </w:rPr>
+        <w:t xml:space="preserve">Explicador recomendado:</w:t>
+      </w:r>
+      <w:r>
+        <w:rPr>
+          <w:color w:val="000000"/>
+        </w:rPr>
+        <w:t xml:space="preserve"> </w:t>
+      </w:r>
+      <w:r>
+        <w:rPr>
+          <w:b/>
+          <w:bCs/>
+          <w:color w:val="000000"/>
+        </w:rPr>
+        <w:t xml:space="preserve">LIME</w:t>
+      </w:r>
+      <w:r>
+        <w:rPr>
+          <w:color w:val="000000"/>
+        </w:rPr>
+        <w:t xml:space="preserve">.</w:t>
+      </w:r>
+    </w:p>
+    <w:p>
+      <w:pPr>
+        <w:pStyle w:val="Compact"/>
+        <w:numPr>
+          <w:ilvl w:val="1"/>
+          <w:numId w:val="1014"/>
+        </w:numPr>
+        <w:spacing w:line="360" w:lineRule="auto"/>
+        <w:jc w:val="both"/>
+      </w:pPr>
+      <w:r>
+        <w:rPr>
+          <w:i/>
+          <w:iCs/>
+          <w:color w:val="000000"/>
+        </w:rPr>
+        <w:t xml:space="preserve">Justificación empírica FOM-7:</w:t>
+      </w:r>
+      <w:r>
+        <w:rPr>
+          <w:color w:val="000000"/>
+        </w:rPr>
+        <w:t xml:space="preserve"> </w:t>
+      </w:r>
+      <w:r>
+        <w:rPr>
+          <w:color w:val="000000"/>
+        </w:rPr>
+        <w:t xml:space="preserve">Exhibe una latencia reducida (</w:t>
+      </w:r>
+      <m:oMath>
+        <m:r>
+          <m:t>45</m:t>
+        </m:r>
+        <m:r>
+          <m:rPr>
+            <m:nor/>
+            <m:sty m:val="p"/>
+          </m:rPr>
+          <m:t> ms</m:t>
+        </m:r>
+      </m:oMath>
+      <w:r>
+        <w:rPr>
+          <w:color w:val="000000"/>
+        </w:rPr>
+        <w:t xml:space="preserve">) y alta parsimonia explicativa, permitiendo generar aproximaciones comprensibles para operadores en turnos continuos, asumiendo una variabilidad estocástica moderada que debe amortiguarse mediante fijación de semillas o perturbaciones normalizadas.</w:t>
       </w:r>
     </w:p>
     <w:p>
@@ -15198,104 +16372,57 @@
           <w:bCs/>
           <w:color w:val="000000"/>
         </w:rPr>
-        <w:t xml:space="preserve">Adoptar un enfoque híbrido de atribución y prescripción:</w:t>
-      </w:r>
-      <w:r>
-        <w:rPr>
-          <w:color w:val="000000"/>
-        </w:rPr>
-        <w:t xml:space="preserve"> </w:t>
-      </w:r>
-      <w:r>
-        <w:rPr>
-          <w:color w:val="000000"/>
-        </w:rPr>
-        <w:t xml:space="preserve">Combinar explicaciones de atribución continua de características (SHAP) para auditores técnicos con explicaciones contrafactuales diversas (DiCE) para usuarios finales afectados por la decisión algorítmica.</w:t>
-      </w:r>
-    </w:p>
-    <w:bookmarkEnd w:id="84"/>
-    <w:bookmarkStart w:id="85" w:name="X789e2c004225e65c050898e259c50112edcc9a5"/>
-    <w:p>
-      <w:pPr>
-        <w:pStyle w:val="Heading2"/>
-        <w:spacing w:line="360" w:lineRule="auto"/>
-        <w:jc w:val="left"/>
-      </w:pPr>
-      <w:r>
-        <w:rPr>
-          <w:color w:val="000000"/>
-        </w:rPr>
-        <w:t xml:space="preserve">Integración con marcos normativos e internacionales</w:t>
-      </w:r>
-    </w:p>
-    <w:p>
-      <w:pPr>
-        <w:pStyle w:val="FirstParagraph"/>
-        <w:spacing w:line="360" w:lineRule="auto"/>
-        <w:jc w:val="both"/>
-      </w:pPr>
-      <w:r>
-        <w:rPr>
-          <w:color w:val="000000"/>
-        </w:rPr>
-        <w:t xml:space="preserve">El protocolo FOM-7 proporciona una implementación computacional concreta que responde directamente a las directrices del Marco de Gestión de Riesgos de IA del NIST (</w:t>
-      </w:r>
+        <w:t xml:space="preserve">Control de Cumplimiento Normativo y Políticas Corporativas (Derecho Laboral, Admisiones):</w:t>
+      </w:r>
+    </w:p>
+    <w:p>
+      <w:pPr>
+        <w:pStyle w:val="Compact"/>
+        <w:numPr>
+          <w:ilvl w:val="1"/>
+          <w:numId w:val="1015"/>
+        </w:numPr>
+        <w:spacing w:line="360" w:lineRule="auto"/>
+        <w:jc w:val="both"/>
+      </w:pPr>
       <w:r>
         <w:rPr>
           <w:i/>
           <w:iCs/>
           <w:color w:val="000000"/>
         </w:rPr>
-        <w:t xml:space="preserve">NIST AI RMF 1.0</w:t>
-      </w:r>
-      <w:r>
-        <w:rPr>
-          <w:color w:val="000000"/>
-        </w:rPr>
-        <w:t xml:space="preserve">) y a los mandatos de auditabilidad previstos en los artículos 13 y 14 de la Ley de IA de la Unión Europea. Al estructurar la auditoría en siete puertas cuantificables, FOM-7 ofrece una evidencia objetiva, trazable y reproducible que permite a las organizaciones certificar el cumplimiento normativo de sus desarrollos algorítmicos.</w:t>
-      </w:r>
-    </w:p>
-    <w:bookmarkEnd w:id="85"/>
-    <w:bookmarkEnd w:id="86"/>
-    <w:bookmarkStart w:id="90" w:name="conclusiones"/>
-    <w:p>
-      <w:pPr>
-        <w:pStyle w:val="Heading1"/>
-        <w:spacing w:line="360" w:lineRule="auto"/>
-        <w:jc w:val="left"/>
-      </w:pPr>
-      <w:r>
-        <w:rPr>
-          <w:color w:val="000000"/>
-        </w:rPr>
-        <w:t xml:space="preserve">Conclusiones</w:t>
-      </w:r>
-    </w:p>
-    <w:bookmarkStart w:id="87" w:name="X105a5535e1f633459526f2d01f247d2ea7920b7"/>
-    <w:p>
-      <w:pPr>
-        <w:pStyle w:val="Heading2"/>
-        <w:spacing w:line="360" w:lineRule="auto"/>
-        <w:jc w:val="left"/>
-      </w:pPr>
-      <w:r>
-        <w:rPr>
-          <w:color w:val="000000"/>
-        </w:rPr>
-        <w:t xml:space="preserve">Síntesis de hallazgos y contribuciones principales</w:t>
-      </w:r>
-    </w:p>
-    <w:p>
-      <w:pPr>
-        <w:pStyle w:val="FirstParagraph"/>
-        <w:spacing w:line="360" w:lineRule="auto"/>
-        <w:jc w:val="both"/>
-      </w:pPr>
-      <w:r>
-        <w:rPr>
-          <w:color w:val="000000"/>
-        </w:rPr>
-        <w:t xml:space="preserve">Este capítulo ha desarrollado un marco riguroso, pedagógico y empíricamente fundamentado para abordar la evaluación de la Inteligencia Artificial Explicable. A lo largo del documento, se ha construido una narrativa progresiva que parte desde la clarificación conceptual de los fundamentos de la XAI hasta la formulación e implementación del protocolo operativo</w:t>
+        <w:t xml:space="preserve">Restricción crítica:</w:t>
+      </w:r>
+      <w:r>
+        <w:rPr>
+          <w:color w:val="000000"/>
+        </w:rPr>
+        <w:t xml:space="preserve"> </w:t>
+      </w:r>
+      <w:r>
+        <w:rPr>
+          <w:color w:val="000000"/>
+        </w:rPr>
+        <w:t xml:space="preserve">Certidumbre lógica inalterable y reglas deterministas de corte no negociable.</w:t>
+      </w:r>
+    </w:p>
+    <w:p>
+      <w:pPr>
+        <w:pStyle w:val="Compact"/>
+        <w:numPr>
+          <w:ilvl w:val="1"/>
+          <w:numId w:val="1015"/>
+        </w:numPr>
+        <w:spacing w:line="360" w:lineRule="auto"/>
+        <w:jc w:val="both"/>
+      </w:pPr>
+      <w:r>
+        <w:rPr>
+          <w:i/>
+          <w:iCs/>
+          <w:color w:val="000000"/>
+        </w:rPr>
+        <w:t xml:space="preserve">Explicador recomendado:</w:t>
       </w:r>
       <w:r>
         <w:rPr>
@@ -15309,7 +16436,7 @@
           <w:bCs/>
           <w:color w:val="000000"/>
         </w:rPr>
-        <w:t xml:space="preserve">FOM-7</w:t>
+        <w:t xml:space="preserve">Anchors</w:t>
       </w:r>
       <w:r>
         <w:rPr>
@@ -15320,183 +16447,90 @@
     </w:p>
     <w:p>
       <w:pPr>
-        <w:pStyle w:val="BodyText"/>
-        <w:spacing w:line="360" w:lineRule="auto"/>
-        <w:jc w:val="both"/>
-      </w:pPr>
-      <w:r>
-        <w:rPr>
-          <w:color w:val="000000"/>
-        </w:rPr>
-        <w:t xml:space="preserve">Las contribuciones centrales de este trabajo se sintetizan en tres aportes clave:</w:t>
-      </w:r>
-      <w:r>
-        <w:rPr>
-          <w:color w:val="000000"/>
-        </w:rPr>
-        <w:t xml:space="preserve"> </w:t>
-      </w:r>
-      <w:r>
-        <w:rPr>
-          <w:color w:val="000000"/>
-        </w:rPr>
-        <w:t xml:space="preserve">1.</w:t>
-      </w:r>
-      <w:r>
-        <w:rPr>
-          <w:color w:val="000000"/>
-        </w:rPr>
-        <w:t xml:space="preserve"> </w:t>
-      </w:r>
-      <w:r>
-        <w:rPr>
-          <w:b/>
-          <w:bCs/>
-          <w:color w:val="000000"/>
-        </w:rPr>
-        <w:t xml:space="preserve">Unificación pedagógica y conceptual:</w:t>
-      </w:r>
-      <w:r>
-        <w:rPr>
-          <w:color w:val="000000"/>
-        </w:rPr>
-        <w:t xml:space="preserve"> </w:t>
-      </w:r>
-      <w:r>
-        <w:rPr>
-          <w:color w:val="000000"/>
-        </w:rPr>
-        <w:t xml:space="preserve">Se ha proporcionado un marco analítico accesible que distingue la transparencia de la explicabilidad y expone de forma clara la formulación intuitiva y matemática de LIME, SHAP, Anchors y DiCE.</w:t>
-      </w:r>
-      <w:r>
-        <w:rPr>
-          <w:color w:val="000000"/>
-        </w:rPr>
-        <w:t xml:space="preserve"> </w:t>
-      </w:r>
-      <w:r>
-        <w:rPr>
-          <w:color w:val="000000"/>
-        </w:rPr>
-        <w:t xml:space="preserve">2.</w:t>
-      </w:r>
-      <w:r>
-        <w:rPr>
-          <w:color w:val="000000"/>
-        </w:rPr>
-        <w:t xml:space="preserve"> </w:t>
-      </w:r>
-      <w:r>
-        <w:rPr>
-          <w:b/>
-          <w:bCs/>
-          <w:color w:val="000000"/>
-        </w:rPr>
-        <w:t xml:space="preserve">El protocolo operativo FOM-7:</w:t>
-      </w:r>
-      <w:r>
-        <w:rPr>
-          <w:color w:val="000000"/>
-        </w:rPr>
-        <w:t xml:space="preserve"> </w:t>
-      </w:r>
-      <w:r>
-        <w:rPr>
-          <w:color w:val="000000"/>
-        </w:rPr>
-        <w:t xml:space="preserve">Se ha presentado un estándar de auditoría estructurado en siete puertas cuantitativas que resuelve la crisis de evaluación en XAI al medir de manera independiente la fidelidad, estabilidad, parsimonia, cobertura, eficiencia, consistencia y equidad.</w:t>
-      </w:r>
-      <w:r>
-        <w:rPr>
-          <w:color w:val="000000"/>
-        </w:rPr>
-        <w:t xml:space="preserve"> </w:t>
-      </w:r>
-      <w:r>
-        <w:rPr>
-          <w:color w:val="000000"/>
-        </w:rPr>
-        <w:t xml:space="preserve">3.</w:t>
-      </w:r>
-      <w:r>
-        <w:rPr>
-          <w:color w:val="000000"/>
-        </w:rPr>
-        <w:t xml:space="preserve"> </w:t>
-      </w:r>
-      <w:r>
-        <w:rPr>
-          <w:b/>
-          <w:bCs/>
-          <w:color w:val="000000"/>
-        </w:rPr>
-        <w:t xml:space="preserve">Evidencia empírica y perfiles de uso:</w:t>
-      </w:r>
-      <w:r>
-        <w:rPr>
-          <w:color w:val="000000"/>
-        </w:rPr>
-        <w:t xml:space="preserve"> </w:t>
-      </w:r>
-      <w:r>
-        <w:rPr>
-          <w:color w:val="000000"/>
-        </w:rPr>
-        <w:t xml:space="preserve">Mediante un benchmark riguroso sobre</w:t>
-      </w:r>
-      <w:r>
-        <w:rPr>
-          <w:color w:val="000000"/>
-        </w:rPr>
-        <w:t xml:space="preserve"> </w:t>
-      </w:r>
+        <w:pStyle w:val="Compact"/>
+        <w:numPr>
+          <w:ilvl w:val="1"/>
+          <w:numId w:val="1015"/>
+        </w:numPr>
+        <w:spacing w:line="360" w:lineRule="auto"/>
+        <w:jc w:val="both"/>
+      </w:pPr>
       <w:r>
         <w:rPr>
           <w:i/>
           <w:iCs/>
           <w:color w:val="000000"/>
         </w:rPr>
-        <w:t xml:space="preserve">UCI Adult Income</w:t>
-      </w:r>
-      <w:r>
-        <w:rPr>
-          <w:color w:val="000000"/>
-        </w:rPr>
-        <w:t xml:space="preserve"> </w:t>
-      </w:r>
-      <w:r>
-        <w:rPr>
-          <w:color w:val="000000"/>
-        </w:rPr>
-        <w:t xml:space="preserve">evaluando cinco familias de modelos, se ha caracterizado empíricamente la Frontera de Pareto entre estabilidad y costo computacional, entregando una guía de selección orientada al riesgo.</w:t>
-      </w:r>
-    </w:p>
-    <w:bookmarkEnd w:id="87"/>
-    <w:bookmarkStart w:id="88" w:name="alcance-y-compromisos-de-trabajo-futuro"/>
-    <w:p>
-      <w:pPr>
-        <w:pStyle w:val="Heading2"/>
-        <w:spacing w:line="360" w:lineRule="auto"/>
-        <w:jc w:val="left"/>
-      </w:pPr>
-      <w:r>
-        <w:rPr>
-          <w:color w:val="000000"/>
-        </w:rPr>
-        <w:t xml:space="preserve">Alcance y compromisos de trabajo futuro</w:t>
-      </w:r>
-    </w:p>
-    <w:p>
-      <w:pPr>
-        <w:pStyle w:val="FirstParagraph"/>
-        <w:spacing w:line="360" w:lineRule="auto"/>
-        <w:jc w:val="both"/>
-      </w:pPr>
-      <w:r>
-        <w:rPr>
-          <w:color w:val="000000"/>
-        </w:rPr>
-        <w:t xml:space="preserve">Reconociendo el alcance acotado de todo estudio científico, se resumen a continuación las principales limitaciones del presente trabajo y los compromisos de investigación futura:</w:t>
+        <w:t xml:space="preserve">Justificación empírica FOM-7:</w:t>
+      </w:r>
+      <w:r>
+        <w:rPr>
+          <w:color w:val="000000"/>
+        </w:rPr>
+        <w:t xml:space="preserve"> </w:t>
+      </w:r>
+      <w:r>
+        <w:rPr>
+          <w:color w:val="000000"/>
+        </w:rPr>
+        <w:t xml:space="preserve">Aporta garantías matemáticas PAC de precisión (</w:t>
+      </w:r>
+      <m:oMath>
+        <m:r>
+          <m:rPr>
+            <m:sty m:val="p"/>
+          </m:rPr>
+          <m:t>≥</m:t>
+        </m:r>
+        <m:r>
+          <m:t>95</m:t>
+        </m:r>
+        <m:r>
+          <m:rPr>
+            <m:sty m:val="p"/>
+          </m:rPr>
+          <m:t>%</m:t>
+        </m:r>
+      </m:oMath>
+      <w:r>
+        <w:rPr>
+          <w:color w:val="000000"/>
+        </w:rPr>
+        <w:t xml:space="preserve">) estructuradas en predicados condicionales comprensibles para oficiales de cumplimiento, asumiendo una cobertura poblacional acotada (</w:t>
+      </w:r>
+      <m:oMath>
+        <m:r>
+          <m:t>12</m:t>
+        </m:r>
+        <m:r>
+          <m:rPr>
+            <m:sty m:val="p"/>
+          </m:rPr>
+          <m:t>%</m:t>
+        </m:r>
+      </m:oMath>
+      <w:r>
+        <w:rPr>
+          <w:color w:val="000000"/>
+        </w:rPr>
+        <w:t xml:space="preserve">–</w:t>
+      </w:r>
+      <m:oMath>
+        <m:r>
+          <m:t>28</m:t>
+        </m:r>
+        <m:r>
+          <m:rPr>
+            <m:sty m:val="p"/>
+          </m:rPr>
+          <m:t>%</m:t>
+        </m:r>
+      </m:oMath>
+      <w:r>
+        <w:rPr>
+          <w:color w:val="000000"/>
+        </w:rPr>
+        <w:t xml:space="preserve">) que exige derivar los casos fuera del ancla a comités expertos.</w:t>
       </w:r>
     </w:p>
     <w:p>
@@ -15504,7 +16538,7 @@
         <w:pStyle w:val="Compact"/>
         <w:numPr>
           <w:ilvl w:val="0"/>
-          <w:numId w:val="1013"/>
+          <w:numId w:val="1012"/>
         </w:numPr>
         <w:spacing w:line="360" w:lineRule="auto"/>
         <w:jc w:val="both"/>
@@ -15515,19 +16549,291 @@
           <w:bCs/>
           <w:color w:val="000000"/>
         </w:rPr>
-        <w:t xml:space="preserve">Ampliación a modalidades de datos no estructurados:</w:t>
-      </w:r>
-      <w:r>
-        <w:rPr>
-          <w:color w:val="000000"/>
-        </w:rPr>
-        <w:t xml:space="preserve"> </w:t>
-      </w:r>
-      <w:r>
-        <w:rPr>
-          <w:color w:val="000000"/>
-        </w:rPr>
-        <w:t xml:space="preserve">El benchmark presentado se restringió a datos tabulares estructurados. Las investigaciones futuras extenderán las ecuaciones de las siete puertas de FOM-7 hacia arquitecturas de visión por computador (imágenes médicas y de diagnóstico) y modelos de lenguaje de gran escala (LLMs), donde las perturbaciones espaciales y semánticas plantean nuevos desafíos analíticos.</w:t>
+        <w:t xml:space="preserve">Portales de Autoservicio y Mecanismos de Apelación (Sujetos de Decisión, Clientes):</w:t>
+      </w:r>
+    </w:p>
+    <w:p>
+      <w:pPr>
+        <w:pStyle w:val="Compact"/>
+        <w:numPr>
+          <w:ilvl w:val="1"/>
+          <w:numId w:val="1016"/>
+        </w:numPr>
+        <w:spacing w:line="360" w:lineRule="auto"/>
+        <w:jc w:val="both"/>
+      </w:pPr>
+      <w:r>
+        <w:rPr>
+          <w:i/>
+          <w:iCs/>
+          <w:color w:val="000000"/>
+        </w:rPr>
+        <w:t xml:space="preserve">Restricción crítica:</w:t>
+      </w:r>
+      <w:r>
+        <w:rPr>
+          <w:color w:val="000000"/>
+        </w:rPr>
+        <w:t xml:space="preserve"> </w:t>
+      </w:r>
+      <w:r>
+        <w:rPr>
+          <w:color w:val="000000"/>
+        </w:rPr>
+        <w:t xml:space="preserve">Prescripción accionable y viabilidad física de intervención directa.</w:t>
+      </w:r>
+    </w:p>
+    <w:p>
+      <w:pPr>
+        <w:pStyle w:val="Compact"/>
+        <w:numPr>
+          <w:ilvl w:val="1"/>
+          <w:numId w:val="1016"/>
+        </w:numPr>
+        <w:spacing w:line="360" w:lineRule="auto"/>
+        <w:jc w:val="both"/>
+      </w:pPr>
+      <w:r>
+        <w:rPr>
+          <w:i/>
+          <w:iCs/>
+          <w:color w:val="000000"/>
+        </w:rPr>
+        <w:t xml:space="preserve">Explicador recomendado:</w:t>
+      </w:r>
+      <w:r>
+        <w:rPr>
+          <w:color w:val="000000"/>
+        </w:rPr>
+        <w:t xml:space="preserve"> </w:t>
+      </w:r>
+      <w:r>
+        <w:rPr>
+          <w:b/>
+          <w:bCs/>
+          <w:color w:val="000000"/>
+        </w:rPr>
+        <w:t xml:space="preserve">DiCE</w:t>
+      </w:r>
+      <w:r>
+        <w:rPr>
+          <w:color w:val="000000"/>
+        </w:rPr>
+        <w:t xml:space="preserve">.</w:t>
+      </w:r>
+    </w:p>
+    <w:p>
+      <w:pPr>
+        <w:pStyle w:val="Compact"/>
+        <w:numPr>
+          <w:ilvl w:val="1"/>
+          <w:numId w:val="1016"/>
+        </w:numPr>
+        <w:spacing w:line="360" w:lineRule="auto"/>
+        <w:jc w:val="both"/>
+      </w:pPr>
+      <w:r>
+        <w:rPr>
+          <w:i/>
+          <w:iCs/>
+          <w:color w:val="000000"/>
+        </w:rPr>
+        <w:t xml:space="preserve">Justificación empírica FOM-7:</w:t>
+      </w:r>
+      <w:r>
+        <w:rPr>
+          <w:color w:val="000000"/>
+        </w:rPr>
+        <w:t xml:space="preserve"> </w:t>
+      </w:r>
+      <w:r>
+        <w:rPr>
+          <w:color w:val="000000"/>
+        </w:rPr>
+        <w:t xml:space="preserve">Produce contrafactuales que optimizan la distancia y diversidad matemática mientras protegen la invariancia de variables protegidas o inmutables (como la edad o el historial crediticio consolidado), habilitando un recurso correctivo real para el usuario final.</w:t>
+      </w:r>
+    </w:p>
+    <w:bookmarkEnd w:id="84"/>
+    <w:bookmarkEnd w:id="85"/>
+    <w:bookmarkStart w:id="90" w:name="X99a4d479a708676f46097b7b9345dc7e749bfb9"/>
+    <w:p>
+      <w:pPr>
+        <w:pStyle w:val="Heading1"/>
+        <w:spacing w:line="360" w:lineRule="auto"/>
+        <w:jc w:val="left"/>
+      </w:pPr>
+      <w:r>
+        <w:rPr>
+          <w:color w:val="000000"/>
+        </w:rPr>
+        <w:t xml:space="preserve">Implicaciones para la evaluación auditable de XAI</w:t>
+      </w:r>
+    </w:p>
+    <w:bookmarkStart w:id="86" w:name="Xa5fa411a1517c3e259cb2b5550d061610792bce"/>
+    <w:p>
+      <w:pPr>
+        <w:pStyle w:val="Heading2"/>
+        <w:spacing w:line="360" w:lineRule="auto"/>
+        <w:jc w:val="left"/>
+      </w:pPr>
+      <w:r>
+        <w:rPr>
+          <w:color w:val="000000"/>
+        </w:rPr>
+        <w:t xml:space="preserve">De la medición aislada al perfil de desempeño multi-dimensional</w:t>
+      </w:r>
+    </w:p>
+    <w:p>
+      <w:pPr>
+        <w:pStyle w:val="FirstParagraph"/>
+        <w:spacing w:line="360" w:lineRule="auto"/>
+        <w:jc w:val="both"/>
+      </w:pPr>
+      <w:r>
+        <w:rPr>
+          <w:color w:val="000000"/>
+        </w:rPr>
+        <w:t xml:space="preserve">Los resultados cuantitativos obtenidos en el benchmark de</w:t>
+      </w:r>
+      <w:r>
+        <w:rPr>
+          <w:color w:val="000000"/>
+        </w:rPr>
+        <w:t xml:space="preserve"> </w:t>
+      </w:r>
+      <w:r>
+        <w:rPr>
+          <w:b/>
+          <w:bCs/>
+          <w:color w:val="000000"/>
+        </w:rPr>
+        <w:t xml:space="preserve">FOM-7</w:t>
+      </w:r>
+      <w:r>
+        <w:rPr>
+          <w:color w:val="000000"/>
+        </w:rPr>
+        <w:t xml:space="preserve"> </w:t>
+      </w:r>
+      <w:r>
+        <w:rPr>
+          <w:color w:val="000000"/>
+        </w:rPr>
+        <w:t xml:space="preserve">demuestran de manera irrefutable que evaluar la explicabilidad de un sistema de IA mediante una única métrica aislada constituye un fallo de diseño metodológico. Ningún explicador agnóstico dominante supera a sus competidores en todas las puertas del protocolo de forma simultánea. Por consiguiente, la gobernanza institucional de la IA debe evolucionar desde la búsqueda ilusoria de</w:t>
+      </w:r>
+      <w:r>
+        <w:rPr>
+          <w:color w:val="000000"/>
+        </w:rPr>
+        <w:t xml:space="preserve"> </w:t>
+      </w:r>
+      <w:r>
+        <w:rPr>
+          <w:color w:val="000000"/>
+        </w:rPr>
+        <w:t xml:space="preserve">“el explicador perfecto”</w:t>
+      </w:r>
+      <w:r>
+        <w:rPr>
+          <w:color w:val="000000"/>
+        </w:rPr>
+        <w:t xml:space="preserve"> </w:t>
+      </w:r>
+      <w:r>
+        <w:rPr>
+          <w:color w:val="000000"/>
+        </w:rPr>
+        <w:t xml:space="preserve">hacia la caracterización de</w:t>
+      </w:r>
+      <w:r>
+        <w:rPr>
+          <w:color w:val="000000"/>
+        </w:rPr>
+        <w:t xml:space="preserve"> </w:t>
+      </w:r>
+      <w:r>
+        <w:rPr>
+          <w:b/>
+          <w:bCs/>
+          <w:color w:val="000000"/>
+        </w:rPr>
+        <w:t xml:space="preserve">perfiles de desempeño multi-dimensionales</w:t>
+      </w:r>
+      <w:r>
+        <w:rPr>
+          <w:color w:val="000000"/>
+        </w:rPr>
+        <w:t xml:space="preserve"> </w:t>
+      </w:r>
+      <w:r>
+        <w:rPr>
+          <w:color w:val="000000"/>
+        </w:rPr>
+        <w:t xml:space="preserve">adaptados al contexto operativo específico de cada aplicación.</w:t>
+      </w:r>
+    </w:p>
+    <w:p>
+      <w:pPr>
+        <w:pStyle w:val="BodyText"/>
+        <w:spacing w:line="360" w:lineRule="auto"/>
+        <w:jc w:val="both"/>
+      </w:pPr>
+      <w:r>
+        <w:rPr>
+          <w:color w:val="000000"/>
+        </w:rPr>
+        <w:t xml:space="preserve">Para un organismo regulador o un auditor de sistemas de alto riesgo (según la clasificación de la Ley de IA de la UE), una explicación solo puede considerarse éticamente defendible si se acompañan sus métricas de fidelidad local (G1) y estabilidad (G2). Presentar un gráfico de atribución generado por LIME sin advertir que su estabilidad bajo perturbaciones es de apenas</w:t>
+      </w:r>
+      <w:r>
+        <w:rPr>
+          <w:color w:val="000000"/>
+        </w:rPr>
+        <w:t xml:space="preserve"> </w:t>
+      </w:r>
+      <m:oMath>
+        <m:r>
+          <m:t>0.724</m:t>
+        </m:r>
+      </m:oMath>
+      <w:r>
+        <w:rPr>
+          <w:color w:val="000000"/>
+        </w:rPr>
+        <w:t xml:space="preserve"> </w:t>
+      </w:r>
+      <w:r>
+        <w:rPr>
+          <w:color w:val="000000"/>
+        </w:rPr>
+        <w:t xml:space="preserve">expone a la organización a severos riesgos de impugnación legal y pérdida de confianza pública.</w:t>
+      </w:r>
+    </w:p>
+    <w:bookmarkEnd w:id="86"/>
+    <w:bookmarkStart w:id="87" w:name="X6f8c42c9fcdaf2147c1ab5fd2a4805ef073b8bf"/>
+    <w:p>
+      <w:pPr>
+        <w:pStyle w:val="Heading2"/>
+        <w:spacing w:line="360" w:lineRule="auto"/>
+        <w:jc w:val="left"/>
+      </w:pPr>
+      <w:r>
+        <w:rPr>
+          <w:color w:val="000000"/>
+        </w:rPr>
+        <w:t xml:space="preserve">Protocolo de Auditoría en Tres Fases para Cumplimiento Normativo</w:t>
+      </w:r>
+    </w:p>
+    <w:p>
+      <w:pPr>
+        <w:pStyle w:val="FirstParagraph"/>
+        <w:spacing w:line="360" w:lineRule="auto"/>
+        <w:jc w:val="both"/>
+      </w:pPr>
+      <w:r>
+        <w:rPr>
+          <w:color w:val="000000"/>
+        </w:rPr>
+        <w:t xml:space="preserve">Para operacionalizar el protocolo FOM-7 dentro de los marcos de gobernanza contemporáneos, se recomienda un flujo estructurado de auditoría en tres fases:</w:t>
       </w:r>
     </w:p>
     <w:p>
@@ -15535,7 +16841,7 @@
         <w:pStyle w:val="Compact"/>
         <w:numPr>
           <w:ilvl w:val="0"/>
-          <w:numId w:val="1013"/>
+          <w:numId w:val="1017"/>
         </w:numPr>
         <w:spacing w:line="360" w:lineRule="auto"/>
         <w:jc w:val="both"/>
@@ -15546,72 +16852,461 @@
           <w:bCs/>
           <w:color w:val="000000"/>
         </w:rPr>
-        <w:t xml:space="preserve">Integración con estudios de interpretabilidad humana:</w:t>
-      </w:r>
-      <w:r>
-        <w:rPr>
-          <w:color w:val="000000"/>
-        </w:rPr>
-        <w:t xml:space="preserve"> </w:t>
-      </w:r>
-      <w:r>
-        <w:rPr>
-          <w:color w:val="000000"/>
-        </w:rPr>
-        <w:t xml:space="preserve">Aunque FOM-7 proporciona una evaluación funcionalmente fundamentada de Nivel 3 en la taxonomía de Doshi-Velez y Kim (2017), el trabajo futuro integrará las métricas computacionales con experimentos de laboratorio con usuarios de Nivel 2 y Nivel 1, midiendo la comprensión cognitiva efectiva de operadores humanos ante explicaciones auditadas por FOM-7.</w:t>
-      </w:r>
-    </w:p>
-    <w:bookmarkEnd w:id="88"/>
-    <w:bookmarkStart w:id="89" w:name="reflexión-final"/>
-    <w:p>
-      <w:pPr>
-        <w:pStyle w:val="Heading2"/>
-        <w:spacing w:line="360" w:lineRule="auto"/>
-        <w:jc w:val="left"/>
-      </w:pPr>
-      <w:r>
-        <w:rPr>
-          <w:color w:val="000000"/>
-        </w:rPr>
-        <w:t xml:space="preserve">Reflexión final</w:t>
-      </w:r>
-    </w:p>
-    <w:p>
-      <w:pPr>
-        <w:pStyle w:val="FirstParagraph"/>
-        <w:spacing w:line="360" w:lineRule="auto"/>
-        <w:jc w:val="both"/>
-      </w:pPr>
-      <w:r>
-        <w:rPr>
-          <w:color w:val="000000"/>
-        </w:rPr>
-        <w:t xml:space="preserve">La explicabilidad no puede continuar tratándose como un parche cosmetico o un módulo accesorio que se añade a posteriori sobre una caja negra predictiva. La explicabilidad representa una dimensión estructural de la seguridad, la gobernanza y la justicia algorítmica. Al dotar a la comunidad académica e industrial de un protocolo computable y auditable como</w:t>
-      </w:r>
-      <w:r>
-        <w:rPr>
-          <w:color w:val="000000"/>
-        </w:rPr>
-        <w:t xml:space="preserve"> </w:t>
-      </w:r>
+        <w:t xml:space="preserve">Fase 1: Pre-certificación Estática (G1, G2, G3):</w:t>
+      </w:r>
+      <w:r>
+        <w:rPr>
+          <w:color w:val="000000"/>
+        </w:rPr>
+        <w:t xml:space="preserve"> </w:t>
+      </w:r>
+      <w:r>
+        <w:rPr>
+          <w:color w:val="000000"/>
+        </w:rPr>
+        <w:t xml:space="preserve">Antes de autorizar el pase a producción, se audita una muestra estratificada del conjunto de prueba. El modelo y su explicador asociado deben superar los umbrales mínimos de fidelidad (</w:t>
+      </w:r>
+      <m:oMath>
+        <m:r>
+          <m:rPr>
+            <m:sty m:val="p"/>
+          </m:rPr>
+          <m:t>≥</m:t>
+        </m:r>
+        <m:r>
+          <m:t>0.85</m:t>
+        </m:r>
+      </m:oMath>
+      <w:r>
+        <w:rPr>
+          <w:color w:val="000000"/>
+        </w:rPr>
+        <w:t xml:space="preserve">), estabilidad (</w:t>
+      </w:r>
+      <m:oMath>
+        <m:r>
+          <m:rPr>
+            <m:sty m:val="p"/>
+          </m:rPr>
+          <m:t>≥</m:t>
+        </m:r>
+        <m:r>
+          <m:t>0.80</m:t>
+        </m:r>
+      </m:oMath>
+      <w:r>
+        <w:rPr>
+          <w:color w:val="000000"/>
+        </w:rPr>
+        <w:t xml:space="preserve">) y parsimonia.</w:t>
+      </w:r>
+    </w:p>
+    <w:p>
+      <w:pPr>
+        <w:pStyle w:val="Compact"/>
+        <w:numPr>
+          <w:ilvl w:val="0"/>
+          <w:numId w:val="1017"/>
+        </w:numPr>
+        <w:spacing w:line="360" w:lineRule="auto"/>
+        <w:jc w:val="both"/>
+      </w:pPr>
       <w:r>
         <w:rPr>
           <w:b/>
           <w:bCs/>
           <w:color w:val="000000"/>
         </w:rPr>
-        <w:t xml:space="preserve">FOM-7</w:t>
-      </w:r>
-      <w:r>
-        <w:rPr>
-          <w:color w:val="000000"/>
-        </w:rPr>
-        <w:t xml:space="preserve">, este capítulo busca aportar una guía sólida para transitar desde la confianza ciega en las decisiones automatizadas hacia una supervisión transparente, defendible y verdaderamente centrada en el ser humano.</w:t>
+        <w:t xml:space="preserve">Fase 2: Validación de Eficiencia y Accionabilidad (G4, G5):</w:t>
+      </w:r>
+      <w:r>
+        <w:rPr>
+          <w:color w:val="000000"/>
+        </w:rPr>
+        <w:t xml:space="preserve"> </w:t>
+      </w:r>
+      <w:r>
+        <w:rPr>
+          <w:color w:val="000000"/>
+        </w:rPr>
+        <w:t xml:space="preserve">Se certifica que la latencia media cumpla los Acuerdos de Nivel de Servicio (SLA) de la infraestructura operativa y que, en caso de denegación de servicios, se generen contrafactuales con variables legalmente accionables y restricciones de mutabilidad respetadas (DiCE).</w:t>
+      </w:r>
+    </w:p>
+    <w:p>
+      <w:pPr>
+        <w:pStyle w:val="Compact"/>
+        <w:numPr>
+          <w:ilvl w:val="0"/>
+          <w:numId w:val="1017"/>
+        </w:numPr>
+        <w:spacing w:line="360" w:lineRule="auto"/>
+        <w:jc w:val="both"/>
+      </w:pPr>
+      <w:r>
+        <w:rPr>
+          <w:b/>
+          <w:bCs/>
+          <w:color w:val="000000"/>
+        </w:rPr>
+        <w:t xml:space="preserve">Fase 3: Auditoría Cruzada y No Discriminación (G6, G7):</w:t>
+      </w:r>
+      <w:r>
+        <w:rPr>
+          <w:color w:val="000000"/>
+        </w:rPr>
+        <w:t xml:space="preserve"> </w:t>
+      </w:r>
+      <w:r>
+        <w:rPr>
+          <w:color w:val="000000"/>
+        </w:rPr>
+        <w:t xml:space="preserve">Se ejecuta periódicamente una prueba de consistencia inter-método y se verifica que la fidelidad de las explicaciones no sufra degradación sistemática en subgrupos protegidos por motivos de género, raza o edad.</w:t>
+      </w:r>
+    </w:p>
+    <w:bookmarkEnd w:id="87"/>
+    <w:bookmarkStart w:id="88" w:name="Xb24bbe2879f090884d81969c6866da183875411"/>
+    <w:p>
+      <w:pPr>
+        <w:pStyle w:val="Heading2"/>
+        <w:spacing w:line="360" w:lineRule="auto"/>
+        <w:jc w:val="left"/>
+      </w:pPr>
+      <w:r>
+        <w:rPr>
+          <w:color w:val="000000"/>
+        </w:rPr>
+        <w:t xml:space="preserve">Alineamiento con la Ley de IA de la Unión Europea y el Marco NIST AI RMF</w:t>
+      </w:r>
+    </w:p>
+    <w:p>
+      <w:pPr>
+        <w:pStyle w:val="FirstParagraph"/>
+        <w:spacing w:line="360" w:lineRule="auto"/>
+        <w:jc w:val="both"/>
+      </w:pPr>
+      <w:r>
+        <w:rPr>
+          <w:color w:val="000000"/>
+        </w:rPr>
+        <w:t xml:space="preserve">La adopción de un protocolo computable como FOM-7 cobra relevancia inmediata ante las exigencias de los marcos normativos globales para inteligencia artificial:</w:t>
+      </w:r>
+    </w:p>
+    <w:p>
+      <w:pPr>
+        <w:pStyle w:val="Compact"/>
+        <w:numPr>
+          <w:ilvl w:val="0"/>
+          <w:numId w:val="1018"/>
+        </w:numPr>
+        <w:spacing w:line="360" w:lineRule="auto"/>
+        <w:jc w:val="both"/>
+      </w:pPr>
+      <w:r>
+        <w:rPr>
+          <w:b/>
+          <w:bCs/>
+          <w:color w:val="000000"/>
+        </w:rPr>
+        <w:t xml:space="preserve">Ley de IA de la Unión Europea (Reglamento UE 2024/1689):</w:t>
+      </w:r>
+      <w:r>
+        <w:rPr>
+          <w:color w:val="000000"/>
+        </w:rPr>
+        <w:t xml:space="preserve"> </w:t>
+      </w:r>
+      <w:r>
+        <w:rPr>
+          <w:color w:val="000000"/>
+        </w:rPr>
+        <w:t xml:space="preserve">El Artículo 13 impone la obligación de transparencia para sistemas de alto riesgo, exigiendo que las operaciones sean interpretables por los usuarios. Asimismo, el Artículo 14 exige mecanismos de supervisión humana efectiva (</w:t>
+      </w:r>
+      <w:r>
+        <w:rPr>
+          <w:i/>
+          <w:iCs/>
+          <w:color w:val="000000"/>
+        </w:rPr>
+        <w:t xml:space="preserve">Human-in-the-Loop</w:t>
+      </w:r>
+      <w:r>
+        <w:rPr>
+          <w:color w:val="000000"/>
+        </w:rPr>
+        <w:t xml:space="preserve">), mientras que el Artículo 86 consagra el derecho fundamental a recibir explicaciones claras y significativas sobre decisiones adversas. El protocolo FOM-7 aporta la base numérica requerida: la Puerta G1 verifica que la explicación represente con fidelidad el comportamiento del modelo (Art. 13), la Puerta G2 asegura la consistencia de las explicaciones evitando divergencias estocásticas arbitrarias (Art. 14), y la Puerta G7 garantiza la equidad explicativa entre subgrupos demográficos protegidos.</w:t>
+      </w:r>
+    </w:p>
+    <w:p>
+      <w:pPr>
+        <w:pStyle w:val="Compact"/>
+        <w:numPr>
+          <w:ilvl w:val="0"/>
+          <w:numId w:val="1018"/>
+        </w:numPr>
+        <w:spacing w:line="360" w:lineRule="auto"/>
+        <w:jc w:val="both"/>
+      </w:pPr>
+      <w:r>
+        <w:rPr>
+          <w:b/>
+          <w:bCs/>
+          <w:color w:val="000000"/>
+        </w:rPr>
+        <w:t xml:space="preserve">Marco de Gestión de Riesgos de IA del NIST (NIST AI RMF 1.0):</w:t>
+      </w:r>
+      <w:r>
+        <w:rPr>
+          <w:color w:val="000000"/>
+        </w:rPr>
+        <w:t xml:space="preserve"> </w:t>
+      </w:r>
+      <w:r>
+        <w:rPr>
+          <w:color w:val="000000"/>
+        </w:rPr>
+        <w:t xml:space="preserve">La subcategoría</w:t>
+      </w:r>
+      <w:r>
+        <w:rPr>
+          <w:color w:val="000000"/>
+        </w:rPr>
+        <w:t xml:space="preserve"> </w:t>
+      </w:r>
+      <w:r>
+        <w:rPr>
+          <w:i/>
+          <w:iCs/>
+          <w:color w:val="000000"/>
+        </w:rPr>
+        <w:t xml:space="preserve">Measure 1.3</w:t>
+      </w:r>
+      <w:r>
+        <w:rPr>
+          <w:color w:val="000000"/>
+        </w:rPr>
+        <w:t xml:space="preserve"> </w:t>
+      </w:r>
+      <w:r>
+        <w:rPr>
+          <w:color w:val="000000"/>
+        </w:rPr>
+        <w:t xml:space="preserve">exige métricas rigurosas y verificables para cuantificar la explicabilidad y confiabilidad de los componentes algorítmicos, mientras que</w:t>
+      </w:r>
+      <w:r>
+        <w:rPr>
+          <w:color w:val="000000"/>
+        </w:rPr>
+        <w:t xml:space="preserve"> </w:t>
+      </w:r>
+      <w:r>
+        <w:rPr>
+          <w:i/>
+          <w:iCs/>
+          <w:color w:val="000000"/>
+        </w:rPr>
+        <w:t xml:space="preserve">Govern 1.2</w:t>
+      </w:r>
+      <w:r>
+        <w:rPr>
+          <w:color w:val="000000"/>
+        </w:rPr>
+        <w:t xml:space="preserve"> </w:t>
+      </w:r>
+      <w:r>
+        <w:rPr>
+          <w:color w:val="000000"/>
+        </w:rPr>
+        <w:t xml:space="preserve">mandata procesos documentados de rendición de cuentas. Al formular umbrales numéricos reproducibles y verificables en código abierto, FOM-7 transforma directrices normativas abstractas en controles técnicos auditables.</w:t>
+      </w:r>
+    </w:p>
+    <w:bookmarkEnd w:id="88"/>
+    <w:bookmarkStart w:id="89" w:name="X2ecbb68092629643070bf26f4a57320c7e3a003"/>
+    <w:p>
+      <w:pPr>
+        <w:pStyle w:val="Heading2"/>
+        <w:spacing w:line="360" w:lineRule="auto"/>
+        <w:jc w:val="left"/>
+      </w:pPr>
+      <w:r>
+        <w:rPr>
+          <w:color w:val="000000"/>
+        </w:rPr>
+        <w:t xml:space="preserve">Recomendaciones prácticas para desarrolladores y auditores</w:t>
+      </w:r>
+    </w:p>
+    <w:p>
+      <w:pPr>
+        <w:pStyle w:val="FirstParagraph"/>
+        <w:spacing w:line="360" w:lineRule="auto"/>
+        <w:jc w:val="both"/>
+      </w:pPr>
+      <w:r>
+        <w:rPr>
+          <w:color w:val="000000"/>
+        </w:rPr>
+        <w:t xml:space="preserve">Con base en la evidencia empírica acumulada en este capítulo, se proponen tres directrices de ingeniería para el despliegue responsable de XAI:</w:t>
+      </w:r>
+      <w:r>
+        <w:rPr>
+          <w:color w:val="000000"/>
+        </w:rPr>
+        <w:t xml:space="preserve"> </w:t>
+      </w:r>
+      <w:r>
+        <w:rPr>
+          <w:color w:val="000000"/>
+        </w:rPr>
+        <w:t xml:space="preserve">1.</w:t>
+      </w:r>
+      <w:r>
+        <w:rPr>
+          <w:color w:val="000000"/>
+        </w:rPr>
+        <w:t xml:space="preserve"> </w:t>
+      </w:r>
+      <w:r>
+        <w:rPr>
+          <w:b/>
+          <w:bCs/>
+          <w:color w:val="000000"/>
+        </w:rPr>
+        <w:t xml:space="preserve">Establecer un umbral mínimo de fidelidad (G1 &gt; 0.85):</w:t>
+      </w:r>
+      <w:r>
+        <w:rPr>
+          <w:color w:val="000000"/>
+        </w:rPr>
+        <w:t xml:space="preserve"> </w:t>
+      </w:r>
+      <w:r>
+        <w:rPr>
+          <w:color w:val="000000"/>
+        </w:rPr>
+        <w:t xml:space="preserve">No autorizar el despliegue en producción de ningún explicador agnóstico cuya fidelidad reconstruida caiga por debajo del</w:t>
+      </w:r>
+      <w:r>
+        <w:rPr>
+          <w:color w:val="000000"/>
+        </w:rPr>
+        <w:t xml:space="preserve"> </w:t>
+      </w:r>
+      <m:oMath>
+        <m:r>
+          <m:t>85</m:t>
+        </m:r>
+        <m:r>
+          <m:rPr>
+            <m:sty m:val="p"/>
+          </m:rPr>
+          <m:t>%</m:t>
+        </m:r>
+      </m:oMath>
+      <w:r>
+        <w:rPr>
+          <w:color w:val="000000"/>
+        </w:rPr>
+        <w:t xml:space="preserve"> </w:t>
+      </w:r>
+      <w:r>
+        <w:rPr>
+          <w:color w:val="000000"/>
+        </w:rPr>
+        <w:t xml:space="preserve">para el modelo predictivo en uso.</w:t>
+      </w:r>
+      <w:r>
+        <w:rPr>
+          <w:color w:val="000000"/>
+        </w:rPr>
+        <w:t xml:space="preserve"> </w:t>
+      </w:r>
+      <w:r>
+        <w:rPr>
+          <w:color w:val="000000"/>
+        </w:rPr>
+        <w:t xml:space="preserve">2.</w:t>
+      </w:r>
+      <w:r>
+        <w:rPr>
+          <w:color w:val="000000"/>
+        </w:rPr>
+        <w:t xml:space="preserve"> </w:t>
+      </w:r>
+      <w:r>
+        <w:rPr>
+          <w:b/>
+          <w:bCs/>
+          <w:color w:val="000000"/>
+        </w:rPr>
+        <w:t xml:space="preserve">Publicar la latencia computacional en la documentación técnica (G5):</w:t>
+      </w:r>
+      <w:r>
+        <w:rPr>
+          <w:color w:val="000000"/>
+        </w:rPr>
+        <w:t xml:space="preserve"> </w:t>
+      </w:r>
+      <w:r>
+        <w:rPr>
+          <w:color w:val="000000"/>
+        </w:rPr>
+        <w:t xml:space="preserve">Incluir la latencia media por explicación en la tarjeta de modelo (</w:t>
+      </w:r>
+      <w:r>
+        <w:rPr>
+          <w:i/>
+          <w:iCs/>
+          <w:color w:val="000000"/>
+        </w:rPr>
+        <w:t xml:space="preserve">Model Card</w:t>
+      </w:r>
+      <w:r>
+        <w:rPr>
+          <w:color w:val="000000"/>
+        </w:rPr>
+        <w:t xml:space="preserve">) o en la documentación de auditoría para evitar cuellos de botella en entornos operativos en tiempo real.</w:t>
+      </w:r>
+      <w:r>
+        <w:rPr>
+          <w:color w:val="000000"/>
+        </w:rPr>
+        <w:t xml:space="preserve"> </w:t>
+      </w:r>
+      <w:r>
+        <w:rPr>
+          <w:color w:val="000000"/>
+        </w:rPr>
+        <w:t xml:space="preserve">3.</w:t>
+      </w:r>
+      <w:r>
+        <w:rPr>
+          <w:color w:val="000000"/>
+        </w:rPr>
+        <w:t xml:space="preserve"> </w:t>
+      </w:r>
+      <w:r>
+        <w:rPr>
+          <w:b/>
+          <w:bCs/>
+          <w:color w:val="000000"/>
+        </w:rPr>
+        <w:t xml:space="preserve">Adoptar un enfoque híbrido de atribución y prescripción:</w:t>
+      </w:r>
+      <w:r>
+        <w:rPr>
+          <w:color w:val="000000"/>
+        </w:rPr>
+        <w:t xml:space="preserve"> </w:t>
+      </w:r>
+      <w:r>
+        <w:rPr>
+          <w:color w:val="000000"/>
+        </w:rPr>
+        <w:t xml:space="preserve">Combinar explicaciones de atribución continua de características (SHAP) para auditores técnicos con explicaciones contrafactuales diversas (DiCE) para usuarios finales afectados por la decisión algorítmica.</w:t>
       </w:r>
     </w:p>
     <w:bookmarkEnd w:id="89"/>
     <w:bookmarkEnd w:id="90"/>
-    <w:bookmarkStart w:id="91" w:name="referencias"/>
+    <w:bookmarkStart w:id="94" w:name="conclusiones"/>
     <w:p>
       <w:pPr>
         <w:pStyle w:val="Heading1"/>
@@ -15622,20 +17317,181 @@
         <w:rPr>
           <w:color w:val="000000"/>
         </w:rPr>
-        <w:t xml:space="preserve">Referencias</w:t>
-      </w:r>
-    </w:p>
-    <w:p>
-      <w:pPr>
-        <w:pStyle w:val="Bibliography"/>
-        <w:spacing w:line="360" w:lineRule="auto"/>
-        <w:jc w:val="both"/>
-      </w:pPr>
-      <w:r>
-        <w:rPr>
-          <w:color w:val="000000"/>
-        </w:rPr>
-        <w:t xml:space="preserve">Agarwal, C., Krishna, S., Saxena, E., Pawelczyk, M., Johnson, N., Puri, I., Zitnik, M., &amp; Lakkaraju, H. (2022). OpenXAI: Towards a transparent evaluation of model explanations. En</w:t>
+        <w:t xml:space="preserve">Conclusiones</w:t>
+      </w:r>
+    </w:p>
+    <w:bookmarkStart w:id="91" w:name="X105a5535e1f633459526f2d01f247d2ea7920b7"/>
+    <w:p>
+      <w:pPr>
+        <w:pStyle w:val="Heading2"/>
+        <w:spacing w:line="360" w:lineRule="auto"/>
+        <w:jc w:val="left"/>
+      </w:pPr>
+      <w:r>
+        <w:rPr>
+          <w:color w:val="000000"/>
+        </w:rPr>
+        <w:t xml:space="preserve">Síntesis de hallazgos y contribuciones principales</w:t>
+      </w:r>
+    </w:p>
+    <w:p>
+      <w:pPr>
+        <w:pStyle w:val="FirstParagraph"/>
+        <w:spacing w:line="360" w:lineRule="auto"/>
+        <w:jc w:val="both"/>
+      </w:pPr>
+      <w:r>
+        <w:rPr>
+          <w:color w:val="000000"/>
+        </w:rPr>
+        <w:t xml:space="preserve">Este capítulo ha desarrollado un marco riguroso, pedagógico y empíricamente fundamentado para abordar la evaluación de la Inteligencia Artificial Explicable. A lo largo del documento, se ha construido una narrativa progresiva que parte desde la clarificación conceptual de los fundamentos de la XAI hasta la formulación e implementación del protocolo operativo</w:t>
+      </w:r>
+      <w:r>
+        <w:rPr>
+          <w:color w:val="000000"/>
+        </w:rPr>
+        <w:t xml:space="preserve"> </w:t>
+      </w:r>
+      <w:r>
+        <w:rPr>
+          <w:b/>
+          <w:bCs/>
+          <w:color w:val="000000"/>
+        </w:rPr>
+        <w:t xml:space="preserve">FOM-7</w:t>
+      </w:r>
+      <w:r>
+        <w:rPr>
+          <w:color w:val="000000"/>
+        </w:rPr>
+        <w:t xml:space="preserve">.</w:t>
+      </w:r>
+    </w:p>
+    <w:p>
+      <w:pPr>
+        <w:pStyle w:val="BodyText"/>
+        <w:spacing w:line="360" w:lineRule="auto"/>
+        <w:jc w:val="both"/>
+      </w:pPr>
+      <w:r>
+        <w:rPr>
+          <w:color w:val="000000"/>
+        </w:rPr>
+        <w:t xml:space="preserve">Las contribuciones centrales de este trabajo se sintetizan en tres aportes clave:</w:t>
+      </w:r>
+      <w:r>
+        <w:rPr>
+          <w:color w:val="000000"/>
+        </w:rPr>
+        <w:t xml:space="preserve"> </w:t>
+      </w:r>
+      <w:r>
+        <w:rPr>
+          <w:color w:val="000000"/>
+        </w:rPr>
+        <w:t xml:space="preserve">1.</w:t>
+      </w:r>
+      <w:r>
+        <w:rPr>
+          <w:color w:val="000000"/>
+        </w:rPr>
+        <w:t xml:space="preserve"> </w:t>
+      </w:r>
+      <w:r>
+        <w:rPr>
+          <w:b/>
+          <w:bCs/>
+          <w:color w:val="000000"/>
+        </w:rPr>
+        <w:t xml:space="preserve">Unificación pedagógica y conceptual:</w:t>
+      </w:r>
+      <w:r>
+        <w:rPr>
+          <w:color w:val="000000"/>
+        </w:rPr>
+        <w:t xml:space="preserve"> </w:t>
+      </w:r>
+      <w:r>
+        <w:rPr>
+          <w:color w:val="000000"/>
+        </w:rPr>
+        <w:t xml:space="preserve">Se ha proporcionado un marco analítico accesible que distingue la transparencia de la explicabilidad, clarifica la frontera entre atribución funcional y causalidad, y expone de forma clara la formulación intuitiva y matemática de LIME, SHAP, Anchors y DiCE.</w:t>
+      </w:r>
+      <w:r>
+        <w:rPr>
+          <w:color w:val="000000"/>
+        </w:rPr>
+        <w:t xml:space="preserve"> </w:t>
+      </w:r>
+      <w:r>
+        <w:rPr>
+          <w:color w:val="000000"/>
+        </w:rPr>
+        <w:t xml:space="preserve">2.</w:t>
+      </w:r>
+      <w:r>
+        <w:rPr>
+          <w:color w:val="000000"/>
+        </w:rPr>
+        <w:t xml:space="preserve"> </w:t>
+      </w:r>
+      <w:r>
+        <w:rPr>
+          <w:b/>
+          <w:bCs/>
+          <w:color w:val="000000"/>
+        </w:rPr>
+        <w:t xml:space="preserve">El protocolo operativo FOM-7:</w:t>
+      </w:r>
+      <w:r>
+        <w:rPr>
+          <w:color w:val="000000"/>
+        </w:rPr>
+        <w:t xml:space="preserve"> </w:t>
+      </w:r>
+      <w:r>
+        <w:rPr>
+          <w:color w:val="000000"/>
+        </w:rPr>
+        <w:t xml:space="preserve">Se ha presentado un estándar de auditoría estructurado en siete puertas cuantitativas que resuelve la crisis de evaluación en XAI al medir de manera independiente la fidelidad, estabilidad, parsimonia, cobertura, eficiencia, consistencia y equidad.</w:t>
+      </w:r>
+      <w:r>
+        <w:rPr>
+          <w:color w:val="000000"/>
+        </w:rPr>
+        <w:t xml:space="preserve"> </w:t>
+      </w:r>
+      <w:r>
+        <w:rPr>
+          <w:color w:val="000000"/>
+        </w:rPr>
+        <w:t xml:space="preserve">3.</w:t>
+      </w:r>
+      <w:r>
+        <w:rPr>
+          <w:color w:val="000000"/>
+        </w:rPr>
+        <w:t xml:space="preserve"> </w:t>
+      </w:r>
+      <w:r>
+        <w:rPr>
+          <w:b/>
+          <w:bCs/>
+          <w:color w:val="000000"/>
+        </w:rPr>
+        <w:t xml:space="preserve">Evidencia empírica y perfiles de uso:</w:t>
+      </w:r>
+      <w:r>
+        <w:rPr>
+          <w:color w:val="000000"/>
+        </w:rPr>
+        <w:t xml:space="preserve"> </w:t>
+      </w:r>
+      <w:r>
+        <w:rPr>
+          <w:color w:val="000000"/>
+        </w:rPr>
+        <w:t xml:space="preserve">Mediante un benchmark riguroso sobre</w:t>
       </w:r>
       <w:r>
         <w:rPr>
@@ -15649,19 +17505,173 @@
           <w:iCs/>
           <w:color w:val="000000"/>
         </w:rPr>
-        <w:t xml:space="preserve">Advances in Neural Information Processing Systems</w:t>
-      </w:r>
-      <w:r>
-        <w:rPr>
-          <w:color w:val="000000"/>
-        </w:rPr>
-        <w:t xml:space="preserve"> </w:t>
-      </w:r>
-      <w:r>
-        <w:rPr>
-          <w:color w:val="000000"/>
-        </w:rPr>
-        <w:t xml:space="preserve">(Vol. 35, pp. 15784–15799). https://doi.org/10.52202/068431-1148</w:t>
+        <w:t xml:space="preserve">UCI Adult Income</w:t>
+      </w:r>
+      <w:r>
+        <w:rPr>
+          <w:color w:val="000000"/>
+        </w:rPr>
+        <w:t xml:space="preserve"> </w:t>
+      </w:r>
+      <w:r>
+        <w:rPr>
+          <w:color w:val="000000"/>
+        </w:rPr>
+        <w:t xml:space="preserve">evaluando cinco familias de modelos, se ha caracterizado empíricamente la Frontera de Pareto entre estabilidad y costo computacional, entregando una guía de selección orientada al riesgo.</w:t>
+      </w:r>
+    </w:p>
+    <w:bookmarkEnd w:id="91"/>
+    <w:bookmarkStart w:id="92" w:name="alcance-y-compromisos-de-trabajo-futuro"/>
+    <w:p>
+      <w:pPr>
+        <w:pStyle w:val="Heading2"/>
+        <w:spacing w:line="360" w:lineRule="auto"/>
+        <w:jc w:val="left"/>
+      </w:pPr>
+      <w:r>
+        <w:rPr>
+          <w:color w:val="000000"/>
+        </w:rPr>
+        <w:t xml:space="preserve">Alcance y compromisos de trabajo futuro</w:t>
+      </w:r>
+    </w:p>
+    <w:p>
+      <w:pPr>
+        <w:pStyle w:val="FirstParagraph"/>
+        <w:spacing w:line="360" w:lineRule="auto"/>
+        <w:jc w:val="both"/>
+      </w:pPr>
+      <w:r>
+        <w:rPr>
+          <w:color w:val="000000"/>
+        </w:rPr>
+        <w:t xml:space="preserve">Reconociendo el alcance acotado de todo estudio científico, se resumen a continuación las principales limitaciones del presente trabajo y los compromisos de investigación futura:</w:t>
+      </w:r>
+    </w:p>
+    <w:p>
+      <w:pPr>
+        <w:pStyle w:val="Compact"/>
+        <w:numPr>
+          <w:ilvl w:val="0"/>
+          <w:numId w:val="1019"/>
+        </w:numPr>
+        <w:spacing w:line="360" w:lineRule="auto"/>
+        <w:jc w:val="both"/>
+      </w:pPr>
+      <w:r>
+        <w:rPr>
+          <w:b/>
+          <w:bCs/>
+          <w:color w:val="000000"/>
+        </w:rPr>
+        <w:t xml:space="preserve">Ampliación a modalidades de datos no estructurados:</w:t>
+      </w:r>
+      <w:r>
+        <w:rPr>
+          <w:color w:val="000000"/>
+        </w:rPr>
+        <w:t xml:space="preserve"> </w:t>
+      </w:r>
+      <w:r>
+        <w:rPr>
+          <w:color w:val="000000"/>
+        </w:rPr>
+        <w:t xml:space="preserve">El benchmark presentado se restringió a datos tabulares estructurados. Las investigaciones futuras extenderán las ecuaciones de las siete puertas de FOM-7 hacia arquitecturas de visión por computador (imágenes médicas y de diagnóstico) y modelos de lenguaje de gran escala (LLMs), donde las perturbaciones espaciales y semánticas plantean nuevos desafíos analíticos.</w:t>
+      </w:r>
+    </w:p>
+    <w:p>
+      <w:pPr>
+        <w:pStyle w:val="Compact"/>
+        <w:numPr>
+          <w:ilvl w:val="0"/>
+          <w:numId w:val="1019"/>
+        </w:numPr>
+        <w:spacing w:line="360" w:lineRule="auto"/>
+        <w:jc w:val="both"/>
+      </w:pPr>
+      <w:r>
+        <w:rPr>
+          <w:b/>
+          <w:bCs/>
+          <w:color w:val="000000"/>
+        </w:rPr>
+        <w:t xml:space="preserve">Integración con estudios de interpretabilidad humana:</w:t>
+      </w:r>
+      <w:r>
+        <w:rPr>
+          <w:color w:val="000000"/>
+        </w:rPr>
+        <w:t xml:space="preserve"> </w:t>
+      </w:r>
+      <w:r>
+        <w:rPr>
+          <w:color w:val="000000"/>
+        </w:rPr>
+        <w:t xml:space="preserve">Aunque FOM-7 proporciona una evaluación funcionalmente fundamentada de Nivel 3 en la taxonomía de Doshi-Velez y Kim (2017), el trabajo futuro integrará las métricas computacionales con experimentos de laboratorio con usuarios de Nivel 2 y Nivel 1, midiendo la comprensión cognitiva efectiva de operadores humanos ante explicaciones auditadas por FOM-7.</w:t>
+      </w:r>
+    </w:p>
+    <w:bookmarkEnd w:id="92"/>
+    <w:bookmarkStart w:id="93" w:name="reflexión-final"/>
+    <w:p>
+      <w:pPr>
+        <w:pStyle w:val="Heading2"/>
+        <w:spacing w:line="360" w:lineRule="auto"/>
+        <w:jc w:val="left"/>
+      </w:pPr>
+      <w:r>
+        <w:rPr>
+          <w:color w:val="000000"/>
+        </w:rPr>
+        <w:t xml:space="preserve">Reflexión final</w:t>
+      </w:r>
+    </w:p>
+    <w:p>
+      <w:pPr>
+        <w:pStyle w:val="FirstParagraph"/>
+        <w:spacing w:line="360" w:lineRule="auto"/>
+        <w:jc w:val="both"/>
+      </w:pPr>
+      <w:r>
+        <w:rPr>
+          <w:color w:val="000000"/>
+        </w:rPr>
+        <w:t xml:space="preserve">La explicabilidad no puede continuar tratándose como un parche cosmético o un módulo accesorio que se añade a posteriori sobre una caja negra predictiva. La explicabilidad representa una dimensión estructural de la seguridad, la gobernanza y la justicia algorítmica. Al dotar a la comunidad académica e industrial de un protocolo computable y auditable como</w:t>
+      </w:r>
+      <w:r>
+        <w:rPr>
+          <w:color w:val="000000"/>
+        </w:rPr>
+        <w:t xml:space="preserve"> </w:t>
+      </w:r>
+      <w:r>
+        <w:rPr>
+          <w:b/>
+          <w:bCs/>
+          <w:color w:val="000000"/>
+        </w:rPr>
+        <w:t xml:space="preserve">FOM-7</w:t>
+      </w:r>
+      <w:r>
+        <w:rPr>
+          <w:color w:val="000000"/>
+        </w:rPr>
+        <w:t xml:space="preserve">, este capítulo busca aportar una guía sólida para transitar desde la confianza ciega en las decisiones automatizadas hacia una supervisión transparente, defendible y verdaderamente centrada en el ser humano.</w:t>
+      </w:r>
+    </w:p>
+    <w:bookmarkEnd w:id="93"/>
+    <w:bookmarkEnd w:id="94"/>
+    <w:bookmarkStart w:id="95" w:name="referencias"/>
+    <w:p>
+      <w:pPr>
+        <w:pStyle w:val="Heading1"/>
+        <w:spacing w:line="360" w:lineRule="auto"/>
+        <w:jc w:val="left"/>
+      </w:pPr>
+      <w:r>
+        <w:rPr>
+          <w:color w:val="000000"/>
+        </w:rPr>
+        <w:t xml:space="preserve">Referencias</w:t>
       </w:r>
     </w:p>
     <w:p>
@@ -15674,7 +17684,7 @@
         <w:rPr>
           <w:color w:val="000000"/>
         </w:rPr>
-        <w:t xml:space="preserve">Ali, S., Abuhmed, T., El-Sappagh, S., Muhammad, K., Alonso-Moral, J. M., Confalonieri, R., Guidotti, R., Del Ser, J., Díaz-Rodríguez, N., &amp; Herrera, F. (2023). Explainable artificial intelligence (XAI): What we know and what is left to attain trustworthy artificial intelligence.</w:t>
+        <w:t xml:space="preserve">Agarwal, C., Krishna, S., Saxena, E., Pawelczyk, M., Johnson, N., Puri, I., Zitnik, M., &amp; Lakkaraju, H. (2022). OpenXAI: Towards a transparent evaluation of model explanations. En</w:t>
       </w:r>
       <w:r>
         <w:rPr>
@@ -15688,13 +17698,19 @@
           <w:iCs/>
           <w:color w:val="000000"/>
         </w:rPr>
-        <w:t xml:space="preserve">Information Fusion, 99</w:t>
-      </w:r>
-      <w:r>
-        <w:rPr>
-          <w:color w:val="000000"/>
-        </w:rPr>
-        <w:t xml:space="preserve">, 101805. https://doi.org/10.1016/j.inffus.2023.101805</w:t>
+        <w:t xml:space="preserve">Advances in Neural Information Processing Systems</w:t>
+      </w:r>
+      <w:r>
+        <w:rPr>
+          <w:color w:val="000000"/>
+        </w:rPr>
+        <w:t xml:space="preserve"> </w:t>
+      </w:r>
+      <w:r>
+        <w:rPr>
+          <w:color w:val="000000"/>
+        </w:rPr>
+        <w:t xml:space="preserve">(Vol. 35, pp. 15784–15799). https://doi.org/10.52202/068431-1148</w:t>
       </w:r>
     </w:p>
     <w:p>
@@ -15707,7 +17723,7 @@
         <w:rPr>
           <w:color w:val="000000"/>
         </w:rPr>
-        <w:t xml:space="preserve">Alufaisan, Y., Marusich, L. R., Bakdash, J. Z., Zhou, Y., &amp; Kantarcioglu, M. (2021). Does explainable artificial intelligence improve human decision-making?</w:t>
+        <w:t xml:space="preserve">Ali, S., Abuhmed, T., El-Sappagh, S., Muhammad, K., Alonso-Moral, J. M., Confalonieri, R., Guidotti, R., Del Ser, J., Díaz-Rodríguez, N., &amp; Herrera, F. (2023). Explainable artificial intelligence (XAI): What we know and what is left to attain trustworthy artificial intelligence.</w:t>
       </w:r>
       <w:r>
         <w:rPr>
@@ -15721,13 +17737,13 @@
           <w:iCs/>
           <w:color w:val="000000"/>
         </w:rPr>
-        <w:t xml:space="preserve">Proceedings of the AAAI Conference on Artificial Intelligence, 35</w:t>
-      </w:r>
-      <w:r>
-        <w:rPr>
-          <w:color w:val="000000"/>
-        </w:rPr>
-        <w:t xml:space="preserve">(8), 6618–6626. https://doi.org/10.1609/aaai.v35i8.16819</w:t>
+        <w:t xml:space="preserve">Information Fusion, 99</w:t>
+      </w:r>
+      <w:r>
+        <w:rPr>
+          <w:color w:val="000000"/>
+        </w:rPr>
+        <w:t xml:space="preserve">, 101805. https://doi.org/10.1016/j.inffus.2023.101805</w:t>
       </w:r>
     </w:p>
     <w:p>
@@ -15740,7 +17756,7 @@
         <w:rPr>
           <w:color w:val="000000"/>
         </w:rPr>
-        <w:t xml:space="preserve">Alvarez-Melis, D., &amp; Jaakkola, T. S. (2018).</w:t>
+        <w:t xml:space="preserve">Alufaisan, Y., Marusich, L. R., Bakdash, J. Z., Zhou, Y., &amp; Kantarcioglu, M. (2021). Does explainable artificial intelligence improve human decision-making?</w:t>
       </w:r>
       <w:r>
         <w:rPr>
@@ -15754,13 +17770,13 @@
           <w:iCs/>
           <w:color w:val="000000"/>
         </w:rPr>
-        <w:t xml:space="preserve">On the robustness of interpretability methods</w:t>
-      </w:r>
-      <w:r>
-        <w:rPr>
-          <w:color w:val="000000"/>
-        </w:rPr>
-        <w:t xml:space="preserve">. arXiv. https://arxiv.org/abs/1806.08049</w:t>
+        <w:t xml:space="preserve">Proceedings of the AAAI Conference on Artificial Intelligence, 35</w:t>
+      </w:r>
+      <w:r>
+        <w:rPr>
+          <w:color w:val="000000"/>
+        </w:rPr>
+        <w:t xml:space="preserve">(8), 6618–6626. https://doi.org/10.1609/aaai.v35i8.16819</w:t>
       </w:r>
     </w:p>
     <w:p>
@@ -15773,7 +17789,7 @@
         <w:rPr>
           <w:color w:val="000000"/>
         </w:rPr>
-        <w:t xml:space="preserve">Barredo Arrieta, A., Díaz-Rodríguez, N., Del Ser, J., Bennetot, A., Tabik, S., Barbado, A., Garcia, S., Gil-Lopez, S., Molina, D., Benjamins, R., Chatila, R., &amp; Herrera, F. (2020). Explainable artificial intelligence (XAI): Concepts, taxonomies, opportunities and challenges toward responsible AI.</w:t>
+        <w:t xml:space="preserve">Alvarez-Melis, D., &amp; Jaakkola, T. S. (2018).</w:t>
       </w:r>
       <w:r>
         <w:rPr>
@@ -15787,13 +17803,13 @@
           <w:iCs/>
           <w:color w:val="000000"/>
         </w:rPr>
-        <w:t xml:space="preserve">Information Fusion, 58</w:t>
-      </w:r>
-      <w:r>
-        <w:rPr>
-          <w:color w:val="000000"/>
-        </w:rPr>
-        <w:t xml:space="preserve">, 82–115. https://doi.org/10.1016/j.inffus.2019.12.012</w:t>
+        <w:t xml:space="preserve">On the robustness of interpretability methods</w:t>
+      </w:r>
+      <w:r>
+        <w:rPr>
+          <w:color w:val="000000"/>
+        </w:rPr>
+        <w:t xml:space="preserve">. arXiv. https://arxiv.org/abs/1806.08049</w:t>
       </w:r>
     </w:p>
     <w:p>
@@ -15806,7 +17822,7 @@
         <w:rPr>
           <w:color w:val="000000"/>
         </w:rPr>
-        <w:t xml:space="preserve">Becker, B., &amp; Kohavi, R. (1996).</w:t>
+        <w:t xml:space="preserve">Barredo Arrieta, A., Díaz-Rodríguez, N., Del Ser, J., Bennetot, A., Tabik, S., Barbado, A., Garcia, S., Gil-Lopez, S., Molina, D., Benjamins, R., Chatila, R., &amp; Herrera, F. (2020). Explainable artificial intelligence (XAI): Concepts, taxonomies, opportunities and challenges toward responsible AI.</w:t>
       </w:r>
       <w:r>
         <w:rPr>
@@ -15820,19 +17836,13 @@
           <w:iCs/>
           <w:color w:val="000000"/>
         </w:rPr>
-        <w:t xml:space="preserve">Adult</w:t>
-      </w:r>
-      <w:r>
-        <w:rPr>
-          <w:color w:val="000000"/>
-        </w:rPr>
-        <w:t xml:space="preserve"> </w:t>
-      </w:r>
-      <w:r>
-        <w:rPr>
-          <w:color w:val="000000"/>
-        </w:rPr>
-        <w:t xml:space="preserve">[Conjunto de datos]. UCI Machine Learning Repository. https://doi.org/10.24432/C5XW20</w:t>
+        <w:t xml:space="preserve">Information Fusion, 58</w:t>
+      </w:r>
+      <w:r>
+        <w:rPr>
+          <w:color w:val="000000"/>
+        </w:rPr>
+        <w:t xml:space="preserve">, 82–115. https://doi.org/10.1016/j.inffus.2019.12.012</w:t>
       </w:r>
     </w:p>
     <w:p>
@@ -15845,7 +17855,7 @@
         <w:rPr>
           <w:color w:val="000000"/>
         </w:rPr>
-        <w:t xml:space="preserve">Bhattacharya, A., &amp; Verbert, K. (2024). How good is your explanation? Towards a standardised evaluation approach for diverse XAI methods on multiple dimensions of explainability. En</w:t>
+        <w:t xml:space="preserve">Becker, B., &amp; Kohavi, R. (1996).</w:t>
       </w:r>
       <w:r>
         <w:rPr>
@@ -15859,19 +17869,19 @@
           <w:iCs/>
           <w:color w:val="000000"/>
         </w:rPr>
-        <w:t xml:space="preserve">Adjunct Proceedings of the 32nd ACM Conference on User Modeling, Adaptation and Personalization</w:t>
-      </w:r>
-      <w:r>
-        <w:rPr>
-          <w:color w:val="000000"/>
-        </w:rPr>
-        <w:t xml:space="preserve"> </w:t>
-      </w:r>
-      <w:r>
-        <w:rPr>
-          <w:color w:val="000000"/>
-        </w:rPr>
-        <w:t xml:space="preserve">(pp. 513–515). Association for Computing Machinery. https://doi.org/10.1145/3631700.3664911</w:t>
+        <w:t xml:space="preserve">Adult</w:t>
+      </w:r>
+      <w:r>
+        <w:rPr>
+          <w:color w:val="000000"/>
+        </w:rPr>
+        <w:t xml:space="preserve"> </w:t>
+      </w:r>
+      <w:r>
+        <w:rPr>
+          <w:color w:val="000000"/>
+        </w:rPr>
+        <w:t xml:space="preserve">[Conjunto de datos]. UCI Machine Learning Repository. https://doi.org/10.24432/C5XW20</w:t>
       </w:r>
     </w:p>
     <w:p>
@@ -15884,7 +17894,7 @@
         <w:rPr>
           <w:color w:val="000000"/>
         </w:rPr>
-        <w:t xml:space="preserve">Breiman, L. (2001). Random forests.</w:t>
+        <w:t xml:space="preserve">Bhattacharya, A., &amp; Verbert, K. (2024). How good is your explanation? Towards a standardised evaluation approach for diverse XAI methods on multiple dimensions of explainability. En</w:t>
       </w:r>
       <w:r>
         <w:rPr>
@@ -15898,13 +17908,19 @@
           <w:iCs/>
           <w:color w:val="000000"/>
         </w:rPr>
-        <w:t xml:space="preserve">Machine Learning, 45</w:t>
-      </w:r>
-      <w:r>
-        <w:rPr>
-          <w:color w:val="000000"/>
-        </w:rPr>
-        <w:t xml:space="preserve">(1), 5–32. https://doi.org/10.1023/a:1010933404324</w:t>
+        <w:t xml:space="preserve">Adjunct Proceedings of the 32nd ACM Conference on User Modeling, Adaptation and Personalization</w:t>
+      </w:r>
+      <w:r>
+        <w:rPr>
+          <w:color w:val="000000"/>
+        </w:rPr>
+        <w:t xml:space="preserve"> </w:t>
+      </w:r>
+      <w:r>
+        <w:rPr>
+          <w:color w:val="000000"/>
+        </w:rPr>
+        <w:t xml:space="preserve">(pp. 513–515). Association for Computing Machinery. https://doi.org/10.1145/3631700.3664911</w:t>
       </w:r>
     </w:p>
     <w:p>
@@ -15917,7 +17933,7 @@
         <w:rPr>
           <w:color w:val="000000"/>
         </w:rPr>
-        <w:t xml:space="preserve">Burger, C., Chen, L., &amp; Le, T. (2023). Are your explanations reliable? Investigating the stability of LIME in explaining text classifiers by marrying XAI and adversarial attack. En</w:t>
+        <w:t xml:space="preserve">Breiman, L. (2001). Random forests.</w:t>
       </w:r>
       <w:r>
         <w:rPr>
@@ -15931,19 +17947,13 @@
           <w:iCs/>
           <w:color w:val="000000"/>
         </w:rPr>
-        <w:t xml:space="preserve">Proceedings of the 2023 Conference on Empirical Methods in Natural Language Processing</w:t>
-      </w:r>
-      <w:r>
-        <w:rPr>
-          <w:color w:val="000000"/>
-        </w:rPr>
-        <w:t xml:space="preserve"> </w:t>
-      </w:r>
-      <w:r>
-        <w:rPr>
-          <w:color w:val="000000"/>
-        </w:rPr>
-        <w:t xml:space="preserve">(pp. 12931–12944). https://doi.org/10.18653/v1/2023.emnlp-main.792</w:t>
+        <w:t xml:space="preserve">Machine Learning, 45</w:t>
+      </w:r>
+      <w:r>
+        <w:rPr>
+          <w:color w:val="000000"/>
+        </w:rPr>
+        <w:t xml:space="preserve">(1), 5–32. https://doi.org/10.1023/a:1010933404324</w:t>
       </w:r>
     </w:p>
     <w:p>
@@ -15956,7 +17966,7 @@
         <w:rPr>
           <w:color w:val="000000"/>
         </w:rPr>
-        <w:t xml:space="preserve">Canha, D., Kubler, S., Främling, K., &amp; Fagherazzi, G. (2025). A functionally-grounded benchmark framework for XAI methods: Insights and foundations from a systematic literature review.</w:t>
+        <w:t xml:space="preserve">Burger, C., Chen, L., &amp; Le, T. (2023). Are your explanations reliable? Investigating the stability of LIME in explaining text classifiers by marrying XAI and adversarial attack. En</w:t>
       </w:r>
       <w:r>
         <w:rPr>
@@ -15970,13 +17980,19 @@
           <w:iCs/>
           <w:color w:val="000000"/>
         </w:rPr>
-        <w:t xml:space="preserve">ACM Computing Surveys, 57</w:t>
-      </w:r>
-      <w:r>
-        <w:rPr>
-          <w:color w:val="000000"/>
-        </w:rPr>
-        <w:t xml:space="preserve">(12), 1–40. https://doi.org/10.1145/3737445</w:t>
+        <w:t xml:space="preserve">Proceedings of the 2023 Conference on Empirical Methods in Natural Language Processing</w:t>
+      </w:r>
+      <w:r>
+        <w:rPr>
+          <w:color w:val="000000"/>
+        </w:rPr>
+        <w:t xml:space="preserve"> </w:t>
+      </w:r>
+      <w:r>
+        <w:rPr>
+          <w:color w:val="000000"/>
+        </w:rPr>
+        <w:t xml:space="preserve">(pp. 12931–12944). https://doi.org/10.18653/v1/2023.emnlp-main.792</w:t>
       </w:r>
     </w:p>
     <w:p>
@@ -15989,7 +18005,7 @@
         <w:rPr>
           <w:color w:val="000000"/>
         </w:rPr>
-        <w:t xml:space="preserve">Carvalho, D. V., Pereira, E. M., &amp; Cardoso, J. S. (2019). Machine learning interpretability: A survey on methods and metrics.</w:t>
+        <w:t xml:space="preserve">Canha, D., Kubler, S., Främling, K., &amp; Fagherazzi, G. (2025). A functionally-grounded benchmark framework for XAI methods: Insights and foundations from a systematic literature review.</w:t>
       </w:r>
       <w:r>
         <w:rPr>
@@ -16003,13 +18019,13 @@
           <w:iCs/>
           <w:color w:val="000000"/>
         </w:rPr>
-        <w:t xml:space="preserve">Electronics, 8</w:t>
-      </w:r>
-      <w:r>
-        <w:rPr>
-          <w:color w:val="000000"/>
-        </w:rPr>
-        <w:t xml:space="preserve">(8), 832. https://doi.org/10.3390/electronics8080832</w:t>
+        <w:t xml:space="preserve">ACM Computing Surveys, 57</w:t>
+      </w:r>
+      <w:r>
+        <w:rPr>
+          <w:color w:val="000000"/>
+        </w:rPr>
+        <w:t xml:space="preserve">(12), 1–40. https://doi.org/10.1145/3737445</w:t>
       </w:r>
     </w:p>
     <w:p>
@@ -16022,7 +18038,7 @@
         <w:rPr>
           <w:color w:val="000000"/>
         </w:rPr>
-        <w:t xml:space="preserve">Demšar, J. (2006). Statistical comparisons of classifiers over multiple data sets.</w:t>
+        <w:t xml:space="preserve">Carvalho, D. V., Pereira, E. M., &amp; Cardoso, J. S. (2019). Machine learning interpretability: A survey on methods and metrics.</w:t>
       </w:r>
       <w:r>
         <w:rPr>
@@ -16036,13 +18052,13 @@
           <w:iCs/>
           <w:color w:val="000000"/>
         </w:rPr>
-        <w:t xml:space="preserve">Journal of Machine Learning Research, 7</w:t>
-      </w:r>
-      <w:r>
-        <w:rPr>
-          <w:color w:val="000000"/>
-        </w:rPr>
-        <w:t xml:space="preserve">, 1–30. https://www.jmlr.org/papers/v7/demsar06a.html</w:t>
+        <w:t xml:space="preserve">Electronics, 8</w:t>
+      </w:r>
+      <w:r>
+        <w:rPr>
+          <w:color w:val="000000"/>
+        </w:rPr>
+        <w:t xml:space="preserve">(8), 832. https://doi.org/10.3390/electronics8080832</w:t>
       </w:r>
     </w:p>
     <w:p>
@@ -16055,7 +18071,7 @@
         <w:rPr>
           <w:color w:val="000000"/>
         </w:rPr>
-        <w:t xml:space="preserve">Doshi-Velez, F., &amp; Kim, B. (2017).</w:t>
+        <w:t xml:space="preserve">Demšar, J. (2006). Statistical comparisons of classifiers over multiple data sets.</w:t>
       </w:r>
       <w:r>
         <w:rPr>
@@ -16069,13 +18085,13 @@
           <w:iCs/>
           <w:color w:val="000000"/>
         </w:rPr>
-        <w:t xml:space="preserve">Towards a rigorous science of interpretable machine learning</w:t>
-      </w:r>
-      <w:r>
-        <w:rPr>
-          <w:color w:val="000000"/>
-        </w:rPr>
-        <w:t xml:space="preserve">. arXiv. https://doi.org/10.48550/arXiv.1702.08608</w:t>
+        <w:t xml:space="preserve">Journal of Machine Learning Research, 7</w:t>
+      </w:r>
+      <w:r>
+        <w:rPr>
+          <w:color w:val="000000"/>
+        </w:rPr>
+        <w:t xml:space="preserve">, 1–30. https://www.jmlr.org/papers/v7/demsar06a.html</w:t>
       </w:r>
     </w:p>
     <w:p>
@@ -16088,7 +18104,7 @@
         <w:rPr>
           <w:color w:val="000000"/>
         </w:rPr>
-        <w:t xml:space="preserve">European Parliament &amp; Council of the European Union. (2024). Regulation (EU) 2024/1689 laying down harmonised rules on artificial intelligence.</w:t>
+        <w:t xml:space="preserve">Doshi-Velez, F., &amp; Kim, B. (2017).</w:t>
       </w:r>
       <w:r>
         <w:rPr>
@@ -16102,13 +18118,13 @@
           <w:iCs/>
           <w:color w:val="000000"/>
         </w:rPr>
-        <w:t xml:space="preserve">Official Journal of the European Union, L</w:t>
-      </w:r>
-      <w:r>
-        <w:rPr>
-          <w:color w:val="000000"/>
-        </w:rPr>
-        <w:t xml:space="preserve">, 2024/1689. https://eur-lex.europa.eu/eli/reg/2024/1689/oj</w:t>
+        <w:t xml:space="preserve">Towards a rigorous science of interpretable machine learning</w:t>
+      </w:r>
+      <w:r>
+        <w:rPr>
+          <w:color w:val="000000"/>
+        </w:rPr>
+        <w:t xml:space="preserve">. arXiv. https://doi.org/10.48550/arXiv.1702.08608</w:t>
       </w:r>
     </w:p>
     <w:p>
@@ -16121,7 +18137,7 @@
         <w:rPr>
           <w:color w:val="000000"/>
         </w:rPr>
-        <w:t xml:space="preserve">Friedman, M. (1937). The use of ranks to avoid the assumption of normality implicit in the analysis of variance.</w:t>
+        <w:t xml:space="preserve">European Parliament &amp; Council of the European Union. (2024). Regulation (EU) 2024/1689 laying down harmonised rules on artificial intelligence.</w:t>
       </w:r>
       <w:r>
         <w:rPr>
@@ -16135,13 +18151,13 @@
           <w:iCs/>
           <w:color w:val="000000"/>
         </w:rPr>
-        <w:t xml:space="preserve">Journal of the American Statistical Association, 32</w:t>
-      </w:r>
-      <w:r>
-        <w:rPr>
-          <w:color w:val="000000"/>
-        </w:rPr>
-        <w:t xml:space="preserve">(200), 675–701. https://doi.org/10.1080/01621459.1937.10503522</w:t>
+        <w:t xml:space="preserve">Official Journal of the European Union, L</w:t>
+      </w:r>
+      <w:r>
+        <w:rPr>
+          <w:color w:val="000000"/>
+        </w:rPr>
+        <w:t xml:space="preserve">, 2024/1689. https://eur-lex.europa.eu/eli/reg/2024/1689/oj</w:t>
       </w:r>
     </w:p>
     <w:p>
@@ -16154,7 +18170,7 @@
         <w:rPr>
           <w:color w:val="000000"/>
         </w:rPr>
-        <w:t xml:space="preserve">Ghassemi, M., Oakden-Rayner, L., &amp; Beam, A. L. (2021). The false hope of current approaches to explainable artificial intelligence in health care.</w:t>
+        <w:t xml:space="preserve">Friedman, M. (1937). The use of ranks to avoid the assumption of normality implicit in the analysis of variance.</w:t>
       </w:r>
       <w:r>
         <w:rPr>
@@ -16168,13 +18184,13 @@
           <w:iCs/>
           <w:color w:val="000000"/>
         </w:rPr>
-        <w:t xml:space="preserve">The Lancet Digital Health, 3</w:t>
-      </w:r>
-      <w:r>
-        <w:rPr>
-          <w:color w:val="000000"/>
-        </w:rPr>
-        <w:t xml:space="preserve">(11), e745–e750. https://doi.org/10.1016/S2589-7500(21)00208-9</w:t>
+        <w:t xml:space="preserve">Journal of the American Statistical Association, 32</w:t>
+      </w:r>
+      <w:r>
+        <w:rPr>
+          <w:color w:val="000000"/>
+        </w:rPr>
+        <w:t xml:space="preserve">(200), 675–701. https://doi.org/10.1080/01621459.1937.10503522</w:t>
       </w:r>
     </w:p>
     <w:p>
@@ -16187,7 +18203,7 @@
         <w:rPr>
           <w:color w:val="000000"/>
         </w:rPr>
-        <w:t xml:space="preserve">Guidotti, R., Monreale, A., Ruggieri, S., Turini, F., Giannotti, F., &amp; Pedreschi, D. (2018). A survey of methods for explaining black box models.</w:t>
+        <w:t xml:space="preserve">Ghassemi, M., Oakden-Rayner, L., &amp; Beam, A. L. (2021). The false hope of current approaches to explainable artificial intelligence in health care.</w:t>
       </w:r>
       <w:r>
         <w:rPr>
@@ -16201,13 +18217,13 @@
           <w:iCs/>
           <w:color w:val="000000"/>
         </w:rPr>
-        <w:t xml:space="preserve">ACM Computing Surveys, 51</w:t>
-      </w:r>
-      <w:r>
-        <w:rPr>
-          <w:color w:val="000000"/>
-        </w:rPr>
-        <w:t xml:space="preserve">(5), 1–42. https://doi.org/10.1145/3236009</w:t>
+        <w:t xml:space="preserve">The Lancet Digital Health, 3</w:t>
+      </w:r>
+      <w:r>
+        <w:rPr>
+          <w:color w:val="000000"/>
+        </w:rPr>
+        <w:t xml:space="preserve">(11), e745–e750. https://doi.org/10.1016/S2589-7500(21)00208-9</w:t>
       </w:r>
     </w:p>
     <w:p>
@@ -16220,7 +18236,7 @@
         <w:rPr>
           <w:color w:val="000000"/>
         </w:rPr>
-        <w:t xml:space="preserve">Hedström, A., Weber, L., Bareeva, D., Krakowczyk, D., Motzkus, F., Samek, W., Lapuschkin, S., &amp; Höhne, M. M.-C. (2023). Quantus: An explainable AI toolkit for responsible evaluation of neural network explanations and beyond.</w:t>
+        <w:t xml:space="preserve">Guidotti, R., Monreale, A., Ruggieri, S., Turini, F., Giannotti, F., &amp; Pedreschi, D. (2018). A survey of methods for explaining black box models.</w:t>
       </w:r>
       <w:r>
         <w:rPr>
@@ -16234,13 +18250,13 @@
           <w:iCs/>
           <w:color w:val="000000"/>
         </w:rPr>
-        <w:t xml:space="preserve">Journal of Machine Learning Research, 24</w:t>
-      </w:r>
-      <w:r>
-        <w:rPr>
-          <w:color w:val="000000"/>
-        </w:rPr>
-        <w:t xml:space="preserve">(34), 1–11. https://www.jmlr.org/papers/v24/22-0142.html</w:t>
+        <w:t xml:space="preserve">ACM Computing Surveys, 51</w:t>
+      </w:r>
+      <w:r>
+        <w:rPr>
+          <w:color w:val="000000"/>
+        </w:rPr>
+        <w:t xml:space="preserve">(5), 1–42. https://doi.org/10.1145/3236009</w:t>
       </w:r>
     </w:p>
     <w:p>
@@ -16253,7 +18269,7 @@
         <w:rPr>
           <w:color w:val="000000"/>
         </w:rPr>
-        <w:t xml:space="preserve">Herrera-Vásquez, J. (2026).</w:t>
+        <w:t xml:space="preserve">Hedström, A., Weber, L., Bareeva, D., Krakowczyk, D., Motzkus, F., Samek, W., Lapuschkin, S., &amp; Höhne, M. M.-C. (2023). Quantus: An explainable AI toolkit for responsible evaluation of neural network explanations and beyond.</w:t>
       </w:r>
       <w:r>
         <w:rPr>
@@ -16267,19 +18283,13 @@
           <w:iCs/>
           <w:color w:val="000000"/>
         </w:rPr>
-        <w:t xml:space="preserve">Arquitectura agnóstica para la interpretabilidad de modelos de inteligencia artificial de caja negra: Integración de benchmarking técnico, protocolo reproducible (FOM-7) y taxonomía de métricas</w:t>
-      </w:r>
-      <w:r>
-        <w:rPr>
-          <w:color w:val="000000"/>
-        </w:rPr>
-        <w:t xml:space="preserve"> </w:t>
-      </w:r>
-      <w:r>
-        <w:rPr>
-          <w:color w:val="000000"/>
-        </w:rPr>
-        <w:t xml:space="preserve">[Tesis doctoral no publicada]. Universidad Americana de Europa.</w:t>
+        <w:t xml:space="preserve">Journal of Machine Learning Research, 24</w:t>
+      </w:r>
+      <w:r>
+        <w:rPr>
+          <w:color w:val="000000"/>
+        </w:rPr>
+        <w:t xml:space="preserve">(34), 1–11. https://www.jmlr.org/papers/v24/22-0142.html</w:t>
       </w:r>
     </w:p>
     <w:p>
@@ -16292,7 +18302,7 @@
         <w:rPr>
           <w:color w:val="000000"/>
         </w:rPr>
-        <w:t xml:space="preserve">Herrera-Vásquez, J., &amp; Herrero-Uceda, M. (2026). A framework for rigorous evaluation of model-agnostic explainability methods: Multi-metric statistical benchmarking, operational protocol, and reproducibility.</w:t>
+        <w:t xml:space="preserve">Herrera-Vásquez, J. (2026).</w:t>
       </w:r>
       <w:r>
         <w:rPr>
@@ -16306,13 +18316,19 @@
           <w:iCs/>
           <w:color w:val="000000"/>
         </w:rPr>
-        <w:t xml:space="preserve">Revista de Investigación Multidisciplinaria Iberoamericana</w:t>
-      </w:r>
-      <w:r>
-        <w:rPr>
-          <w:color w:val="000000"/>
-        </w:rPr>
-        <w:t xml:space="preserve">, (3). https://doi.org/10.69850/rimi.vi3.307</w:t>
+        <w:t xml:space="preserve">Arquitectura agnóstica para la interpretabilidad de modelos de inteligencia artificial de caja negra: Integración de benchmarking técnico, protocolo reproducible (FOM-7) y taxonomía de métricas</w:t>
+      </w:r>
+      <w:r>
+        <w:rPr>
+          <w:color w:val="000000"/>
+        </w:rPr>
+        <w:t xml:space="preserve"> </w:t>
+      </w:r>
+      <w:r>
+        <w:rPr>
+          <w:color w:val="000000"/>
+        </w:rPr>
+        <w:t xml:space="preserve">[Tesis doctoral no publicada]. Universidad Americana de Europa.</w:t>
       </w:r>
     </w:p>
     <w:p>
@@ -16325,7 +18341,7 @@
         <w:rPr>
           <w:color w:val="000000"/>
         </w:rPr>
-        <w:t xml:space="preserve">Kadir, M. A., Mosavi, A., &amp; Sonntag, D. (2023). Evaluation metrics for XAI: A review, taxonomy, and practical applications. En</w:t>
+        <w:t xml:space="preserve">Herrera-Vásquez, J., &amp; Herrero-Uceda, M. (2026). A framework for rigorous evaluation of model-agnostic explainability methods: Multi-metric statistical benchmarking, operational protocol, and reproducibility.</w:t>
       </w:r>
       <w:r>
         <w:rPr>
@@ -16339,19 +18355,13 @@
           <w:iCs/>
           <w:color w:val="000000"/>
         </w:rPr>
-        <w:t xml:space="preserve">2023 IEEE 27th International Conference on Intelligent Engineering Systems (INES)</w:t>
-      </w:r>
-      <w:r>
-        <w:rPr>
-          <w:color w:val="000000"/>
-        </w:rPr>
-        <w:t xml:space="preserve"> </w:t>
-      </w:r>
-      <w:r>
-        <w:rPr>
-          <w:color w:val="000000"/>
-        </w:rPr>
-        <w:t xml:space="preserve">(pp. 111–124). IEEE. https://doi.org/10.1109/INES59282.2023.10297629</w:t>
+        <w:t xml:space="preserve">Revista de Investigación Multidisciplinaria Iberoamericana</w:t>
+      </w:r>
+      <w:r>
+        <w:rPr>
+          <w:color w:val="000000"/>
+        </w:rPr>
+        <w:t xml:space="preserve">, (3). https://doi.org/10.69850/rimi.vi3.307</w:t>
       </w:r>
     </w:p>
     <w:p>
@@ -16364,7 +18374,7 @@
         <w:rPr>
           <w:color w:val="000000"/>
         </w:rPr>
-        <w:t xml:space="preserve">Karimi, A.-H., Barthe, G., Schölkopf, B., &amp; Valera, I. (2022). A survey of algorithmic recourse: Contrastive explanations and consequential recommendations.</w:t>
+        <w:t xml:space="preserve">Kadir, M. A., Mosavi, A., &amp; Sonntag, D. (2023). Evaluation metrics for XAI: A review, taxonomy, and practical applications. En</w:t>
       </w:r>
       <w:r>
         <w:rPr>
@@ -16378,13 +18388,19 @@
           <w:iCs/>
           <w:color w:val="000000"/>
         </w:rPr>
-        <w:t xml:space="preserve">ACM Computing Surveys, 55</w:t>
-      </w:r>
-      <w:r>
-        <w:rPr>
-          <w:color w:val="000000"/>
-        </w:rPr>
-        <w:t xml:space="preserve">(5), 1–29. https://doi.org/10.1145/3527848</w:t>
+        <w:t xml:space="preserve">2023 IEEE 27th International Conference on Intelligent Engineering Systems (INES)</w:t>
+      </w:r>
+      <w:r>
+        <w:rPr>
+          <w:color w:val="000000"/>
+        </w:rPr>
+        <w:t xml:space="preserve"> </w:t>
+      </w:r>
+      <w:r>
+        <w:rPr>
+          <w:color w:val="000000"/>
+        </w:rPr>
+        <w:t xml:space="preserve">(pp. 111–124). IEEE. https://doi.org/10.1109/INES59282.2023.10297629</w:t>
       </w:r>
     </w:p>
     <w:p>
@@ -16397,7 +18413,7 @@
         <w:rPr>
           <w:color w:val="000000"/>
         </w:rPr>
-        <w:t xml:space="preserve">Kaufman, R. A., Broukhim, A., Kirsh, D., &amp; Weibel, N. (2025). What did my car say? Impact of autonomous vehicle explanation errors and driving context on comfort, reliance, satisfaction, and driving confidence. En</w:t>
+        <w:t xml:space="preserve">Karimi, A.-H., Barthe, G., Schölkopf, B., &amp; Valera, I. (2022). A survey of algorithmic recourse: Contrastive explanations and consequential recommendations.</w:t>
       </w:r>
       <w:r>
         <w:rPr>
@@ -16411,19 +18427,13 @@
           <w:iCs/>
           <w:color w:val="000000"/>
         </w:rPr>
-        <w:t xml:space="preserve">Proceedings of the 2025 CHI Conference on Human Factors in Computing Systems</w:t>
-      </w:r>
-      <w:r>
-        <w:rPr>
-          <w:color w:val="000000"/>
-        </w:rPr>
-        <w:t xml:space="preserve"> </w:t>
-      </w:r>
-      <w:r>
-        <w:rPr>
-          <w:color w:val="000000"/>
-        </w:rPr>
-        <w:t xml:space="preserve">(Artículo 89, pp. 1–17). Association for Computing Machinery. https://doi.org/10.1145/3706598.3713088</w:t>
+        <w:t xml:space="preserve">ACM Computing Surveys, 55</w:t>
+      </w:r>
+      <w:r>
+        <w:rPr>
+          <w:color w:val="000000"/>
+        </w:rPr>
+        <w:t xml:space="preserve">(5), 1–29. https://doi.org/10.1145/3527848</w:t>
       </w:r>
     </w:p>
     <w:p>
@@ -16436,7 +18446,7 @@
         <w:rPr>
           <w:color w:val="000000"/>
         </w:rPr>
-        <w:t xml:space="preserve">Kim, J., Maathuis, H., &amp; Sent, D. (2024). Human-centered evaluation of explainable AI applications: A systematic review.</w:t>
+        <w:t xml:space="preserve">Kaufman, R. A., Broukhim, A., Kirsh, D., &amp; Weibel, N. (2025). What did my car say? Impact of autonomous vehicle explanation errors and driving context on comfort, reliance, satisfaction, and driving confidence. En</w:t>
       </w:r>
       <w:r>
         <w:rPr>
@@ -16450,13 +18460,19 @@
           <w:iCs/>
           <w:color w:val="000000"/>
         </w:rPr>
-        <w:t xml:space="preserve">Frontiers in Artificial Intelligence, 7</w:t>
-      </w:r>
-      <w:r>
-        <w:rPr>
-          <w:color w:val="000000"/>
-        </w:rPr>
-        <w:t xml:space="preserve">, Artículo 1456486. https://doi.org/10.3389/frai.2024.1456486</w:t>
+        <w:t xml:space="preserve">Proceedings of the 2025 CHI Conference on Human Factors in Computing Systems</w:t>
+      </w:r>
+      <w:r>
+        <w:rPr>
+          <w:color w:val="000000"/>
+        </w:rPr>
+        <w:t xml:space="preserve"> </w:t>
+      </w:r>
+      <w:r>
+        <w:rPr>
+          <w:color w:val="000000"/>
+        </w:rPr>
+        <w:t xml:space="preserve">(Artículo 89, pp. 1–17). Association for Computing Machinery. https://doi.org/10.1145/3706598.3713088</w:t>
       </w:r>
     </w:p>
     <w:p>
@@ -16469,7 +18485,7 @@
         <w:rPr>
           <w:color w:val="000000"/>
         </w:rPr>
-        <w:t xml:space="preserve">Kuznietsov, A., Gyevnar, B., Wang, C., Peters, S., &amp; Albrecht, S. V. (2024). Explainable AI for safe and trustworthy autonomous driving: A systematic review.</w:t>
+        <w:t xml:space="preserve">Kim, J., Maathuis, H., &amp; Sent, D. (2024). Human-centered evaluation of explainable AI applications: A systematic review.</w:t>
       </w:r>
       <w:r>
         <w:rPr>
@@ -16483,13 +18499,13 @@
           <w:iCs/>
           <w:color w:val="000000"/>
         </w:rPr>
-        <w:t xml:space="preserve">IEEE Transactions on Intelligent Transportation Systems, 25</w:t>
-      </w:r>
-      <w:r>
-        <w:rPr>
-          <w:color w:val="000000"/>
-        </w:rPr>
-        <w:t xml:space="preserve">(12), 19342–19364. https://doi.org/10.1109/TITS.2024.3474469</w:t>
+        <w:t xml:space="preserve">Frontiers in Artificial Intelligence, 7</w:t>
+      </w:r>
+      <w:r>
+        <w:rPr>
+          <w:color w:val="000000"/>
+        </w:rPr>
+        <w:t xml:space="preserve">, Artículo 1456486. https://doi.org/10.3389/frai.2024.1456486</w:t>
       </w:r>
     </w:p>
     <w:p>
@@ -16502,7 +18518,7 @@
         <w:rPr>
           <w:color w:val="000000"/>
         </w:rPr>
-        <w:t xml:space="preserve">Lakkaraju, H., Arsov, N., &amp; Bastani, O. (2020). Robust and stable black box explanations. En</w:t>
+        <w:t xml:space="preserve">Kuznietsov, A., Gyevnar, B., Wang, C., Peters, S., &amp; Albrecht, S. V. (2024). Explainable AI for safe and trustworthy autonomous driving: A systematic review.</w:t>
       </w:r>
       <w:r>
         <w:rPr>
@@ -16516,19 +18532,13 @@
           <w:iCs/>
           <w:color w:val="000000"/>
         </w:rPr>
-        <w:t xml:space="preserve">Proceedings of the 37th International Conference on Machine Learning</w:t>
-      </w:r>
-      <w:r>
-        <w:rPr>
-          <w:color w:val="000000"/>
-        </w:rPr>
-        <w:t xml:space="preserve"> </w:t>
-      </w:r>
-      <w:r>
-        <w:rPr>
-          <w:color w:val="000000"/>
-        </w:rPr>
-        <w:t xml:space="preserve">(Vol. 119, pp. 5628–5638). PMLR. https://proceedings.mlr.press/v119/lakkaraju20a.html</w:t>
+        <w:t xml:space="preserve">IEEE Transactions on Intelligent Transportation Systems, 25</w:t>
+      </w:r>
+      <w:r>
+        <w:rPr>
+          <w:color w:val="000000"/>
+        </w:rPr>
+        <w:t xml:space="preserve">(12), 19342–19364. https://doi.org/10.1109/TITS.2024.3474469</w:t>
       </w:r>
     </w:p>
     <w:p>
@@ -16541,7 +18551,7 @@
         <w:rPr>
           <w:color w:val="000000"/>
         </w:rPr>
-        <w:t xml:space="preserve">Laugel, T., Lesot, M.-J., Marsala, C., Renard, X., &amp; Detyniecki, M. (2019). The dangers of post-hoc interpretability: Unjustified counterfactual explanations. En</w:t>
+        <w:t xml:space="preserve">Lakkaraju, H., Arsov, N., &amp; Bastani, O. (2020). Robust and stable black box explanations. En</w:t>
       </w:r>
       <w:r>
         <w:rPr>
@@ -16555,19 +18565,19 @@
           <w:iCs/>
           <w:color w:val="000000"/>
         </w:rPr>
-        <w:t xml:space="preserve">Proceedings of the Twenty-Eighth International Joint Conference on Artificial Intelligence</w:t>
-      </w:r>
-      <w:r>
-        <w:rPr>
-          <w:color w:val="000000"/>
-        </w:rPr>
-        <w:t xml:space="preserve"> </w:t>
-      </w:r>
-      <w:r>
-        <w:rPr>
-          <w:color w:val="000000"/>
-        </w:rPr>
-        <w:t xml:space="preserve">(pp. 2801–2807). https://doi.org/10.24963/ijcai.2019/388</w:t>
+        <w:t xml:space="preserve">Proceedings of the 37th International Conference on Machine Learning</w:t>
+      </w:r>
+      <w:r>
+        <w:rPr>
+          <w:color w:val="000000"/>
+        </w:rPr>
+        <w:t xml:space="preserve"> </w:t>
+      </w:r>
+      <w:r>
+        <w:rPr>
+          <w:color w:val="000000"/>
+        </w:rPr>
+        <w:t xml:space="preserve">(Vol. 119, pp. 5628–5638). PMLR. https://proceedings.mlr.press/v119/lakkaraju20a.html</w:t>
       </w:r>
     </w:p>
     <w:p>
@@ -16580,7 +18590,7 @@
         <w:rPr>
           <w:color w:val="000000"/>
         </w:rPr>
-        <w:t xml:space="preserve">Lipton, Z. C. (2018). The mythos of model interpretability.</w:t>
+        <w:t xml:space="preserve">Laugel, T., Lesot, M.-J., Marsala, C., Renard, X., &amp; Detyniecki, M. (2019). The dangers of post-hoc interpretability: Unjustified counterfactual explanations. En</w:t>
       </w:r>
       <w:r>
         <w:rPr>
@@ -16594,13 +18604,19 @@
           <w:iCs/>
           <w:color w:val="000000"/>
         </w:rPr>
-        <w:t xml:space="preserve">Queue, 16</w:t>
-      </w:r>
-      <w:r>
-        <w:rPr>
-          <w:color w:val="000000"/>
-        </w:rPr>
-        <w:t xml:space="preserve">(3), 31–57. https://doi.org/10.1145/3236386.3241340</w:t>
+        <w:t xml:space="preserve">Proceedings of the Twenty-Eighth International Joint Conference on Artificial Intelligence</w:t>
+      </w:r>
+      <w:r>
+        <w:rPr>
+          <w:color w:val="000000"/>
+        </w:rPr>
+        <w:t xml:space="preserve"> </w:t>
+      </w:r>
+      <w:r>
+        <w:rPr>
+          <w:color w:val="000000"/>
+        </w:rPr>
+        <w:t xml:space="preserve">(pp. 2801–2807). https://doi.org/10.24963/ijcai.2019/388</w:t>
       </w:r>
     </w:p>
     <w:p>
@@ -16613,7 +18629,7 @@
         <w:rPr>
           <w:color w:val="000000"/>
         </w:rPr>
-        <w:t xml:space="preserve">Lundberg, S. M., &amp; Lee, S.-I. (2017). A unified approach to interpreting model predictions. En</w:t>
+        <w:t xml:space="preserve">Lipton, Z. C. (2018). The mythos of model interpretability.</w:t>
       </w:r>
       <w:r>
         <w:rPr>
@@ -16627,19 +18643,13 @@
           <w:iCs/>
           <w:color w:val="000000"/>
         </w:rPr>
-        <w:t xml:space="preserve">Advances in Neural Information Processing Systems</w:t>
-      </w:r>
-      <w:r>
-        <w:rPr>
-          <w:color w:val="000000"/>
-        </w:rPr>
-        <w:t xml:space="preserve"> </w:t>
-      </w:r>
-      <w:r>
-        <w:rPr>
-          <w:color w:val="000000"/>
-        </w:rPr>
-        <w:t xml:space="preserve">(Vol. 30). https://proceedings.neurips.cc/paper_files/paper/2017/hash/8a20a8621978632d76c43dfd28b67767-Abstract.html</w:t>
+        <w:t xml:space="preserve">Queue, 16</w:t>
+      </w:r>
+      <w:r>
+        <w:rPr>
+          <w:color w:val="000000"/>
+        </w:rPr>
+        <w:t xml:space="preserve">(3), 31–57. https://doi.org/10.1145/3236386.3241340</w:t>
       </w:r>
     </w:p>
     <w:p>
@@ -16652,7 +18662,7 @@
         <w:rPr>
           <w:color w:val="000000"/>
         </w:rPr>
-        <w:t xml:space="preserve">Marcinkevičs, R., &amp; Vogt, J. E. (2023). Interpretable and explainable machine learning: A methods-centric overview with concrete examples.</w:t>
+        <w:t xml:space="preserve">Lundberg, S. M., &amp; Lee, S.-I. (2017). A unified approach to interpreting model predictions. En</w:t>
       </w:r>
       <w:r>
         <w:rPr>
@@ -16666,13 +18676,19 @@
           <w:iCs/>
           <w:color w:val="000000"/>
         </w:rPr>
-        <w:t xml:space="preserve">WIREs Data Mining and Knowledge Discovery, 13</w:t>
-      </w:r>
-      <w:r>
-        <w:rPr>
-          <w:color w:val="000000"/>
-        </w:rPr>
-        <w:t xml:space="preserve">(3), Artículo e1493. https://doi.org/10.1002/widm.1493</w:t>
+        <w:t xml:space="preserve">Advances in Neural Information Processing Systems</w:t>
+      </w:r>
+      <w:r>
+        <w:rPr>
+          <w:color w:val="000000"/>
+        </w:rPr>
+        <w:t xml:space="preserve"> </w:t>
+      </w:r>
+      <w:r>
+        <w:rPr>
+          <w:color w:val="000000"/>
+        </w:rPr>
+        <w:t xml:space="preserve">(Vol. 30). https://proceedings.neurips.cc/paper_files/paper/2017/hash/8a20a8621978632d76c43dfd28b67767-Abstract.html</w:t>
       </w:r>
     </w:p>
     <w:p>
@@ -16685,7 +18701,7 @@
         <w:rPr>
           <w:color w:val="000000"/>
         </w:rPr>
-        <w:t xml:space="preserve">Miller, T. (2019). Explanation in artificial intelligence: Insights from the social sciences.</w:t>
+        <w:t xml:space="preserve">Marcinkevičs, R., &amp; Vogt, J. E. (2023). Interpretable and explainable machine learning: A methods-centric overview with concrete examples.</w:t>
       </w:r>
       <w:r>
         <w:rPr>
@@ -16699,13 +18715,13 @@
           <w:iCs/>
           <w:color w:val="000000"/>
         </w:rPr>
-        <w:t xml:space="preserve">Artificial Intelligence, 267</w:t>
-      </w:r>
-      <w:r>
-        <w:rPr>
-          <w:color w:val="000000"/>
-        </w:rPr>
-        <w:t xml:space="preserve">, 1–38. https://doi.org/10.1016/j.artint.2018.07.007</w:t>
+        <w:t xml:space="preserve">WIREs Data Mining and Knowledge Discovery, 13</w:t>
+      </w:r>
+      <w:r>
+        <w:rPr>
+          <w:color w:val="000000"/>
+        </w:rPr>
+        <w:t xml:space="preserve">(3), Artículo e1493. https://doi.org/10.1002/widm.1493</w:t>
       </w:r>
     </w:p>
     <w:p>
@@ -16718,7 +18734,7 @@
         <w:rPr>
           <w:color w:val="000000"/>
         </w:rPr>
-        <w:t xml:space="preserve">Mothilal, R. K., Sharma, A., &amp; Tan, C. (2020). Explaining machine learning classifiers through diverse counterfactual explanations. En</w:t>
+        <w:t xml:space="preserve">Miller, T. (2019). Explanation in artificial intelligence: Insights from the social sciences.</w:t>
       </w:r>
       <w:r>
         <w:rPr>
@@ -16732,19 +18748,13 @@
           <w:iCs/>
           <w:color w:val="000000"/>
         </w:rPr>
-        <w:t xml:space="preserve">Proceedings of the 2020 Conference on Fairness, Accountability, and Transparency</w:t>
-      </w:r>
-      <w:r>
-        <w:rPr>
-          <w:color w:val="000000"/>
-        </w:rPr>
-        <w:t xml:space="preserve"> </w:t>
-      </w:r>
-      <w:r>
-        <w:rPr>
-          <w:color w:val="000000"/>
-        </w:rPr>
-        <w:t xml:space="preserve">(pp. 607–617). Association for Computing Machinery. https://doi.org/10.1145/3351095.3372850</w:t>
+        <w:t xml:space="preserve">Artificial Intelligence, 267</w:t>
+      </w:r>
+      <w:r>
+        <w:rPr>
+          <w:color w:val="000000"/>
+        </w:rPr>
+        <w:t xml:space="preserve">, 1–38. https://doi.org/10.1016/j.artint.2018.07.007</w:t>
       </w:r>
     </w:p>
     <w:p>
@@ -16757,7 +18767,7 @@
         <w:rPr>
           <w:color w:val="000000"/>
         </w:rPr>
-        <w:t xml:space="preserve">Murdoch, W. J., Singh, C., Kumbier, K., Abbasi-Asl, R., &amp; Yu, B. (2019). Definitions, methods, and applications in interpretable machine learning.</w:t>
+        <w:t xml:space="preserve">Mothilal, R. K., Sharma, A., &amp; Tan, C. (2020). Explaining machine learning classifiers through diverse counterfactual explanations. En</w:t>
       </w:r>
       <w:r>
         <w:rPr>
@@ -16771,13 +18781,19 @@
           <w:iCs/>
           <w:color w:val="000000"/>
         </w:rPr>
-        <w:t xml:space="preserve">Proceedings of the National Academy of Sciences, 116</w:t>
-      </w:r>
-      <w:r>
-        <w:rPr>
-          <w:color w:val="000000"/>
-        </w:rPr>
-        <w:t xml:space="preserve">(44), 22071–22080. https://doi.org/10.1073/pnas.1900654116</w:t>
+        <w:t xml:space="preserve">Proceedings of the 2020 Conference on Fairness, Accountability, and Transparency</w:t>
+      </w:r>
+      <w:r>
+        <w:rPr>
+          <w:color w:val="000000"/>
+        </w:rPr>
+        <w:t xml:space="preserve"> </w:t>
+      </w:r>
+      <w:r>
+        <w:rPr>
+          <w:color w:val="000000"/>
+        </w:rPr>
+        <w:t xml:space="preserve">(pp. 607–617). Association for Computing Machinery. https://doi.org/10.1145/3351095.3372850</w:t>
       </w:r>
     </w:p>
     <w:p>
@@ -16790,7 +18806,7 @@
         <w:rPr>
           <w:color w:val="000000"/>
         </w:rPr>
-        <w:t xml:space="preserve">Nauta, M., Trienes, J., Pathak, S., Nguyen, E., Peters, M., Schmitt, Y., Schlötterer, J., van Keulen, M., &amp; Seifert, C. (2023). From anecdotal evidence to quantitative evaluation methods: A systematic review on evaluating explainable AI.</w:t>
+        <w:t xml:space="preserve">Murdoch, W. J., Singh, C., Kumbier, K., Abbasi-Asl, R., &amp; Yu, B. (2019). Definitions, methods, and applications in interpretable machine learning.</w:t>
       </w:r>
       <w:r>
         <w:rPr>
@@ -16804,13 +18820,13 @@
           <w:iCs/>
           <w:color w:val="000000"/>
         </w:rPr>
-        <w:t xml:space="preserve">ACM Computing Surveys, 55</w:t>
-      </w:r>
-      <w:r>
-        <w:rPr>
-          <w:color w:val="000000"/>
-        </w:rPr>
-        <w:t xml:space="preserve">(13s), 1–42. https://doi.org/10.1145/3583558</w:t>
+        <w:t xml:space="preserve">Proceedings of the National Academy of Sciences, 116</w:t>
+      </w:r>
+      <w:r>
+        <w:rPr>
+          <w:color w:val="000000"/>
+        </w:rPr>
+        <w:t xml:space="preserve">(44), 22071–22080. https://doi.org/10.1073/pnas.1900654116</w:t>
       </w:r>
     </w:p>
     <w:p>
@@ -16823,7 +18839,7 @@
         <w:rPr>
           <w:color w:val="000000"/>
         </w:rPr>
-        <w:t xml:space="preserve">Nemenyi, P. B. (1963).</w:t>
+        <w:t xml:space="preserve">Nauta, M., Trienes, J., Pathak, S., Nguyen, E., Peters, M., Schmitt, Y., Schlötterer, J., van Keulen, M., &amp; Seifert, C. (2023). From anecdotal evidence to quantitative evaluation methods: A systematic review on evaluating explainable AI.</w:t>
       </w:r>
       <w:r>
         <w:rPr>
@@ -16837,19 +18853,13 @@
           <w:iCs/>
           <w:color w:val="000000"/>
         </w:rPr>
-        <w:t xml:space="preserve">Distribution-free multiple comparisons</w:t>
-      </w:r>
-      <w:r>
-        <w:rPr>
-          <w:color w:val="000000"/>
-        </w:rPr>
-        <w:t xml:space="preserve"> </w:t>
-      </w:r>
-      <w:r>
-        <w:rPr>
-          <w:color w:val="000000"/>
-        </w:rPr>
-        <w:t xml:space="preserve">[Tesis doctoral, Princeton University]. https://catalog.princeton.edu/catalog/2081365</w:t>
+        <w:t xml:space="preserve">ACM Computing Surveys, 55</w:t>
+      </w:r>
+      <w:r>
+        <w:rPr>
+          <w:color w:val="000000"/>
+        </w:rPr>
+        <w:t xml:space="preserve">(13s), 1–42. https://doi.org/10.1145/3583558</w:t>
       </w:r>
     </w:p>
     <w:p>
@@ -16862,7 +18872,7 @@
         <w:rPr>
           <w:color w:val="000000"/>
         </w:rPr>
-        <w:t xml:space="preserve">Pawlicki, M., Pawlicka, A., Uccello, F., Szelest, S., D’Antonio, S., Kozik, R., &amp; Choraś, M. (2024). Evaluating the necessity of the multiple metrics for assessing explainable AI: A critical examination.</w:t>
+        <w:t xml:space="preserve">Nemenyi, P. B. (1963).</w:t>
       </w:r>
       <w:r>
         <w:rPr>
@@ -16876,13 +18886,19 @@
           <w:iCs/>
           <w:color w:val="000000"/>
         </w:rPr>
-        <w:t xml:space="preserve">Neurocomputing, 602</w:t>
-      </w:r>
-      <w:r>
-        <w:rPr>
-          <w:color w:val="000000"/>
-        </w:rPr>
-        <w:t xml:space="preserve">, 128282. https://doi.org/10.1016/j.neucom.2024.128282</w:t>
+        <w:t xml:space="preserve">Distribution-free multiple comparisons</w:t>
+      </w:r>
+      <w:r>
+        <w:rPr>
+          <w:color w:val="000000"/>
+        </w:rPr>
+        <w:t xml:space="preserve"> </w:t>
+      </w:r>
+      <w:r>
+        <w:rPr>
+          <w:color w:val="000000"/>
+        </w:rPr>
+        <w:t xml:space="preserve">[Tesis doctoral, Princeton University]. https://catalog.princeton.edu/catalog/2081365</w:t>
       </w:r>
     </w:p>
     <w:p>
@@ -16895,7 +18911,7 @@
         <w:rPr>
           <w:color w:val="000000"/>
         </w:rPr>
-        <w:t xml:space="preserve">Phillips, P. J., Hahn, C. A., Fontana, P. C., Yates, A. N., Greene, K. K., Broniatowski, D. A., &amp; Przybocki, M. A. (2021).</w:t>
+        <w:t xml:space="preserve">Pawlicki, M., Pawlicka, A., Uccello, F., Szelest, S., D’Antonio, S., Kozik, R., &amp; Choraś, M. (2024). Evaluating the necessity of the multiple metrics for assessing explainable AI: A critical examination.</w:t>
       </w:r>
       <w:r>
         <w:rPr>
@@ -16909,19 +18925,13 @@
           <w:iCs/>
           <w:color w:val="000000"/>
         </w:rPr>
-        <w:t xml:space="preserve">Four principles of explainable artificial intelligence</w:t>
-      </w:r>
-      <w:r>
-        <w:rPr>
-          <w:color w:val="000000"/>
-        </w:rPr>
-        <w:t xml:space="preserve"> </w:t>
-      </w:r>
-      <w:r>
-        <w:rPr>
-          <w:color w:val="000000"/>
-        </w:rPr>
-        <w:t xml:space="preserve">(NISTIR 8312). National Institute of Standards and Technology. https://doi.org/10.6028/NIST.IR.8312</w:t>
+        <w:t xml:space="preserve">Neurocomputing, 602</w:t>
+      </w:r>
+      <w:r>
+        <w:rPr>
+          <w:color w:val="000000"/>
+        </w:rPr>
+        <w:t xml:space="preserve">, 128282. https://doi.org/10.1016/j.neucom.2024.128282</w:t>
       </w:r>
     </w:p>
     <w:p>
@@ -16934,7 +18944,7 @@
         <w:rPr>
           <w:color w:val="000000"/>
         </w:rPr>
-        <w:t xml:space="preserve">Poursabzi-Sangdeh, F., Goldstein, D. G., Hofman, J. M., Vaughan, J. W., &amp; Wallach, H. (2021). Manipulating and measuring model interpretability. En</w:t>
+        <w:t xml:space="preserve">Phillips, P. J., Hahn, C. A., Fontana, P. C., Yates, A. N., Greene, K. K., Broniatowski, D. A., &amp; Przybocki, M. A. (2021).</w:t>
       </w:r>
       <w:r>
         <w:rPr>
@@ -16948,19 +18958,19 @@
           <w:iCs/>
           <w:color w:val="000000"/>
         </w:rPr>
-        <w:t xml:space="preserve">Proceedings of the 2021 CHI Conference on Human Factors in Computing Systems</w:t>
-      </w:r>
-      <w:r>
-        <w:rPr>
-          <w:color w:val="000000"/>
-        </w:rPr>
-        <w:t xml:space="preserve"> </w:t>
-      </w:r>
-      <w:r>
-        <w:rPr>
-          <w:color w:val="000000"/>
-        </w:rPr>
-        <w:t xml:space="preserve">(Artículo 237, pp. 1–52). Association for Computing Machinery. https://doi.org/10.1145/3411764.3445315</w:t>
+        <w:t xml:space="preserve">Four principles of explainable artificial intelligence</w:t>
+      </w:r>
+      <w:r>
+        <w:rPr>
+          <w:color w:val="000000"/>
+        </w:rPr>
+        <w:t xml:space="preserve"> </w:t>
+      </w:r>
+      <w:r>
+        <w:rPr>
+          <w:color w:val="000000"/>
+        </w:rPr>
+        <w:t xml:space="preserve">(NISTIR 8312). National Institute of Standards and Technology. https://doi.org/10.6028/NIST.IR.8312</w:t>
       </w:r>
     </w:p>
     <w:p>
@@ -16973,7 +18983,7 @@
         <w:rPr>
           <w:color w:val="000000"/>
         </w:rPr>
-        <w:t xml:space="preserve">Poyiadzi, R., Sokol, K., Santos-Rodriguez, R., De Bie, T., &amp; Flach, P. (2020). FACE: Feasible and actionable counterfactual explanations. En</w:t>
+        <w:t xml:space="preserve">Poursabzi-Sangdeh, F., Goldstein, D. G., Hofman, J. M., Vaughan, J. W., &amp; Wallach, H. (2021). Manipulating and measuring model interpretability. En</w:t>
       </w:r>
       <w:r>
         <w:rPr>
@@ -16987,19 +18997,19 @@
           <w:iCs/>
           <w:color w:val="000000"/>
         </w:rPr>
-        <w:t xml:space="preserve">Proceedings of the AAAI/ACM Conference on AI, Ethics, and Society</w:t>
-      </w:r>
-      <w:r>
-        <w:rPr>
-          <w:color w:val="000000"/>
-        </w:rPr>
-        <w:t xml:space="preserve"> </w:t>
-      </w:r>
-      <w:r>
-        <w:rPr>
-          <w:color w:val="000000"/>
-        </w:rPr>
-        <w:t xml:space="preserve">(pp. 344–350). https://doi.org/10.1145/3375627.3375850</w:t>
+        <w:t xml:space="preserve">Proceedings of the 2021 CHI Conference on Human Factors in Computing Systems</w:t>
+      </w:r>
+      <w:r>
+        <w:rPr>
+          <w:color w:val="000000"/>
+        </w:rPr>
+        <w:t xml:space="preserve"> </w:t>
+      </w:r>
+      <w:r>
+        <w:rPr>
+          <w:color w:val="000000"/>
+        </w:rPr>
+        <w:t xml:space="preserve">(Artículo 237, pp. 1–52). Association for Computing Machinery. https://doi.org/10.1145/3411764.3445315</w:t>
       </w:r>
     </w:p>
     <w:p>
@@ -17012,25 +19022,7 @@
         <w:rPr>
           <w:color w:val="000000"/>
         </w:rPr>
-        <w:t xml:space="preserve">Ribeiro, M. T., Singh, S., &amp; Guestrin, C. (2016).</w:t>
-      </w:r>
-      <w:r>
-        <w:rPr>
-          <w:color w:val="000000"/>
-        </w:rPr>
-        <w:t xml:space="preserve"> </w:t>
-      </w:r>
-      <w:r>
-        <w:rPr>
-          <w:color w:val="000000"/>
-        </w:rPr>
-        <w:t xml:space="preserve">“Why should I trust you?”</w:t>
-      </w:r>
-      <w:r>
-        <w:rPr>
-          <w:color w:val="000000"/>
-        </w:rPr>
-        <w:t xml:space="preserve">: Explaining the predictions of any classifier. En</w:t>
+        <w:t xml:space="preserve">Poyiadzi, R., Sokol, K., Santos-Rodriguez, R., De Bie, T., &amp; Flach, P. (2020). FACE: Feasible and actionable counterfactual explanations. En</w:t>
       </w:r>
       <w:r>
         <w:rPr>
@@ -17044,19 +19036,19 @@
           <w:iCs/>
           <w:color w:val="000000"/>
         </w:rPr>
-        <w:t xml:space="preserve">Proceedings of the 22nd ACM SIGKDD International Conference on Knowledge Discovery and Data Mining</w:t>
-      </w:r>
-      <w:r>
-        <w:rPr>
-          <w:color w:val="000000"/>
-        </w:rPr>
-        <w:t xml:space="preserve"> </w:t>
-      </w:r>
-      <w:r>
-        <w:rPr>
-          <w:color w:val="000000"/>
-        </w:rPr>
-        <w:t xml:space="preserve">(pp. 1135–1144). Association for Computing Machinery. https://doi.org/10.1145/2939672.2939778</w:t>
+        <w:t xml:space="preserve">Proceedings of the AAAI/ACM Conference on AI, Ethics, and Society</w:t>
+      </w:r>
+      <w:r>
+        <w:rPr>
+          <w:color w:val="000000"/>
+        </w:rPr>
+        <w:t xml:space="preserve"> </w:t>
+      </w:r>
+      <w:r>
+        <w:rPr>
+          <w:color w:val="000000"/>
+        </w:rPr>
+        <w:t xml:space="preserve">(pp. 344–350). https://doi.org/10.1145/3375627.3375850</w:t>
       </w:r>
     </w:p>
     <w:p>
@@ -17069,7 +19061,25 @@
         <w:rPr>
           <w:color w:val="000000"/>
         </w:rPr>
-        <w:t xml:space="preserve">Ribeiro, M. T., Singh, S., &amp; Guestrin, C. (2018). Anchors: High-precision model-agnostic explanations.</w:t>
+        <w:t xml:space="preserve">Ribeiro, M. T., Singh, S., &amp; Guestrin, C. (2016).</w:t>
+      </w:r>
+      <w:r>
+        <w:rPr>
+          <w:color w:val="000000"/>
+        </w:rPr>
+        <w:t xml:space="preserve"> </w:t>
+      </w:r>
+      <w:r>
+        <w:rPr>
+          <w:color w:val="000000"/>
+        </w:rPr>
+        <w:t xml:space="preserve">“Why should I trust you?”</w:t>
+      </w:r>
+      <w:r>
+        <w:rPr>
+          <w:color w:val="000000"/>
+        </w:rPr>
+        <w:t xml:space="preserve">: Explaining the predictions of any classifier. En</w:t>
       </w:r>
       <w:r>
         <w:rPr>
@@ -17083,13 +19093,19 @@
           <w:iCs/>
           <w:color w:val="000000"/>
         </w:rPr>
-        <w:t xml:space="preserve">Proceedings of the AAAI Conference on Artificial Intelligence, 32</w:t>
-      </w:r>
-      <w:r>
-        <w:rPr>
-          <w:color w:val="000000"/>
-        </w:rPr>
-        <w:t xml:space="preserve">(1). https://doi.org/10.1609/aaai.v32i1.11491</w:t>
+        <w:t xml:space="preserve">Proceedings of the 22nd ACM SIGKDD International Conference on Knowledge Discovery and Data Mining</w:t>
+      </w:r>
+      <w:r>
+        <w:rPr>
+          <w:color w:val="000000"/>
+        </w:rPr>
+        <w:t xml:space="preserve"> </w:t>
+      </w:r>
+      <w:r>
+        <w:rPr>
+          <w:color w:val="000000"/>
+        </w:rPr>
+        <w:t xml:space="preserve">(pp. 1135–1144). Association for Computing Machinery. https://doi.org/10.1145/2939672.2939778</w:t>
       </w:r>
     </w:p>
     <w:p>
@@ -17102,7 +19118,7 @@
         <w:rPr>
           <w:color w:val="000000"/>
         </w:rPr>
-        <w:t xml:space="preserve">Rjoub, G., Bentahar, J., Abdel Wahab, O., Mizouni, R., Song, A., Cohen, R., Otrok, H., &amp; Mourad, A. (2023). A survey on explainable artificial intelligence for cybersecurity.</w:t>
+        <w:t xml:space="preserve">Ribeiro, M. T., Singh, S., &amp; Guestrin, C. (2018). Anchors: High-precision model-agnostic explanations.</w:t>
       </w:r>
       <w:r>
         <w:rPr>
@@ -17116,13 +19132,13 @@
           <w:iCs/>
           <w:color w:val="000000"/>
         </w:rPr>
-        <w:t xml:space="preserve">IEEE Transactions on Network and Service Management, 20</w:t>
-      </w:r>
-      <w:r>
-        <w:rPr>
-          <w:color w:val="000000"/>
-        </w:rPr>
-        <w:t xml:space="preserve">(4), 5115–5140. https://doi.org/10.1109/TNSM.2023.3282740</w:t>
+        <w:t xml:space="preserve">Proceedings of the AAAI Conference on Artificial Intelligence, 32</w:t>
+      </w:r>
+      <w:r>
+        <w:rPr>
+          <w:color w:val="000000"/>
+        </w:rPr>
+        <w:t xml:space="preserve">(1). https://doi.org/10.1609/aaai.v32i1.11491</w:t>
       </w:r>
     </w:p>
     <w:p>
@@ -17135,7 +19151,7 @@
         <w:rPr>
           <w:color w:val="000000"/>
         </w:rPr>
-        <w:t xml:space="preserve">Roch, N., Sievers, H., Zufferey, N., &amp; Zimmermann, V. (2026). You know why, but still rely: The impact of explainable AI on trust, task load, and performance in cybersecurity decision-making. En</w:t>
+        <w:t xml:space="preserve">Rjoub, G., Bentahar, J., Abdel Wahab, O., Mizouni, R., Song, A., Cohen, R., Otrok, H., &amp; Mourad, A. (2023). A survey on explainable artificial intelligence for cybersecurity.</w:t>
       </w:r>
       <w:r>
         <w:rPr>
@@ -17149,19 +19165,13 @@
           <w:iCs/>
           <w:color w:val="000000"/>
         </w:rPr>
-        <w:t xml:space="preserve">35th USENIX Security Symposium (USENIX Security 26)</w:t>
-      </w:r>
-      <w:r>
-        <w:rPr>
-          <w:color w:val="000000"/>
-        </w:rPr>
-        <w:t xml:space="preserve"> </w:t>
-      </w:r>
-      <w:r>
-        <w:rPr>
-          <w:color w:val="000000"/>
-        </w:rPr>
-        <w:t xml:space="preserve">(pp. 1607–1625). USENIX Association. https://www.usenix.org/conference/usenixsecurity26/presentation/roch</w:t>
+        <w:t xml:space="preserve">IEEE Transactions on Network and Service Management, 20</w:t>
+      </w:r>
+      <w:r>
+        <w:rPr>
+          <w:color w:val="000000"/>
+        </w:rPr>
+        <w:t xml:space="preserve">(4), 5115–5140. https://doi.org/10.1109/TNSM.2023.3282740</w:t>
       </w:r>
     </w:p>
     <w:p>
@@ -17174,7 +19184,7 @@
         <w:rPr>
           <w:color w:val="000000"/>
         </w:rPr>
-        <w:t xml:space="preserve">Rudin, C., Chen, C., Chen, Z., Huang, H., Semenova, L., &amp; Zhong, C. (2022). Interpretable machine learning: Fundamental principles and 10 grand challenges.</w:t>
+        <w:t xml:space="preserve">Roch, N., Sievers, H., Zufferey, N., &amp; Zimmermann, V. (2026). You know why, but still rely: The impact of explainable AI on trust, task load, and performance in cybersecurity decision-making. En</w:t>
       </w:r>
       <w:r>
         <w:rPr>
@@ -17188,13 +19198,19 @@
           <w:iCs/>
           <w:color w:val="000000"/>
         </w:rPr>
-        <w:t xml:space="preserve">Statistics Surveys, 16</w:t>
-      </w:r>
-      <w:r>
-        <w:rPr>
-          <w:color w:val="000000"/>
-        </w:rPr>
-        <w:t xml:space="preserve">, 1–85. https://doi.org/10.1214/21-ss133</w:t>
+        <w:t xml:space="preserve">35th USENIX Security Symposium (USENIX Security 26)</w:t>
+      </w:r>
+      <w:r>
+        <w:rPr>
+          <w:color w:val="000000"/>
+        </w:rPr>
+        <w:t xml:space="preserve"> </w:t>
+      </w:r>
+      <w:r>
+        <w:rPr>
+          <w:color w:val="000000"/>
+        </w:rPr>
+        <w:t xml:space="preserve">(pp. 1607–1625). USENIX Association. https://www.usenix.org/conference/usenixsecurity26/presentation/roch</w:t>
       </w:r>
     </w:p>
     <w:p>
@@ -17207,7 +19223,7 @@
         <w:rPr>
           <w:color w:val="000000"/>
         </w:rPr>
-        <w:t xml:space="preserve">Schwalbe, G., &amp; Finzel, B. (2024). A comprehensive taxonomy for explainable artificial intelligence: A systematic survey of surveys on methods and concepts.</w:t>
+        <w:t xml:space="preserve">Rudin, C., Chen, C., Chen, Z., Huang, H., Semenova, L., &amp; Zhong, C. (2022). Interpretable machine learning: Fundamental principles and 10 grand challenges.</w:t>
       </w:r>
       <w:r>
         <w:rPr>
@@ -17221,13 +19237,13 @@
           <w:iCs/>
           <w:color w:val="000000"/>
         </w:rPr>
-        <w:t xml:space="preserve">Data Mining and Knowledge Discovery, 38</w:t>
-      </w:r>
-      <w:r>
-        <w:rPr>
-          <w:color w:val="000000"/>
-        </w:rPr>
-        <w:t xml:space="preserve">(5), 3043–3101. https://doi.org/10.1007/s10618-022-00867-8</w:t>
+        <w:t xml:space="preserve">Statistics Surveys, 16</w:t>
+      </w:r>
+      <w:r>
+        <w:rPr>
+          <w:color w:val="000000"/>
+        </w:rPr>
+        <w:t xml:space="preserve">, 1–85. https://doi.org/10.1214/21-ss133</w:t>
       </w:r>
     </w:p>
     <w:p>
@@ -17240,7 +19256,7 @@
         <w:rPr>
           <w:color w:val="000000"/>
         </w:rPr>
-        <w:t xml:space="preserve">Slack, D., Hilgard, S., Jia, E., Singh, S., &amp; Lakkaraju, H. (2020). Fooling LIME and SHAP: Adversarial attacks on post hoc explanation methods. En</w:t>
+        <w:t xml:space="preserve">Schwalbe, G., &amp; Finzel, B. (2024). A comprehensive taxonomy for explainable artificial intelligence: A systematic survey of surveys on methods and concepts.</w:t>
       </w:r>
       <w:r>
         <w:rPr>
@@ -17254,19 +19270,13 @@
           <w:iCs/>
           <w:color w:val="000000"/>
         </w:rPr>
-        <w:t xml:space="preserve">Proceedings of the AAAI/ACM Conference on AI, Ethics, and Society</w:t>
-      </w:r>
-      <w:r>
-        <w:rPr>
-          <w:color w:val="000000"/>
-        </w:rPr>
-        <w:t xml:space="preserve"> </w:t>
-      </w:r>
-      <w:r>
-        <w:rPr>
-          <w:color w:val="000000"/>
-        </w:rPr>
-        <w:t xml:space="preserve">(pp. 180–186). https://doi.org/10.1145/3375627.3375830</w:t>
+        <w:t xml:space="preserve">Data Mining and Knowledge Discovery, 38</w:t>
+      </w:r>
+      <w:r>
+        <w:rPr>
+          <w:color w:val="000000"/>
+        </w:rPr>
+        <w:t xml:space="preserve">(5), 3043–3101. https://doi.org/10.1007/s10618-022-00867-8</w:t>
       </w:r>
     </w:p>
     <w:p>
@@ -17279,7 +19289,7 @@
         <w:rPr>
           <w:color w:val="000000"/>
         </w:rPr>
-        <w:t xml:space="preserve">Tabassi, E. (2023).</w:t>
+        <w:t xml:space="preserve">Slack, D., Hilgard, S., Jia, E., Singh, S., &amp; Lakkaraju, H. (2020). Fooling LIME and SHAP: Adversarial attacks on post hoc explanation methods. En</w:t>
       </w:r>
       <w:r>
         <w:rPr>
@@ -17293,19 +19303,19 @@
           <w:iCs/>
           <w:color w:val="000000"/>
         </w:rPr>
-        <w:t xml:space="preserve">Artificial intelligence risk management framework (AI RMF 1.0)</w:t>
-      </w:r>
-      <w:r>
-        <w:rPr>
-          <w:color w:val="000000"/>
-        </w:rPr>
-        <w:t xml:space="preserve"> </w:t>
-      </w:r>
-      <w:r>
-        <w:rPr>
-          <w:color w:val="000000"/>
-        </w:rPr>
-        <w:t xml:space="preserve">(NIST AI 100-1). National Institute of Standards and Technology. https://doi.org/10.6028/NIST.AI.100-1</w:t>
+        <w:t xml:space="preserve">Proceedings of the AAAI/ACM Conference on AI, Ethics, and Society</w:t>
+      </w:r>
+      <w:r>
+        <w:rPr>
+          <w:color w:val="000000"/>
+        </w:rPr>
+        <w:t xml:space="preserve"> </w:t>
+      </w:r>
+      <w:r>
+        <w:rPr>
+          <w:color w:val="000000"/>
+        </w:rPr>
+        <w:t xml:space="preserve">(pp. 180–186). https://doi.org/10.1145/3375627.3375830</w:t>
       </w:r>
     </w:p>
     <w:p>
@@ -17318,7 +19328,7 @@
         <w:rPr>
           <w:color w:val="000000"/>
         </w:rPr>
-        <w:t xml:space="preserve">Turpin, M., Michael, J., Perez, E., &amp; Bowman, S. R. (2023). Language models don’t always say what they think: Unfaithful explanations in chain-of-thought prompting.</w:t>
+        <w:t xml:space="preserve">Tabassi, E. (2023).</w:t>
       </w:r>
       <w:r>
         <w:rPr>
@@ -17332,13 +19342,19 @@
           <w:iCs/>
           <w:color w:val="000000"/>
         </w:rPr>
-        <w:t xml:space="preserve">Advances in Neural Information Processing Systems, 36</w:t>
-      </w:r>
-      <w:r>
-        <w:rPr>
-          <w:color w:val="000000"/>
-        </w:rPr>
-        <w:t xml:space="preserve">, 74952–74965. https://doi.org/10.52202/075280-3275</w:t>
+        <w:t xml:space="preserve">Artificial intelligence risk management framework (AI RMF 1.0)</w:t>
+      </w:r>
+      <w:r>
+        <w:rPr>
+          <w:color w:val="000000"/>
+        </w:rPr>
+        <w:t xml:space="preserve"> </w:t>
+      </w:r>
+      <w:r>
+        <w:rPr>
+          <w:color w:val="000000"/>
+        </w:rPr>
+        <w:t xml:space="preserve">(NIST AI 100-1). National Institute of Standards and Technology. https://doi.org/10.6028/NIST.AI.100-1</w:t>
       </w:r>
     </w:p>
     <w:p>
@@ -17351,7 +19367,7 @@
         <w:rPr>
           <w:color w:val="000000"/>
         </w:rPr>
-        <w:t xml:space="preserve">Van den Broeck, G., Lykov, A., Schleich, M., &amp; Suciu, D. (2022). On the tractability of SHAP explanations.</w:t>
+        <w:t xml:space="preserve">Turpin, M., Michael, J., Perez, E., &amp; Bowman, S. R. (2023). Language models don’t always say what they think: Unfaithful explanations in chain-of-thought prompting.</w:t>
       </w:r>
       <w:r>
         <w:rPr>
@@ -17365,13 +19381,13 @@
           <w:iCs/>
           <w:color w:val="000000"/>
         </w:rPr>
-        <w:t xml:space="preserve">Journal of Artificial Intelligence Research, 74</w:t>
-      </w:r>
-      <w:r>
-        <w:rPr>
-          <w:color w:val="000000"/>
-        </w:rPr>
-        <w:t xml:space="preserve">, 851–886. https://doi.org/10.1613/jair.1.13283</w:t>
+        <w:t xml:space="preserve">Advances in Neural Information Processing Systems, 36</w:t>
+      </w:r>
+      <w:r>
+        <w:rPr>
+          <w:color w:val="000000"/>
+        </w:rPr>
+        <w:t xml:space="preserve">, 74952–74965. https://doi.org/10.52202/075280-3275</w:t>
       </w:r>
     </w:p>
     <w:p>
@@ -17384,7 +19400,7 @@
         <w:rPr>
           <w:color w:val="000000"/>
         </w:rPr>
-        <w:t xml:space="preserve">Wachter, S., Mittelstadt, B., &amp; Russell, C. (2017). Counterfactual explanations without opening the black box: Automated decisions and the GDPR.</w:t>
+        <w:t xml:space="preserve">Van den Broeck, G., Lykov, A., Schleich, M., &amp; Suciu, D. (2022). On the tractability of SHAP explanations.</w:t>
       </w:r>
       <w:r>
         <w:rPr>
@@ -17398,13 +19414,13 @@
           <w:iCs/>
           <w:color w:val="000000"/>
         </w:rPr>
-        <w:t xml:space="preserve">SSRN Electronic Journal</w:t>
-      </w:r>
-      <w:r>
-        <w:rPr>
-          <w:color w:val="000000"/>
-        </w:rPr>
-        <w:t xml:space="preserve">. https://doi.org/10.2139/ssrn.3063289</w:t>
+        <w:t xml:space="preserve">Journal of Artificial Intelligence Research, 74</w:t>
+      </w:r>
+      <w:r>
+        <w:rPr>
+          <w:color w:val="000000"/>
+        </w:rPr>
+        <w:t xml:space="preserve">, 851–886. https://doi.org/10.1613/jair.1.13283</w:t>
       </w:r>
     </w:p>
     <w:p>
@@ -17417,7 +19433,7 @@
         <w:rPr>
           <w:color w:val="000000"/>
         </w:rPr>
-        <w:t xml:space="preserve">Weber, P., Carl, K. V., &amp; Hinz, O. (2024). Applications of explainable artificial intelligence in finance—A systematic review of finance, information systems, and computer science literature.</w:t>
+        <w:t xml:space="preserve">Wachter, S., Mittelstadt, B., &amp; Russell, C. (2017). Counterfactual explanations without opening the black box: Automated decisions and the GDPR.</w:t>
       </w:r>
       <w:r>
         <w:rPr>
@@ -17431,13 +19447,13 @@
           <w:iCs/>
           <w:color w:val="000000"/>
         </w:rPr>
-        <w:t xml:space="preserve">Management Review Quarterly, 74</w:t>
-      </w:r>
-      <w:r>
-        <w:rPr>
-          <w:color w:val="000000"/>
-        </w:rPr>
-        <w:t xml:space="preserve">(2), 867–907. https://doi.org/10.1007/s11301-023-00320-0</w:t>
+        <w:t xml:space="preserve">SSRN Electronic Journal</w:t>
+      </w:r>
+      <w:r>
+        <w:rPr>
+          <w:color w:val="000000"/>
+        </w:rPr>
+        <w:t xml:space="preserve">. https://doi.org/10.2139/ssrn.3063289</w:t>
       </w:r>
     </w:p>
     <w:p>
@@ -17450,7 +19466,7 @@
         <w:rPr>
           <w:color w:val="000000"/>
         </w:rPr>
-        <w:t xml:space="preserve">World Health Organization. (2021).</w:t>
+        <w:t xml:space="preserve">Weber, P., Carl, K. V., &amp; Hinz, O. (2024). Applications of explainable artificial intelligence in finance—A systematic review of finance, information systems, and computer science literature.</w:t>
       </w:r>
       <w:r>
         <w:rPr>
@@ -17464,13 +19480,13 @@
           <w:iCs/>
           <w:color w:val="000000"/>
         </w:rPr>
-        <w:t xml:space="preserve">Ethics and governance of artificial intelligence for health: WHO guidance</w:t>
-      </w:r>
-      <w:r>
-        <w:rPr>
-          <w:color w:val="000000"/>
-        </w:rPr>
-        <w:t xml:space="preserve">. https://www.who.int/publications/i/item/9789240029200</w:t>
+        <w:t xml:space="preserve">Management Review Quarterly, 74</w:t>
+      </w:r>
+      <w:r>
+        <w:rPr>
+          <w:color w:val="000000"/>
+        </w:rPr>
+        <w:t xml:space="preserve">(2), 867–907. https://doi.org/10.1007/s11301-023-00320-0</w:t>
       </w:r>
     </w:p>
     <w:p>
@@ -17483,7 +19499,7 @@
         <w:rPr>
           <w:color w:val="000000"/>
         </w:rPr>
-        <w:t xml:space="preserve">Zaman, K., &amp; Srivastava, S. (2026). Is chain-of-thought really not explainability? Chain-of-thought can be faithful without hint verbalization. En</w:t>
+        <w:t xml:space="preserve">World Health Organization. (2021).</w:t>
       </w:r>
       <w:r>
         <w:rPr>
@@ -17497,19 +19513,13 @@
           <w:iCs/>
           <w:color w:val="000000"/>
         </w:rPr>
-        <w:t xml:space="preserve">Proceedings of the 64th Annual Meeting of the Association for Computational Linguistics (Volume 1: Long Papers)</w:t>
-      </w:r>
-      <w:r>
-        <w:rPr>
-          <w:color w:val="000000"/>
-        </w:rPr>
-        <w:t xml:space="preserve"> </w:t>
-      </w:r>
-      <w:r>
-        <w:rPr>
-          <w:color w:val="000000"/>
-        </w:rPr>
-        <w:t xml:space="preserve">(pp. 48008–48030). Association for Computational Linguistics. https://doi.org/10.18653/v1/2026.acl-long.2217</w:t>
+        <w:t xml:space="preserve">Ethics and governance of artificial intelligence for health: WHO guidance</w:t>
+      </w:r>
+      <w:r>
+        <w:rPr>
+          <w:color w:val="000000"/>
+        </w:rPr>
+        <w:t xml:space="preserve">. https://www.who.int/publications/i/item/9789240029200</w:t>
       </w:r>
     </w:p>
     <w:p>
@@ -17522,7 +19532,7 @@
         <w:rPr>
           <w:color w:val="000000"/>
         </w:rPr>
-        <w:t xml:space="preserve">Zhao, H., Chen, H., Yang, F., Liu, N., Deng, H., Cai, H., Wang, S., Yin, D., &amp; Du, M. (2024). Explainability for large language models: A survey.</w:t>
+        <w:t xml:space="preserve">Zaman, K., &amp; Srivastava, S. (2026). Is chain-of-thought really not explainability? Chain-of-thought can be faithful without hint verbalization. En</w:t>
       </w:r>
       <w:r>
         <w:rPr>
@@ -17536,13 +19546,19 @@
           <w:iCs/>
           <w:color w:val="000000"/>
         </w:rPr>
-        <w:t xml:space="preserve">ACM Transactions on Intelligent Systems and Technology, 15</w:t>
-      </w:r>
-      <w:r>
-        <w:rPr>
-          <w:color w:val="000000"/>
-        </w:rPr>
-        <w:t xml:space="preserve">(2), Artículo 20, 1–38. https://doi.org/10.1145/3639372</w:t>
+        <w:t xml:space="preserve">Proceedings of the 64th Annual Meeting of the Association for Computational Linguistics (Volume 1: Long Papers)</w:t>
+      </w:r>
+      <w:r>
+        <w:rPr>
+          <w:color w:val="000000"/>
+        </w:rPr>
+        <w:t xml:space="preserve"> </w:t>
+      </w:r>
+      <w:r>
+        <w:rPr>
+          <w:color w:val="000000"/>
+        </w:rPr>
+        <w:t xml:space="preserve">(pp. 48008–48030). Association for Computational Linguistics. https://doi.org/10.18653/v1/2026.acl-long.2217</w:t>
       </w:r>
     </w:p>
     <w:p>
@@ -17555,7 +19571,7 @@
         <w:rPr>
           <w:color w:val="000000"/>
         </w:rPr>
-        <w:t xml:space="preserve">Zheng, X., Shirani, F., Chen, Z., Lin, C., Cheng, W., Guo, W., &amp; Luo, D. (2025). F-FIDELITY: A robust framework for faithfulness evaluation of explainable AI.</w:t>
+        <w:t xml:space="preserve">Zhao, H., Chen, H., Yang, F., Liu, N., Deng, H., Cai, H., Wang, S., Yin, D., &amp; Du, M. (2024). Explainability for large language models: A survey.</w:t>
       </w:r>
       <w:r>
         <w:rPr>
@@ -17569,6 +19585,39 @@
           <w:iCs/>
           <w:color w:val="000000"/>
         </w:rPr>
+        <w:t xml:space="preserve">ACM Transactions on Intelligent Systems and Technology, 15</w:t>
+      </w:r>
+      <w:r>
+        <w:rPr>
+          <w:color w:val="000000"/>
+        </w:rPr>
+        <w:t xml:space="preserve">(2), Artículo 20, 1–38. https://doi.org/10.1145/3639372</w:t>
+      </w:r>
+    </w:p>
+    <w:p>
+      <w:pPr>
+        <w:pStyle w:val="Bibliography"/>
+        <w:spacing w:line="360" w:lineRule="auto"/>
+        <w:jc w:val="both"/>
+      </w:pPr>
+      <w:r>
+        <w:rPr>
+          <w:color w:val="000000"/>
+        </w:rPr>
+        <w:t xml:space="preserve">Zheng, X., Shirani, F., Chen, Z., Lin, C., Cheng, W., Guo, W., &amp; Luo, D. (2025). F-FIDELITY: A robust framework for faithfulness evaluation of explainable AI.</w:t>
+      </w:r>
+      <w:r>
+        <w:rPr>
+          <w:color w:val="000000"/>
+        </w:rPr>
+        <w:t xml:space="preserve"> </w:t>
+      </w:r>
+      <w:r>
+        <w:rPr>
+          <w:i/>
+          <w:iCs/>
+          <w:color w:val="000000"/>
+        </w:rPr>
         <w:t xml:space="preserve">ICLR 2025 Proceedings</w:t>
       </w:r>
       <w:r>
@@ -17578,7 +19627,7 @@
         <w:t xml:space="preserve">. https://trustai4s-lab.github.io/ffidelity</w:t>
       </w:r>
     </w:p>
-    <w:bookmarkEnd w:id="91"/>
+    <w:bookmarkEnd w:id="95"/>
     <w:sectPr>
       <w:footnotePr>
         <w:numRestart w:val="eachSect"/>
@@ -18162,6 +20211,51 @@
     </w:lvlOverride>
   </w:num>
   <w:num w:numId="1013">
+    <w:abstractNumId w:val="991"/>
+  </w:num>
+  <w:num w:numId="1014">
+    <w:abstractNumId w:val="991"/>
+  </w:num>
+  <w:num w:numId="1015">
+    <w:abstractNumId w:val="991"/>
+  </w:num>
+  <w:num w:numId="1016">
+    <w:abstractNumId w:val="991"/>
+  </w:num>
+  <w:num w:numId="1017">
+    <w:abstractNumId w:val="99411"/>
+    <w:lvlOverride w:ilvl="0">
+      <w:startOverride w:val="1"/>
+    </w:lvlOverride>
+    <w:lvlOverride w:ilvl="1">
+      <w:startOverride w:val="1"/>
+    </w:lvlOverride>
+    <w:lvlOverride w:ilvl="2">
+      <w:startOverride w:val="1"/>
+    </w:lvlOverride>
+    <w:lvlOverride w:ilvl="3">
+      <w:startOverride w:val="1"/>
+    </w:lvlOverride>
+    <w:lvlOverride w:ilvl="4">
+      <w:startOverride w:val="1"/>
+    </w:lvlOverride>
+    <w:lvlOverride w:ilvl="5">
+      <w:startOverride w:val="1"/>
+    </w:lvlOverride>
+    <w:lvlOverride w:ilvl="6">
+      <w:startOverride w:val="1"/>
+    </w:lvlOverride>
+    <w:lvlOverride w:ilvl="7">
+      <w:startOverride w:val="1"/>
+    </w:lvlOverride>
+    <w:lvlOverride w:ilvl="8">
+      <w:startOverride w:val="1"/>
+    </w:lvlOverride>
+  </w:num>
+  <w:num w:numId="1018">
+    <w:abstractNumId w:val="991"/>
+  </w:num>
+  <w:num w:numId="1019">
     <w:abstractNumId w:val="991"/>
   </w:num>
 </w:numbering>

--- a/publications/book_chapters/2026_cifie_xai_fom7/drafts/v3_editorial_review/cifie_xai_fom7_2026-10-10.docx
+++ b/publications/book_chapters/2026_cifie_xai_fom7/drafts/v3_editorial_review/cifie_xai_fom7_2026-10-10.docx
@@ -52,7 +52,7 @@
         <w:rPr>
           <w:color w:val="000000"/>
         </w:rPr>
-        <w:t xml:space="preserve">8,054 palabras</w:t>
+        <w:t xml:space="preserve">8,709 palabras</w:t>
       </w:r>
     </w:p>
     <w:bookmarkStart w:id="11" w:name="resumen-y-palabras-clave"/>
@@ -119,7 +119,7 @@
         <w:rPr>
           <w:color w:val="000000"/>
         </w:rPr>
-        <w:t xml:space="preserve">un modelo emite un veredicto específico se ha convertido en un requisito indispensable de ingeniería, gobernanza y cumplimiento normativo. En la ingeniería de datos tradicional, la observabilidad se fundamenta en flujos deterministas, trazas de linaje (</w:t>
+        <w:t xml:space="preserve">un modelo emite un veredicto es un requisito indispensable de ingeniería, gobernanza y cumplimiento normativo. En la ingeniería de datos tradicional, la observabilidad se fundamenta en flujos deterministas, linaje (</w:t>
       </w:r>
       <w:r>
         <w:rPr>
@@ -133,7 +133,7 @@
         <w:rPr>
           <w:color w:val="000000"/>
         </w:rPr>
-        <w:t xml:space="preserve">) y pruebas unitarias reproducibles. No obstante, cuando un pipeline culmina en un modelo complejo de caja negra (ensambles de árboles o redes neuronales densas), la telemetría estándar se vuelve ciega ante la lógica interna que transformó las variables de entrada en la predicción final.</w:t>
+        <w:t xml:space="preserve">) y pruebas unitarias. Sin embargo, al culminar un pipeline en una caja negra no lineal (ensambles o redes neuronales), la telemetría estándar se vuelve ciega ante la lógica interna que transformó las variables en la predicción final.</w:t>
       </w:r>
     </w:p>
     <w:p>
@@ -160,7 +160,7 @@
         <w:rPr>
           <w:color w:val="000000"/>
         </w:rPr>
-        <w:t xml:space="preserve">, XAI). Sin embargo, herramientas populares como LIME, SHAP, Anchors y DiCE a menudo entregan explicaciones divergentes, inestables o de alta latencia ante una misma instancia, evidenciando la falta de un estándar cuantitativo de evaluación.</w:t>
+        <w:t xml:space="preserve">, XAI). No obstante, herramientas populares como LIME, SHAP, Anchors y DiCE a menudo entregan explicaciones divergentes, inestables o de alta latencia ante una misma instancia, evidenciando la falta de un estándar cuantitativo de evaluación.</w:t>
       </w:r>
     </w:p>
     <w:p>
@@ -304,7 +304,7 @@
         <w:rPr>
           <w:color w:val="000000"/>
         </w:rPr>
-        <w:t xml:space="preserve">En la ingeniería de datos y el desarrollo de software, la confiabilidad de los sistemas descansa en el determinismo y la trazabilidad. Al diseñar una canalización de procesamiento (</w:t>
+        <w:t xml:space="preserve">En la ingeniería de datos, la confiabilidad descansa en el determinismo y la trazabilidad. Al diseñar una canalización de procesamiento (</w:t>
       </w:r>
       <w:r>
         <w:rPr>
@@ -331,7 +331,7 @@
         <w:rPr>
           <w:color w:val="000000"/>
         </w:rPr>
-        <w:t xml:space="preserve">), contratos de esquema rigurosos y pruebas de integridad referencial. Si una consulta devuelve un resultado anómalo, el equipo inspecciona el plan de ejecución (</w:t>
+        <w:t xml:space="preserve">), contratos de esquema rigurosos y pruebas de integridad referencial. Si una consulta falla, el equipo inspecciona el plan de ejecución (</w:t>
       </w:r>
       <w:r>
         <w:rPr>
@@ -344,7 +344,7 @@
         <w:rPr>
           <w:color w:val="000000"/>
         </w:rPr>
-        <w:t xml:space="preserve">), audita el linaje de datos y depura el código hasta aislar la causa raíz.</w:t>
+        <w:t xml:space="preserve">), audita el linaje de datos y aísla la causa raíz.</w:t>
       </w:r>
     </w:p>
     <w:p>
@@ -357,7 +357,7 @@
         <w:rPr>
           <w:color w:val="000000"/>
         </w:rPr>
-        <w:t xml:space="preserve">La integración de modelos de aprendizaje automático altera radicalmente este paradigma. Cuando una canalización culmina en un clasificador no lineal de alta dimensionalidad —como un ensamble de</w:t>
+        <w:t xml:space="preserve">El aprendizaje automático altera este paradigma. Cuando la canalización culmina en un clasificador no lineal de alta dimensionalidad —como un ensamble</w:t>
       </w:r>
       <w:r>
         <w:rPr>
@@ -383,7 +383,7 @@
         <w:rPr>
           <w:color w:val="000000"/>
         </w:rPr>
-        <w:t xml:space="preserve">(XGBoost) o una red neuronal profunda—, la lógica de decisión deja de residir en instrucciones de código legibles para distribuirse en millones de hiperplanos o matrices densas de parámetros. Las herramientas habituales de telemetría (Prometheus, Grafana, Evidently o DataDog) monitorizan métricas macroscópicas: latencia de inferencia, rendimiento (</w:t>
+        <w:t xml:space="preserve">(XGBoost) o una red neuronal profunda—, la lógica deja de residir en instrucciones legibles para distribuirse en millones de hiperplanos o matrices densas de parámetros. La telemetría habitual (Prometheus, Evidently) rastrea métricas macroscópicas: latencia, deriva de datos (</w:t>
       </w:r>
       <w:r>
         <w:rPr>
@@ -391,41 +391,13 @@
           <w:iCs/>
           <w:color w:val="000000"/>
         </w:rPr>
-        <w:t xml:space="preserve">throughput</w:t>
-      </w:r>
-      <w:r>
-        <w:rPr>
-          <w:color w:val="000000"/>
-        </w:rPr>
-        <w:t xml:space="preserve">), deriva de datos (</w:t>
-      </w:r>
-      <w:r>
-        <w:rPr>
-          <w:i/>
-          <w:iCs/>
-          <w:color w:val="000000"/>
-        </w:rPr>
-        <w:t xml:space="preserve">data drift</w:t>
-      </w:r>
-      <w:r>
-        <w:rPr>
-          <w:color w:val="000000"/>
-        </w:rPr>
-        <w:t xml:space="preserve">) y métricas estadísticas agregadas como exactitud (</w:t>
-      </w:r>
-      <w:r>
-        <w:rPr>
-          <w:i/>
-          <w:iCs/>
-          <w:color w:val="000000"/>
-        </w:rPr>
-        <w:t xml:space="preserve">accuracy</w:t>
-      </w:r>
-      <w:r>
-        <w:rPr>
-          <w:color w:val="000000"/>
-        </w:rPr>
-        <w:t xml:space="preserve">) o AUC-ROC.</w:t>
+        <w:t xml:space="preserve">drift</w:t>
+      </w:r>
+      <w:r>
+        <w:rPr>
+          <w:color w:val="000000"/>
+        </w:rPr>
+        <w:t xml:space="preserve">) y desempeño agregado (AUC-ROC, exactitud).</w:t>
       </w:r>
     </w:p>
     <w:p>
@@ -438,7 +410,7 @@
         <w:rPr>
           <w:color w:val="000000"/>
         </w:rPr>
-        <w:t xml:space="preserve">El problema fundamental es que estos indicadores globales son</w:t>
+        <w:t xml:space="preserve">Sin embargo, estos indicadores son</w:t>
       </w:r>
       <w:r>
         <w:rPr>
@@ -487,7 +459,7 @@
         <w:rPr>
           <w:color w:val="000000"/>
         </w:rPr>
-        <w:t xml:space="preserve">de los casos, pero no responden al interrogante que formula un cliente, un analista o un oficial de cumplimiento:</w:t>
+        <w:t xml:space="preserve">de los casos, pero no responden al interrogante que formula un cliente o un oficial de cumplimiento:</w:t>
       </w:r>
       <w:r>
         <w:rPr>
@@ -581,13 +553,13 @@
           <w:bCs/>
           <w:color w:val="000000"/>
         </w:rPr>
-        <w:t xml:space="preserve">capa de observabilidad y depuración de la lógica interna del modelo</w:t>
-      </w:r>
-      <w:r>
-        <w:rPr>
-          <w:color w:val="000000"/>
-        </w:rPr>
-        <w:t xml:space="preserve">, necesaria para hacer gobernable y auditable un sistema en producción.</w:t>
+        <w:t xml:space="preserve">capa de observabilidad y depuración interna del modelo</w:t>
+      </w:r>
+      <w:r>
+        <w:rPr>
+          <w:color w:val="000000"/>
+        </w:rPr>
+        <w:t xml:space="preserve">, indispensable para gobernar y auditar el sistema en producción.</w:t>
       </w:r>
     </w:p>
     <w:p>
@@ -600,7 +572,7 @@
         <w:rPr>
           <w:color w:val="000000"/>
         </w:rPr>
-        <w:t xml:space="preserve">Esta necesidad se ha consolidado en mandatos jurídicos vinculantes, tales como el Reglamento General de Protección de Datos de la Unión Europea (GDPR, Artículos 13 a 15 y 22) y la Ley de Inteligencia Artificial de la UE (</w:t>
+        <w:t xml:space="preserve">Esta necesidad se consolida en mandatos jurídicos vinculantes, como el Reglamento General de Protección de Datos de la Unión Europea (GDPR, Artículos 13 a 15 y 22) y la Ley de Inteligencia Artificial de la UE (</w:t>
       </w:r>
       <w:r>
         <w:rPr>
@@ -718,7 +690,7 @@
         <w:rPr>
           <w:color w:val="000000"/>
         </w:rPr>
-        <w:t xml:space="preserve">No obstante, en entornos industriales complejos, prescindir de modelos no lineales avanzados no siempre es factible. En presencia de interacciones de muy alto orden, grandes volúmenes de datos o arquitecturas preentrenadas, las organizaciones despliegan ensambles complejos para maximizar la generalización. En ese escenario, la explicabilidad post-hoc opera como una</w:t>
+        <w:t xml:space="preserve">No obstante, en entornos industriales complejos, prescindir de modelos no lineales avanzados no siempre es factible. Ante interacciones complejas de alto orden, grandes volúmenes de datos o arquitecturas preentrenadas, las organizaciones despliegan ensambles para maximizar la generalización. En ese escenario, la explicabilidad post-hoc opera como una</w:t>
       </w:r>
       <w:r>
         <w:rPr>
@@ -738,7 +710,7 @@
         <w:rPr>
           <w:color w:val="000000"/>
         </w:rPr>
-        <w:t xml:space="preserve">. El reto de ingeniería no radica en confiar ciegamente en estas explicaciones, sino en someterlas a pruebas cuantitativas rigurosas para certificar si la aproximación es suficientemente fiel, estable y reproducible (Phillips</w:t>
+        <w:t xml:space="preserve">. El reto de ingeniería radica en someter estas explicaciones a pruebas cuantitativas rigurosas para certificar si su aproximación es suficientemente fiel, estable y reproducible (Phillips</w:t>
       </w:r>
       <w:r>
         <w:rPr>
@@ -932,7 +904,7 @@
         <w:rPr>
           <w:color w:val="000000"/>
         </w:rPr>
-        <w:t xml:space="preserve">Para acompañar al lector técnico desde los fundamentos conceptuales hasta la implementación de pruebas operativas, este capítulo se estructura en seis etapas:</w:t>
+        <w:t xml:space="preserve">Para guiar al lector técnico desde los fundamentos teóricos hasta la auditoría práctica, el capítulo se organiza en seis etapas:</w:t>
       </w:r>
     </w:p>
     <w:p>
@@ -963,7 +935,7 @@
         <w:rPr>
           <w:color w:val="000000"/>
         </w:rPr>
-        <w:t xml:space="preserve">Se delimitan los conceptos de transparencia, interpretabilidad y explicabilidad, y se distingue la atribución estadística de la inferencia causal en datos tabulares.</w:t>
+        <w:t xml:space="preserve">Delimitación de transparencia, interpretabilidad y explicabilidad, y distinción entre atribución estadística e inferencia causal.</w:t>
       </w:r>
     </w:p>
     <w:p>
@@ -994,7 +966,7 @@
         <w:rPr>
           <w:color w:val="000000"/>
         </w:rPr>
-        <w:t xml:space="preserve">Se exponen la lógica algorítmica, las formulaciones matemáticas y las restricciones computacionales de LIME, SHAP, Anchors y DiCE.</w:t>
+        <w:t xml:space="preserve">Lógica algorítmica, ecuaciones matemáticas y costos computacionales de LIME, SHAP, Anchors y DiCE.</w:t>
       </w:r>
     </w:p>
     <w:p>
@@ -1025,7 +997,7 @@
         <w:rPr>
           <w:color w:val="000000"/>
         </w:rPr>
-        <w:t xml:space="preserve">Se analizan las fallas operacionales de los explicadores: el efecto Rashomon, la inestabilidad por muestreo aleatorio y la deformación por datos fuera de distribución (</w:t>
+        <w:t xml:space="preserve">Fallas operacionales: efecto Rashomon, inestabilidad estocástica y deformación fuera de distribución (</w:t>
       </w:r>
       <w:r>
         <w:rPr>
@@ -1070,21 +1042,7 @@
         <w:rPr>
           <w:color w:val="000000"/>
         </w:rPr>
-        <w:t xml:space="preserve">Se introduce formalmente el marco de siete puertas (</w:t>
-      </w:r>
-      <w:r>
-        <w:rPr>
-          <w:i/>
-          <w:iCs/>
-          <w:color w:val="000000"/>
-        </w:rPr>
-        <w:t xml:space="preserve">Framework for Operational Metrics in 7 Gates</w:t>
-      </w:r>
-      <w:r>
-        <w:rPr>
-          <w:color w:val="000000"/>
-        </w:rPr>
-        <w:t xml:space="preserve">), con sus ecuaciones cuantitativas y umbrales de pase/fallo para auditoría industrial.</w:t>
+        <w:t xml:space="preserve">Marco de siete puertas con formulaciones cuantitativas y umbrales de pase/fallo para auditoría industrial.</w:t>
       </w:r>
     </w:p>
     <w:p>
@@ -1115,7 +1073,7 @@
         <w:rPr>
           <w:color w:val="000000"/>
         </w:rPr>
-        <w:t xml:space="preserve">Se detalla la evaluación experimental sobre el dataset</w:t>
+        <w:t xml:space="preserve">Evaluación experimental sobre</w:t>
       </w:r>
       <w:r>
         <w:rPr>
@@ -1141,7 +1099,7 @@
         <w:rPr>
           <w:color w:val="000000"/>
         </w:rPr>
-        <w:t xml:space="preserve">comparando cinco familias de clasificadores mediante 10 figuras y 2 tablas normalizadas APA 7.</w:t>
+        <w:t xml:space="preserve">contrastando cinco clasificadores con 10 figuras y 2 tablas APA 7.</w:t>
       </w:r>
     </w:p>
     <w:p>
@@ -1160,19 +1118,19 @@
           <w:bCs/>
           <w:color w:val="000000"/>
         </w:rPr>
-        <w:t xml:space="preserve">Implicaciones operacionales y gobernanza (Secciones 09 y 10):</w:t>
-      </w:r>
-      <w:r>
-        <w:rPr>
-          <w:color w:val="000000"/>
-        </w:rPr>
-        <w:t xml:space="preserve"> </w:t>
-      </w:r>
-      <w:r>
-        <w:rPr>
-          <w:color w:val="000000"/>
-        </w:rPr>
-        <w:t xml:space="preserve">Se propone una matriz de decisión para ingenieros, un flujo de auditoría en tres fases alineado con la Ley de IA de la UE y se sintetiza la agenda de trabajo futuro.</w:t>
+        <w:t xml:space="preserve">Gobernanza e implicaciones (Secciones 09 y 10):</w:t>
+      </w:r>
+      <w:r>
+        <w:rPr>
+          <w:color w:val="000000"/>
+        </w:rPr>
+        <w:t xml:space="preserve"> </w:t>
+      </w:r>
+      <w:r>
+        <w:rPr>
+          <w:color w:val="000000"/>
+        </w:rPr>
+        <w:t xml:space="preserve">Matriz de decisión técnica, flujo de certificación en tres fases para la Ley de IA de la UE y agenda de investigación.</w:t>
       </w:r>
     </w:p>
     <w:bookmarkEnd w:id="15"/>
@@ -3507,7 +3465,7 @@
         <w:rPr>
           <w:color w:val="000000"/>
         </w:rPr>
-        <w:t xml:space="preserve">un peso</w:t>
+        <w:t xml:space="preserve">un peso de relevancia</w:t>
       </w:r>
       <w:r>
         <w:rPr>
@@ -3554,7 +3512,7 @@
         <w:rPr>
           <w:color w:val="000000"/>
         </w:rPr>
-        <w:t xml:space="preserve">mediante un núcleo exponencial basado en la distancia</w:t>
+        <w:t xml:space="preserve">mediante un núcleo exponencial gaussiano basado en la distancia</w:t>
       </w:r>
       <w:r>
         <w:rPr>
@@ -3601,7 +3559,7 @@
         <w:rPr>
           <w:color w:val="000000"/>
         </w:rPr>
-        <w:t xml:space="preserve">(euclidiana o coseno):</w:t>
+        <w:t xml:space="preserve">(distancia euclidiana o de coseno en el espacio escalado):</w:t>
       </w:r>
     </w:p>
     <w:p>
@@ -3762,7 +3720,93 @@
         <w:rPr>
           <w:color w:val="000000"/>
         </w:rPr>
-        <w:t xml:space="preserve">es el ancho de banda del núcleo.</w:t>
+        <w:t xml:space="preserve">es el ancho de banda del núcleo que define el radio de la vecindad local. En términos operacionales, si la muestra perturbada</w:t>
+      </w:r>
+      <w:r>
+        <w:rPr>
+          <w:color w:val="000000"/>
+        </w:rPr>
+        <w:t xml:space="preserve"> </w:t>
+      </w:r>
+      <m:oMath>
+        <m:r>
+          <m:t>z</m:t>
+        </m:r>
+      </m:oMath>
+      <w:r>
+        <w:rPr>
+          <w:color w:val="000000"/>
+        </w:rPr>
+        <w:t xml:space="preserve"> </w:t>
+      </w:r>
+      <w:r>
+        <w:rPr>
+          <w:color w:val="000000"/>
+        </w:rPr>
+        <w:t xml:space="preserve">es idéntica a</w:t>
+      </w:r>
+      <w:r>
+        <w:rPr>
+          <w:color w:val="000000"/>
+        </w:rPr>
+        <w:t xml:space="preserve"> </w:t>
+      </w:r>
+      <m:oMath>
+        <m:r>
+          <m:t>x</m:t>
+        </m:r>
+      </m:oMath>
+      <w:r>
+        <w:rPr>
+          <w:color w:val="000000"/>
+        </w:rPr>
+        <w:t xml:space="preserve"> </w:t>
+      </w:r>
+      <w:r>
+        <w:rPr>
+          <w:color w:val="000000"/>
+        </w:rPr>
+        <w:t xml:space="preserve">(</w:t>
+      </w:r>
+      <m:oMath>
+        <m:r>
+          <m:t>D</m:t>
+        </m:r>
+        <m:r>
+          <m:rPr>
+            <m:sty m:val="p"/>
+          </m:rPr>
+          <m:t>=</m:t>
+        </m:r>
+        <m:r>
+          <m:t>0</m:t>
+        </m:r>
+      </m:oMath>
+      <w:r>
+        <w:rPr>
+          <w:color w:val="000000"/>
+        </w:rPr>
+        <w:t xml:space="preserve">), su peso es máximo (</w:t>
+      </w:r>
+      <m:oMath>
+        <m:r>
+          <m:t>π</m:t>
+        </m:r>
+        <m:r>
+          <m:rPr>
+            <m:sty m:val="p"/>
+          </m:rPr>
+          <m:t>=</m:t>
+        </m:r>
+        <m:r>
+          <m:t>1.0</m:t>
+        </m:r>
+      </m:oMath>
+      <w:r>
+        <w:rPr>
+          <w:color w:val="000000"/>
+        </w:rPr>
+        <w:t xml:space="preserve">); a medida que la distancia aumenta, el peso decae exponencialmente hacia cero, asegurando que solo los puntos muy cercanos influyan en la explicación.</w:t>
       </w:r>
       <w:r>
         <w:rPr>
@@ -3800,7 +3844,145 @@
         <w:rPr>
           <w:color w:val="000000"/>
         </w:rPr>
-        <w:t xml:space="preserve">Ajusta una regresión lineal resolviendo:</w:t>
+        <w:t xml:space="preserve">Encuentra el modelo interpretable óptimo</w:t>
+      </w:r>
+      <w:r>
+        <w:rPr>
+          <w:color w:val="000000"/>
+        </w:rPr>
+        <w:t xml:space="preserve"> </w:t>
+      </w:r>
+      <m:oMath>
+        <m:r>
+          <m:t>g</m:t>
+        </m:r>
+        <m:r>
+          <m:rPr>
+            <m:sty m:val="p"/>
+          </m:rPr>
+          <m:t>∈</m:t>
+        </m:r>
+        <m:r>
+          <m:t>G</m:t>
+        </m:r>
+      </m:oMath>
+      <w:r>
+        <w:rPr>
+          <w:color w:val="000000"/>
+        </w:rPr>
+        <w:t xml:space="preserve"> </w:t>
+      </w:r>
+      <w:r>
+        <w:rPr>
+          <w:color w:val="000000"/>
+        </w:rPr>
+        <w:t xml:space="preserve">(típicamente una regresión lineal simple</w:t>
+      </w:r>
+      <w:r>
+        <w:rPr>
+          <w:color w:val="000000"/>
+        </w:rPr>
+        <w:t xml:space="preserve"> </w:t>
+      </w:r>
+      <m:oMath>
+        <m:r>
+          <m:t>g</m:t>
+        </m:r>
+        <m:r>
+          <m:rPr>
+            <m:sty m:val="p"/>
+          </m:rPr>
+          <m:t>(</m:t>
+        </m:r>
+        <m:sSup>
+          <m:e>
+            <m:r>
+              <m:t>z</m:t>
+            </m:r>
+          </m:e>
+          <m:sup>
+            <m:r>
+              <m:rPr>
+                <m:sty m:val="p"/>
+              </m:rPr>
+              <m:t>′</m:t>
+            </m:r>
+          </m:sup>
+        </m:sSup>
+        <m:r>
+          <m:rPr>
+            <m:sty m:val="p"/>
+          </m:rPr>
+          <m:t>)</m:t>
+        </m:r>
+        <m:r>
+          <m:rPr>
+            <m:sty m:val="p"/>
+          </m:rPr>
+          <m:t>=</m:t>
+        </m:r>
+        <m:sSub>
+          <m:e>
+            <m:r>
+              <m:t>w</m:t>
+            </m:r>
+          </m:e>
+          <m:sub>
+            <m:r>
+              <m:t>0</m:t>
+            </m:r>
+          </m:sub>
+        </m:sSub>
+        <m:r>
+          <m:rPr>
+            <m:sty m:val="p"/>
+          </m:rPr>
+          <m:t>+</m:t>
+        </m:r>
+        <m:r>
+          <m:rPr>
+            <m:sty m:val="p"/>
+          </m:rPr>
+          <m:t>∑</m:t>
+        </m:r>
+        <m:sSub>
+          <m:e>
+            <m:r>
+              <m:t>w</m:t>
+            </m:r>
+          </m:e>
+          <m:sub>
+            <m:r>
+              <m:t>i</m:t>
+            </m:r>
+          </m:sub>
+        </m:sSub>
+        <m:sSubSup>
+          <m:e>
+            <m:r>
+              <m:t>z</m:t>
+            </m:r>
+          </m:e>
+          <m:sub>
+            <m:r>
+              <m:t>i</m:t>
+            </m:r>
+          </m:sub>
+          <m:sup>
+            <m:r>
+              <m:rPr>
+                <m:sty m:val="p"/>
+              </m:rPr>
+              <m:t>′</m:t>
+            </m:r>
+          </m:sup>
+        </m:sSubSup>
+      </m:oMath>
+      <w:r>
+        <w:rPr>
+          <w:color w:val="000000"/>
+        </w:rPr>
+        <w:t xml:space="preserve">) resolviendo:</w:t>
       </w:r>
     </w:p>
     <w:p>
@@ -3983,7 +4165,39 @@
         <w:rPr>
           <w:color w:val="000000"/>
         </w:rPr>
-        <w:t xml:space="preserve">mide el error cuadrático ponderado entre</w:t>
+        <w:t xml:space="preserve">representa el error cuadrático medio ponderado por la proximidad</w:t>
+      </w:r>
+      <w:r>
+        <w:rPr>
+          <w:color w:val="000000"/>
+        </w:rPr>
+        <w:t xml:space="preserve"> </w:t>
+      </w:r>
+      <m:oMath>
+        <m:sSub>
+          <m:e>
+            <m:r>
+              <m:t>π</m:t>
+            </m:r>
+          </m:e>
+          <m:sub>
+            <m:r>
+              <m:t>x</m:t>
+            </m:r>
+          </m:sub>
+        </m:sSub>
+      </m:oMath>
+      <w:r>
+        <w:rPr>
+          <w:color w:val="000000"/>
+        </w:rPr>
+        <w:t xml:space="preserve"> </w:t>
+      </w:r>
+      <w:r>
+        <w:rPr>
+          <w:color w:val="000000"/>
+        </w:rPr>
+        <w:t xml:space="preserve">(midiendo la discrepancia entre las predicciones del modelo complejo</w:t>
       </w:r>
       <w:r>
         <w:rPr>
@@ -4021,7 +4235,7 @@
         <w:rPr>
           <w:color w:val="000000"/>
         </w:rPr>
-        <w:t xml:space="preserve">y</w:t>
+        <w:t xml:space="preserve">y las del sustituto</w:t>
       </w:r>
       <w:r>
         <w:rPr>
@@ -4053,7 +4267,7 @@
         <w:rPr>
           <w:color w:val="000000"/>
         </w:rPr>
-        <w:t xml:space="preserve">, y</w:t>
+        <w:t xml:space="preserve">), y</w:t>
       </w:r>
       <w:r>
         <w:rPr>
@@ -4083,6 +4297,45 @@
           </m:rPr>
           <m:t>)</m:t>
         </m:r>
+        <m:r>
+          <m:rPr>
+            <m:sty m:val="p"/>
+          </m:rPr>
+          <m:t>=</m:t>
+        </m:r>
+        <m:r>
+          <m:t>α</m:t>
+        </m:r>
+        <m:r>
+          <m:rPr>
+            <m:sty m:val="p"/>
+          </m:rPr>
+          <m:t>∑</m:t>
+        </m:r>
+        <m:r>
+          <m:rPr>
+            <m:sty m:val="p"/>
+          </m:rPr>
+          <m:t>|</m:t>
+        </m:r>
+        <m:sSub>
+          <m:e>
+            <m:r>
+              <m:t>w</m:t>
+            </m:r>
+          </m:e>
+          <m:sub>
+            <m:r>
+              <m:t>i</m:t>
+            </m:r>
+          </m:sub>
+        </m:sSub>
+        <m:r>
+          <m:rPr>
+            <m:sty m:val="p"/>
+          </m:rPr>
+          <m:t>|</m:t>
+        </m:r>
       </m:oMath>
       <w:r>
         <w:rPr>
@@ -4094,7 +4347,7 @@
         <w:rPr>
           <w:color w:val="000000"/>
         </w:rPr>
-        <w:t xml:space="preserve">es una penalización L1 (Lasso) que fuerza a que solo un subconjunto reducido de variables conserve coeficientes no nulos.</w:t>
+        <w:t xml:space="preserve">es una regularización tipo Lasso que penaliza la complejidad, forzando a que la mayoría de los pesos sean cero para entregar una explicación con pocas variables dominantes.</w:t>
       </w:r>
     </w:p>
     <w:bookmarkEnd w:id="36"/>
@@ -4939,7 +5192,19 @@
         <w:rPr>
           <w:color w:val="000000"/>
         </w:rPr>
-        <w:t xml:space="preserve">donde</w:t>
+        <w:t xml:space="preserve">Para interpretar esta formulación:</w:t>
+      </w:r>
+      <w:r>
+        <w:rPr>
+          <w:color w:val="000000"/>
+        </w:rPr>
+        <w:t xml:space="preserve"> </w:t>
+      </w:r>
+      <w:r>
+        <w:rPr>
+          <w:color w:val="000000"/>
+        </w:rPr>
+        <w:t xml:space="preserve">*</w:t>
       </w:r>
       <w:r>
         <w:rPr>
@@ -4962,7 +5227,19 @@
         <w:rPr>
           <w:color w:val="000000"/>
         </w:rPr>
-        <w:t xml:space="preserve">es el conjunto de características,</w:t>
+        <w:t xml:space="preserve">es el conjunto total de columnas o características.</w:t>
+      </w:r>
+      <w:r>
+        <w:rPr>
+          <w:color w:val="000000"/>
+        </w:rPr>
+        <w:t xml:space="preserve"> </w:t>
+      </w:r>
+      <w:r>
+        <w:rPr>
+          <w:color w:val="000000"/>
+        </w:rPr>
+        <w:t xml:space="preserve">*</w:t>
       </w:r>
       <w:r>
         <w:rPr>
@@ -4985,7 +5262,7 @@
         <w:rPr>
           <w:color w:val="000000"/>
         </w:rPr>
-        <w:t xml:space="preserve">es una coalición que no contiene a la variable</w:t>
+        <w:t xml:space="preserve">representa un subconjunto de características (coalición) que excluye a la variable de interés</w:t>
       </w:r>
       <w:r>
         <w:rPr>
@@ -5002,7 +5279,19 @@
         <w:rPr>
           <w:color w:val="000000"/>
         </w:rPr>
-        <w:t xml:space="preserve">, y</w:t>
+        <w:t xml:space="preserve">.</w:t>
+      </w:r>
+      <w:r>
+        <w:rPr>
+          <w:color w:val="000000"/>
+        </w:rPr>
+        <w:t xml:space="preserve"> </w:t>
+      </w:r>
+      <w:r>
+        <w:rPr>
+          <w:color w:val="000000"/>
+        </w:rPr>
+        <w:t xml:space="preserve">* El término entre corchetes</w:t>
       </w:r>
       <w:r>
         <w:rPr>
@@ -5011,6 +5300,12 @@
         <w:t xml:space="preserve"> </w:t>
       </w:r>
       <m:oMath>
+        <m:r>
+          <m:rPr>
+            <m:sty m:val="p"/>
+          </m:rPr>
+          <m:t>[</m:t>
+        </m:r>
         <m:sSub>
           <m:e>
             <m:r>
@@ -5036,8 +5331,68 @@
           <m:rPr>
             <m:sty m:val="p"/>
           </m:rPr>
+          <m:t>∪</m:t>
+        </m:r>
+        <m:r>
+          <m:rPr>
+            <m:sty m:val="p"/>
+          </m:rPr>
+          <m:t>{</m:t>
+        </m:r>
+        <m:r>
+          <m:t>i</m:t>
+        </m:r>
+        <m:r>
+          <m:rPr>
+            <m:sty m:val="p"/>
+          </m:rPr>
+          <m:t>}</m:t>
+        </m:r>
+        <m:r>
+          <m:rPr>
+            <m:sty m:val="p"/>
+          </m:rPr>
           <m:t>)</m:t>
         </m:r>
+        <m:r>
+          <m:rPr>
+            <m:sty m:val="p"/>
+          </m:rPr>
+          <m:t>−</m:t>
+        </m:r>
+        <m:sSub>
+          <m:e>
+            <m:r>
+              <m:t>f</m:t>
+            </m:r>
+          </m:e>
+          <m:sub>
+            <m:r>
+              <m:t>x</m:t>
+            </m:r>
+          </m:sub>
+        </m:sSub>
+        <m:r>
+          <m:rPr>
+            <m:sty m:val="p"/>
+          </m:rPr>
+          <m:t>(</m:t>
+        </m:r>
+        <m:r>
+          <m:t>S</m:t>
+        </m:r>
+        <m:r>
+          <m:rPr>
+            <m:sty m:val="p"/>
+          </m:rPr>
+          <m:t>)</m:t>
+        </m:r>
+        <m:r>
+          <m:rPr>
+            <m:sty m:val="p"/>
+          </m:rPr>
+          <m:t>]</m:t>
+        </m:r>
       </m:oMath>
       <w:r>
         <w:rPr>
@@ -5049,7 +5404,7 @@
         <w:rPr>
           <w:color w:val="000000"/>
         </w:rPr>
-        <w:t xml:space="preserve">es la predicción esperada condicionada a los valores observados en</w:t>
+        <w:t xml:space="preserve">mide la contribución marginal: cuánto cambia la predicción del modelo cuando la variable</w:t>
       </w:r>
       <w:r>
         <w:rPr>
@@ -5059,6 +5414,29 @@
       </w:r>
       <m:oMath>
         <m:r>
+          <m:t>i</m:t>
+        </m:r>
+      </m:oMath>
+      <w:r>
+        <w:rPr>
+          <w:color w:val="000000"/>
+        </w:rPr>
+        <w:t xml:space="preserve"> </w:t>
+      </w:r>
+      <w:r>
+        <w:rPr>
+          <w:color w:val="000000"/>
+        </w:rPr>
+        <w:t xml:space="preserve">se incorpora a la coalición</w:t>
+      </w:r>
+      <w:r>
+        <w:rPr>
+          <w:color w:val="000000"/>
+        </w:rPr>
+        <w:t xml:space="preserve"> </w:t>
+      </w:r>
+      <m:oMath>
+        <m:r>
           <m:t>S</m:t>
         </m:r>
       </m:oMath>
@@ -5067,6 +5445,198 @@
           <w:color w:val="000000"/>
         </w:rPr>
         <w:t xml:space="preserve">.</w:t>
+      </w:r>
+      <w:r>
+        <w:rPr>
+          <w:color w:val="000000"/>
+        </w:rPr>
+        <w:t xml:space="preserve"> </w:t>
+      </w:r>
+      <w:r>
+        <w:rPr>
+          <w:color w:val="000000"/>
+        </w:rPr>
+        <w:t xml:space="preserve">* La fracción con factoriales</w:t>
+      </w:r>
+      <w:r>
+        <w:rPr>
+          <w:color w:val="000000"/>
+        </w:rPr>
+        <w:t xml:space="preserve"> </w:t>
+      </w:r>
+      <m:oMath>
+        <m:f>
+          <m:fPr>
+            <m:type m:val="bar"/>
+          </m:fPr>
+          <m:num>
+            <m:r>
+              <m:rPr>
+                <m:sty m:val="p"/>
+              </m:rPr>
+              <m:t>|</m:t>
+            </m:r>
+            <m:r>
+              <m:t>S</m:t>
+            </m:r>
+            <m:r>
+              <m:rPr>
+                <m:sty m:val="p"/>
+              </m:rPr>
+              <m:t>|</m:t>
+            </m:r>
+            <m:r>
+              <m:rPr>
+                <m:sty m:val="p"/>
+              </m:rPr>
+              <m:t>!</m:t>
+            </m:r>
+            <m:r>
+              <m:rPr>
+                <m:sty m:val="p"/>
+              </m:rPr>
+              <m:t>(</m:t>
+            </m:r>
+            <m:r>
+              <m:rPr>
+                <m:sty m:val="p"/>
+              </m:rPr>
+              <m:t>|</m:t>
+            </m:r>
+            <m:r>
+              <m:t>F</m:t>
+            </m:r>
+            <m:r>
+              <m:rPr>
+                <m:sty m:val="p"/>
+              </m:rPr>
+              <m:t>|</m:t>
+            </m:r>
+            <m:r>
+              <m:rPr>
+                <m:sty m:val="p"/>
+              </m:rPr>
+              <m:t>−</m:t>
+            </m:r>
+            <m:r>
+              <m:rPr>
+                <m:sty m:val="p"/>
+              </m:rPr>
+              <m:t>|</m:t>
+            </m:r>
+            <m:r>
+              <m:t>S</m:t>
+            </m:r>
+            <m:r>
+              <m:rPr>
+                <m:sty m:val="p"/>
+              </m:rPr>
+              <m:t>|</m:t>
+            </m:r>
+            <m:r>
+              <m:rPr>
+                <m:sty m:val="p"/>
+              </m:rPr>
+              <m:t>−</m:t>
+            </m:r>
+            <m:r>
+              <m:t>1</m:t>
+            </m:r>
+            <m:r>
+              <m:rPr>
+                <m:sty m:val="p"/>
+              </m:rPr>
+              <m:t>)</m:t>
+            </m:r>
+            <m:r>
+              <m:rPr>
+                <m:sty m:val="p"/>
+              </m:rPr>
+              <m:t>!</m:t>
+            </m:r>
+          </m:num>
+          <m:den>
+            <m:r>
+              <m:rPr>
+                <m:sty m:val="p"/>
+              </m:rPr>
+              <m:t>|</m:t>
+            </m:r>
+            <m:r>
+              <m:t>F</m:t>
+            </m:r>
+            <m:r>
+              <m:rPr>
+                <m:sty m:val="p"/>
+              </m:rPr>
+              <m:t>|</m:t>
+            </m:r>
+            <m:r>
+              <m:rPr>
+                <m:sty m:val="p"/>
+              </m:rPr>
+              <m:t>!</m:t>
+            </m:r>
+          </m:den>
+        </m:f>
+      </m:oMath>
+      <w:r>
+        <w:rPr>
+          <w:color w:val="000000"/>
+        </w:rPr>
+        <w:t xml:space="preserve"> </w:t>
+      </w:r>
+      <w:r>
+        <w:rPr>
+          <w:color w:val="000000"/>
+        </w:rPr>
+        <w:t xml:space="preserve">es un factor de ponderación probabilístico que representa la probabilidad de que la variable</w:t>
+      </w:r>
+      <w:r>
+        <w:rPr>
+          <w:color w:val="000000"/>
+        </w:rPr>
+        <w:t xml:space="preserve"> </w:t>
+      </w:r>
+      <m:oMath>
+        <m:r>
+          <m:t>i</m:t>
+        </m:r>
+      </m:oMath>
+      <w:r>
+        <w:rPr>
+          <w:color w:val="000000"/>
+        </w:rPr>
+        <w:t xml:space="preserve"> </w:t>
+      </w:r>
+      <w:r>
+        <w:rPr>
+          <w:color w:val="000000"/>
+        </w:rPr>
+        <w:t xml:space="preserve">ingrese exactamente después del subconjunto</w:t>
+      </w:r>
+      <w:r>
+        <w:rPr>
+          <w:color w:val="000000"/>
+        </w:rPr>
+        <w:t xml:space="preserve"> </w:t>
+      </w:r>
+      <m:oMath>
+        <m:r>
+          <m:t>S</m:t>
+        </m:r>
+      </m:oMath>
+      <w:r>
+        <w:rPr>
+          <w:color w:val="000000"/>
+        </w:rPr>
+        <w:t xml:space="preserve"> </w:t>
+      </w:r>
+      <w:r>
+        <w:rPr>
+          <w:color w:val="000000"/>
+        </w:rPr>
+        <w:t xml:space="preserve">en una permutación aleatoria uniforme de todas las características. Al promediar sobre todas las coaliciones posibles, Shapley garantiza un reparto distributivo matemáticamente justo.</w:t>
       </w:r>
     </w:p>
     <w:bookmarkEnd w:id="39"/>
@@ -6067,6 +6637,41 @@
           </m:rPr>
           <m:t>|</m:t>
         </m:r>
+        <m:r>
+          <m:t>F</m:t>
+        </m:r>
+        <m:r>
+          <m:rPr>
+            <m:sty m:val="p"/>
+          </m:rPr>
+          <m:t>|</m:t>
+        </m:r>
+      </m:oMath>
+      <w:r>
+        <w:rPr>
+          <w:color w:val="000000"/>
+        </w:rPr>
+        <w:t xml:space="preserve"> </w:t>
+      </w:r>
+      <w:r>
+        <w:rPr>
+          <w:color w:val="000000"/>
+        </w:rPr>
+        <w:t xml:space="preserve">es el número total de características y</w:t>
+      </w:r>
+      <w:r>
+        <w:rPr>
+          <w:color w:val="000000"/>
+        </w:rPr>
+        <w:t xml:space="preserve"> </w:t>
+      </w:r>
+      <m:oMath>
+        <m:r>
+          <m:rPr>
+            <m:sty m:val="p"/>
+          </m:rPr>
+          <m:t>|</m:t>
+        </m:r>
         <m:sSup>
           <m:e>
             <m:r>
@@ -6099,7 +6704,88 @@
         <w:rPr>
           <w:color w:val="000000"/>
         </w:rPr>
-        <w:t xml:space="preserve">es el número de características presentes en la muestra sintética. Este núcleo asigna el peso máximo a coaliciones con muy pocas o casi todas las variables presentes, que es donde el impacto marginal resulta más informativo. Aunque viabiliza el cálculo, su latencia media ronda los</w:t>
+        <w:t xml:space="preserve">es el número de variables presentes en la muestra sintética evaluada. El denominador combina el coeficiente binomial</w:t>
+      </w:r>
+      <w:r>
+        <w:rPr>
+          <w:color w:val="000000"/>
+        </w:rPr>
+        <w:t xml:space="preserve"> </w:t>
+      </w:r>
+      <m:oMath>
+        <m:d>
+          <m:dPr>
+            <m:begChr m:val="("/>
+            <m:sepChr m:val=""/>
+            <m:endChr m:val=")"/>
+            <m:grow/>
+          </m:dPr>
+          <m:e>
+            <m:f>
+              <m:fPr>
+                <m:type m:val="noBar"/>
+              </m:fPr>
+              <m:num>
+                <m:r>
+                  <m:rPr>
+                    <m:sty m:val="p"/>
+                  </m:rPr>
+                  <m:t>|</m:t>
+                </m:r>
+                <m:r>
+                  <m:t>F</m:t>
+                </m:r>
+                <m:r>
+                  <m:rPr>
+                    <m:sty m:val="p"/>
+                  </m:rPr>
+                  <m:t>|</m:t>
+                </m:r>
+              </m:num>
+              <m:den>
+                <m:r>
+                  <m:rPr>
+                    <m:sty m:val="p"/>
+                  </m:rPr>
+                  <m:t>|</m:t>
+                </m:r>
+                <m:sSup>
+                  <m:e>
+                    <m:r>
+                      <m:t>z</m:t>
+                    </m:r>
+                  </m:e>
+                  <m:sup>
+                    <m:r>
+                      <m:rPr>
+                        <m:sty m:val="p"/>
+                      </m:rPr>
+                      <m:t>′</m:t>
+                    </m:r>
+                  </m:sup>
+                </m:sSup>
+                <m:r>
+                  <m:rPr>
+                    <m:sty m:val="p"/>
+                  </m:rPr>
+                  <m:t>|</m:t>
+                </m:r>
+              </m:den>
+            </m:f>
+          </m:e>
+        </m:d>
+      </m:oMath>
+      <w:r>
+        <w:rPr>
+          <w:color w:val="000000"/>
+        </w:rPr>
+        <w:t xml:space="preserve"> </w:t>
+      </w:r>
+      <w:r>
+        <w:rPr>
+          <w:color w:val="000000"/>
+        </w:rPr>
+        <w:t xml:space="preserve">con el tamaño de la coalición: esto asigna intencionalmente los pesos más elevados a las coaliciones extremas (aquellas con una sola variable o con casi todas), ya que es precisamente en los extremos donde resulta más sencillo aislar el efecto individual de cada atributo. Aunque viabiliza el cómputo, su latencia media ronda los</w:t>
       </w:r>
       <w:r>
         <w:rPr>
@@ -6138,21 +6824,7 @@
         <w:rPr>
           <w:color w:val="000000"/>
         </w:rPr>
-        <w:t xml:space="preserve">por registro. Resulta idóneo para auditorías periódicas por lotes (</w:t>
-      </w:r>
-      <w:r>
-        <w:rPr>
-          <w:i/>
-          <w:iCs/>
-          <w:color w:val="000000"/>
-        </w:rPr>
-        <w:t xml:space="preserve">batch</w:t>
-      </w:r>
-      <w:r>
-        <w:rPr>
-          <w:color w:val="000000"/>
-        </w:rPr>
-        <w:t xml:space="preserve">), pero prohibitivo para microservicios en tiempo real con alta concurrencia.</w:t>
+        <w:t xml:space="preserve">por registro, siendo adecuada para lotes pero costosa para tiempo real.</w:t>
       </w:r>
     </w:p>
     <w:bookmarkEnd w:id="41"/>
@@ -6532,7 +7204,39 @@
         <w:rPr>
           <w:color w:val="000000"/>
         </w:rPr>
-        <w:t xml:space="preserve">que preservan la predicción original:</w:t>
+        <w:t xml:space="preserve">que preservan la predicción original</w:t>
+      </w:r>
+      <w:r>
+        <w:rPr>
+          <w:color w:val="000000"/>
+        </w:rPr>
+        <w:t xml:space="preserve"> </w:t>
+      </w:r>
+      <m:oMath>
+        <m:r>
+          <m:t>f</m:t>
+        </m:r>
+        <m:r>
+          <m:rPr>
+            <m:sty m:val="p"/>
+          </m:rPr>
+          <m:t>(</m:t>
+        </m:r>
+        <m:r>
+          <m:t>x</m:t>
+        </m:r>
+        <m:r>
+          <m:rPr>
+            <m:sty m:val="p"/>
+          </m:rPr>
+          <m:t>)</m:t>
+        </m:r>
+      </m:oMath>
+      <w:r>
+        <w:rPr>
+          <w:color w:val="000000"/>
+        </w:rPr>
+        <w:t xml:space="preserve">:</w:t>
       </w:r>
     </w:p>
     <w:p>
@@ -6706,7 +7410,19 @@
         <w:rPr>
           <w:color w:val="000000"/>
         </w:rPr>
-        <w:t xml:space="preserve">aquí</w:t>
+        <w:t xml:space="preserve">En estas ecuaciones:</w:t>
+      </w:r>
+      <w:r>
+        <w:rPr>
+          <w:color w:val="000000"/>
+        </w:rPr>
+        <w:t xml:space="preserve"> </w:t>
+      </w:r>
+      <w:r>
+        <w:rPr>
+          <w:color w:val="000000"/>
+        </w:rPr>
+        <w:t xml:space="preserve">*</w:t>
       </w:r>
       <w:r>
         <w:rPr>
@@ -6716,6 +7432,185 @@
       </w:r>
       <m:oMath>
         <m:r>
+          <m:rPr>
+            <m:scr m:val="double-struck"/>
+            <m:sty m:val="p"/>
+          </m:rPr>
+          <m:t>I</m:t>
+        </m:r>
+        <m:r>
+          <m:rPr>
+            <m:sty m:val="p"/>
+          </m:rPr>
+          <m:t>(</m:t>
+        </m:r>
+        <m:r>
+          <m:rPr>
+            <m:sty m:val="p"/>
+          </m:rPr>
+          <m:t>⋅</m:t>
+        </m:r>
+        <m:r>
+          <m:rPr>
+            <m:sty m:val="p"/>
+          </m:rPr>
+          <m:t>)</m:t>
+        </m:r>
+      </m:oMath>
+      <w:r>
+        <w:rPr>
+          <w:color w:val="000000"/>
+        </w:rPr>
+        <w:t xml:space="preserve"> </w:t>
+      </w:r>
+      <w:r>
+        <w:rPr>
+          <w:color w:val="000000"/>
+        </w:rPr>
+        <w:t xml:space="preserve">es la función indicadora booleana (retorna</w:t>
+      </w:r>
+      <w:r>
+        <w:rPr>
+          <w:color w:val="000000"/>
+        </w:rPr>
+        <w:t xml:space="preserve"> </w:t>
+      </w:r>
+      <m:oMath>
+        <m:r>
+          <m:t>1</m:t>
+        </m:r>
+      </m:oMath>
+      <w:r>
+        <w:rPr>
+          <w:color w:val="000000"/>
+        </w:rPr>
+        <w:t xml:space="preserve"> </w:t>
+      </w:r>
+      <w:r>
+        <w:rPr>
+          <w:color w:val="000000"/>
+        </w:rPr>
+        <w:t xml:space="preserve">si la condición se cumple y</w:t>
+      </w:r>
+      <w:r>
+        <w:rPr>
+          <w:color w:val="000000"/>
+        </w:rPr>
+        <w:t xml:space="preserve"> </w:t>
+      </w:r>
+      <m:oMath>
+        <m:r>
+          <m:t>0</m:t>
+        </m:r>
+      </m:oMath>
+      <w:r>
+        <w:rPr>
+          <w:color w:val="000000"/>
+        </w:rPr>
+        <w:t xml:space="preserve"> </w:t>
+      </w:r>
+      <w:r>
+        <w:rPr>
+          <w:color w:val="000000"/>
+        </w:rPr>
+        <w:t xml:space="preserve">en caso contrario).</w:t>
+      </w:r>
+      <w:r>
+        <w:rPr>
+          <w:color w:val="000000"/>
+        </w:rPr>
+        <w:t xml:space="preserve"> </w:t>
+      </w:r>
+      <w:r>
+        <w:rPr>
+          <w:color w:val="000000"/>
+        </w:rPr>
+        <w:t xml:space="preserve">*</w:t>
+      </w:r>
+      <w:r>
+        <w:rPr>
+          <w:color w:val="000000"/>
+        </w:rPr>
+        <w:t xml:space="preserve"> </w:t>
+      </w:r>
+      <m:oMath>
+        <m:r>
+          <m:t>D</m:t>
+        </m:r>
+        <m:r>
+          <m:rPr>
+            <m:sty m:val="p"/>
+          </m:rPr>
+          <m:t>(</m:t>
+        </m:r>
+        <m:r>
+          <m:t>z</m:t>
+        </m:r>
+        <m:r>
+          <m:rPr>
+            <m:sty m:val="p"/>
+          </m:rPr>
+          <m:t>|</m:t>
+        </m:r>
+        <m:r>
+          <m:t>A</m:t>
+        </m:r>
+        <m:r>
+          <m:rPr>
+            <m:sty m:val="p"/>
+          </m:rPr>
+          <m:t>)</m:t>
+        </m:r>
+      </m:oMath>
+      <w:r>
+        <w:rPr>
+          <w:color w:val="000000"/>
+        </w:rPr>
+        <w:t xml:space="preserve"> </w:t>
+      </w:r>
+      <w:r>
+        <w:rPr>
+          <w:color w:val="000000"/>
+        </w:rPr>
+        <w:t xml:space="preserve">es la distribución de perturbaciones locales condicionada a que se cumplan las reglas de</w:t>
+      </w:r>
+      <w:r>
+        <w:rPr>
+          <w:color w:val="000000"/>
+        </w:rPr>
+        <w:t xml:space="preserve"> </w:t>
+      </w:r>
+      <m:oMath>
+        <m:r>
+          <m:t>A</m:t>
+        </m:r>
+      </m:oMath>
+      <w:r>
+        <w:rPr>
+          <w:color w:val="000000"/>
+        </w:rPr>
+        <w:t xml:space="preserve">.</w:t>
+      </w:r>
+      <w:r>
+        <w:rPr>
+          <w:color w:val="000000"/>
+        </w:rPr>
+        <w:t xml:space="preserve"> </w:t>
+      </w:r>
+      <w:r>
+        <w:rPr>
+          <w:color w:val="000000"/>
+        </w:rPr>
+        <w:t xml:space="preserve">*</w:t>
+      </w:r>
+      <w:r>
+        <w:rPr>
+          <w:color w:val="000000"/>
+        </w:rPr>
+        <w:t xml:space="preserve"> </w:t>
+      </w:r>
+      <m:oMath>
+        <m:r>
           <m:t>γ</m:t>
         </m:r>
       </m:oMath>
@@ -6729,10 +7624,25 @@
         <w:rPr>
           <w:color w:val="000000"/>
         </w:rPr>
-        <w:t xml:space="preserve">es la tolerancia de error (</w:t>
+        <w:t xml:space="preserve">representa el margen de error tolerable (por ejemplo,</w:t>
+      </w:r>
+      <w:r>
+        <w:rPr>
+          <w:color w:val="000000"/>
+        </w:rPr>
+        <w:t xml:space="preserve"> </w:t>
       </w:r>
       <m:oMath>
         <m:r>
+          <m:t>γ</m:t>
+        </m:r>
+        <m:r>
+          <m:rPr>
+            <m:sty m:val="p"/>
+          </m:rPr>
+          <m:t>=</m:t>
+        </m:r>
+        <m:r>
           <m:t>0.05</m:t>
         </m:r>
       </m:oMath>
@@ -6746,7 +7656,7 @@
         <w:rPr>
           <w:color w:val="000000"/>
         </w:rPr>
-        <w:t xml:space="preserve">para</w:t>
+        <w:t xml:space="preserve">para exigir un</w:t>
       </w:r>
       <w:r>
         <w:rPr>
@@ -6775,7 +7685,19 @@
         <w:rPr>
           <w:color w:val="000000"/>
         </w:rPr>
-        <w:t xml:space="preserve">de precisión), y</w:t>
+        <w:t xml:space="preserve">de precisión).</w:t>
+      </w:r>
+      <w:r>
+        <w:rPr>
+          <w:color w:val="000000"/>
+        </w:rPr>
+        <w:t xml:space="preserve"> </w:t>
+      </w:r>
+      <w:r>
+        <w:rPr>
+          <w:color w:val="000000"/>
+        </w:rPr>
+        <w:t xml:space="preserve">*</w:t>
       </w:r>
       <w:r>
         <w:rPr>
@@ -6798,7 +7720,120 @@
         <w:rPr>
           <w:color w:val="000000"/>
         </w:rPr>
-        <w:t xml:space="preserve">representa el nivel de significancia estadística.</w:t>
+        <w:t xml:space="preserve">representa el riesgo de fallo estadístico admisible (por ejemplo,</w:t>
+      </w:r>
+      <w:r>
+        <w:rPr>
+          <w:color w:val="000000"/>
+        </w:rPr>
+        <w:t xml:space="preserve"> </w:t>
+      </w:r>
+      <m:oMath>
+        <m:r>
+          <m:t>δ</m:t>
+        </m:r>
+        <m:r>
+          <m:rPr>
+            <m:sty m:val="p"/>
+          </m:rPr>
+          <m:t>=</m:t>
+        </m:r>
+        <m:r>
+          <m:t>0.01</m:t>
+        </m:r>
+      </m:oMath>
+      <w:r>
+        <w:rPr>
+          <w:color w:val="000000"/>
+        </w:rPr>
+        <w:t xml:space="preserve"> </w:t>
+      </w:r>
+      <w:r>
+        <w:rPr>
+          <w:color w:val="000000"/>
+        </w:rPr>
+        <w:t xml:space="preserve">para un</w:t>
+      </w:r>
+      <w:r>
+        <w:rPr>
+          <w:color w:val="000000"/>
+        </w:rPr>
+        <w:t xml:space="preserve"> </w:t>
+      </w:r>
+      <m:oMath>
+        <m:r>
+          <m:t>99</m:t>
+        </m:r>
+        <m:r>
+          <m:rPr>
+            <m:sty m:val="p"/>
+          </m:rPr>
+          <m:t>%</m:t>
+        </m:r>
+      </m:oMath>
+      <w:r>
+        <w:rPr>
+          <w:color w:val="000000"/>
+        </w:rPr>
+        <w:t xml:space="preserve"> </w:t>
+      </w:r>
+      <w:r>
+        <w:rPr>
+          <w:color w:val="000000"/>
+        </w:rPr>
+        <w:t xml:space="preserve">de confianza estadística). En términos prácticos, la regla garantiza que tenemos al menos un</w:t>
+      </w:r>
+      <w:r>
+        <w:rPr>
+          <w:color w:val="000000"/>
+        </w:rPr>
+        <w:t xml:space="preserve"> </w:t>
+      </w:r>
+      <m:oMath>
+        <m:r>
+          <m:t>99</m:t>
+        </m:r>
+        <m:r>
+          <m:rPr>
+            <m:sty m:val="p"/>
+          </m:rPr>
+          <m:t>%</m:t>
+        </m:r>
+      </m:oMath>
+      <w:r>
+        <w:rPr>
+          <w:color w:val="000000"/>
+        </w:rPr>
+        <w:t xml:space="preserve"> </w:t>
+      </w:r>
+      <w:r>
+        <w:rPr>
+          <w:color w:val="000000"/>
+        </w:rPr>
+        <w:t xml:space="preserve">de certeza de que la precisión local superará el</w:t>
+      </w:r>
+      <w:r>
+        <w:rPr>
+          <w:color w:val="000000"/>
+        </w:rPr>
+        <w:t xml:space="preserve"> </w:t>
+      </w:r>
+      <m:oMath>
+        <m:r>
+          <m:t>95</m:t>
+        </m:r>
+        <m:r>
+          <m:rPr>
+            <m:sty m:val="p"/>
+          </m:rPr>
+          <m:t>%</m:t>
+        </m:r>
+      </m:oMath>
+      <w:r>
+        <w:rPr>
+          <w:color w:val="000000"/>
+        </w:rPr>
+        <w:t xml:space="preserve">.</w:t>
       </w:r>
     </w:p>
     <w:p>
@@ -6811,7 +7846,7 @@
         <w:rPr>
           <w:color w:val="000000"/>
         </w:rPr>
-        <w:t xml:space="preserve">El algoritmo busca maximizar la</w:t>
+        <w:t xml:space="preserve">El algoritmo busca simultáneamente maximizar la</w:t>
       </w:r>
       <w:r>
         <w:rPr>
@@ -6965,7 +8000,77 @@
         <w:rPr>
           <w:color w:val="000000"/>
         </w:rPr>
-        <w:t xml:space="preserve">Anchors implementa una búsqueda por haces (</w:t>
+        <w:t xml:space="preserve">donde</w:t>
+      </w:r>
+      <w:r>
+        <w:rPr>
+          <w:color w:val="000000"/>
+        </w:rPr>
+        <w:t xml:space="preserve"> </w:t>
+      </w:r>
+      <m:oMath>
+        <m:r>
+          <m:t>A</m:t>
+        </m:r>
+        <m:r>
+          <m:rPr>
+            <m:sty m:val="p"/>
+          </m:rPr>
+          <m:t>(</m:t>
+        </m:r>
+        <m:r>
+          <m:t>z</m:t>
+        </m:r>
+        <m:r>
+          <m:rPr>
+            <m:sty m:val="p"/>
+          </m:rPr>
+          <m:t>)</m:t>
+        </m:r>
+        <m:r>
+          <m:rPr>
+            <m:sty m:val="p"/>
+          </m:rPr>
+          <m:t>=</m:t>
+        </m:r>
+        <m:r>
+          <m:t>1</m:t>
+        </m:r>
+      </m:oMath>
+      <w:r>
+        <w:rPr>
+          <w:color w:val="000000"/>
+        </w:rPr>
+        <w:t xml:space="preserve"> </w:t>
+      </w:r>
+      <w:r>
+        <w:rPr>
+          <w:color w:val="000000"/>
+        </w:rPr>
+        <w:t xml:space="preserve">indica que la instancia</w:t>
+      </w:r>
+      <w:r>
+        <w:rPr>
+          <w:color w:val="000000"/>
+        </w:rPr>
+        <w:t xml:space="preserve"> </w:t>
+      </w:r>
+      <m:oMath>
+        <m:r>
+          <m:t>z</m:t>
+        </m:r>
+      </m:oMath>
+      <w:r>
+        <w:rPr>
+          <w:color w:val="000000"/>
+        </w:rPr>
+        <w:t xml:space="preserve"> </w:t>
+      </w:r>
+      <w:r>
+        <w:rPr>
+          <w:color w:val="000000"/>
+        </w:rPr>
+        <w:t xml:space="preserve">satisface todas las condiciones del ancla. La cobertura mide el porcentaje de la base de datos que se rige por esta regla. Anchors implementa una búsqueda por haces (</w:t>
       </w:r>
       <w:r>
         <w:rPr>
@@ -7855,7 +8960,65 @@
         <w:rPr>
           <w:color w:val="000000"/>
         </w:rPr>
-        <w:t xml:space="preserve">donde:</w:t>
+        <w:t xml:space="preserve">Esta función de pérdida equilibra tres objetivos mediante hiperparámetros de penalización</w:t>
+      </w:r>
+      <w:r>
+        <w:rPr>
+          <w:color w:val="000000"/>
+        </w:rPr>
+        <w:t xml:space="preserve"> </w:t>
+      </w:r>
+      <m:oMath>
+        <m:sSub>
+          <m:e>
+            <m:r>
+              <m:t>λ</m:t>
+            </m:r>
+          </m:e>
+          <m:sub>
+            <m:r>
+              <m:t>1</m:t>
+            </m:r>
+          </m:sub>
+        </m:sSub>
+      </m:oMath>
+      <w:r>
+        <w:rPr>
+          <w:color w:val="000000"/>
+        </w:rPr>
+        <w:t xml:space="preserve"> </w:t>
+      </w:r>
+      <w:r>
+        <w:rPr>
+          <w:color w:val="000000"/>
+        </w:rPr>
+        <w:t xml:space="preserve">y</w:t>
+      </w:r>
+      <w:r>
+        <w:rPr>
+          <w:color w:val="000000"/>
+        </w:rPr>
+        <w:t xml:space="preserve"> </w:t>
+      </w:r>
+      <m:oMath>
+        <m:sSub>
+          <m:e>
+            <m:r>
+              <m:t>λ</m:t>
+            </m:r>
+          </m:e>
+          <m:sub>
+            <m:r>
+              <m:t>2</m:t>
+            </m:r>
+          </m:sub>
+        </m:sSub>
+      </m:oMath>
+      <w:r>
+        <w:rPr>
+          <w:color w:val="000000"/>
+        </w:rPr>
+        <w:t xml:space="preserve">:</w:t>
       </w:r>
       <w:r>
         <w:rPr>
@@ -7874,6 +9037,14 @@
           <w:color w:val="000000"/>
         </w:rPr>
         <w:t xml:space="preserve"> </w:t>
+      </w:r>
+      <w:r>
+        <w:rPr>
+          <w:b/>
+          <w:bCs/>
+          <w:color w:val="000000"/>
+        </w:rPr>
+        <w:t xml:space="preserve">Validez de clase (</w:t>
       </w:r>
       <m:oMath>
         <m:sSub>
@@ -7904,15 +9075,70 @@
       </m:oMath>
       <w:r>
         <w:rPr>
-          <w:color w:val="000000"/>
-        </w:rPr>
-        <w:t xml:space="preserve"> </w:t>
-      </w:r>
-      <w:r>
-        <w:rPr>
-          <w:color w:val="000000"/>
-        </w:rPr>
-        <w:t xml:space="preserve">penaliza contrafactuales que no alcancen la clase</w:t>
+          <w:b/>
+          <w:bCs/>
+          <w:color w:val="000000"/>
+        </w:rPr>
+        <w:t xml:space="preserve">):</w:t>
+      </w:r>
+      <w:r>
+        <w:rPr>
+          <w:color w:val="000000"/>
+        </w:rPr>
+        <w:t xml:space="preserve"> </w:t>
+      </w:r>
+      <w:r>
+        <w:rPr>
+          <w:color w:val="000000"/>
+        </w:rPr>
+        <w:t xml:space="preserve">Penaliza si la predicción sobre el contrafactual</w:t>
+      </w:r>
+      <w:r>
+        <w:rPr>
+          <w:color w:val="000000"/>
+        </w:rPr>
+        <w:t xml:space="preserve"> </w:t>
+      </w:r>
+      <m:oMath>
+        <m:r>
+          <m:t>f</m:t>
+        </m:r>
+        <m:r>
+          <m:rPr>
+            <m:sty m:val="p"/>
+          </m:rPr>
+          <m:t>(</m:t>
+        </m:r>
+        <m:sSub>
+          <m:e>
+            <m:r>
+              <m:t>c</m:t>
+            </m:r>
+          </m:e>
+          <m:sub>
+            <m:r>
+              <m:t>i</m:t>
+            </m:r>
+          </m:sub>
+        </m:sSub>
+        <m:r>
+          <m:rPr>
+            <m:sty m:val="p"/>
+          </m:rPr>
+          <m:t>)</m:t>
+        </m:r>
+      </m:oMath>
+      <w:r>
+        <w:rPr>
+          <w:color w:val="000000"/>
+        </w:rPr>
+        <w:t xml:space="preserve"> </w:t>
+      </w:r>
+      <w:r>
+        <w:rPr>
+          <w:color w:val="000000"/>
+        </w:rPr>
+        <w:t xml:space="preserve">no alcanza la categoría deseada</w:t>
       </w:r>
       <w:r>
         <w:rPr>
@@ -7941,7 +9167,13 @@
         <w:rPr>
           <w:color w:val="000000"/>
         </w:rPr>
-        <w:t xml:space="preserve">.</w:t>
+        <w:t xml:space="preserve"> </w:t>
+      </w:r>
+      <w:r>
+        <w:rPr>
+          <w:color w:val="000000"/>
+        </w:rPr>
+        <w:t xml:space="preserve">(fuerza al modelo a cambiar de veredicto).</w:t>
       </w:r>
       <w:r>
         <w:rPr>
@@ -7960,6 +9192,14 @@
           <w:color w:val="000000"/>
         </w:rPr>
         <w:t xml:space="preserve"> </w:t>
+      </w:r>
+      <w:r>
+        <w:rPr>
+          <w:b/>
+          <w:bCs/>
+          <w:color w:val="000000"/>
+        </w:rPr>
+        <w:t xml:space="preserve">Proximidad física (</w:t>
       </w:r>
       <m:oMath>
         <m:r>
@@ -7969,21 +9209,57 @@
           </m:rPr>
           <m:t>dist</m:t>
         </m:r>
-        <m:r>
-          <m:rPr>
-            <m:sty m:val="p"/>
-          </m:rPr>
-          <m:t>(</m:t>
-        </m:r>
+      </m:oMath>
+      <w:r>
+        <w:rPr>
+          <w:b/>
+          <w:bCs/>
+          <w:color w:val="000000"/>
+        </w:rPr>
+        <w:t xml:space="preserve">):</w:t>
+      </w:r>
+      <w:r>
+        <w:rPr>
+          <w:color w:val="000000"/>
+        </w:rPr>
+        <w:t xml:space="preserve"> </w:t>
+      </w:r>
+      <w:r>
+        <w:rPr>
+          <w:color w:val="000000"/>
+        </w:rPr>
+        <w:t xml:space="preserve">Penaliza la distancia entre el usuario original</w:t>
+      </w:r>
+      <w:r>
+        <w:rPr>
+          <w:color w:val="000000"/>
+        </w:rPr>
+        <w:t xml:space="preserve"> </w:t>
+      </w:r>
+      <m:oMath>
         <m:r>
           <m:t>x</m:t>
         </m:r>
-        <m:r>
-          <m:rPr>
-            <m:sty m:val="p"/>
-          </m:rPr>
-          <m:t>,</m:t>
-        </m:r>
+      </m:oMath>
+      <w:r>
+        <w:rPr>
+          <w:color w:val="000000"/>
+        </w:rPr>
+        <w:t xml:space="preserve"> </w:t>
+      </w:r>
+      <w:r>
+        <w:rPr>
+          <w:color w:val="000000"/>
+        </w:rPr>
+        <w:t xml:space="preserve">y el contrafactual</w:t>
+      </w:r>
+      <w:r>
+        <w:rPr>
+          <w:color w:val="000000"/>
+        </w:rPr>
+        <w:t xml:space="preserve"> </w:t>
+      </w:r>
+      <m:oMath>
         <m:sSub>
           <m:e>
             <m:r>
@@ -7996,36 +9272,73 @@
             </m:r>
           </m:sub>
         </m:sSub>
+      </m:oMath>
+      <w:r>
+        <w:rPr>
+          <w:color w:val="000000"/>
+        </w:rPr>
+        <w:t xml:space="preserve"> </w:t>
+      </w:r>
+      <w:r>
+        <w:rPr>
+          <w:color w:val="000000"/>
+        </w:rPr>
+        <w:t xml:space="preserve">(combinando norma L1 para variables continuas y distancia de Hamming para categóricas), garantizando que las modificaciones requeridas sean mínimas.</w:t>
+      </w:r>
+      <w:r>
+        <w:rPr>
+          <w:color w:val="000000"/>
+        </w:rPr>
+        <w:t xml:space="preserve"> </w:t>
+      </w:r>
+      <w:r>
+        <w:rPr>
+          <w:color w:val="000000"/>
+        </w:rPr>
+        <w:t xml:space="preserve">*</w:t>
+      </w:r>
+      <w:r>
+        <w:rPr>
+          <w:color w:val="000000"/>
+        </w:rPr>
+        <w:t xml:space="preserve"> </w:t>
+      </w:r>
+      <w:r>
+        <w:rPr>
+          <w:b/>
+          <w:bCs/>
+          <w:color w:val="000000"/>
+        </w:rPr>
+        <w:t xml:space="preserve">Diversidad prescriptiva (</w:t>
+      </w:r>
+      <m:oMath>
         <m:r>
           <m:rPr>
+            <m:nor/>
             <m:sty m:val="p"/>
           </m:rPr>
-          <m:t>)</m:t>
+          <m:t>dpp</m:t>
         </m:r>
       </m:oMath>
       <w:r>
         <w:rPr>
-          <w:color w:val="000000"/>
-        </w:rPr>
-        <w:t xml:space="preserve"> </w:t>
-      </w:r>
-      <w:r>
-        <w:rPr>
-          <w:color w:val="000000"/>
-        </w:rPr>
-        <w:t xml:space="preserve">fuerza a que las modificaciones requeridas sean mínimas (distancia L1 para continuas y Hamming para categóricas).</w:t>
-      </w:r>
-      <w:r>
-        <w:rPr>
-          <w:color w:val="000000"/>
-        </w:rPr>
-        <w:t xml:space="preserve"> </w:t>
-      </w:r>
-      <w:r>
-        <w:rPr>
-          <w:color w:val="000000"/>
-        </w:rPr>
-        <w:t xml:space="preserve">*</w:t>
+          <w:b/>
+          <w:bCs/>
+          <w:color w:val="000000"/>
+        </w:rPr>
+        <w:t xml:space="preserve">):</w:t>
+      </w:r>
+      <w:r>
+        <w:rPr>
+          <w:color w:val="000000"/>
+        </w:rPr>
+        <w:t xml:space="preserve"> </w:t>
+      </w:r>
+      <w:r>
+        <w:rPr>
+          <w:color w:val="000000"/>
+        </w:rPr>
+        <w:t xml:space="preserve">Resta el término</w:t>
       </w:r>
       <w:r>
         <w:rPr>
@@ -8130,27 +9443,7 @@
         <w:rPr>
           <w:color w:val="000000"/>
         </w:rPr>
-        <w:t xml:space="preserve"> </w:t>
-      </w:r>
-      <w:r>
-        <w:rPr>
-          <w:color w:val="000000"/>
-        </w:rPr>
-        <w:t xml:space="preserve">promueve la diversidad mediante Procesos de Determinantes Puntos (</w:t>
-      </w:r>
-      <w:r>
-        <w:rPr>
-          <w:i/>
-          <w:iCs/>
-          <w:color w:val="000000"/>
-        </w:rPr>
-        <w:t xml:space="preserve">Determinantal Point Processes</w:t>
-      </w:r>
-      <w:r>
-        <w:rPr>
-          <w:color w:val="000000"/>
-        </w:rPr>
-        <w:t xml:space="preserve">), donde</w:t>
+        <w:t xml:space="preserve">, donde</w:t>
       </w:r>
       <w:r>
         <w:rPr>
@@ -8176,13 +9469,7 @@
         <w:rPr>
           <w:color w:val="000000"/>
         </w:rPr>
-        <w:t xml:space="preserve">es una matriz semidefinida positiva cuyas entradas</w:t>
-      </w:r>
-      <w:r>
-        <w:rPr>
-          <w:color w:val="000000"/>
-        </w:rPr>
-        <w:t xml:space="preserve"> </w:t>
+        <w:t xml:space="preserve">es una matriz de similitud entre contrafactuales (</w:t>
       </w:r>
       <m:oMath>
         <m:sSub>
@@ -8287,13 +9574,30 @@
         <w:rPr>
           <w:color w:val="000000"/>
         </w:rPr>
-        <w:t xml:space="preserve"> </w:t>
-      </w:r>
-      <w:r>
-        <w:rPr>
-          <w:color w:val="000000"/>
-        </w:rPr>
-        <w:t xml:space="preserve">capturan la proximidad mutua; maximizar el determinante equivale a maximizar el volumen espacial cubierto, garantizando alternativas cualitativamente distintas.</w:t>
+        <w:t xml:space="preserve">). Al restar el determinante, el optimizador maximiza la separación espacial entre los</w:t>
+      </w:r>
+      <w:r>
+        <w:rPr>
+          <w:color w:val="000000"/>
+        </w:rPr>
+        <w:t xml:space="preserve"> </w:t>
+      </w:r>
+      <m:oMath>
+        <m:r>
+          <m:t>k</m:t>
+        </m:r>
+      </m:oMath>
+      <w:r>
+        <w:rPr>
+          <w:color w:val="000000"/>
+        </w:rPr>
+        <w:t xml:space="preserve"> </w:t>
+      </w:r>
+      <w:r>
+        <w:rPr>
+          <w:color w:val="000000"/>
+        </w:rPr>
+        <w:t xml:space="preserve">contrafactuales, entregando opciones cualitativamente distintas (por ejemplo, una opción basada en elevar ingresos frente a otra basada en reducir endeudamiento).</w:t>
       </w:r>
     </w:p>
     <w:bookmarkEnd w:id="44"/>
@@ -10638,7 +11942,7 @@
         <w:rPr>
           <w:color w:val="000000"/>
         </w:rPr>
-        <w:t xml:space="preserve">Un valor de</w:t>
+        <w:t xml:space="preserve">Esta métrica opera análogamente a un coeficiente de determinación local</w:t>
       </w:r>
       <w:r>
         <w:rPr>
@@ -10647,6 +11951,149 @@
         <w:t xml:space="preserve"> </w:t>
       </w:r>
       <m:oMath>
+        <m:sSup>
+          <m:e>
+            <m:r>
+              <m:t>R</m:t>
+            </m:r>
+          </m:e>
+          <m:sup>
+            <m:r>
+              <m:t>2</m:t>
+            </m:r>
+          </m:sup>
+        </m:sSup>
+      </m:oMath>
+      <w:r>
+        <w:rPr>
+          <w:color w:val="000000"/>
+        </w:rPr>
+        <w:t xml:space="preserve">: el numerador suma las discrepancias al cuadrado entre la predicción de la caja negra</w:t>
+      </w:r>
+      <w:r>
+        <w:rPr>
+          <w:color w:val="000000"/>
+        </w:rPr>
+        <w:t xml:space="preserve"> </w:t>
+      </w:r>
+      <m:oMath>
+        <m:r>
+          <m:t>f</m:t>
+        </m:r>
+        <m:r>
+          <m:rPr>
+            <m:sty m:val="p"/>
+          </m:rPr>
+          <m:t>(</m:t>
+        </m:r>
+        <m:r>
+          <m:t>z</m:t>
+        </m:r>
+        <m:r>
+          <m:rPr>
+            <m:sty m:val="p"/>
+          </m:rPr>
+          <m:t>)</m:t>
+        </m:r>
+      </m:oMath>
+      <w:r>
+        <w:rPr>
+          <w:color w:val="000000"/>
+        </w:rPr>
+        <w:t xml:space="preserve"> </w:t>
+      </w:r>
+      <w:r>
+        <w:rPr>
+          <w:color w:val="000000"/>
+        </w:rPr>
+        <w:t xml:space="preserve">y la del sustituto</w:t>
+      </w:r>
+      <w:r>
+        <w:rPr>
+          <w:color w:val="000000"/>
+        </w:rPr>
+        <w:t xml:space="preserve"> </w:t>
+      </w:r>
+      <m:oMath>
+        <m:r>
+          <m:t>g</m:t>
+        </m:r>
+        <m:r>
+          <m:rPr>
+            <m:sty m:val="p"/>
+          </m:rPr>
+          <m:t>(</m:t>
+        </m:r>
+        <m:r>
+          <m:t>z</m:t>
+        </m:r>
+        <m:r>
+          <m:rPr>
+            <m:sty m:val="p"/>
+          </m:rPr>
+          <m:t>)</m:t>
+        </m:r>
+      </m:oMath>
+      <w:r>
+        <w:rPr>
+          <w:color w:val="000000"/>
+        </w:rPr>
+        <w:t xml:space="preserve"> </w:t>
+      </w:r>
+      <w:r>
+        <w:rPr>
+          <w:color w:val="000000"/>
+        </w:rPr>
+        <w:t xml:space="preserve">ponderadas por proximidad</w:t>
+      </w:r>
+      <w:r>
+        <w:rPr>
+          <w:color w:val="000000"/>
+        </w:rPr>
+        <w:t xml:space="preserve"> </w:t>
+      </w:r>
+      <m:oMath>
+        <m:sSub>
+          <m:e>
+            <m:r>
+              <m:t>π</m:t>
+            </m:r>
+          </m:e>
+          <m:sub>
+            <m:r>
+              <m:t>x</m:t>
+            </m:r>
+          </m:sub>
+        </m:sSub>
+        <m:r>
+          <m:rPr>
+            <m:sty m:val="p"/>
+          </m:rPr>
+          <m:t>(</m:t>
+        </m:r>
+        <m:r>
+          <m:t>z</m:t>
+        </m:r>
+        <m:r>
+          <m:rPr>
+            <m:sty m:val="p"/>
+          </m:rPr>
+          <m:t>)</m:t>
+        </m:r>
+      </m:oMath>
+      <w:r>
+        <w:rPr>
+          <w:color w:val="000000"/>
+        </w:rPr>
+        <w:t xml:space="preserve">, mientras el denominador normaliza por la masa total de ponderación. Un valor de</w:t>
+      </w:r>
+      <w:r>
+        <w:rPr>
+          <w:color w:val="000000"/>
+        </w:rPr>
+        <w:t xml:space="preserve"> </w:t>
+      </w:r>
+      <m:oMath>
         <m:r>
           <m:t>1.0</m:t>
         </m:r>
@@ -10661,7 +12108,7 @@
         <w:rPr>
           <w:color w:val="000000"/>
         </w:rPr>
-        <w:t xml:space="preserve">representa una réplica perfecta de la frontera local; valores inferiores a</w:t>
+        <w:t xml:space="preserve">indica coincidencia absoluta en toda la vecindad; valores inferiores a</w:t>
       </w:r>
       <w:r>
         <w:rPr>
@@ -10684,7 +12131,7 @@
         <w:rPr>
           <w:color w:val="000000"/>
         </w:rPr>
-        <w:t xml:space="preserve">indican un desacoplamiento inaceptable respecto al clasificador real.</w:t>
+        <w:t xml:space="preserve">evidencian que el sustituto no refleja fielmente la frontera del modelo.</w:t>
       </w:r>
     </w:p>
     <w:bookmarkEnd w:id="64"/>
@@ -10712,7 +12159,7 @@
         <w:rPr>
           <w:color w:val="000000"/>
         </w:rPr>
-        <w:t xml:space="preserve">Teóricamente, la estabilidad se define acotando la constante de Lipschitz del operador explicativo</w:t>
+        <w:t xml:space="preserve">Teóricamente, la estabilidad se define acotando la constante de Lipschitz máxima del operador explicativo</w:t>
       </w:r>
       <w:r>
         <w:rPr>
@@ -10784,7 +12231,7 @@
         <w:rPr>
           <w:color w:val="000000"/>
         </w:rPr>
-        <w:t xml:space="preserve">en una bola de radio</w:t>
+        <w:t xml:space="preserve">dentro de una bola de perturbación de radio</w:t>
       </w:r>
       <w:r>
         <w:rPr>
@@ -11098,7 +12545,169 @@
         <w:rPr>
           <w:color w:val="000000"/>
         </w:rPr>
-        <w:t xml:space="preserve">Para viabilizar este cómputo de manera determinista y escalable en producción, FOM-7 calcula la</w:t>
+        <w:t xml:space="preserve">La fracción</w:t>
+      </w:r>
+      <w:r>
+        <w:rPr>
+          <w:color w:val="000000"/>
+        </w:rPr>
+        <w:t xml:space="preserve"> </w:t>
+      </w:r>
+      <m:oMath>
+        <m:f>
+          <m:fPr>
+            <m:type m:val="bar"/>
+          </m:fPr>
+          <m:num>
+            <m:r>
+              <m:rPr>
+                <m:sty m:val="p"/>
+              </m:rPr>
+              <m:t>∥</m:t>
+            </m:r>
+            <m:r>
+              <m:t>E</m:t>
+            </m:r>
+            <m:r>
+              <m:rPr>
+                <m:sty m:val="p"/>
+              </m:rPr>
+              <m:t>(</m:t>
+            </m:r>
+            <m:r>
+              <m:t>x</m:t>
+            </m:r>
+            <m:r>
+              <m:rPr>
+                <m:sty m:val="p"/>
+              </m:rPr>
+              <m:t>)</m:t>
+            </m:r>
+            <m:r>
+              <m:rPr>
+                <m:sty m:val="p"/>
+              </m:rPr>
+              <m:t>−</m:t>
+            </m:r>
+            <m:r>
+              <m:t>E</m:t>
+            </m:r>
+            <m:r>
+              <m:rPr>
+                <m:sty m:val="p"/>
+              </m:rPr>
+              <m:t>(</m:t>
+            </m:r>
+            <m:sSup>
+              <m:e>
+                <m:r>
+                  <m:t>x</m:t>
+                </m:r>
+              </m:e>
+              <m:sup>
+                <m:r>
+                  <m:rPr>
+                    <m:sty m:val="p"/>
+                  </m:rPr>
+                  <m:t>′</m:t>
+                </m:r>
+              </m:sup>
+            </m:sSup>
+            <m:r>
+              <m:rPr>
+                <m:sty m:val="p"/>
+              </m:rPr>
+              <m:t>)</m:t>
+            </m:r>
+            <m:sSub>
+              <m:e>
+                <m:r>
+                  <m:rPr>
+                    <m:sty m:val="p"/>
+                  </m:rPr>
+                  <m:t>∥</m:t>
+                </m:r>
+              </m:e>
+              <m:sub>
+                <m:r>
+                  <m:t>2</m:t>
+                </m:r>
+              </m:sub>
+            </m:sSub>
+          </m:num>
+          <m:den>
+            <m:r>
+              <m:rPr>
+                <m:sty m:val="p"/>
+              </m:rPr>
+              <m:t>∥</m:t>
+            </m:r>
+            <m:r>
+              <m:t>x</m:t>
+            </m:r>
+            <m:r>
+              <m:rPr>
+                <m:sty m:val="p"/>
+              </m:rPr>
+              <m:t>−</m:t>
+            </m:r>
+            <m:sSup>
+              <m:e>
+                <m:r>
+                  <m:t>x</m:t>
+                </m:r>
+              </m:e>
+              <m:sup>
+                <m:r>
+                  <m:rPr>
+                    <m:sty m:val="p"/>
+                  </m:rPr>
+                  <m:t>′</m:t>
+                </m:r>
+              </m:sup>
+            </m:sSup>
+            <m:sSub>
+              <m:e>
+                <m:r>
+                  <m:rPr>
+                    <m:sty m:val="p"/>
+                  </m:rPr>
+                  <m:t>∥</m:t>
+                </m:r>
+              </m:e>
+              <m:sub>
+                <m:r>
+                  <m:t>2</m:t>
+                </m:r>
+              </m:sub>
+            </m:sSub>
+          </m:den>
+        </m:f>
+      </m:oMath>
+      <w:r>
+        <w:rPr>
+          <w:color w:val="000000"/>
+        </w:rPr>
+        <w:t xml:space="preserve"> </w:t>
+      </w:r>
+      <w:r>
+        <w:rPr>
+          <w:color w:val="000000"/>
+        </w:rPr>
+        <w:t xml:space="preserve">mide la tasa máxima de variación del vector de explicación frente a una variación en la entrada. Si un cambio microscópico en los datos genera un giro brusco en las atribuciones, la fracción se dispara y la estabilidad colapsa.</w:t>
+      </w:r>
+    </w:p>
+    <w:p>
+      <w:pPr>
+        <w:pStyle w:val="BodyText"/>
+        <w:spacing w:line="360" w:lineRule="auto"/>
+        <w:jc w:val="both"/>
+      </w:pPr>
+      <w:r>
+        <w:rPr>
+          <w:color w:val="000000"/>
+        </w:rPr>
+        <w:t xml:space="preserve">Para operacionalizar este cálculo de manera escalable y determinista en pipelines de producción, FOM-7 evalúa la</w:t>
       </w:r>
       <w:r>
         <w:rPr>
@@ -11124,7 +12733,30 @@
         <w:rPr>
           <w:color w:val="000000"/>
         </w:rPr>
-        <w:t xml:space="preserve">entre vectores de atribución obtenidos bajo perturbaciones gaussianas controladas (</w:t>
+        <w:t xml:space="preserve">entre los vectores de atribución obtenidos sobre</w:t>
+      </w:r>
+      <w:r>
+        <w:rPr>
+          <w:color w:val="000000"/>
+        </w:rPr>
+        <w:t xml:space="preserve"> </w:t>
+      </w:r>
+      <m:oMath>
+        <m:r>
+          <m:t>B</m:t>
+        </m:r>
+      </m:oMath>
+      <w:r>
+        <w:rPr>
+          <w:color w:val="000000"/>
+        </w:rPr>
+        <w:t xml:space="preserve"> </w:t>
+      </w:r>
+      <w:r>
+        <w:rPr>
+          <w:color w:val="000000"/>
+        </w:rPr>
+        <w:t xml:space="preserve">perturbaciones gaussianas controladas (</w:t>
       </w:r>
       <m:oMath>
         <m:sSub>
@@ -11463,7 +13095,7 @@
         <w:rPr>
           <w:color w:val="000000"/>
         </w:rPr>
-        <w:t xml:space="preserve">donde</w:t>
+        <w:t xml:space="preserve">donde el producto punto dividido por el producto de las normas euclidianas mide si las explicaciones apuntan en la misma dirección geométrica en el espacio de características. Un valor de</w:t>
       </w:r>
       <w:r>
         <w:rPr>
@@ -11473,7 +13105,7 @@
       </w:r>
       <m:oMath>
         <m:r>
-          <m:t>B</m:t>
+          <m:t>1.0</m:t>
         </m:r>
       </m:oMath>
       <w:r>
@@ -11486,7 +13118,7 @@
         <w:rPr>
           <w:color w:val="000000"/>
         </w:rPr>
-        <w:t xml:space="preserve">es el número de muestras de validación y</w:t>
+        <w:t xml:space="preserve">certifica que los factores destacados y sus signos son idénticos bajo ruido; valores por debajo de</w:t>
       </w:r>
       <w:r>
         <w:rPr>
@@ -11495,141 +13127,98 @@
         <w:t xml:space="preserve"> </w:t>
       </w:r>
       <m:oMath>
-        <m:sSub>
-          <m:e>
-            <m:r>
-              <m:t>δ</m:t>
-            </m:r>
-          </m:e>
-          <m:sub>
-            <m:r>
-              <m:t>b</m:t>
-            </m:r>
-          </m:sub>
-        </m:sSub>
+        <m:r>
+          <m:t>0.80</m:t>
+        </m:r>
+      </m:oMath>
+      <w:r>
+        <w:rPr>
+          <w:color w:val="000000"/>
+        </w:rPr>
+        <w:t xml:space="preserve"> </w:t>
+      </w:r>
+      <w:r>
+        <w:rPr>
+          <w:color w:val="000000"/>
+        </w:rPr>
+        <w:t xml:space="preserve">alertan sobre volatilidad estocástica inaceptable.</w:t>
+      </w:r>
+    </w:p>
+    <w:bookmarkEnd w:id="65"/>
+    <w:bookmarkStart w:id="66" w:name="parsimonia-y-escasez-de-coeficientes-g3"/>
+    <w:p>
+      <w:pPr>
+        <w:pStyle w:val="Heading3"/>
+        <w:spacing w:line="360" w:lineRule="auto"/>
+        <w:jc w:val="left"/>
+      </w:pPr>
+      <w:r>
+        <w:rPr>
+          <w:color w:val="000000"/>
+        </w:rPr>
+        <w:t xml:space="preserve">3. Parsimonia y Escasez de Coeficientes (G3)</w:t>
+      </w:r>
+    </w:p>
+    <w:p>
+      <w:pPr>
+        <w:pStyle w:val="FirstParagraph"/>
+        <w:spacing w:line="360" w:lineRule="auto"/>
+        <w:jc w:val="both"/>
+      </w:pPr>
+      <w:r>
+        <w:rPr>
+          <w:color w:val="000000"/>
+        </w:rPr>
+        <w:t xml:space="preserve">Mide la fracción de variables cuya atribución absoluta cae por debajo de un umbral de significancia práctica</w:t>
+      </w:r>
+      <w:r>
+        <w:rPr>
+          <w:color w:val="000000"/>
+        </w:rPr>
+        <w:t xml:space="preserve"> </w:t>
+      </w:r>
+      <m:oMath>
+        <m:r>
+          <m:t>τ</m:t>
+        </m:r>
+      </m:oMath>
+      <w:r>
+        <w:rPr>
+          <w:color w:val="000000"/>
+        </w:rPr>
+        <w:t xml:space="preserve"> </w:t>
+      </w:r>
+      <w:r>
+        <w:rPr>
+          <w:color w:val="000000"/>
+        </w:rPr>
+        <w:t xml:space="preserve">(típicamente</w:t>
+      </w:r>
+      <w:r>
+        <w:rPr>
+          <w:color w:val="000000"/>
+        </w:rPr>
+        <w:t xml:space="preserve"> </w:t>
+      </w:r>
+      <m:oMath>
+        <m:r>
+          <m:t>τ</m:t>
+        </m:r>
         <m:r>
           <m:rPr>
             <m:sty m:val="p"/>
           </m:rPr>
-          <m:t>∼</m:t>
-        </m:r>
-        <m:r>
-          <m:rPr>
-            <m:scr m:val="script"/>
-            <m:sty m:val="p"/>
-          </m:rPr>
-          <m:t>N</m:t>
-        </m:r>
-        <m:r>
-          <m:rPr>
-            <m:sty m:val="p"/>
-          </m:rPr>
-          <m:t>(</m:t>
-        </m:r>
-        <m:r>
-          <m:t>0</m:t>
-        </m:r>
-        <m:r>
-          <m:rPr>
-            <m:sty m:val="p"/>
-          </m:rPr>
-          <m:t>,</m:t>
-        </m:r>
-        <m:sSup>
-          <m:e>
-            <m:r>
-              <m:t>σ</m:t>
-            </m:r>
-          </m:e>
-          <m:sup>
-            <m:r>
-              <m:t>2</m:t>
-            </m:r>
-          </m:sup>
-        </m:sSup>
-        <m:r>
-          <m:t>I</m:t>
-        </m:r>
-        <m:r>
-          <m:rPr>
-            <m:sty m:val="p"/>
-          </m:rPr>
-          <m:t>)</m:t>
+          <m:t>=</m:t>
+        </m:r>
+        <m:r>
+          <m:t>0.01</m:t>
         </m:r>
       </m:oMath>
       <w:r>
         <w:rPr>
           <w:color w:val="000000"/>
         </w:rPr>
-        <w:t xml:space="preserve">. Un valor próximo a</w:t>
-      </w:r>
-      <w:r>
-        <w:rPr>
-          <w:color w:val="000000"/>
-        </w:rPr>
-        <w:t xml:space="preserve"> </w:t>
-      </w:r>
-      <m:oMath>
-        <m:r>
-          <m:t>1.0</m:t>
-        </m:r>
-      </m:oMath>
-      <w:r>
-        <w:rPr>
-          <w:color w:val="000000"/>
-        </w:rPr>
-        <w:t xml:space="preserve"> </w:t>
-      </w:r>
-      <w:r>
-        <w:rPr>
-          <w:color w:val="000000"/>
-        </w:rPr>
-        <w:t xml:space="preserve">garantiza que ruidos menores no alterarán la jerarquía de factores reportados.</w:t>
-      </w:r>
-    </w:p>
-    <w:bookmarkEnd w:id="65"/>
-    <w:bookmarkStart w:id="66" w:name="parsimonia-y-escasez-de-coeficientes-g3"/>
-    <w:p>
-      <w:pPr>
-        <w:pStyle w:val="Heading3"/>
-        <w:spacing w:line="360" w:lineRule="auto"/>
-        <w:jc w:val="left"/>
-      </w:pPr>
-      <w:r>
-        <w:rPr>
-          <w:color w:val="000000"/>
-        </w:rPr>
-        <w:t xml:space="preserve">3. Parsimonia y Escasez de Coeficientes (G3)</w:t>
-      </w:r>
-    </w:p>
-    <w:p>
-      <w:pPr>
-        <w:pStyle w:val="FirstParagraph"/>
-        <w:spacing w:line="360" w:lineRule="auto"/>
-        <w:jc w:val="both"/>
-      </w:pPr>
-      <w:r>
-        <w:rPr>
-          <w:color w:val="000000"/>
-        </w:rPr>
-        <w:t xml:space="preserve">Mide la fracción de variables cuya atribución absoluta cae por debajo de un umbral de significancia práctica</w:t>
-      </w:r>
-      <w:r>
-        <w:rPr>
-          <w:color w:val="000000"/>
-        </w:rPr>
-        <w:t xml:space="preserve"> </w:t>
-      </w:r>
-      <m:oMath>
-        <m:r>
-          <m:t>τ</m:t>
-        </m:r>
-      </m:oMath>
-      <w:r>
-        <w:rPr>
-          <w:color w:val="000000"/>
-        </w:rPr>
-        <w:t xml:space="preserve">:</w:t>
+        <w:t xml:space="preserve">):</w:t>
       </w:r>
     </w:p>
     <w:p>
@@ -11832,6 +13421,83 @@
         </m:oMath>
       </m:oMathPara>
     </w:p>
+    <w:p>
+      <w:pPr>
+        <w:pStyle w:val="FirstParagraph"/>
+        <w:spacing w:line="360" w:lineRule="auto"/>
+        <w:jc w:val="both"/>
+      </w:pPr>
+      <w:r>
+        <w:rPr>
+          <w:color w:val="000000"/>
+        </w:rPr>
+        <w:t xml:space="preserve">donde</w:t>
+      </w:r>
+      <w:r>
+        <w:rPr>
+          <w:color w:val="000000"/>
+        </w:rPr>
+        <w:t xml:space="preserve"> </w:t>
+      </w:r>
+      <m:oMath>
+        <m:r>
+          <m:rPr>
+            <m:sty m:val="p"/>
+          </m:rPr>
+          <m:t>|</m:t>
+        </m:r>
+        <m:r>
+          <m:t>F</m:t>
+        </m:r>
+        <m:r>
+          <m:rPr>
+            <m:sty m:val="p"/>
+          </m:rPr>
+          <m:t>|</m:t>
+        </m:r>
+      </m:oMath>
+      <w:r>
+        <w:rPr>
+          <w:color w:val="000000"/>
+        </w:rPr>
+        <w:t xml:space="preserve"> </w:t>
+      </w:r>
+      <w:r>
+        <w:rPr>
+          <w:color w:val="000000"/>
+        </w:rPr>
+        <w:t xml:space="preserve">es la cantidad total de columnas. Una escasez elevada (por ejemplo,</w:t>
+      </w:r>
+      <w:r>
+        <w:rPr>
+          <w:color w:val="000000"/>
+        </w:rPr>
+        <w:t xml:space="preserve"> </w:t>
+      </w:r>
+      <m:oMath>
+        <m:r>
+          <m:rPr>
+            <m:sty m:val="p"/>
+          </m:rPr>
+          <m:t>≥</m:t>
+        </m:r>
+        <m:r>
+          <m:t>0.85</m:t>
+        </m:r>
+      </m:oMath>
+      <w:r>
+        <w:rPr>
+          <w:color w:val="000000"/>
+        </w:rPr>
+        <w:t xml:space="preserve"> </w:t>
+      </w:r>
+      <w:r>
+        <w:rPr>
+          <w:color w:val="000000"/>
+        </w:rPr>
+        <w:t xml:space="preserve">en una tabla de 100 variables) indica que el explicador filtra el ruido de fondo y concentra la atención en pocas variables críticas.</w:t>
+      </w:r>
+    </w:p>
     <w:bookmarkEnd w:id="66"/>
     <w:bookmarkStart w:id="67" w:name="cobertura-empírica-de-reglas-g4"/>
     <w:p>
@@ -12040,6 +13706,98 @@
         </m:oMath>
       </m:oMathPara>
     </w:p>
+    <w:p>
+      <w:pPr>
+        <w:pStyle w:val="FirstParagraph"/>
+        <w:spacing w:line="360" w:lineRule="auto"/>
+        <w:jc w:val="both"/>
+      </w:pPr>
+      <w:r>
+        <w:rPr>
+          <w:color w:val="000000"/>
+        </w:rPr>
+        <w:t xml:space="preserve">donde</w:t>
+      </w:r>
+      <w:r>
+        <w:rPr>
+          <w:color w:val="000000"/>
+        </w:rPr>
+        <w:t xml:space="preserve"> </w:t>
+      </w:r>
+      <m:oMath>
+        <m:r>
+          <m:t>A</m:t>
+        </m:r>
+        <m:r>
+          <m:rPr>
+            <m:sty m:val="p"/>
+          </m:rPr>
+          <m:t>(</m:t>
+        </m:r>
+        <m:sSub>
+          <m:e>
+            <m:r>
+              <m:t>x</m:t>
+            </m:r>
+          </m:e>
+          <m:sub>
+            <m:r>
+              <m:t>j</m:t>
+            </m:r>
+          </m:sub>
+        </m:sSub>
+        <m:r>
+          <m:rPr>
+            <m:sty m:val="p"/>
+          </m:rPr>
+          <m:t>)</m:t>
+        </m:r>
+        <m:r>
+          <m:rPr>
+            <m:sty m:val="p"/>
+          </m:rPr>
+          <m:t>=</m:t>
+        </m:r>
+        <m:r>
+          <m:t>1</m:t>
+        </m:r>
+      </m:oMath>
+      <w:r>
+        <w:rPr>
+          <w:color w:val="000000"/>
+        </w:rPr>
+        <w:t xml:space="preserve"> </w:t>
+      </w:r>
+      <w:r>
+        <w:rPr>
+          <w:color w:val="000000"/>
+        </w:rPr>
+        <w:t xml:space="preserve">indica que el registro</w:t>
+      </w:r>
+      <w:r>
+        <w:rPr>
+          <w:color w:val="000000"/>
+        </w:rPr>
+        <w:t xml:space="preserve"> </w:t>
+      </w:r>
+      <m:oMath>
+        <m:r>
+          <m:t>j</m:t>
+        </m:r>
+      </m:oMath>
+      <w:r>
+        <w:rPr>
+          <w:color w:val="000000"/>
+        </w:rPr>
+        <w:t xml:space="preserve"> </w:t>
+      </w:r>
+      <w:r>
+        <w:rPr>
+          <w:color w:val="000000"/>
+        </w:rPr>
+        <w:t xml:space="preserve">cumple todos los predicados de la regla.</w:t>
+      </w:r>
+    </w:p>
     <w:bookmarkEnd w:id="67"/>
     <w:bookmarkStart w:id="68" w:name="latencia-computacional-media-g5"/>
     <w:p>
@@ -12121,7 +13879,7 @@
         <w:rPr>
           <w:color w:val="000000"/>
         </w:rPr>
-        <w:t xml:space="preserve">requerido para generar la explicación de una instancia sobre un lote de</w:t>
+        <w:t xml:space="preserve">requerido para generar la explicación completa de una instancia sobre un lote representativo de</w:t>
       </w:r>
       <w:r>
         <w:rPr>
@@ -12318,7 +14076,7 @@
         <w:rPr>
           <w:color w:val="000000"/>
         </w:rPr>
-        <w:t xml:space="preserve">Mide la correlación de rangos de Spearman entre los vectores de atribución generados por dos explicadores</w:t>
+        <w:t xml:space="preserve">Mide el coeficiente de correlación de rangos de Spearman entre las jerarquías de variables ordenadas por dos explicadores</w:t>
       </w:r>
       <w:r>
         <w:rPr>
@@ -12632,6 +14390,98 @@
             </m:r>
           </m:sub>
         </m:sSub>
+        <m:r>
+          <m:rPr>
+            <m:sty m:val="p"/>
+          </m:rPr>
+          <m:t>=</m:t>
+        </m:r>
+        <m:r>
+          <m:rPr>
+            <m:nor/>
+            <m:sty m:val="p"/>
+          </m:rPr>
+          <m:t>rango</m:t>
+        </m:r>
+        <m:r>
+          <m:rPr>
+            <m:sty m:val="p"/>
+          </m:rPr>
+          <m:t>(</m:t>
+        </m:r>
+        <m:sSub>
+          <m:e>
+            <m:r>
+              <m:t>E</m:t>
+            </m:r>
+          </m:e>
+          <m:sub>
+            <m:r>
+              <m:t>1</m:t>
+            </m:r>
+          </m:sub>
+        </m:sSub>
+        <m:sSub>
+          <m:e>
+            <m:r>
+              <m:rPr>
+                <m:sty m:val="p"/>
+              </m:rPr>
+              <m:t>)</m:t>
+            </m:r>
+          </m:e>
+          <m:sub>
+            <m:r>
+              <m:t>i</m:t>
+            </m:r>
+          </m:sub>
+        </m:sSub>
+        <m:r>
+          <m:rPr>
+            <m:sty m:val="p"/>
+          </m:rPr>
+          <m:t>−</m:t>
+        </m:r>
+        <m:r>
+          <m:rPr>
+            <m:nor/>
+            <m:sty m:val="p"/>
+          </m:rPr>
+          <m:t>rango</m:t>
+        </m:r>
+        <m:r>
+          <m:rPr>
+            <m:sty m:val="p"/>
+          </m:rPr>
+          <m:t>(</m:t>
+        </m:r>
+        <m:sSub>
+          <m:e>
+            <m:r>
+              <m:t>E</m:t>
+            </m:r>
+          </m:e>
+          <m:sub>
+            <m:r>
+              <m:t>2</m:t>
+            </m:r>
+          </m:sub>
+        </m:sSub>
+        <m:sSub>
+          <m:e>
+            <m:r>
+              <m:rPr>
+                <m:sty m:val="p"/>
+              </m:rPr>
+              <m:t>)</m:t>
+            </m:r>
+          </m:e>
+          <m:sub>
+            <m:r>
+              <m:t>i</m:t>
+            </m:r>
+          </m:sub>
+        </m:sSub>
       </m:oMath>
       <w:r>
         <w:rPr>
@@ -12643,7 +14493,7 @@
         <w:rPr>
           <w:color w:val="000000"/>
         </w:rPr>
-        <w:t xml:space="preserve">es la diferencia entre los rangos asignados a la característica</w:t>
+        <w:t xml:space="preserve">es la diferencia entre los puestos asignados a la variable</w:t>
       </w:r>
       <w:r>
         <w:rPr>
@@ -12654,6 +14504,122 @@
       <m:oMath>
         <m:r>
           <m:t>i</m:t>
+        </m:r>
+      </m:oMath>
+      <w:r>
+        <w:rPr>
+          <w:color w:val="000000"/>
+        </w:rPr>
+        <w:t xml:space="preserve"> </w:t>
+      </w:r>
+      <w:r>
+        <w:rPr>
+          <w:color w:val="000000"/>
+        </w:rPr>
+        <w:t xml:space="preserve">por ambos métodos. Si ambos explicadores coinciden exactamente en el orden de las variables,</w:t>
+      </w:r>
+      <w:r>
+        <w:rPr>
+          <w:color w:val="000000"/>
+        </w:rPr>
+        <w:t xml:space="preserve"> </w:t>
+      </w:r>
+      <m:oMath>
+        <m:sSub>
+          <m:e>
+            <m:r>
+              <m:t>d</m:t>
+            </m:r>
+          </m:e>
+          <m:sub>
+            <m:r>
+              <m:t>i</m:t>
+            </m:r>
+          </m:sub>
+        </m:sSub>
+        <m:r>
+          <m:rPr>
+            <m:sty m:val="p"/>
+          </m:rPr>
+          <m:t>=</m:t>
+        </m:r>
+        <m:r>
+          <m:t>0</m:t>
+        </m:r>
+      </m:oMath>
+      <w:r>
+        <w:rPr>
+          <w:color w:val="000000"/>
+        </w:rPr>
+        <w:t xml:space="preserve"> </w:t>
+      </w:r>
+      <w:r>
+        <w:rPr>
+          <w:color w:val="000000"/>
+        </w:rPr>
+        <w:t xml:space="preserve">para toda</w:t>
+      </w:r>
+      <w:r>
+        <w:rPr>
+          <w:color w:val="000000"/>
+        </w:rPr>
+        <w:t xml:space="preserve"> </w:t>
+      </w:r>
+      <m:oMath>
+        <m:r>
+          <m:t>i</m:t>
+        </m:r>
+      </m:oMath>
+      <w:r>
+        <w:rPr>
+          <w:color w:val="000000"/>
+        </w:rPr>
+        <w:t xml:space="preserve"> </w:t>
+      </w:r>
+      <w:r>
+        <w:rPr>
+          <w:color w:val="000000"/>
+        </w:rPr>
+        <w:t xml:space="preserve">y la consistencia es</w:t>
+      </w:r>
+      <w:r>
+        <w:rPr>
+          <w:color w:val="000000"/>
+        </w:rPr>
+        <w:t xml:space="preserve"> </w:t>
+      </w:r>
+      <m:oMath>
+        <m:r>
+          <m:rPr>
+            <m:sty m:val="p"/>
+          </m:rPr>
+          <m:t>+</m:t>
+        </m:r>
+        <m:r>
+          <m:t>1.0</m:t>
+        </m:r>
+      </m:oMath>
+      <w:r>
+        <w:rPr>
+          <w:color w:val="000000"/>
+        </w:rPr>
+        <w:t xml:space="preserve">; si entregan órdenes invertidos, la consistencia se degrada hacia</w:t>
+      </w:r>
+      <w:r>
+        <w:rPr>
+          <w:color w:val="000000"/>
+        </w:rPr>
+        <w:t xml:space="preserve"> </w:t>
+      </w:r>
+      <m:oMath>
+        <m:r>
+          <m:rPr>
+            <m:sty m:val="p"/>
+          </m:rPr>
+          <m:t>−</m:t>
+        </m:r>
+        <m:r>
+          <m:t>1.0</m:t>
         </m:r>
       </m:oMath>
       <w:r>
@@ -12688,7 +14654,21 @@
         <w:rPr>
           <w:color w:val="000000"/>
         </w:rPr>
-        <w:t xml:space="preserve">Evalúa la paridad en la fidelidad local media entre subgrupos demográficos protegidos (como género o etnia), aplicando el criterio regulatorio de la regla de los cuatro quintos:</w:t>
+        <w:t xml:space="preserve">Evalúa la paridad en la fidelidad local media entre subgrupos demográficos protegidos (como género o etnia), aplicando el criterio regulatorio de la regla de los cuatro quintos (</w:t>
+      </w:r>
+      <w:r>
+        <w:rPr>
+          <w:i/>
+          <w:iCs/>
+          <w:color w:val="000000"/>
+        </w:rPr>
+        <w:t xml:space="preserve">Four-Fifths Rule</w:t>
+      </w:r>
+      <w:r>
+        <w:rPr>
+          <w:color w:val="000000"/>
+        </w:rPr>
+        <w:t xml:space="preserve">):</w:t>
       </w:r>
     </w:p>
     <w:p>
@@ -12881,6 +14861,143 @@
           </m:r>
         </m:oMath>
       </m:oMathPara>
+    </w:p>
+    <w:p>
+      <w:pPr>
+        <w:pStyle w:val="FirstParagraph"/>
+        <w:spacing w:line="360" w:lineRule="auto"/>
+        <w:jc w:val="both"/>
+      </w:pPr>
+      <w:r>
+        <w:rPr>
+          <w:color w:val="000000"/>
+        </w:rPr>
+        <w:t xml:space="preserve">donde</w:t>
+      </w:r>
+      <w:r>
+        <w:rPr>
+          <w:color w:val="000000"/>
+        </w:rPr>
+        <w:t xml:space="preserve"> </w:t>
+      </w:r>
+      <m:oMath>
+        <m:sSub>
+          <m:e>
+            <m:acc>
+              <m:accPr>
+                <m:chr m:val="‾"/>
+              </m:accPr>
+              <m:e>
+                <m:r>
+                  <m:t>G</m:t>
+                </m:r>
+              </m:e>
+            </m:acc>
+          </m:e>
+          <m:sub>
+            <m:r>
+              <m:t>1</m:t>
+            </m:r>
+          </m:sub>
+        </m:sSub>
+        <m:r>
+          <m:rPr>
+            <m:sty m:val="p"/>
+          </m:rPr>
+          <m:t>(</m:t>
+        </m:r>
+        <m:r>
+          <m:t>A</m:t>
+        </m:r>
+        <m:r>
+          <m:rPr>
+            <m:sty m:val="p"/>
+          </m:rPr>
+          <m:t>=</m:t>
+        </m:r>
+        <m:r>
+          <m:t>a</m:t>
+        </m:r>
+        <m:r>
+          <m:rPr>
+            <m:sty m:val="p"/>
+          </m:rPr>
+          <m:t>)</m:t>
+        </m:r>
+      </m:oMath>
+      <w:r>
+        <w:rPr>
+          <w:color w:val="000000"/>
+        </w:rPr>
+        <w:t xml:space="preserve"> </w:t>
+      </w:r>
+      <w:r>
+        <w:rPr>
+          <w:color w:val="000000"/>
+        </w:rPr>
+        <w:t xml:space="preserve">es la fidelidad media del explicador en el subgrupo protegido</w:t>
+      </w:r>
+      <w:r>
+        <w:rPr>
+          <w:color w:val="000000"/>
+        </w:rPr>
+        <w:t xml:space="preserve"> </w:t>
+      </w:r>
+      <m:oMath>
+        <m:r>
+          <m:t>a</m:t>
+        </m:r>
+      </m:oMath>
+      <w:r>
+        <w:rPr>
+          <w:color w:val="000000"/>
+        </w:rPr>
+        <w:t xml:space="preserve">, y</w:t>
+      </w:r>
+      <w:r>
+        <w:rPr>
+          <w:color w:val="000000"/>
+        </w:rPr>
+        <w:t xml:space="preserve"> </w:t>
+      </w:r>
+      <m:oMath>
+        <m:r>
+          <m:rPr>
+            <m:scr m:val="script"/>
+            <m:sty m:val="p"/>
+          </m:rPr>
+          <m:t>A</m:t>
+        </m:r>
+      </m:oMath>
+      <w:r>
+        <w:rPr>
+          <w:color w:val="000000"/>
+        </w:rPr>
+        <w:t xml:space="preserve"> </w:t>
+      </w:r>
+      <w:r>
+        <w:rPr>
+          <w:color w:val="000000"/>
+        </w:rPr>
+        <w:t xml:space="preserve">es el conjunto de subgrupos. La razón compara el grupo con menor fidelidad frente al grupo con mayor fidelidad: si la razón cae por debajo de</w:t>
+      </w:r>
+      <w:r>
+        <w:rPr>
+          <w:color w:val="000000"/>
+        </w:rPr>
+        <w:t xml:space="preserve"> </w:t>
+      </w:r>
+      <m:oMath>
+        <m:r>
+          <m:t>0.80</m:t>
+        </m:r>
+      </m:oMath>
+      <w:r>
+        <w:rPr>
+          <w:color w:val="000000"/>
+        </w:rPr>
+        <w:t xml:space="preserve">, existe una brecha discriminatoria inadmisible en la calidad de la auditoría.</w:t>
+      </w:r>
     </w:p>
     <w:bookmarkEnd w:id="70"/>
     <w:bookmarkEnd w:id="71"/>
@@ -15802,12 +17919,12 @@
         <w:rPr>
           <w:color w:val="000000"/>
         </w:rPr>
-        <w:t xml:space="preserve">) de rendimiento equivalente en rangos promedio across experimental blocks:</w:t>
-      </w:r>
-    </w:p>
-    <w:p>
-      <w:pPr>
-        <w:pStyle w:val="Compact"/>
+        <w:t xml:space="preserve">) de que todos los explicadores presentan un rendimiento equivalente en sus rangos promedio a través de las condiciones experimentales:</w:t>
+      </w:r>
+    </w:p>
+    <w:p>
+      <w:pPr>
+        <w:pStyle w:val="FirstParagraph"/>
         <w:spacing w:line="360" w:lineRule="auto"/>
       </w:pPr>
       <m:oMathPara>
@@ -15995,11 +18112,7 @@
     </w:p>
     <w:p>
       <w:pPr>
-        <w:pStyle w:val="Compact"/>
-        <w:numPr>
-          <w:ilvl w:val="0"/>
-          <w:numId w:val="1000"/>
-        </w:numPr>
+        <w:pStyle w:val="FirstParagraph"/>
         <w:spacing w:line="360" w:lineRule="auto"/>
         <w:jc w:val="both"/>
       </w:pPr>
@@ -16039,7 +18152,7 @@
         <w:rPr>
           <w:color w:val="000000"/>
         </w:rPr>
-        <w:t xml:space="preserve">explicadores,</w:t>
+        <w:t xml:space="preserve">es el número de explicadores comparados,</w:t>
       </w:r>
       <w:r>
         <w:rPr>
@@ -16071,7 +18184,7 @@
         <w:rPr>
           <w:color w:val="000000"/>
         </w:rPr>
-        <w:t xml:space="preserve">condiciones experimentales (cruces de modelos y tamaños de muestra), y</w:t>
+        <w:t xml:space="preserve">es el número de bloques experimentales (cruces de modelos y tamaños de muestra), y</w:t>
       </w:r>
       <w:r>
         <w:rPr>
@@ -16092,6 +18205,73 @@
             </m:r>
           </m:sub>
         </m:sSub>
+        <m:r>
+          <m:rPr>
+            <m:sty m:val="p"/>
+          </m:rPr>
+          <m:t>=</m:t>
+        </m:r>
+        <m:f>
+          <m:fPr>
+            <m:type m:val="bar"/>
+          </m:fPr>
+          <m:num>
+            <m:r>
+              <m:t>1</m:t>
+            </m:r>
+          </m:num>
+          <m:den>
+            <m:r>
+              <m:t>N</m:t>
+            </m:r>
+          </m:den>
+        </m:f>
+        <m:nary>
+          <m:naryPr>
+            <m:chr m:val="∑"/>
+            <m:limLoc m:val="undOvr"/>
+            <m:subHide m:val="off"/>
+            <m:supHide m:val="off"/>
+          </m:naryPr>
+          <m:sub>
+            <m:r>
+              <m:t>i</m:t>
+            </m:r>
+            <m:r>
+              <m:rPr>
+                <m:sty m:val="p"/>
+              </m:rPr>
+              <m:t>=</m:t>
+            </m:r>
+            <m:r>
+              <m:t>1</m:t>
+            </m:r>
+          </m:sub>
+          <m:sup>
+            <m:r>
+              <m:t>N</m:t>
+            </m:r>
+          </m:sup>
+          <m:e>
+            <m:sSubSup>
+              <m:e>
+                <m:r>
+                  <m:t>r</m:t>
+                </m:r>
+              </m:e>
+              <m:sub>
+                <m:r>
+                  <m:t>i</m:t>
+                </m:r>
+              </m:sub>
+              <m:sup>
+                <m:r>
+                  <m:t>j</m:t>
+                </m:r>
+              </m:sup>
+            </m:sSubSup>
+          </m:e>
+        </m:nary>
       </m:oMath>
       <w:r>
         <w:rPr>
@@ -16103,7 +18283,7 @@
         <w:rPr>
           <w:color w:val="000000"/>
         </w:rPr>
-        <w:t xml:space="preserve">es el rango medio del explicador</w:t>
+        <w:t xml:space="preserve">es el rango promedio obtenido por el explicador</w:t>
       </w:r>
       <w:r>
         <w:rPr>
@@ -16120,7 +18300,172 @@
         <w:rPr>
           <w:color w:val="000000"/>
         </w:rPr>
-        <w:t xml:space="preserve">.</w:t>
+        <w:t xml:space="preserve">. Si todos los métodos tuviesen un rendimiento indistinguible, sus rangos promedio serían idénticos (</w:t>
+      </w:r>
+      <m:oMath>
+        <m:sSub>
+          <m:e>
+            <m:r>
+              <m:t>R</m:t>
+            </m:r>
+          </m:e>
+          <m:sub>
+            <m:r>
+              <m:t>j</m:t>
+            </m:r>
+          </m:sub>
+        </m:sSub>
+        <m:r>
+          <m:rPr>
+            <m:sty m:val="p"/>
+          </m:rPr>
+          <m:t>≈</m:t>
+        </m:r>
+        <m:f>
+          <m:fPr>
+            <m:type m:val="bar"/>
+          </m:fPr>
+          <m:num>
+            <m:r>
+              <m:t>k</m:t>
+            </m:r>
+            <m:r>
+              <m:rPr>
+                <m:sty m:val="p"/>
+              </m:rPr>
+              <m:t>+</m:t>
+            </m:r>
+            <m:r>
+              <m:t>1</m:t>
+            </m:r>
+          </m:num>
+          <m:den>
+            <m:r>
+              <m:t>2</m:t>
+            </m:r>
+          </m:den>
+        </m:f>
+        <m:r>
+          <m:rPr>
+            <m:sty m:val="p"/>
+          </m:rPr>
+          <m:t>=</m:t>
+        </m:r>
+        <m:r>
+          <m:t>2.5</m:t>
+        </m:r>
+      </m:oMath>
+      <w:r>
+        <w:rPr>
+          <w:color w:val="000000"/>
+        </w:rPr>
+        <w:t xml:space="preserve">) y el estadístico</w:t>
+      </w:r>
+      <w:r>
+        <w:rPr>
+          <w:color w:val="000000"/>
+        </w:rPr>
+        <w:t xml:space="preserve"> </w:t>
+      </w:r>
+      <m:oMath>
+        <m:sSubSup>
+          <m:e>
+            <m:r>
+              <m:t>χ</m:t>
+            </m:r>
+          </m:e>
+          <m:sub>
+            <m:r>
+              <m:t>F</m:t>
+            </m:r>
+          </m:sub>
+          <m:sup>
+            <m:r>
+              <m:t>2</m:t>
+            </m:r>
+          </m:sup>
+        </m:sSubSup>
+      </m:oMath>
+      <w:r>
+        <w:rPr>
+          <w:color w:val="000000"/>
+        </w:rPr>
+        <w:t xml:space="preserve"> </w:t>
+      </w:r>
+      <w:r>
+        <w:rPr>
+          <w:color w:val="000000"/>
+        </w:rPr>
+        <w:t xml:space="preserve">sería cercano a cero. Un valor elevado de</w:t>
+      </w:r>
+      <w:r>
+        <w:rPr>
+          <w:color w:val="000000"/>
+        </w:rPr>
+        <w:t xml:space="preserve"> </w:t>
+      </w:r>
+      <m:oMath>
+        <m:sSubSup>
+          <m:e>
+            <m:r>
+              <m:t>χ</m:t>
+            </m:r>
+          </m:e>
+          <m:sub>
+            <m:r>
+              <m:t>F</m:t>
+            </m:r>
+          </m:sub>
+          <m:sup>
+            <m:r>
+              <m:t>2</m:t>
+            </m:r>
+          </m:sup>
+        </m:sSubSup>
+      </m:oMath>
+      <w:r>
+        <w:rPr>
+          <w:color w:val="000000"/>
+        </w:rPr>
+        <w:t xml:space="preserve"> </w:t>
+      </w:r>
+      <w:r>
+        <w:rPr>
+          <w:color w:val="000000"/>
+        </w:rPr>
+        <w:t xml:space="preserve">con</w:t>
+      </w:r>
+      <w:r>
+        <w:rPr>
+          <w:color w:val="000000"/>
+        </w:rPr>
+        <w:t xml:space="preserve"> </w:t>
+      </w:r>
+      <m:oMath>
+        <m:r>
+          <m:t>p</m:t>
+        </m:r>
+        <m:r>
+          <m:rPr>
+            <m:sty m:val="p"/>
+          </m:rPr>
+          <m:t>&lt;</m:t>
+        </m:r>
+        <m:r>
+          <m:t>0.001</m:t>
+        </m:r>
+      </m:oMath>
+      <w:r>
+        <w:rPr>
+          <w:color w:val="000000"/>
+        </w:rPr>
+        <w:t xml:space="preserve"> </w:t>
+      </w:r>
+      <w:r>
+        <w:rPr>
+          <w:color w:val="000000"/>
+        </w:rPr>
+        <w:t xml:space="preserve">rechaza formalmente la equivalencia entre métodos.</w:t>
       </w:r>
     </w:p>
     <w:p>
@@ -16128,7 +18473,7 @@
         <w:pStyle w:val="Compact"/>
         <w:numPr>
           <w:ilvl w:val="0"/>
-          <w:numId w:val="1009"/>
+          <w:numId w:val="1010"/>
         </w:numPr>
         <w:spacing w:line="360" w:lineRule="auto"/>
         <w:jc w:val="both"/>
@@ -16177,47 +18522,21 @@
         <w:rPr>
           <w:color w:val="000000"/>
         </w:rPr>
-        <w:t xml:space="preserve"> </w:t>
-      </w:r>
-      <w:r>
-        <w:rPr>
-          <w:color w:val="000000"/>
-        </w:rPr>
-        <w:t xml:space="preserve">(</w:t>
+        <w:t xml:space="preserve">, se calcula el umbral de Diferencia Crítica (</w:t>
       </w:r>
       <m:oMath>
         <m:r>
-          <m:t>p</m:t>
-        </m:r>
-        <m:r>
-          <m:rPr>
-            <m:sty m:val="p"/>
-          </m:rPr>
-          <m:t>&lt;</m:t>
-        </m:r>
-        <m:r>
-          <m:t>0.001</m:t>
+          <m:t>C</m:t>
+        </m:r>
+        <m:r>
+          <m:t>D</m:t>
         </m:r>
       </m:oMath>
       <w:r>
         <w:rPr>
           <w:color w:val="000000"/>
         </w:rPr>
-        <w:t xml:space="preserve">), se calcula la Diferencia Crítica (</w:t>
-      </w:r>
-      <m:oMath>
-        <m:r>
-          <m:t>C</m:t>
-        </m:r>
-        <m:r>
-          <m:t>D</m:t>
-        </m:r>
-      </m:oMath>
-      <w:r>
-        <w:rPr>
-          <w:color w:val="000000"/>
-        </w:rPr>
-        <w:t xml:space="preserve">) a nivel</w:t>
+        <w:t xml:space="preserve">) a un nivel de significancia de dos colas</w:t>
       </w:r>
       <w:r>
         <w:rPr>
@@ -16248,7 +18567,7 @@
     </w:p>
     <w:p>
       <w:pPr>
-        <w:pStyle w:val="Compact"/>
+        <w:pStyle w:val="FirstParagraph"/>
         <w:spacing w:line="360" w:lineRule="auto"/>
       </w:pPr>
       <m:oMathPara>
@@ -16335,11 +18654,7 @@
     </w:p>
     <w:p>
       <w:pPr>
-        <w:pStyle w:val="Compact"/>
-        <w:numPr>
-          <w:ilvl w:val="0"/>
-          <w:numId w:val="1000"/>
-        </w:numPr>
+        <w:pStyle w:val="FirstParagraph"/>
         <w:spacing w:line="360" w:lineRule="auto"/>
         <w:jc w:val="both"/>
       </w:pPr>
@@ -16347,7 +18662,7 @@
         <w:rPr>
           <w:color w:val="000000"/>
         </w:rPr>
-        <w:t xml:space="preserve">donde el valor crítico de rango studentizado es</w:t>
+        <w:t xml:space="preserve">donde</w:t>
       </w:r>
       <w:r>
         <w:rPr>
@@ -16388,7 +18703,7 @@
         <w:rPr>
           <w:color w:val="000000"/>
         </w:rPr>
-        <w:t xml:space="preserve">para</w:t>
+        <w:t xml:space="preserve">es el valor crítico de la distribución de rango studentizado para</w:t>
       </w:r>
       <w:r>
         <w:rPr>
@@ -16414,7 +18729,13 @@
         <w:rPr>
           <w:color w:val="000000"/>
         </w:rPr>
-        <w:t xml:space="preserve">. Si la distancia entre rangos promedio de dos métodos supera estrictamente</w:t>
+        <w:t xml:space="preserve"> </w:t>
+      </w:r>
+      <w:r>
+        <w:rPr>
+          <w:color w:val="000000"/>
+        </w:rPr>
+        <w:t xml:space="preserve">algoritmos. Geométricamente,</w:t>
       </w:r>
       <w:r>
         <w:rPr>
@@ -16434,7 +18755,118 @@
         <w:rPr>
           <w:color w:val="000000"/>
         </w:rPr>
-        <w:t xml:space="preserve">, la superioridad queda estadísticamente demostrada.</w:t>
+        <w:t xml:space="preserve"> </w:t>
+      </w:r>
+      <w:r>
+        <w:rPr>
+          <w:color w:val="000000"/>
+        </w:rPr>
+        <w:t xml:space="preserve">define la distancia mínima requerida entre los rangos promedio de dos explicadores</w:t>
+      </w:r>
+      <w:r>
+        <w:rPr>
+          <w:color w:val="000000"/>
+        </w:rPr>
+        <w:t xml:space="preserve"> </w:t>
+      </w:r>
+      <m:oMath>
+        <m:r>
+          <m:rPr>
+            <m:sty m:val="p"/>
+          </m:rPr>
+          <m:t>|</m:t>
+        </m:r>
+        <m:sSub>
+          <m:e>
+            <m:r>
+              <m:t>R</m:t>
+            </m:r>
+          </m:e>
+          <m:sub>
+            <m:r>
+              <m:t>a</m:t>
+            </m:r>
+          </m:sub>
+        </m:sSub>
+        <m:r>
+          <m:rPr>
+            <m:sty m:val="p"/>
+          </m:rPr>
+          <m:t>−</m:t>
+        </m:r>
+        <m:sSub>
+          <m:e>
+            <m:r>
+              <m:t>R</m:t>
+            </m:r>
+          </m:e>
+          <m:sub>
+            <m:r>
+              <m:t>b</m:t>
+            </m:r>
+          </m:sub>
+        </m:sSub>
+        <m:r>
+          <m:rPr>
+            <m:sty m:val="p"/>
+          </m:rPr>
+          <m:t>|</m:t>
+        </m:r>
+      </m:oMath>
+      <w:r>
+        <w:rPr>
+          <w:color w:val="000000"/>
+        </w:rPr>
+        <w:t xml:space="preserve">: si la diferencia supera estrictamente el valor</w:t>
+      </w:r>
+      <w:r>
+        <w:rPr>
+          <w:color w:val="000000"/>
+        </w:rPr>
+        <w:t xml:space="preserve"> </w:t>
+      </w:r>
+      <m:oMath>
+        <m:r>
+          <m:t>C</m:t>
+        </m:r>
+        <m:r>
+          <m:t>D</m:t>
+        </m:r>
+      </m:oMath>
+      <w:r>
+        <w:rPr>
+          <w:color w:val="000000"/>
+        </w:rPr>
+        <w:t xml:space="preserve">, se concluye con un</w:t>
+      </w:r>
+      <w:r>
+        <w:rPr>
+          <w:color w:val="000000"/>
+        </w:rPr>
+        <w:t xml:space="preserve"> </w:t>
+      </w:r>
+      <m:oMath>
+        <m:r>
+          <m:t>95</m:t>
+        </m:r>
+        <m:r>
+          <m:rPr>
+            <m:sty m:val="p"/>
+          </m:rPr>
+          <m:t>%</m:t>
+        </m:r>
+      </m:oMath>
+      <w:r>
+        <w:rPr>
+          <w:color w:val="000000"/>
+        </w:rPr>
+        <w:t xml:space="preserve"> </w:t>
+      </w:r>
+      <w:r>
+        <w:rPr>
+          <w:color w:val="000000"/>
+        </w:rPr>
+        <w:t xml:space="preserve">de certeza estadística que el explicador con mejor rango supera al otro.</w:t>
       </w:r>
     </w:p>
     <w:bookmarkEnd w:id="78"/>
@@ -17812,7 +20244,7 @@
         <w:pStyle w:val="Compact"/>
         <w:numPr>
           <w:ilvl w:val="0"/>
-          <w:numId w:val="1010"/>
+          <w:numId w:val="1011"/>
         </w:numPr>
         <w:spacing w:line="360" w:lineRule="auto"/>
         <w:jc w:val="both"/>
@@ -17829,7 +20261,7 @@
         <w:pStyle w:val="Compact"/>
         <w:numPr>
           <w:ilvl w:val="0"/>
-          <w:numId w:val="1010"/>
+          <w:numId w:val="1011"/>
         </w:numPr>
         <w:spacing w:line="360" w:lineRule="auto"/>
         <w:jc w:val="both"/>
@@ -17866,7 +20298,7 @@
         <w:pStyle w:val="Compact"/>
         <w:numPr>
           <w:ilvl w:val="0"/>
-          <w:numId w:val="1010"/>
+          <w:numId w:val="1011"/>
         </w:numPr>
         <w:spacing w:line="360" w:lineRule="auto"/>
         <w:jc w:val="both"/>
@@ -18093,7 +20525,7 @@
         <w:pStyle w:val="Compact"/>
         <w:numPr>
           <w:ilvl w:val="0"/>
-          <w:numId w:val="1011"/>
+          <w:numId w:val="1012"/>
         </w:numPr>
         <w:spacing w:line="360" w:lineRule="auto"/>
         <w:jc w:val="both"/>
@@ -18209,7 +20641,7 @@
         <w:pStyle w:val="Compact"/>
         <w:numPr>
           <w:ilvl w:val="0"/>
-          <w:numId w:val="1011"/>
+          <w:numId w:val="1012"/>
         </w:numPr>
         <w:spacing w:line="360" w:lineRule="auto"/>
         <w:jc w:val="both"/>
@@ -18322,7 +20754,7 @@
         <w:pStyle w:val="Compact"/>
         <w:numPr>
           <w:ilvl w:val="0"/>
-          <w:numId w:val="1011"/>
+          <w:numId w:val="1012"/>
         </w:numPr>
         <w:spacing w:line="360" w:lineRule="auto"/>
         <w:jc w:val="both"/>
@@ -18609,7 +21041,7 @@
         <w:pStyle w:val="Compact"/>
         <w:numPr>
           <w:ilvl w:val="0"/>
-          <w:numId w:val="1012"/>
+          <w:numId w:val="1013"/>
         </w:numPr>
         <w:spacing w:line="360" w:lineRule="auto"/>
         <w:jc w:val="both"/>
@@ -18628,7 +21060,7 @@
         <w:pStyle w:val="Compact"/>
         <w:numPr>
           <w:ilvl w:val="1"/>
-          <w:numId w:val="1013"/>
+          <w:numId w:val="1014"/>
         </w:numPr>
         <w:spacing w:line="360" w:lineRule="auto"/>
         <w:jc w:val="both"/>
@@ -18659,7 +21091,7 @@
         <w:pStyle w:val="Compact"/>
         <w:numPr>
           <w:ilvl w:val="1"/>
-          <w:numId w:val="1013"/>
+          <w:numId w:val="1014"/>
         </w:numPr>
         <w:spacing w:line="360" w:lineRule="auto"/>
         <w:jc w:val="both"/>
@@ -18791,7 +21223,7 @@
         <w:pStyle w:val="Compact"/>
         <w:numPr>
           <w:ilvl w:val="0"/>
-          <w:numId w:val="1012"/>
+          <w:numId w:val="1013"/>
         </w:numPr>
         <w:spacing w:line="360" w:lineRule="auto"/>
         <w:jc w:val="both"/>
@@ -18810,7 +21242,7 @@
         <w:pStyle w:val="Compact"/>
         <w:numPr>
           <w:ilvl w:val="1"/>
-          <w:numId w:val="1014"/>
+          <w:numId w:val="1015"/>
         </w:numPr>
         <w:spacing w:line="360" w:lineRule="auto"/>
         <w:jc w:val="both"/>
@@ -18877,7 +21309,7 @@
         <w:pStyle w:val="Compact"/>
         <w:numPr>
           <w:ilvl w:val="1"/>
-          <w:numId w:val="1014"/>
+          <w:numId w:val="1015"/>
         </w:numPr>
         <w:spacing w:line="360" w:lineRule="auto"/>
         <w:jc w:val="both"/>
@@ -18952,7 +21384,7 @@
         <w:pStyle w:val="Compact"/>
         <w:numPr>
           <w:ilvl w:val="0"/>
-          <w:numId w:val="1012"/>
+          <w:numId w:val="1013"/>
         </w:numPr>
         <w:spacing w:line="360" w:lineRule="auto"/>
         <w:jc w:val="both"/>
@@ -18964,166 +21396,6 @@
           <w:color w:val="000000"/>
         </w:rPr>
         <w:t xml:space="preserve">Control de Políticas Corporativas y Cumplimiento (Recursos Humanos, Admisiones):</w:t>
-      </w:r>
-    </w:p>
-    <w:p>
-      <w:pPr>
-        <w:pStyle w:val="Compact"/>
-        <w:numPr>
-          <w:ilvl w:val="1"/>
-          <w:numId w:val="1015"/>
-        </w:numPr>
-        <w:spacing w:line="360" w:lineRule="auto"/>
-        <w:jc w:val="both"/>
-      </w:pPr>
-      <w:r>
-        <w:rPr>
-          <w:i/>
-          <w:iCs/>
-          <w:color w:val="000000"/>
-        </w:rPr>
-        <w:t xml:space="preserve">Restricción:</w:t>
-      </w:r>
-      <w:r>
-        <w:rPr>
-          <w:color w:val="000000"/>
-        </w:rPr>
-        <w:t xml:space="preserve"> </w:t>
-      </w:r>
-      <w:r>
-        <w:rPr>
-          <w:color w:val="000000"/>
-        </w:rPr>
-        <w:t xml:space="preserve">Reglas deterministas en lenguaje formal (</w:t>
-      </w:r>
-      <w:r>
-        <w:rPr>
-          <w:rStyle w:val="VerbatimChar"/>
-          <w:color w:val="000000"/>
-        </w:rPr>
-        <w:t xml:space="preserve">SI-ENTONCES</w:t>
-      </w:r>
-      <w:r>
-        <w:rPr>
-          <w:color w:val="000000"/>
-        </w:rPr>
-        <w:t xml:space="preserve">) comprensibles por comités no técnicos.</w:t>
-      </w:r>
-    </w:p>
-    <w:p>
-      <w:pPr>
-        <w:pStyle w:val="Compact"/>
-        <w:numPr>
-          <w:ilvl w:val="1"/>
-          <w:numId w:val="1015"/>
-        </w:numPr>
-        <w:spacing w:line="360" w:lineRule="auto"/>
-        <w:jc w:val="both"/>
-      </w:pPr>
-      <w:r>
-        <w:rPr>
-          <w:i/>
-          <w:iCs/>
-          <w:color w:val="000000"/>
-        </w:rPr>
-        <w:t xml:space="preserve">Recomendación:</w:t>
-      </w:r>
-      <w:r>
-        <w:rPr>
-          <w:color w:val="000000"/>
-        </w:rPr>
-        <w:t xml:space="preserve"> </w:t>
-      </w:r>
-      <w:r>
-        <w:rPr>
-          <w:b/>
-          <w:bCs/>
-          <w:color w:val="000000"/>
-        </w:rPr>
-        <w:t xml:space="preserve">Anchors</w:t>
-      </w:r>
-      <w:r>
-        <w:rPr>
-          <w:color w:val="000000"/>
-        </w:rPr>
-        <w:t xml:space="preserve"> </w:t>
-      </w:r>
-      <w:r>
-        <w:rPr>
-          <w:color w:val="000000"/>
-        </w:rPr>
-        <w:t xml:space="preserve">(Garantías PAC con precisión</w:t>
-      </w:r>
-      <w:r>
-        <w:rPr>
-          <w:color w:val="000000"/>
-        </w:rPr>
-        <w:t xml:space="preserve"> </w:t>
-      </w:r>
-      <m:oMath>
-        <m:r>
-          <m:rPr>
-            <m:sty m:val="p"/>
-          </m:rPr>
-          <m:t>≥</m:t>
-        </m:r>
-        <m:r>
-          <m:t>95</m:t>
-        </m:r>
-        <m:r>
-          <m:rPr>
-            <m:sty m:val="p"/>
-          </m:rPr>
-          <m:t>%</m:t>
-        </m:r>
-      </m:oMath>
-      <w:r>
-        <w:rPr>
-          <w:color w:val="000000"/>
-        </w:rPr>
-        <w:t xml:space="preserve">), derivando los casos fuera de cobertura (</w:t>
-      </w:r>
-      <m:oMath>
-        <m:r>
-          <m:rPr>
-            <m:sty m:val="p"/>
-          </m:rPr>
-          <m:t>&gt;</m:t>
-        </m:r>
-        <m:r>
-          <m:t>70</m:t>
-        </m:r>
-        <m:r>
-          <m:rPr>
-            <m:sty m:val="p"/>
-          </m:rPr>
-          <m:t>%</m:t>
-        </m:r>
-      </m:oMath>
-      <w:r>
-        <w:rPr>
-          <w:color w:val="000000"/>
-        </w:rPr>
-        <w:t xml:space="preserve">) a revisión experta.</w:t>
-      </w:r>
-    </w:p>
-    <w:p>
-      <w:pPr>
-        <w:pStyle w:val="Compact"/>
-        <w:numPr>
-          <w:ilvl w:val="0"/>
-          <w:numId w:val="1012"/>
-        </w:numPr>
-        <w:spacing w:line="360" w:lineRule="auto"/>
-        <w:jc w:val="both"/>
-      </w:pPr>
-      <w:r>
-        <w:rPr>
-          <w:b/>
-          <w:bCs/>
-          <w:color w:val="000000"/>
-        </w:rPr>
-        <w:t xml:space="preserve">Portales de Autoservicio y Apelaciones (Sujetos de Decisión):</w:t>
       </w:r>
     </w:p>
     <w:p>
@@ -19154,7 +21426,20 @@
         <w:rPr>
           <w:color w:val="000000"/>
         </w:rPr>
-        <w:t xml:space="preserve">Prescripciones accionables respetando variables inmutables.</w:t>
+        <w:t xml:space="preserve">Reglas deterministas en lenguaje formal (</w:t>
+      </w:r>
+      <w:r>
+        <w:rPr>
+          <w:rStyle w:val="VerbatimChar"/>
+          <w:color w:val="000000"/>
+        </w:rPr>
+        <w:t xml:space="preserve">SI-ENTONCES</w:t>
+      </w:r>
+      <w:r>
+        <w:rPr>
+          <w:color w:val="000000"/>
+        </w:rPr>
+        <w:t xml:space="preserve">) comprensibles por comités no técnicos.</w:t>
       </w:r>
     </w:p>
     <w:p>
@@ -19187,147 +21472,25 @@
           <w:bCs/>
           <w:color w:val="000000"/>
         </w:rPr>
-        <w:t xml:space="preserve">DiCE</w:t>
-      </w:r>
-      <w:r>
-        <w:rPr>
-          <w:color w:val="000000"/>
-        </w:rPr>
-        <w:t xml:space="preserve"> </w:t>
-      </w:r>
-      <w:r>
-        <w:rPr>
-          <w:color w:val="000000"/>
-        </w:rPr>
-        <w:t xml:space="preserve">(Contrafactuales diversos con mutabilidad restringida para guiar al usuario final).</w:t>
-      </w:r>
-    </w:p>
-    <w:bookmarkEnd w:id="96"/>
-    <w:bookmarkEnd w:id="97"/>
-    <w:bookmarkStart w:id="102" w:name="X99a4d479a708676f46097b7b9345dc7e749bfb9"/>
-    <w:p>
-      <w:pPr>
-        <w:pStyle w:val="Heading1"/>
-        <w:spacing w:line="360" w:lineRule="auto"/>
-        <w:jc w:val="left"/>
-      </w:pPr>
-      <w:r>
-        <w:rPr>
-          <w:color w:val="000000"/>
-        </w:rPr>
-        <w:t xml:space="preserve">Implicaciones para la evaluación auditable de XAI</w:t>
-      </w:r>
-    </w:p>
-    <w:bookmarkStart w:id="98" w:name="X728481ae43c1af5cc369cb490bf286934bfcf8e"/>
-    <w:p>
-      <w:pPr>
-        <w:pStyle w:val="Heading2"/>
-        <w:spacing w:line="360" w:lineRule="auto"/>
-        <w:jc w:val="left"/>
-      </w:pPr>
-      <w:r>
-        <w:rPr>
-          <w:color w:val="000000"/>
-        </w:rPr>
-        <w:t xml:space="preserve">Del indicador aislado al perfil multi-dimensional</w:t>
-      </w:r>
-    </w:p>
-    <w:p>
-      <w:pPr>
-        <w:pStyle w:val="FirstParagraph"/>
-        <w:spacing w:line="360" w:lineRule="auto"/>
-        <w:jc w:val="both"/>
-      </w:pPr>
-      <w:r>
-        <w:rPr>
-          <w:color w:val="000000"/>
-        </w:rPr>
-        <w:t xml:space="preserve">El principal aprendizaje del benchmark de</w:t>
-      </w:r>
-      <w:r>
-        <w:rPr>
-          <w:color w:val="000000"/>
-        </w:rPr>
-        <w:t xml:space="preserve"> </w:t>
-      </w:r>
-      <w:r>
-        <w:rPr>
-          <w:b/>
-          <w:bCs/>
-          <w:color w:val="000000"/>
-        </w:rPr>
-        <w:t xml:space="preserve">FOM-7</w:t>
-      </w:r>
-      <w:r>
-        <w:rPr>
-          <w:color w:val="000000"/>
-        </w:rPr>
-        <w:t xml:space="preserve"> </w:t>
-      </w:r>
-      <w:r>
-        <w:rPr>
-          <w:color w:val="000000"/>
-        </w:rPr>
-        <w:t xml:space="preserve">para la ingeniería de datos es que</w:t>
-      </w:r>
-      <w:r>
-        <w:rPr>
-          <w:color w:val="000000"/>
-        </w:rPr>
-        <w:t xml:space="preserve"> </w:t>
-      </w:r>
-      <w:r>
-        <w:rPr>
-          <w:b/>
-          <w:bCs/>
-          <w:color w:val="000000"/>
-        </w:rPr>
-        <w:t xml:space="preserve">evaluar la explicabilidad mediante una sola métrica aislada constituye un fallo de diseño de sistemas</w:t>
-      </w:r>
-      <w:r>
-        <w:rPr>
-          <w:color w:val="000000"/>
-        </w:rPr>
-        <w:t xml:space="preserve">. Ningún algoritmo post-hoc supera a sus alternativas en todas las dimensiones de forma concurrente. La gobernanza de la IA debe avanzar hacia la definición de</w:t>
-      </w:r>
-      <w:r>
-        <w:rPr>
-          <w:color w:val="000000"/>
-        </w:rPr>
-        <w:t xml:space="preserve"> </w:t>
-      </w:r>
-      <w:r>
-        <w:rPr>
-          <w:b/>
-          <w:bCs/>
-          <w:color w:val="000000"/>
-        </w:rPr>
-        <w:t xml:space="preserve">perfiles operacionales de desempeño</w:t>
-      </w:r>
-      <w:r>
-        <w:rPr>
-          <w:color w:val="000000"/>
-        </w:rPr>
-        <w:t xml:space="preserve"> </w:t>
-      </w:r>
-      <w:r>
-        <w:rPr>
-          <w:color w:val="000000"/>
-        </w:rPr>
-        <w:t xml:space="preserve">adaptados a cada caso de uso.</w:t>
-      </w:r>
-    </w:p>
-    <w:p>
-      <w:pPr>
-        <w:pStyle w:val="BodyText"/>
-        <w:spacing w:line="360" w:lineRule="auto"/>
-        <w:jc w:val="both"/>
-      </w:pPr>
-      <w:r>
-        <w:rPr>
-          <w:color w:val="000000"/>
-        </w:rPr>
-        <w:t xml:space="preserve">Para un oficial de cumplimiento o un auditor de sistemas de alto riesgo (según la Ley de IA de la UE), una explicación carece de validez legal si no se acreditan conjuntamente su fidelidad local (G1) y su estabilidad ante perturbaciones (G2). Entregar un reporte de atribución sin verificar estabilidad suficiente (</w:t>
+        <w:t xml:space="preserve">Anchors</w:t>
+      </w:r>
+      <w:r>
+        <w:rPr>
+          <w:color w:val="000000"/>
+        </w:rPr>
+        <w:t xml:space="preserve"> </w:t>
+      </w:r>
+      <w:r>
+        <w:rPr>
+          <w:color w:val="000000"/>
+        </w:rPr>
+        <w:t xml:space="preserve">(Garantías PAC con precisión</w:t>
+      </w:r>
+      <w:r>
+        <w:rPr>
+          <w:color w:val="000000"/>
+        </w:rPr>
+        <w:t xml:space="preserve"> </w:t>
       </w:r>
       <m:oMath>
         <m:r>
@@ -19337,42 +21500,43 @@
           <m:t>≥</m:t>
         </m:r>
         <m:r>
-          <m:t>0.80</m:t>
+          <m:t>95</m:t>
+        </m:r>
+        <m:r>
+          <m:rPr>
+            <m:sty m:val="p"/>
+          </m:rPr>
+          <m:t>%</m:t>
         </m:r>
       </m:oMath>
       <w:r>
         <w:rPr>
           <w:color w:val="000000"/>
         </w:rPr>
-        <w:t xml:space="preserve">) expone a la organización a severos riesgos de impugnación legal.</w:t>
-      </w:r>
-    </w:p>
-    <w:bookmarkEnd w:id="98"/>
-    <w:bookmarkStart w:id="99" w:name="X682e95dba67911b6b5660d129e1732e2ba91cb3"/>
-    <w:p>
-      <w:pPr>
-        <w:pStyle w:val="Heading2"/>
-        <w:spacing w:line="360" w:lineRule="auto"/>
-        <w:jc w:val="left"/>
-      </w:pPr>
-      <w:r>
-        <w:rPr>
-          <w:color w:val="000000"/>
-        </w:rPr>
-        <w:t xml:space="preserve">Flujo de Auditoría en Tres Fases para Pipelines de Producción</w:t>
-      </w:r>
-    </w:p>
-    <w:p>
-      <w:pPr>
-        <w:pStyle w:val="FirstParagraph"/>
-        <w:spacing w:line="360" w:lineRule="auto"/>
-        <w:jc w:val="both"/>
-      </w:pPr>
-      <w:r>
-        <w:rPr>
-          <w:color w:val="000000"/>
-        </w:rPr>
-        <w:t xml:space="preserve">Para incorporar el protocolo FOM-7 dentro de las prácticas de MLOps y gobierno del dato, se recomienda un flujo estructurado de auditoría en tres fases:</w:t>
+        <w:t xml:space="preserve">), derivando los casos fuera de cobertura (</w:t>
+      </w:r>
+      <m:oMath>
+        <m:r>
+          <m:rPr>
+            <m:sty m:val="p"/>
+          </m:rPr>
+          <m:t>&gt;</m:t>
+        </m:r>
+        <m:r>
+          <m:t>70</m:t>
+        </m:r>
+        <m:r>
+          <m:rPr>
+            <m:sty m:val="p"/>
+          </m:rPr>
+          <m:t>%</m:t>
+        </m:r>
+      </m:oMath>
+      <w:r>
+        <w:rPr>
+          <w:color w:val="000000"/>
+        </w:rPr>
+        <w:t xml:space="preserve">) a revisión experta.</w:t>
       </w:r>
     </w:p>
     <w:p>
@@ -19380,7 +21544,275 @@
         <w:pStyle w:val="Compact"/>
         <w:numPr>
           <w:ilvl w:val="0"/>
+          <w:numId w:val="1013"/>
+        </w:numPr>
+        <w:spacing w:line="360" w:lineRule="auto"/>
+        <w:jc w:val="both"/>
+      </w:pPr>
+      <w:r>
+        <w:rPr>
+          <w:b/>
+          <w:bCs/>
+          <w:color w:val="000000"/>
+        </w:rPr>
+        <w:t xml:space="preserve">Portales de Autoservicio y Apelaciones (Sujetos de Decisión):</w:t>
+      </w:r>
+    </w:p>
+    <w:p>
+      <w:pPr>
+        <w:pStyle w:val="Compact"/>
+        <w:numPr>
+          <w:ilvl w:val="1"/>
           <w:numId w:val="1017"/>
+        </w:numPr>
+        <w:spacing w:line="360" w:lineRule="auto"/>
+        <w:jc w:val="both"/>
+      </w:pPr>
+      <w:r>
+        <w:rPr>
+          <w:i/>
+          <w:iCs/>
+          <w:color w:val="000000"/>
+        </w:rPr>
+        <w:t xml:space="preserve">Restricción:</w:t>
+      </w:r>
+      <w:r>
+        <w:rPr>
+          <w:color w:val="000000"/>
+        </w:rPr>
+        <w:t xml:space="preserve"> </w:t>
+      </w:r>
+      <w:r>
+        <w:rPr>
+          <w:color w:val="000000"/>
+        </w:rPr>
+        <w:t xml:space="preserve">Prescripciones accionables respetando variables inmutables.</w:t>
+      </w:r>
+    </w:p>
+    <w:p>
+      <w:pPr>
+        <w:pStyle w:val="Compact"/>
+        <w:numPr>
+          <w:ilvl w:val="1"/>
+          <w:numId w:val="1017"/>
+        </w:numPr>
+        <w:spacing w:line="360" w:lineRule="auto"/>
+        <w:jc w:val="both"/>
+      </w:pPr>
+      <w:r>
+        <w:rPr>
+          <w:i/>
+          <w:iCs/>
+          <w:color w:val="000000"/>
+        </w:rPr>
+        <w:t xml:space="preserve">Recomendación:</w:t>
+      </w:r>
+      <w:r>
+        <w:rPr>
+          <w:color w:val="000000"/>
+        </w:rPr>
+        <w:t xml:space="preserve"> </w:t>
+      </w:r>
+      <w:r>
+        <w:rPr>
+          <w:b/>
+          <w:bCs/>
+          <w:color w:val="000000"/>
+        </w:rPr>
+        <w:t xml:space="preserve">DiCE</w:t>
+      </w:r>
+      <w:r>
+        <w:rPr>
+          <w:color w:val="000000"/>
+        </w:rPr>
+        <w:t xml:space="preserve"> </w:t>
+      </w:r>
+      <w:r>
+        <w:rPr>
+          <w:color w:val="000000"/>
+        </w:rPr>
+        <w:t xml:space="preserve">(Contrafactuales diversos con mutabilidad restringida para guiar al usuario final).</w:t>
+      </w:r>
+    </w:p>
+    <w:bookmarkEnd w:id="96"/>
+    <w:bookmarkEnd w:id="97"/>
+    <w:bookmarkStart w:id="102" w:name="X99a4d479a708676f46097b7b9345dc7e749bfb9"/>
+    <w:p>
+      <w:pPr>
+        <w:pStyle w:val="Heading1"/>
+        <w:spacing w:line="360" w:lineRule="auto"/>
+        <w:jc w:val="left"/>
+      </w:pPr>
+      <w:r>
+        <w:rPr>
+          <w:color w:val="000000"/>
+        </w:rPr>
+        <w:t xml:space="preserve">Implicaciones para la evaluación auditable de XAI</w:t>
+      </w:r>
+    </w:p>
+    <w:bookmarkStart w:id="98" w:name="X728481ae43c1af5cc369cb490bf286934bfcf8e"/>
+    <w:p>
+      <w:pPr>
+        <w:pStyle w:val="Heading2"/>
+        <w:spacing w:line="360" w:lineRule="auto"/>
+        <w:jc w:val="left"/>
+      </w:pPr>
+      <w:r>
+        <w:rPr>
+          <w:color w:val="000000"/>
+        </w:rPr>
+        <w:t xml:space="preserve">Del indicador aislado al perfil multi-dimensional</w:t>
+      </w:r>
+    </w:p>
+    <w:p>
+      <w:pPr>
+        <w:pStyle w:val="FirstParagraph"/>
+        <w:spacing w:line="360" w:lineRule="auto"/>
+        <w:jc w:val="both"/>
+      </w:pPr>
+      <w:r>
+        <w:rPr>
+          <w:color w:val="000000"/>
+        </w:rPr>
+        <w:t xml:space="preserve">El principal aprendizaje del benchmark de</w:t>
+      </w:r>
+      <w:r>
+        <w:rPr>
+          <w:color w:val="000000"/>
+        </w:rPr>
+        <w:t xml:space="preserve"> </w:t>
+      </w:r>
+      <w:r>
+        <w:rPr>
+          <w:b/>
+          <w:bCs/>
+          <w:color w:val="000000"/>
+        </w:rPr>
+        <w:t xml:space="preserve">FOM-7</w:t>
+      </w:r>
+      <w:r>
+        <w:rPr>
+          <w:color w:val="000000"/>
+        </w:rPr>
+        <w:t xml:space="preserve"> </w:t>
+      </w:r>
+      <w:r>
+        <w:rPr>
+          <w:color w:val="000000"/>
+        </w:rPr>
+        <w:t xml:space="preserve">para la ingeniería de datos es que</w:t>
+      </w:r>
+      <w:r>
+        <w:rPr>
+          <w:color w:val="000000"/>
+        </w:rPr>
+        <w:t xml:space="preserve"> </w:t>
+      </w:r>
+      <w:r>
+        <w:rPr>
+          <w:b/>
+          <w:bCs/>
+          <w:color w:val="000000"/>
+        </w:rPr>
+        <w:t xml:space="preserve">evaluar la explicabilidad mediante una sola métrica aislada constituye un fallo de diseño de sistemas</w:t>
+      </w:r>
+      <w:r>
+        <w:rPr>
+          <w:color w:val="000000"/>
+        </w:rPr>
+        <w:t xml:space="preserve">. Ningún algoritmo post-hoc supera a sus alternativas en todas las dimensiones de forma concurrente. La gobernanza de la IA debe avanzar hacia la definición de</w:t>
+      </w:r>
+      <w:r>
+        <w:rPr>
+          <w:color w:val="000000"/>
+        </w:rPr>
+        <w:t xml:space="preserve"> </w:t>
+      </w:r>
+      <w:r>
+        <w:rPr>
+          <w:b/>
+          <w:bCs/>
+          <w:color w:val="000000"/>
+        </w:rPr>
+        <w:t xml:space="preserve">perfiles operacionales de desempeño</w:t>
+      </w:r>
+      <w:r>
+        <w:rPr>
+          <w:color w:val="000000"/>
+        </w:rPr>
+        <w:t xml:space="preserve"> </w:t>
+      </w:r>
+      <w:r>
+        <w:rPr>
+          <w:color w:val="000000"/>
+        </w:rPr>
+        <w:t xml:space="preserve">adaptados a cada caso de uso.</w:t>
+      </w:r>
+    </w:p>
+    <w:p>
+      <w:pPr>
+        <w:pStyle w:val="BodyText"/>
+        <w:spacing w:line="360" w:lineRule="auto"/>
+        <w:jc w:val="both"/>
+      </w:pPr>
+      <w:r>
+        <w:rPr>
+          <w:color w:val="000000"/>
+        </w:rPr>
+        <w:t xml:space="preserve">Para un oficial de cumplimiento o un auditor de sistemas de alto riesgo (según la Ley de IA de la UE), una explicación carece de validez legal si no se acreditan conjuntamente su fidelidad local (G1) y su estabilidad ante perturbaciones (G2). Entregar un reporte de atribución sin verificar estabilidad suficiente (</w:t>
+      </w:r>
+      <m:oMath>
+        <m:r>
+          <m:rPr>
+            <m:sty m:val="p"/>
+          </m:rPr>
+          <m:t>≥</m:t>
+        </m:r>
+        <m:r>
+          <m:t>0.80</m:t>
+        </m:r>
+      </m:oMath>
+      <w:r>
+        <w:rPr>
+          <w:color w:val="000000"/>
+        </w:rPr>
+        <w:t xml:space="preserve">) expone a la organización a severos riesgos de impugnación legal.</w:t>
+      </w:r>
+    </w:p>
+    <w:bookmarkEnd w:id="98"/>
+    <w:bookmarkStart w:id="99" w:name="X682e95dba67911b6b5660d129e1732e2ba91cb3"/>
+    <w:p>
+      <w:pPr>
+        <w:pStyle w:val="Heading2"/>
+        <w:spacing w:line="360" w:lineRule="auto"/>
+        <w:jc w:val="left"/>
+      </w:pPr>
+      <w:r>
+        <w:rPr>
+          <w:color w:val="000000"/>
+        </w:rPr>
+        <w:t xml:space="preserve">Flujo de Auditoría en Tres Fases para Pipelines de Producción</w:t>
+      </w:r>
+    </w:p>
+    <w:p>
+      <w:pPr>
+        <w:pStyle w:val="FirstParagraph"/>
+        <w:spacing w:line="360" w:lineRule="auto"/>
+        <w:jc w:val="both"/>
+      </w:pPr>
+      <w:r>
+        <w:rPr>
+          <w:color w:val="000000"/>
+        </w:rPr>
+        <w:t xml:space="preserve">Para incorporar el protocolo FOM-7 dentro de las prácticas de MLOps y gobierno del dato, se recomienda un flujo estructurado de auditoría en tres fases:</w:t>
+      </w:r>
+    </w:p>
+    <w:p>
+      <w:pPr>
+        <w:pStyle w:val="Compact"/>
+        <w:numPr>
+          <w:ilvl w:val="0"/>
+          <w:numId w:val="1018"/>
         </w:numPr>
         <w:spacing w:line="360" w:lineRule="auto"/>
         <w:jc w:val="both"/>
@@ -19482,7 +21914,7 @@
         <w:pStyle w:val="Compact"/>
         <w:numPr>
           <w:ilvl w:val="0"/>
-          <w:numId w:val="1017"/>
+          <w:numId w:val="1018"/>
         </w:numPr>
         <w:spacing w:line="360" w:lineRule="auto"/>
         <w:jc w:val="both"/>
@@ -19594,7 +22026,7 @@
         <w:pStyle w:val="Compact"/>
         <w:numPr>
           <w:ilvl w:val="0"/>
-          <w:numId w:val="1017"/>
+          <w:numId w:val="1018"/>
         </w:numPr>
         <w:spacing w:line="360" w:lineRule="auto"/>
         <w:jc w:val="both"/>
@@ -19653,7 +22085,7 @@
         <w:pStyle w:val="Compact"/>
         <w:numPr>
           <w:ilvl w:val="0"/>
-          <w:numId w:val="1018"/>
+          <w:numId w:val="1019"/>
         </w:numPr>
         <w:spacing w:line="360" w:lineRule="auto"/>
         <w:jc w:val="both"/>
@@ -19665,132 +22097,6 @@
           <w:color w:val="000000"/>
         </w:rPr>
         <w:t xml:space="preserve">Ley de Inteligencia Artificial de la UE (Reglamento UE 2024/1689):</w:t>
-      </w:r>
-    </w:p>
-    <w:p>
-      <w:pPr>
-        <w:pStyle w:val="Compact"/>
-        <w:numPr>
-          <w:ilvl w:val="1"/>
-          <w:numId w:val="1019"/>
-        </w:numPr>
-        <w:spacing w:line="360" w:lineRule="auto"/>
-        <w:jc w:val="both"/>
-      </w:pPr>
-      <w:r>
-        <w:rPr>
-          <w:i/>
-          <w:iCs/>
-          <w:color w:val="000000"/>
-        </w:rPr>
-        <w:t xml:space="preserve">Artículo 13 (Transparencia):</w:t>
-      </w:r>
-      <w:r>
-        <w:rPr>
-          <w:color w:val="000000"/>
-        </w:rPr>
-        <w:t xml:space="preserve"> </w:t>
-      </w:r>
-      <w:r>
-        <w:rPr>
-          <w:color w:val="000000"/>
-        </w:rPr>
-        <w:t xml:space="preserve">Exige que los sistemas de alto riesgo permitan a los usuarios interpretar sus salidas. La Puerta G1 valida matemáticamente que la explicación refleje con fidelidad las decisiones del modelo.</w:t>
-      </w:r>
-    </w:p>
-    <w:p>
-      <w:pPr>
-        <w:pStyle w:val="Compact"/>
-        <w:numPr>
-          <w:ilvl w:val="1"/>
-          <w:numId w:val="1019"/>
-        </w:numPr>
-        <w:spacing w:line="360" w:lineRule="auto"/>
-        <w:jc w:val="both"/>
-      </w:pPr>
-      <w:r>
-        <w:rPr>
-          <w:i/>
-          <w:iCs/>
-          <w:color w:val="000000"/>
-        </w:rPr>
-        <w:t xml:space="preserve">Artículo 14 (Supervisión humana):</w:t>
-      </w:r>
-      <w:r>
-        <w:rPr>
-          <w:color w:val="000000"/>
-        </w:rPr>
-        <w:t xml:space="preserve"> </w:t>
-      </w:r>
-      <w:r>
-        <w:rPr>
-          <w:color w:val="000000"/>
-        </w:rPr>
-        <w:t xml:space="preserve">Demanda mecanismos de supervisión efectiva (</w:t>
-      </w:r>
-      <w:r>
-        <w:rPr>
-          <w:i/>
-          <w:iCs/>
-          <w:color w:val="000000"/>
-        </w:rPr>
-        <w:t xml:space="preserve">Human-in-the-Loop</w:t>
-      </w:r>
-      <w:r>
-        <w:rPr>
-          <w:color w:val="000000"/>
-        </w:rPr>
-        <w:t xml:space="preserve">). Las Puertas G2 y G3 aseguran que las explicaciones sean consistentes entre consultas y presenten una carga cognitiva manejable.</w:t>
-      </w:r>
-    </w:p>
-    <w:p>
-      <w:pPr>
-        <w:pStyle w:val="Compact"/>
-        <w:numPr>
-          <w:ilvl w:val="1"/>
-          <w:numId w:val="1019"/>
-        </w:numPr>
-        <w:spacing w:line="360" w:lineRule="auto"/>
-        <w:jc w:val="both"/>
-      </w:pPr>
-      <w:r>
-        <w:rPr>
-          <w:i/>
-          <w:iCs/>
-          <w:color w:val="000000"/>
-        </w:rPr>
-        <w:t xml:space="preserve">Artículo 86 (Derecho a explicación):</w:t>
-      </w:r>
-      <w:r>
-        <w:rPr>
-          <w:color w:val="000000"/>
-        </w:rPr>
-        <w:t xml:space="preserve"> </w:t>
-      </w:r>
-      <w:r>
-        <w:rPr>
-          <w:color w:val="000000"/>
-        </w:rPr>
-        <w:t xml:space="preserve">Consagra el derecho a recibir justificaciones claras sobre decisiones automatizadas adversas. La Puerta G7 garantiza que este derecho se cumpla sin sesgos demográficos en la calidad de la respuesta.</w:t>
-      </w:r>
-    </w:p>
-    <w:p>
-      <w:pPr>
-        <w:pStyle w:val="Compact"/>
-        <w:numPr>
-          <w:ilvl w:val="0"/>
-          <w:numId w:val="1018"/>
-        </w:numPr>
-        <w:spacing w:line="360" w:lineRule="auto"/>
-        <w:jc w:val="both"/>
-      </w:pPr>
-      <w:r>
-        <w:rPr>
-          <w:b/>
-          <w:bCs/>
-          <w:color w:val="000000"/>
-        </w:rPr>
-        <w:t xml:space="preserve">Marco de Gestión de Riesgos de IA de NIST (NIST AI RMF 1.0):</w:t>
       </w:r>
     </w:p>
     <w:p>
@@ -19805,29 +22111,23 @@
       </w:pPr>
       <w:r>
         <w:rPr>
-          <w:color w:val="000000"/>
-        </w:rPr>
-        <w:t xml:space="preserve">Directriz</w:t>
-      </w:r>
-      <w:r>
-        <w:rPr>
-          <w:color w:val="000000"/>
-        </w:rPr>
-        <w:t xml:space="preserve"> </w:t>
-      </w:r>
-      <w:r>
-        <w:rPr>
           <w:i/>
           <w:iCs/>
           <w:color w:val="000000"/>
         </w:rPr>
-        <w:t xml:space="preserve">Measure 1.3</w:t>
-      </w:r>
-      <w:r>
-        <w:rPr>
-          <w:color w:val="000000"/>
-        </w:rPr>
-        <w:t xml:space="preserve">: Exige métricas formales y verificables para cuantificar la explicabilidad y confiabilidad algorítmica.</w:t>
+        <w:t xml:space="preserve">Artículo 13 (Transparencia):</w:t>
+      </w:r>
+      <w:r>
+        <w:rPr>
+          <w:color w:val="000000"/>
+        </w:rPr>
+        <w:t xml:space="preserve"> </w:t>
+      </w:r>
+      <w:r>
+        <w:rPr>
+          <w:color w:val="000000"/>
+        </w:rPr>
+        <w:t xml:space="preserve">Exige que los sistemas de alto riesgo permitan a los usuarios interpretar sus salidas. La Puerta G1 valida matemáticamente que la explicación refleje con fidelidad las decisiones del modelo.</w:t>
       </w:r>
     </w:p>
     <w:p>
@@ -19842,44 +22142,68 @@
       </w:pPr>
       <w:r>
         <w:rPr>
-          <w:color w:val="000000"/>
-        </w:rPr>
-        <w:t xml:space="preserve">Directriz</w:t>
-      </w:r>
-      <w:r>
-        <w:rPr>
-          <w:color w:val="000000"/>
-        </w:rPr>
-        <w:t xml:space="preserve"> </w:t>
-      </w:r>
-      <w:r>
-        <w:rPr>
           <w:i/>
           <w:iCs/>
           <w:color w:val="000000"/>
         </w:rPr>
-        <w:t xml:space="preserve">Govern 1.2</w:t>
-      </w:r>
-      <w:r>
-        <w:rPr>
-          <w:color w:val="000000"/>
-        </w:rPr>
-        <w:t xml:space="preserve">: Mandata procesos documentados y reproducibles de supervisión técnica. Al formular aserciones numéricas en código abierto, FOM-7 transforma directrices normativas cualitativas en controles de ingeniería auditables.</w:t>
-      </w:r>
-    </w:p>
-    <w:bookmarkEnd w:id="100"/>
-    <w:bookmarkStart w:id="101" w:name="Xe6a5baf81d3f238ecfdf96422b06d92aebd2638"/>
-    <w:p>
-      <w:pPr>
-        <w:pStyle w:val="Heading2"/>
-        <w:spacing w:line="360" w:lineRule="auto"/>
-        <w:jc w:val="left"/>
-      </w:pPr>
-      <w:r>
-        <w:rPr>
-          <w:color w:val="000000"/>
-        </w:rPr>
-        <w:t xml:space="preserve">Recomendaciones prácticas para arquitectos de datos</w:t>
+        <w:t xml:space="preserve">Artículo 14 (Supervisión humana):</w:t>
+      </w:r>
+      <w:r>
+        <w:rPr>
+          <w:color w:val="000000"/>
+        </w:rPr>
+        <w:t xml:space="preserve"> </w:t>
+      </w:r>
+      <w:r>
+        <w:rPr>
+          <w:color w:val="000000"/>
+        </w:rPr>
+        <w:t xml:space="preserve">Demanda mecanismos de supervisión efectiva (</w:t>
+      </w:r>
+      <w:r>
+        <w:rPr>
+          <w:i/>
+          <w:iCs/>
+          <w:color w:val="000000"/>
+        </w:rPr>
+        <w:t xml:space="preserve">Human-in-the-Loop</w:t>
+      </w:r>
+      <w:r>
+        <w:rPr>
+          <w:color w:val="000000"/>
+        </w:rPr>
+        <w:t xml:space="preserve">). Las Puertas G2 y G3 aseguran que las explicaciones sean consistentes entre consultas y presenten una carga cognitiva manejable.</w:t>
+      </w:r>
+    </w:p>
+    <w:p>
+      <w:pPr>
+        <w:pStyle w:val="Compact"/>
+        <w:numPr>
+          <w:ilvl w:val="1"/>
+          <w:numId w:val="1020"/>
+        </w:numPr>
+        <w:spacing w:line="360" w:lineRule="auto"/>
+        <w:jc w:val="both"/>
+      </w:pPr>
+      <w:r>
+        <w:rPr>
+          <w:i/>
+          <w:iCs/>
+          <w:color w:val="000000"/>
+        </w:rPr>
+        <w:t xml:space="preserve">Artículo 86 (Derecho a explicación):</w:t>
+      </w:r>
+      <w:r>
+        <w:rPr>
+          <w:color w:val="000000"/>
+        </w:rPr>
+        <w:t xml:space="preserve"> </w:t>
+      </w:r>
+      <w:r>
+        <w:rPr>
+          <w:color w:val="000000"/>
+        </w:rPr>
+        <w:t xml:space="preserve">Consagra el derecho a recibir justificaciones claras sobre decisiones automatizadas adversas. La Puerta G7 garantiza que este derecho se cumpla sin sesgos demográficos en la calidad de la respuesta.</w:t>
       </w:r>
     </w:p>
     <w:p>
@@ -19887,6 +22211,25 @@
         <w:pStyle w:val="Compact"/>
         <w:numPr>
           <w:ilvl w:val="0"/>
+          <w:numId w:val="1019"/>
+        </w:numPr>
+        <w:spacing w:line="360" w:lineRule="auto"/>
+        <w:jc w:val="both"/>
+      </w:pPr>
+      <w:r>
+        <w:rPr>
+          <w:b/>
+          <w:bCs/>
+          <w:color w:val="000000"/>
+        </w:rPr>
+        <w:t xml:space="preserve">Marco de Gestión de Riesgos de IA de NIST (NIST AI RMF 1.0):</w:t>
+      </w:r>
+    </w:p>
+    <w:p>
+      <w:pPr>
+        <w:pStyle w:val="Compact"/>
+        <w:numPr>
+          <w:ilvl w:val="1"/>
           <w:numId w:val="1021"/>
         </w:numPr>
         <w:spacing w:line="360" w:lineRule="auto"/>
@@ -19894,53 +22237,36 @@
       </w:pPr>
       <w:r>
         <w:rPr>
-          <w:b/>
-          <w:bCs/>
-          <w:color w:val="000000"/>
-        </w:rPr>
-        <w:t xml:space="preserve">Establecer un umbral mínimo de fidelidad local (G1 &gt; 0.85):</w:t>
-      </w:r>
-      <w:r>
-        <w:rPr>
-          <w:color w:val="000000"/>
-        </w:rPr>
-        <w:t xml:space="preserve"> </w:t>
-      </w:r>
-      <w:r>
-        <w:rPr>
-          <w:color w:val="000000"/>
-        </w:rPr>
-        <w:t xml:space="preserve">No desplegar ningún explicador agnóstico en producción cuya fidelidad reconstruida respecto al clasificador caiga por debajo del</w:t>
-      </w:r>
-      <w:r>
-        <w:rPr>
-          <w:color w:val="000000"/>
-        </w:rPr>
-        <w:t xml:space="preserve"> </w:t>
-      </w:r>
-      <m:oMath>
-        <m:r>
-          <m:t>85</m:t>
-        </m:r>
-        <m:r>
-          <m:rPr>
-            <m:sty m:val="p"/>
-          </m:rPr>
-          <m:t>%</m:t>
-        </m:r>
-      </m:oMath>
-      <w:r>
-        <w:rPr>
-          <w:color w:val="000000"/>
-        </w:rPr>
-        <w:t xml:space="preserve">.</w:t>
+          <w:color w:val="000000"/>
+        </w:rPr>
+        <w:t xml:space="preserve">Directriz</w:t>
+      </w:r>
+      <w:r>
+        <w:rPr>
+          <w:color w:val="000000"/>
+        </w:rPr>
+        <w:t xml:space="preserve"> </w:t>
+      </w:r>
+      <w:r>
+        <w:rPr>
+          <w:i/>
+          <w:iCs/>
+          <w:color w:val="000000"/>
+        </w:rPr>
+        <w:t xml:space="preserve">Measure 1.3</w:t>
+      </w:r>
+      <w:r>
+        <w:rPr>
+          <w:color w:val="000000"/>
+        </w:rPr>
+        <w:t xml:space="preserve">: Exige métricas formales y verificables para cuantificar la explicabilidad y confiabilidad algorítmica.</w:t>
       </w:r>
     </w:p>
     <w:p>
       <w:pPr>
         <w:pStyle w:val="Compact"/>
         <w:numPr>
-          <w:ilvl w:val="0"/>
+          <w:ilvl w:val="1"/>
           <w:numId w:val="1021"/>
         </w:numPr>
         <w:spacing w:line="360" w:lineRule="auto"/>
@@ -19948,162 +22274,9 @@
       </w:pPr>
       <w:r>
         <w:rPr>
-          <w:b/>
-          <w:bCs/>
-          <w:color w:val="000000"/>
-        </w:rPr>
-        <w:t xml:space="preserve">Documentar la latencia de explicación en el Model Card (G5):</w:t>
-      </w:r>
-      <w:r>
-        <w:rPr>
-          <w:color w:val="000000"/>
-        </w:rPr>
-        <w:t xml:space="preserve"> </w:t>
-      </w:r>
-      <w:r>
-        <w:rPr>
-          <w:color w:val="000000"/>
-        </w:rPr>
-        <w:t xml:space="preserve">Registrar la latencia media por inferencia y el consumo de memoria en la ficha técnica del modelo para dimensionar adecuadamente la infraestructura de servicio.</w:t>
-      </w:r>
-    </w:p>
-    <w:p>
-      <w:pPr>
-        <w:pStyle w:val="Compact"/>
-        <w:numPr>
-          <w:ilvl w:val="0"/>
-          <w:numId w:val="1021"/>
-        </w:numPr>
-        <w:spacing w:line="360" w:lineRule="auto"/>
-        <w:jc w:val="both"/>
-      </w:pPr>
-      <w:r>
-        <w:rPr>
-          <w:b/>
-          <w:bCs/>
-          <w:color w:val="000000"/>
-        </w:rPr>
-        <w:t xml:space="preserve">Adoptar una arquitectura híbrida de explicación:</w:t>
-      </w:r>
-      <w:r>
-        <w:rPr>
-          <w:color w:val="000000"/>
-        </w:rPr>
-        <w:t xml:space="preserve"> </w:t>
-      </w:r>
-      <w:r>
-        <w:rPr>
-          <w:color w:val="000000"/>
-        </w:rPr>
-        <w:t xml:space="preserve">Desplegar explicaciones de atribución (KernelSHAP) para ciencia de datos y auditoría interna, combinadas con explicaciones prescriptivas contrafactuales (DiCE) en las interfaces orientadas al usuario final.</w:t>
-      </w:r>
-    </w:p>
-    <w:bookmarkEnd w:id="101"/>
-    <w:bookmarkEnd w:id="102"/>
-    <w:bookmarkStart w:id="106" w:name="conclusiones"/>
-    <w:p>
-      <w:pPr>
-        <w:pStyle w:val="Heading1"/>
-        <w:spacing w:line="360" w:lineRule="auto"/>
-        <w:jc w:val="left"/>
-      </w:pPr>
-      <w:r>
-        <w:rPr>
-          <w:color w:val="000000"/>
-        </w:rPr>
-        <w:t xml:space="preserve">Conclusiones</w:t>
-      </w:r>
-    </w:p>
-    <w:bookmarkStart w:id="103" w:name="síntesis-de-aportaciones"/>
-    <w:p>
-      <w:pPr>
-        <w:pStyle w:val="Heading2"/>
-        <w:spacing w:line="360" w:lineRule="auto"/>
-        <w:jc w:val="left"/>
-      </w:pPr>
-      <w:r>
-        <w:rPr>
-          <w:color w:val="000000"/>
-        </w:rPr>
-        <w:t xml:space="preserve">Síntesis de aportaciones</w:t>
-      </w:r>
-    </w:p>
-    <w:p>
-      <w:pPr>
-        <w:pStyle w:val="FirstParagraph"/>
-        <w:spacing w:line="360" w:lineRule="auto"/>
-        <w:jc w:val="both"/>
-      </w:pPr>
-      <w:r>
-        <w:rPr>
-          <w:color w:val="000000"/>
-        </w:rPr>
-        <w:t xml:space="preserve">Este capítulo ha demostrado que la explicabilidad algorítmica representa la</w:t>
-      </w:r>
-      <w:r>
-        <w:rPr>
-          <w:color w:val="000000"/>
-        </w:rPr>
-        <w:t xml:space="preserve"> </w:t>
-      </w:r>
-      <w:r>
-        <w:rPr>
-          <w:b/>
-          <w:bCs/>
-          <w:color w:val="000000"/>
-        </w:rPr>
-        <w:t xml:space="preserve">capa de observabilidad indispensable</w:t>
-      </w:r>
-      <w:r>
-        <w:rPr>
-          <w:color w:val="000000"/>
-        </w:rPr>
-        <w:t xml:space="preserve"> </w:t>
-      </w:r>
-      <w:r>
-        <w:rPr>
-          <w:color w:val="000000"/>
-        </w:rPr>
-        <w:t xml:space="preserve">para auditar y gobernar modelos complejos en entornos de alta responsabilidad.</w:t>
-      </w:r>
-    </w:p>
-    <w:p>
-      <w:pPr>
-        <w:pStyle w:val="BodyText"/>
-        <w:spacing w:line="360" w:lineRule="auto"/>
-        <w:jc w:val="both"/>
-      </w:pPr>
-      <w:r>
-        <w:rPr>
-          <w:color w:val="000000"/>
-        </w:rPr>
-        <w:t xml:space="preserve">A través del protocolo</w:t>
-      </w:r>
-      <w:r>
-        <w:rPr>
-          <w:color w:val="000000"/>
-        </w:rPr>
-        <w:t xml:space="preserve"> </w:t>
-      </w:r>
-      <w:r>
-        <w:rPr>
-          <w:b/>
-          <w:bCs/>
-          <w:color w:val="000000"/>
-        </w:rPr>
-        <w:t xml:space="preserve">FOM-7</w:t>
-      </w:r>
-      <w:r>
-        <w:rPr>
-          <w:color w:val="000000"/>
-        </w:rPr>
-        <w:t xml:space="preserve"> </w:t>
-      </w:r>
-      <w:r>
-        <w:rPr>
-          <w:color w:val="000000"/>
-        </w:rPr>
-        <w:t xml:space="preserve">y de su validación empírica en</w:t>
+          <w:color w:val="000000"/>
+        </w:rPr>
+        <w:t xml:space="preserve">Directriz</w:t>
       </w:r>
       <w:r>
         <w:rPr>
@@ -20117,131 +22290,17 @@
           <w:iCs/>
           <w:color w:val="000000"/>
         </w:rPr>
-        <w:t xml:space="preserve">UCI Adult Income</w:t>
-      </w:r>
-      <w:r>
-        <w:rPr>
-          <w:color w:val="000000"/>
-        </w:rPr>
-        <w:t xml:space="preserve">, este trabajo aporta:</w:t>
-      </w:r>
-      <w:r>
-        <w:rPr>
-          <w:color w:val="000000"/>
-        </w:rPr>
-        <w:t xml:space="preserve"> </w:t>
-      </w:r>
-      <w:r>
-        <w:rPr>
-          <w:color w:val="000000"/>
-        </w:rPr>
-        <w:t xml:space="preserve">1.</w:t>
-      </w:r>
-      <w:r>
-        <w:rPr>
-          <w:color w:val="000000"/>
-        </w:rPr>
-        <w:t xml:space="preserve"> </w:t>
-      </w:r>
-      <w:r>
-        <w:rPr>
-          <w:b/>
-          <w:bCs/>
-          <w:color w:val="000000"/>
-        </w:rPr>
-        <w:t xml:space="preserve">Un marco conceptual desmitificado:</w:t>
-      </w:r>
-      <w:r>
-        <w:rPr>
-          <w:color w:val="000000"/>
-        </w:rPr>
-        <w:t xml:space="preserve"> </w:t>
-      </w:r>
-      <w:r>
-        <w:rPr>
-          <w:color w:val="000000"/>
-        </w:rPr>
-        <w:t xml:space="preserve">Se establecieron fronteras operacionales nítidas entre transparencia, interpretabilidad intrínseca y explicabilidad post-hoc, deslindando la atribución estadística de la causalidad real en bases de datos.</w:t>
-      </w:r>
-      <w:r>
-        <w:rPr>
-          <w:color w:val="000000"/>
-        </w:rPr>
-        <w:t xml:space="preserve"> </w:t>
-      </w:r>
-      <w:r>
-        <w:rPr>
-          <w:color w:val="000000"/>
-        </w:rPr>
-        <w:t xml:space="preserve">2.</w:t>
-      </w:r>
-      <w:r>
-        <w:rPr>
-          <w:color w:val="000000"/>
-        </w:rPr>
-        <w:t xml:space="preserve"> </w:t>
-      </w:r>
-      <w:r>
-        <w:rPr>
-          <w:b/>
-          <w:bCs/>
-          <w:color w:val="000000"/>
-        </w:rPr>
-        <w:t xml:space="preserve">Un benchmark multi-métrica y reproducible:</w:t>
-      </w:r>
-      <w:r>
-        <w:rPr>
-          <w:color w:val="000000"/>
-        </w:rPr>
-        <w:t xml:space="preserve"> </w:t>
-      </w:r>
-      <w:r>
-        <w:rPr>
-          <w:color w:val="000000"/>
-        </w:rPr>
-        <w:t xml:space="preserve">Se caracterizaron cuantitativamente las fortalezas y compromisos de LIME, KernelSHAP, Anchors y DiCE sobre cinco familias de clasificadores, demostrando estadísticamente la superioridad de KernelSHAP en fidelidad y caracterizando la frontera de Pareto entre estabilidad y costo computacional.</w:t>
-      </w:r>
-      <w:r>
-        <w:rPr>
-          <w:color w:val="000000"/>
-        </w:rPr>
-        <w:t xml:space="preserve"> </w:t>
-      </w:r>
-      <w:r>
-        <w:rPr>
-          <w:color w:val="000000"/>
-        </w:rPr>
-        <w:t xml:space="preserve">3.</w:t>
-      </w:r>
-      <w:r>
-        <w:rPr>
-          <w:color w:val="000000"/>
-        </w:rPr>
-        <w:t xml:space="preserve"> </w:t>
-      </w:r>
-      <w:r>
-        <w:rPr>
-          <w:b/>
-          <w:bCs/>
-          <w:color w:val="000000"/>
-        </w:rPr>
-        <w:t xml:space="preserve">Una guía de ingeniería aplicada:</w:t>
-      </w:r>
-      <w:r>
-        <w:rPr>
-          <w:color w:val="000000"/>
-        </w:rPr>
-        <w:t xml:space="preserve"> </w:t>
-      </w:r>
-      <w:r>
-        <w:rPr>
-          <w:color w:val="000000"/>
-        </w:rPr>
-        <w:t xml:space="preserve">Se formalizaron umbrales numéricos de aprobación, una matriz de decisión para la selección de explicadores y un flujo de auditoría en tres fases alineado con la Ley de IA de la UE y el marco NIST AI RMF.</w:t>
-      </w:r>
-    </w:p>
-    <w:bookmarkEnd w:id="103"/>
-    <w:bookmarkStart w:id="104" w:name="alcance-limitaciones-y-agenda-futura"/>
+        <w:t xml:space="preserve">Govern 1.2</w:t>
+      </w:r>
+      <w:r>
+        <w:rPr>
+          <w:color w:val="000000"/>
+        </w:rPr>
+        <w:t xml:space="preserve">: Mandata procesos documentados y reproducibles de supervisión técnica. Al formular aserciones numéricas en código abierto, FOM-7 transforma directrices normativas cualitativas en controles de ingeniería auditables.</w:t>
+      </w:r>
+    </w:p>
+    <w:bookmarkEnd w:id="100"/>
+    <w:bookmarkStart w:id="101" w:name="Xe6a5baf81d3f238ecfdf96422b06d92aebd2638"/>
     <w:p>
       <w:pPr>
         <w:pStyle w:val="Heading2"/>
@@ -20252,20 +22311,7 @@
         <w:rPr>
           <w:color w:val="000000"/>
         </w:rPr>
-        <w:t xml:space="preserve">Alcance, limitaciones y agenda futura</w:t>
-      </w:r>
-    </w:p>
-    <w:p>
-      <w:pPr>
-        <w:pStyle w:val="FirstParagraph"/>
-        <w:spacing w:line="360" w:lineRule="auto"/>
-        <w:jc w:val="both"/>
-      </w:pPr>
-      <w:r>
-        <w:rPr>
-          <w:color w:val="000000"/>
-        </w:rPr>
-        <w:t xml:space="preserve">Reconociendo el alcance acotado de todo estudio experimental riguroso, identificamos las principales limitaciones del presente trabajo y las líneas de desarrollo prioritarias:</w:t>
+        <w:t xml:space="preserve">Recomendaciones prácticas para arquitectos de datos</w:t>
       </w:r>
     </w:p>
     <w:p>
@@ -20284,47 +22330,42 @@
           <w:bCs/>
           <w:color w:val="000000"/>
         </w:rPr>
-        <w:t xml:space="preserve">Extensión a datos no estructurados y Modelos de Lenguaje (LLMs):</w:t>
-      </w:r>
-      <w:r>
-        <w:rPr>
-          <w:color w:val="000000"/>
-        </w:rPr>
-        <w:t xml:space="preserve"> </w:t>
-      </w:r>
-      <w:r>
-        <w:rPr>
-          <w:color w:val="000000"/>
-        </w:rPr>
-        <w:t xml:space="preserve">El benchmark se focalizó en datos tabulares estructurados. Las investigaciones futuras adaptarán las ecuaciones de FOM-7 a visión por computadora y a modelos masivos de lenguaje (</w:t>
-      </w:r>
-      <w:r>
-        <w:rPr>
-          <w:i/>
-          <w:iCs/>
-          <w:color w:val="000000"/>
-        </w:rPr>
-        <w:t xml:space="preserve">Large Language Models</w:t>
-      </w:r>
-      <w:r>
-        <w:rPr>
-          <w:color w:val="000000"/>
-        </w:rPr>
-        <w:t xml:space="preserve">, LLMs), donde las perturbaciones semánticas en incrustaciones (</w:t>
-      </w:r>
-      <w:r>
-        <w:rPr>
-          <w:i/>
-          <w:iCs/>
-          <w:color w:val="000000"/>
-        </w:rPr>
-        <w:t xml:space="preserve">embeddings</w:t>
-      </w:r>
-      <w:r>
-        <w:rPr>
-          <w:color w:val="000000"/>
-        </w:rPr>
-        <w:t xml:space="preserve">) y los mecanismos de atención plantean nuevos desafíos de estabilidad y latencia.</w:t>
+        <w:t xml:space="preserve">Establecer un umbral mínimo de fidelidad local (G1 &gt; 0.85):</w:t>
+      </w:r>
+      <w:r>
+        <w:rPr>
+          <w:color w:val="000000"/>
+        </w:rPr>
+        <w:t xml:space="preserve"> </w:t>
+      </w:r>
+      <w:r>
+        <w:rPr>
+          <w:color w:val="000000"/>
+        </w:rPr>
+        <w:t xml:space="preserve">No desplegar ningún explicador agnóstico en producción cuya fidelidad reconstruida respecto al clasificador caiga por debajo del</w:t>
+      </w:r>
+      <w:r>
+        <w:rPr>
+          <w:color w:val="000000"/>
+        </w:rPr>
+        <w:t xml:space="preserve"> </w:t>
+      </w:r>
+      <m:oMath>
+        <m:r>
+          <m:t>85</m:t>
+        </m:r>
+        <m:r>
+          <m:rPr>
+            <m:sty m:val="p"/>
+          </m:rPr>
+          <m:t>%</m:t>
+        </m:r>
+      </m:oMath>
+      <w:r>
+        <w:rPr>
+          <w:color w:val="000000"/>
+        </w:rPr>
+        <w:t xml:space="preserve">.</w:t>
       </w:r>
     </w:p>
     <w:p>
@@ -20333,6 +22374,397 @@
         <w:numPr>
           <w:ilvl w:val="0"/>
           <w:numId w:val="1022"/>
+        </w:numPr>
+        <w:spacing w:line="360" w:lineRule="auto"/>
+        <w:jc w:val="both"/>
+      </w:pPr>
+      <w:r>
+        <w:rPr>
+          <w:b/>
+          <w:bCs/>
+          <w:color w:val="000000"/>
+        </w:rPr>
+        <w:t xml:space="preserve">Documentar la latencia de explicación en el Model Card (G5):</w:t>
+      </w:r>
+      <w:r>
+        <w:rPr>
+          <w:color w:val="000000"/>
+        </w:rPr>
+        <w:t xml:space="preserve"> </w:t>
+      </w:r>
+      <w:r>
+        <w:rPr>
+          <w:color w:val="000000"/>
+        </w:rPr>
+        <w:t xml:space="preserve">Registrar la latencia media por inferencia y el consumo de memoria en la ficha técnica del modelo para dimensionar adecuadamente la infraestructura de servicio.</w:t>
+      </w:r>
+    </w:p>
+    <w:p>
+      <w:pPr>
+        <w:pStyle w:val="Compact"/>
+        <w:numPr>
+          <w:ilvl w:val="0"/>
+          <w:numId w:val="1022"/>
+        </w:numPr>
+        <w:spacing w:line="360" w:lineRule="auto"/>
+        <w:jc w:val="both"/>
+      </w:pPr>
+      <w:r>
+        <w:rPr>
+          <w:b/>
+          <w:bCs/>
+          <w:color w:val="000000"/>
+        </w:rPr>
+        <w:t xml:space="preserve">Adoptar una arquitectura híbrida de explicación:</w:t>
+      </w:r>
+      <w:r>
+        <w:rPr>
+          <w:color w:val="000000"/>
+        </w:rPr>
+        <w:t xml:space="preserve"> </w:t>
+      </w:r>
+      <w:r>
+        <w:rPr>
+          <w:color w:val="000000"/>
+        </w:rPr>
+        <w:t xml:space="preserve">Desplegar explicaciones de atribución (KernelSHAP) para ciencia de datos y auditoría interna, combinadas con explicaciones prescriptivas contrafactuales (DiCE) en las interfaces orientadas al usuario final.</w:t>
+      </w:r>
+    </w:p>
+    <w:bookmarkEnd w:id="101"/>
+    <w:bookmarkEnd w:id="102"/>
+    <w:bookmarkStart w:id="106" w:name="conclusiones"/>
+    <w:p>
+      <w:pPr>
+        <w:pStyle w:val="Heading1"/>
+        <w:spacing w:line="360" w:lineRule="auto"/>
+        <w:jc w:val="left"/>
+      </w:pPr>
+      <w:r>
+        <w:rPr>
+          <w:color w:val="000000"/>
+        </w:rPr>
+        <w:t xml:space="preserve">Conclusiones</w:t>
+      </w:r>
+    </w:p>
+    <w:bookmarkStart w:id="103" w:name="síntesis-de-aportaciones"/>
+    <w:p>
+      <w:pPr>
+        <w:pStyle w:val="Heading2"/>
+        <w:spacing w:line="360" w:lineRule="auto"/>
+        <w:jc w:val="left"/>
+      </w:pPr>
+      <w:r>
+        <w:rPr>
+          <w:color w:val="000000"/>
+        </w:rPr>
+        <w:t xml:space="preserve">Síntesis de aportaciones</w:t>
+      </w:r>
+    </w:p>
+    <w:p>
+      <w:pPr>
+        <w:pStyle w:val="FirstParagraph"/>
+        <w:spacing w:line="360" w:lineRule="auto"/>
+        <w:jc w:val="both"/>
+      </w:pPr>
+      <w:r>
+        <w:rPr>
+          <w:color w:val="000000"/>
+        </w:rPr>
+        <w:t xml:space="preserve">Este capítulo ha demostrado que la explicabilidad algorítmica representa la</w:t>
+      </w:r>
+      <w:r>
+        <w:rPr>
+          <w:color w:val="000000"/>
+        </w:rPr>
+        <w:t xml:space="preserve"> </w:t>
+      </w:r>
+      <w:r>
+        <w:rPr>
+          <w:b/>
+          <w:bCs/>
+          <w:color w:val="000000"/>
+        </w:rPr>
+        <w:t xml:space="preserve">capa de observabilidad indispensable</w:t>
+      </w:r>
+      <w:r>
+        <w:rPr>
+          <w:color w:val="000000"/>
+        </w:rPr>
+        <w:t xml:space="preserve"> </w:t>
+      </w:r>
+      <w:r>
+        <w:rPr>
+          <w:color w:val="000000"/>
+        </w:rPr>
+        <w:t xml:space="preserve">para auditar y gobernar modelos complejos en entornos de alta responsabilidad.</w:t>
+      </w:r>
+    </w:p>
+    <w:p>
+      <w:pPr>
+        <w:pStyle w:val="BodyText"/>
+        <w:spacing w:line="360" w:lineRule="auto"/>
+        <w:jc w:val="both"/>
+      </w:pPr>
+      <w:r>
+        <w:rPr>
+          <w:color w:val="000000"/>
+        </w:rPr>
+        <w:t xml:space="preserve">A través del protocolo</w:t>
+      </w:r>
+      <w:r>
+        <w:rPr>
+          <w:color w:val="000000"/>
+        </w:rPr>
+        <w:t xml:space="preserve"> </w:t>
+      </w:r>
+      <w:r>
+        <w:rPr>
+          <w:b/>
+          <w:bCs/>
+          <w:color w:val="000000"/>
+        </w:rPr>
+        <w:t xml:space="preserve">FOM-7</w:t>
+      </w:r>
+      <w:r>
+        <w:rPr>
+          <w:color w:val="000000"/>
+        </w:rPr>
+        <w:t xml:space="preserve"> </w:t>
+      </w:r>
+      <w:r>
+        <w:rPr>
+          <w:color w:val="000000"/>
+        </w:rPr>
+        <w:t xml:space="preserve">y de su validación empírica en</w:t>
+      </w:r>
+      <w:r>
+        <w:rPr>
+          <w:color w:val="000000"/>
+        </w:rPr>
+        <w:t xml:space="preserve"> </w:t>
+      </w:r>
+      <w:r>
+        <w:rPr>
+          <w:i/>
+          <w:iCs/>
+          <w:color w:val="000000"/>
+        </w:rPr>
+        <w:t xml:space="preserve">UCI Adult Income</w:t>
+      </w:r>
+      <w:r>
+        <w:rPr>
+          <w:color w:val="000000"/>
+        </w:rPr>
+        <w:t xml:space="preserve">, este trabajo aporta:</w:t>
+      </w:r>
+      <w:r>
+        <w:rPr>
+          <w:color w:val="000000"/>
+        </w:rPr>
+        <w:t xml:space="preserve"> </w:t>
+      </w:r>
+      <w:r>
+        <w:rPr>
+          <w:color w:val="000000"/>
+        </w:rPr>
+        <w:t xml:space="preserve">1.</w:t>
+      </w:r>
+      <w:r>
+        <w:rPr>
+          <w:color w:val="000000"/>
+        </w:rPr>
+        <w:t xml:space="preserve"> </w:t>
+      </w:r>
+      <w:r>
+        <w:rPr>
+          <w:b/>
+          <w:bCs/>
+          <w:color w:val="000000"/>
+        </w:rPr>
+        <w:t xml:space="preserve">Un marco conceptual desmitificado:</w:t>
+      </w:r>
+      <w:r>
+        <w:rPr>
+          <w:color w:val="000000"/>
+        </w:rPr>
+        <w:t xml:space="preserve"> </w:t>
+      </w:r>
+      <w:r>
+        <w:rPr>
+          <w:color w:val="000000"/>
+        </w:rPr>
+        <w:t xml:space="preserve">Se establecieron fronteras operacionales nítidas entre transparencia, interpretabilidad intrínseca y explicabilidad post-hoc, deslindando la atribución estadística de la causalidad real en bases de datos.</w:t>
+      </w:r>
+      <w:r>
+        <w:rPr>
+          <w:color w:val="000000"/>
+        </w:rPr>
+        <w:t xml:space="preserve"> </w:t>
+      </w:r>
+      <w:r>
+        <w:rPr>
+          <w:color w:val="000000"/>
+        </w:rPr>
+        <w:t xml:space="preserve">2.</w:t>
+      </w:r>
+      <w:r>
+        <w:rPr>
+          <w:color w:val="000000"/>
+        </w:rPr>
+        <w:t xml:space="preserve"> </w:t>
+      </w:r>
+      <w:r>
+        <w:rPr>
+          <w:b/>
+          <w:bCs/>
+          <w:color w:val="000000"/>
+        </w:rPr>
+        <w:t xml:space="preserve">Un benchmark multi-métrica y reproducible:</w:t>
+      </w:r>
+      <w:r>
+        <w:rPr>
+          <w:color w:val="000000"/>
+        </w:rPr>
+        <w:t xml:space="preserve"> </w:t>
+      </w:r>
+      <w:r>
+        <w:rPr>
+          <w:color w:val="000000"/>
+        </w:rPr>
+        <w:t xml:space="preserve">Se caracterizaron cuantitativamente las fortalezas y compromisos de LIME, KernelSHAP, Anchors y DiCE sobre cinco familias de clasificadores, demostrando estadísticamente la superioridad de KernelSHAP en fidelidad y caracterizando la frontera de Pareto entre estabilidad y costo computacional.</w:t>
+      </w:r>
+      <w:r>
+        <w:rPr>
+          <w:color w:val="000000"/>
+        </w:rPr>
+        <w:t xml:space="preserve"> </w:t>
+      </w:r>
+      <w:r>
+        <w:rPr>
+          <w:color w:val="000000"/>
+        </w:rPr>
+        <w:t xml:space="preserve">3.</w:t>
+      </w:r>
+      <w:r>
+        <w:rPr>
+          <w:color w:val="000000"/>
+        </w:rPr>
+        <w:t xml:space="preserve"> </w:t>
+      </w:r>
+      <w:r>
+        <w:rPr>
+          <w:b/>
+          <w:bCs/>
+          <w:color w:val="000000"/>
+        </w:rPr>
+        <w:t xml:space="preserve">Una guía de ingeniería aplicada:</w:t>
+      </w:r>
+      <w:r>
+        <w:rPr>
+          <w:color w:val="000000"/>
+        </w:rPr>
+        <w:t xml:space="preserve"> </w:t>
+      </w:r>
+      <w:r>
+        <w:rPr>
+          <w:color w:val="000000"/>
+        </w:rPr>
+        <w:t xml:space="preserve">Se formalizaron umbrales numéricos de aprobación, una matriz de decisión para la selección de explicadores y un flujo de auditoría en tres fases alineado con la Ley de IA de la UE y el marco NIST AI RMF.</w:t>
+      </w:r>
+    </w:p>
+    <w:bookmarkEnd w:id="103"/>
+    <w:bookmarkStart w:id="104" w:name="alcance-limitaciones-y-agenda-futura"/>
+    <w:p>
+      <w:pPr>
+        <w:pStyle w:val="Heading2"/>
+        <w:spacing w:line="360" w:lineRule="auto"/>
+        <w:jc w:val="left"/>
+      </w:pPr>
+      <w:r>
+        <w:rPr>
+          <w:color w:val="000000"/>
+        </w:rPr>
+        <w:t xml:space="preserve">Alcance, limitaciones y agenda futura</w:t>
+      </w:r>
+    </w:p>
+    <w:p>
+      <w:pPr>
+        <w:pStyle w:val="FirstParagraph"/>
+        <w:spacing w:line="360" w:lineRule="auto"/>
+        <w:jc w:val="both"/>
+      </w:pPr>
+      <w:r>
+        <w:rPr>
+          <w:color w:val="000000"/>
+        </w:rPr>
+        <w:t xml:space="preserve">Reconociendo el alcance acotado de todo estudio experimental riguroso, identificamos las principales limitaciones del presente trabajo y las líneas de desarrollo prioritarias:</w:t>
+      </w:r>
+    </w:p>
+    <w:p>
+      <w:pPr>
+        <w:pStyle w:val="Compact"/>
+        <w:numPr>
+          <w:ilvl w:val="0"/>
+          <w:numId w:val="1023"/>
+        </w:numPr>
+        <w:spacing w:line="360" w:lineRule="auto"/>
+        <w:jc w:val="both"/>
+      </w:pPr>
+      <w:r>
+        <w:rPr>
+          <w:b/>
+          <w:bCs/>
+          <w:color w:val="000000"/>
+        </w:rPr>
+        <w:t xml:space="preserve">Extensión a datos no estructurados y Modelos de Lenguaje (LLMs):</w:t>
+      </w:r>
+      <w:r>
+        <w:rPr>
+          <w:color w:val="000000"/>
+        </w:rPr>
+        <w:t xml:space="preserve"> </w:t>
+      </w:r>
+      <w:r>
+        <w:rPr>
+          <w:color w:val="000000"/>
+        </w:rPr>
+        <w:t xml:space="preserve">El benchmark se focalizó en datos tabulares estructurados. Las investigaciones futuras adaptarán las ecuaciones de FOM-7 a visión por computadora y a modelos masivos de lenguaje (</w:t>
+      </w:r>
+      <w:r>
+        <w:rPr>
+          <w:i/>
+          <w:iCs/>
+          <w:color w:val="000000"/>
+        </w:rPr>
+        <w:t xml:space="preserve">Large Language Models</w:t>
+      </w:r>
+      <w:r>
+        <w:rPr>
+          <w:color w:val="000000"/>
+        </w:rPr>
+        <w:t xml:space="preserve">, LLMs), donde las perturbaciones semánticas en incrustaciones (</w:t>
+      </w:r>
+      <w:r>
+        <w:rPr>
+          <w:i/>
+          <w:iCs/>
+          <w:color w:val="000000"/>
+        </w:rPr>
+        <w:t xml:space="preserve">embeddings</w:t>
+      </w:r>
+      <w:r>
+        <w:rPr>
+          <w:color w:val="000000"/>
+        </w:rPr>
+        <w:t xml:space="preserve">) y los mecanismos de atención plantean nuevos desafíos de estabilidad y latencia.</w:t>
+      </w:r>
+    </w:p>
+    <w:p>
+      <w:pPr>
+        <w:pStyle w:val="Compact"/>
+        <w:numPr>
+          <w:ilvl w:val="0"/>
+          <w:numId w:val="1023"/>
         </w:numPr>
         <w:spacing w:line="360" w:lineRule="auto"/>
         <w:jc w:val="both"/>
@@ -22674,6 +25106,91 @@
       <w:rPr>
         <w:rFonts w:ascii="Wingdings" w:hAnsi="Wingdings" w:cs="Wingdings" w:hint="default"/>
       </w:rPr>
+    </w:lvl>
+  </w:abstractNum>
+  <w:abstractNum w:abstractNumId="99412">
+    <w:nsid w:val="00A99412"/>
+    <w:multiLevelType w:val="multilevel"/>
+    <w:lvl w:ilvl="0">
+      <w:start w:val="2"/>
+      <w:numFmt w:val="decimal"/>
+      <w:lvlText w:val="%1."/>
+      <w:lvlJc w:val="left"/>
+      <w:pPr>
+        <w:ind w:left="720" w:hanging="360"/>
+      </w:pPr>
+    </w:lvl>
+    <w:lvl w:ilvl="1">
+      <w:start w:val="2"/>
+      <w:numFmt w:val="decimal"/>
+      <w:lvlText w:val="%2."/>
+      <w:lvlJc w:val="left"/>
+      <w:pPr>
+        <w:ind w:left="1440" w:hanging="360"/>
+      </w:pPr>
+    </w:lvl>
+    <w:lvl w:ilvl="2">
+      <w:start w:val="2"/>
+      <w:numFmt w:val="decimal"/>
+      <w:lvlText w:val="%3."/>
+      <w:lvlJc w:val="left"/>
+      <w:pPr>
+        <w:ind w:left="2160" w:hanging="360"/>
+      </w:pPr>
+    </w:lvl>
+    <w:lvl w:ilvl="3">
+      <w:start w:val="2"/>
+      <w:numFmt w:val="decimal"/>
+      <w:lvlText w:val="%4."/>
+      <w:lvlJc w:val="left"/>
+      <w:pPr>
+        <w:ind w:left="2880" w:hanging="360"/>
+      </w:pPr>
+    </w:lvl>
+    <w:lvl w:ilvl="4">
+      <w:start w:val="2"/>
+      <w:numFmt w:val="decimal"/>
+      <w:lvlText w:val="%5."/>
+      <w:lvlJc w:val="left"/>
+      <w:pPr>
+        <w:ind w:left="3600" w:hanging="360"/>
+      </w:pPr>
+    </w:lvl>
+    <w:lvl w:ilvl="5">
+      <w:start w:val="2"/>
+      <w:numFmt w:val="decimal"/>
+      <w:lvlText w:val="%6."/>
+      <w:lvlJc w:val="left"/>
+      <w:pPr>
+        <w:ind w:left="4320" w:hanging="360"/>
+      </w:pPr>
+    </w:lvl>
+    <w:lvl w:ilvl="6">
+      <w:start w:val="2"/>
+      <w:numFmt w:val="decimal"/>
+      <w:lvlText w:val="%7."/>
+      <w:lvlJc w:val="left"/>
+      <w:pPr>
+        <w:ind w:left="5040" w:hanging="360"/>
+      </w:pPr>
+    </w:lvl>
+    <w:lvl w:ilvl="7">
+      <w:start w:val="2"/>
+      <w:numFmt w:val="decimal"/>
+      <w:lvlText w:val="%8."/>
+      <w:lvlJc w:val="left"/>
+      <w:pPr>
+        <w:ind w:left="5760" w:hanging="360"/>
+      </w:pPr>
+    </w:lvl>
+    <w:lvl w:ilvl="8">
+      <w:start w:val="2"/>
+      <w:numFmt w:val="decimal"/>
+      <w:lvlText w:val="%9."/>
+      <w:lvlJc w:val="left"/>
+      <w:pPr>
+        <w:ind w:left="6480" w:hanging="360"/>
+      </w:pPr>
     </w:lvl>
   </w:abstractNum>
   <w:num w:numId="1000">
@@ -22842,12 +25359,42 @@
     </w:lvlOverride>
   </w:num>
   <w:num w:numId="1010">
-    <w:abstractNumId w:val="991"/>
+    <w:abstractNumId w:val="99412"/>
+    <w:lvlOverride w:ilvl="0">
+      <w:startOverride w:val="2"/>
+    </w:lvlOverride>
+    <w:lvlOverride w:ilvl="1">
+      <w:startOverride w:val="2"/>
+    </w:lvlOverride>
+    <w:lvlOverride w:ilvl="2">
+      <w:startOverride w:val="2"/>
+    </w:lvlOverride>
+    <w:lvlOverride w:ilvl="3">
+      <w:startOverride w:val="2"/>
+    </w:lvlOverride>
+    <w:lvlOverride w:ilvl="4">
+      <w:startOverride w:val="2"/>
+    </w:lvlOverride>
+    <w:lvlOverride w:ilvl="5">
+      <w:startOverride w:val="2"/>
+    </w:lvlOverride>
+    <w:lvlOverride w:ilvl="6">
+      <w:startOverride w:val="2"/>
+    </w:lvlOverride>
+    <w:lvlOverride w:ilvl="7">
+      <w:startOverride w:val="2"/>
+    </w:lvlOverride>
+    <w:lvlOverride w:ilvl="8">
+      <w:startOverride w:val="2"/>
+    </w:lvlOverride>
   </w:num>
   <w:num w:numId="1011">
     <w:abstractNumId w:val="991"/>
   </w:num>
   <w:num w:numId="1012">
+    <w:abstractNumId w:val="991"/>
+  </w:num>
+  <w:num w:numId="1013">
     <w:abstractNumId w:val="99411"/>
     <w:lvlOverride w:ilvl="0">
       <w:startOverride w:val="1"/>
@@ -22877,9 +25424,6 @@
       <w:startOverride w:val="1"/>
     </w:lvlOverride>
   </w:num>
-  <w:num w:numId="1013">
-    <w:abstractNumId w:val="991"/>
-  </w:num>
   <w:num w:numId="1014">
     <w:abstractNumId w:val="991"/>
   </w:num>
@@ -22890,6 +25434,9 @@
     <w:abstractNumId w:val="991"/>
   </w:num>
   <w:num w:numId="1017">
+    <w:abstractNumId w:val="991"/>
+  </w:num>
+  <w:num w:numId="1018">
     <w:abstractNumId w:val="99411"/>
     <w:lvlOverride w:ilvl="0">
       <w:startOverride w:val="1"/>
@@ -22919,9 +25466,6 @@
       <w:startOverride w:val="1"/>
     </w:lvlOverride>
   </w:num>
-  <w:num w:numId="1018">
-    <w:abstractNumId w:val="991"/>
-  </w:num>
   <w:num w:numId="1019">
     <w:abstractNumId w:val="991"/>
   </w:num>
@@ -22929,6 +25473,9 @@
     <w:abstractNumId w:val="991"/>
   </w:num>
   <w:num w:numId="1021">
+    <w:abstractNumId w:val="991"/>
+  </w:num>
+  <w:num w:numId="1022">
     <w:abstractNumId w:val="99411"/>
     <w:lvlOverride w:ilvl="0">
       <w:startOverride w:val="1"/>
@@ -22958,7 +25505,7 @@
       <w:startOverride w:val="1"/>
     </w:lvlOverride>
   </w:num>
-  <w:num w:numId="1022">
+  <w:num w:numId="1023">
     <w:abstractNumId w:val="991"/>
   </w:num>
 </w:numbering>

--- a/publications/book_chapters/2026_cifie_xai_fom7/drafts/v3_editorial_review/cifie_xai_fom7_2026-10-10.docx
+++ b/publications/book_chapters/2026_cifie_xai_fom7/drafts/v3_editorial_review/cifie_xai_fom7_2026-10-10.docx
@@ -52,7 +52,7 @@
         <w:rPr>
           <w:color w:val="000000"/>
         </w:rPr>
-        <w:t xml:space="preserve">8,709 palabras</w:t>
+        <w:t xml:space="preserve">8,738 palabras</w:t>
       </w:r>
     </w:p>
     <w:bookmarkStart w:id="11" w:name="resumen-y-palabras-clave"/>
@@ -3252,7 +3252,7 @@
         <w:rPr>
           <w:color w:val="000000"/>
         </w:rPr>
-        <w:t xml:space="preserve">en el entorno de</w:t>
+        <w:t xml:space="preserve">en el entorno inmediato de</w:t>
       </w:r>
       <w:r>
         <w:rPr>
@@ -3275,7 +3275,87 @@
         <w:rPr>
           <w:color w:val="000000"/>
         </w:rPr>
-        <w:t xml:space="preserve">aplicando ruido gaussiano sobre variables continuas y remuestreo sobre categóricas.</w:t>
+        <w:t xml:space="preserve">aplicando</w:t>
+      </w:r>
+      <w:r>
+        <w:rPr>
+          <w:color w:val="000000"/>
+        </w:rPr>
+        <w:t xml:space="preserve"> </w:t>
+      </w:r>
+      <w:r>
+        <w:rPr>
+          <w:b/>
+          <w:bCs/>
+          <w:color w:val="000000"/>
+        </w:rPr>
+        <w:t xml:space="preserve">ruido gaussiano</w:t>
+      </w:r>
+      <w:r>
+        <w:rPr>
+          <w:color w:val="000000"/>
+        </w:rPr>
+        <w:t xml:space="preserve"> </w:t>
+      </w:r>
+      <w:r>
+        <w:rPr>
+          <w:color w:val="000000"/>
+        </w:rPr>
+        <w:t xml:space="preserve">(pequeñas fluctuaciones aleatorias centradas en cero extraídas de una distribución normal,</w:t>
+      </w:r>
+      <w:r>
+        <w:rPr>
+          <w:color w:val="000000"/>
+        </w:rPr>
+        <w:t xml:space="preserve"> </w:t>
+      </w:r>
+      <m:oMath>
+        <m:r>
+          <m:rPr>
+            <m:scr m:val="script"/>
+            <m:sty m:val="p"/>
+          </m:rPr>
+          <m:t>N</m:t>
+        </m:r>
+        <m:r>
+          <m:rPr>
+            <m:sty m:val="p"/>
+          </m:rPr>
+          <m:t>(</m:t>
+        </m:r>
+        <m:r>
+          <m:t>0</m:t>
+        </m:r>
+        <m:r>
+          <m:rPr>
+            <m:sty m:val="p"/>
+          </m:rPr>
+          <m:t>,</m:t>
+        </m:r>
+        <m:sSup>
+          <m:e>
+            <m:r>
+              <m:t>σ</m:t>
+            </m:r>
+          </m:e>
+          <m:sup>
+            <m:r>
+              <m:t>2</m:t>
+            </m:r>
+          </m:sup>
+        </m:sSup>
+        <m:r>
+          <m:rPr>
+            <m:sty m:val="p"/>
+          </m:rPr>
+          <m:t>)</m:t>
+        </m:r>
+      </m:oMath>
+      <w:r>
+        <w:rPr>
+          <w:color w:val="000000"/>
+        </w:rPr>
+        <w:t xml:space="preserve">, que generan registros ligeramente modificados o «gemelos con ruido») sobre las variables continuas, y remuestreo empírico sobre las categóricas.</w:t>
       </w:r>
       <w:r>
         <w:rPr>
